--- a/test_data/input/Kartly Order Tracking Service_System Admin Operating Manual (Runbook)_v1.0.docx
+++ b/test_data/input/Kartly Order Tracking Service_System Admin Operating Manual (Runbook)_v1.0.docx
@@ -1,8 +1,8 @@
 
 <file path=word/document.xml><?xml version="1.0" encoding="utf-8"?>
-<w:document xmlns:wpc="http://schemas.microsoft.com/office/word/2010/wordprocessingCanvas" xmlns:mo="http://schemas.microsoft.com/office/mac/office/2008/main" xmlns:mc="http://schemas.openxmlformats.org/markup-compatibility/2006" xmlns:mv="urn:schemas-microsoft-com:mac:vml" xmlns:o="urn:schemas-microsoft-com:office:office" xmlns:r="http://schemas.openxmlformats.org/officeDocument/2006/relationships" xmlns:m="http://schemas.openxmlformats.org/officeDocument/2006/math" xmlns:v="urn:schemas-microsoft-com:vml" xmlns:wp14="http://schemas.microsoft.com/office/word/2010/wordprocessingDrawing" xmlns:wp="http://schemas.openxmlformats.org/drawingml/2006/wordprocessingDrawing" xmlns:w10="urn:schemas-microsoft-com:office:word" xmlns:w="http://schemas.openxmlformats.org/wordprocessingml/2006/main" xmlns:w14="http://schemas.microsoft.com/office/word/2010/wordml" xmlns:wpg="http://schemas.microsoft.com/office/word/2010/wordprocessingGroup" xmlns:wpi="http://schemas.microsoft.com/office/word/2010/wordprocessingInk" xmlns:wne="http://schemas.microsoft.com/office/word/2006/wordml" xmlns:wps="http://schemas.microsoft.com/office/word/2010/wordprocessingShape" mc:Ignorable="w14 wp14">
+<w:document xmlns:wpc="http://schemas.microsoft.com/office/word/2010/wordprocessingCanvas" xmlns:mo="http://schemas.microsoft.com/office/mac/office/2008/main" xmlns:mc="http://schemas.openxmlformats.org/markup-compatibility/2006" xmlns:mv="urn:schemas-microsoft-com:mac:vml" xmlns:o="urn:schemas-microsoft-com:office:office" xmlns:r="http://schemas.openxmlformats.org/officeDocument/2006/relationships" xmlns:m="http://schemas.openxmlformats.org/officeDocument/2006/math" xmlns:v="urn:schemas-microsoft-com:vml" xmlns:wp14="http://schemas.microsoft.com/office/word/2010/wordprocessingDrawing" xmlns:wp="http://schemas.openxmlformats.org/drawingml/2006/wordprocessingDrawing" xmlns:w10="urn:schemas-microsoft-com:office:word" xmlns:w="http://schemas.openxmlformats.org/wordprocessingml/2006/main" xmlns:w14="http://schemas.microsoft.com/office/word/2010/wordml" xmlns:wpg="http://schemas.microsoft.com/office/word/2010/wordprocessingGroup" xmlns:wpi="http://schemas.microsoft.com/office/word/2010/wordprocessingInk" xmlns:wne="http://schemas.microsoft.com/office/word/2006/wordml" xmlns:wps="http://schemas.microsoft.com/office/word/2010/wordprocessingShape" xmlns:a="http://schemas.openxmlformats.org/drawingml/2006/main" xmlns:pic="http://schemas.openxmlformats.org/drawingml/2006/picture" mc:Ignorable="w14 wp14">
   <w:body>
-    <w:p>
+    <w:p xmlns:wp14="http://schemas.microsoft.com/office/word/2010/wordml" wp14:textId="77777777">
       <w:pPr>
         <w:pStyle w:val="Title"/>
         <w:jc w:val="center"/>
@@ -11,7 +11,7 @@
         <w:t>Kartly Live Order Tracking Service</w:t>
       </w:r>
     </w:p>
-    <w:p>
+    <w:p xmlns:wp14="http://schemas.microsoft.com/office/word/2010/wordml" wp14:textId="77777777">
       <w:pPr>
         <w:pStyle w:val="Heading1"/>
         <w:jc w:val="center"/>
@@ -20,8 +20,8 @@
         <w:t>System Administrator Operating Manual (Runbook)</w:t>
       </w:r>
     </w:p>
-    <w:p/>
-    <w:p>
+    <w:p xmlns:wp14="http://schemas.microsoft.com/office/word/2010/wordml" wp14:textId="77777777"/>
+    <w:p xmlns:wp14="http://schemas.microsoft.com/office/word/2010/wordml" wp14:textId="77777777">
       <w:pPr>
         <w:jc w:val="center"/>
       </w:pPr>
@@ -29,7 +29,7 @@
         <w:t>Version 1.0</w:t>
       </w:r>
     </w:p>
-    <w:p>
+    <w:p xmlns:wp14="http://schemas.microsoft.com/office/word/2010/wordml" wp14:textId="77777777">
       <w:pPr>
         <w:jc w:val="center"/>
       </w:pPr>
@@ -37,12 +37,12 @@
         <w:t>Date of Release: 29 Sep 2026</w:t>
       </w:r>
     </w:p>
-    <w:p/>
+    <w:p xmlns:wp14="http://schemas.microsoft.com/office/word/2010/wordml" wp14:textId="77777777"/>
     <w:tbl>
       <w:tblPr>
         <w:tblStyle w:val="LightGrid-Accent1"/>
-        <w:tblW w:type="auto" w:w="0"/>
-        <w:tblLook w:firstColumn="1" w:firstRow="1" w:lastColumn="0" w:lastRow="0" w:noHBand="0" w:noVBand="1" w:val="04A0"/>
+        <w:tblW w:w="0" w:type="auto"/>
+        <w:tblLook w:val="04A0" w:firstRow="1" w:lastRow="0" w:firstColumn="1" w:lastColumn="0" w:noHBand="0" w:noVBand="1"/>
       </w:tblPr>
       <w:tblGrid>
         <w:gridCol w:w="2160"/>
@@ -50,12 +50,12 @@
         <w:gridCol w:w="2160"/>
         <w:gridCol w:w="2160"/>
       </w:tblGrid>
-      <w:tr>
+      <w:tr xmlns:wp14="http://schemas.microsoft.com/office/word/2010/wordml" wp14:textId="77777777">
         <w:tc>
           <w:tcPr>
-            <w:tcW w:type="dxa" w:w="2160"/>
+            <w:tcW w:w="2160" w:type="dxa"/>
           </w:tcPr>
-          <w:p>
+          <w:p wp14:textId="77777777">
             <w:r>
               <w:rPr>
                 <w:b/>
@@ -66,9 +66,9 @@
         </w:tc>
         <w:tc>
           <w:tcPr>
-            <w:tcW w:type="dxa" w:w="2160"/>
+            <w:tcW w:w="2160" w:type="dxa"/>
           </w:tcPr>
-          <w:p>
+          <w:p wp14:textId="77777777">
             <w:r>
               <w:rPr>
                 <w:b/>
@@ -79,9 +79,9 @@
         </w:tc>
         <w:tc>
           <w:tcPr>
-            <w:tcW w:type="dxa" w:w="2160"/>
+            <w:tcW w:w="2160" w:type="dxa"/>
           </w:tcPr>
-          <w:p>
+          <w:p wp14:textId="77777777">
             <w:r>
               <w:rPr>
                 <w:b/>
@@ -92,9 +92,9 @@
         </w:tc>
         <w:tc>
           <w:tcPr>
-            <w:tcW w:type="dxa" w:w="2160"/>
+            <w:tcW w:w="2160" w:type="dxa"/>
           </w:tcPr>
-          <w:p>
+          <w:p wp14:textId="77777777">
             <w:r>
               <w:rPr>
                 <w:b/>
@@ -104,12 +104,12 @@
           </w:p>
         </w:tc>
       </w:tr>
-      <w:tr>
+      <w:tr xmlns:wp14="http://schemas.microsoft.com/office/word/2010/wordml" wp14:textId="77777777">
         <w:tc>
           <w:tcPr>
-            <w:tcW w:type="dxa" w:w="2160"/>
+            <w:tcW w:w="2160" w:type="dxa"/>
           </w:tcPr>
-          <w:p>
+          <w:p wp14:textId="77777777">
             <w:r>
               <w:t>Prepared By</w:t>
             </w:r>
@@ -117,9 +117,9 @@
         </w:tc>
         <w:tc>
           <w:tcPr>
-            <w:tcW w:type="dxa" w:w="2160"/>
+            <w:tcW w:w="2160" w:type="dxa"/>
           </w:tcPr>
-          <w:p>
+          <w:p wp14:textId="77777777">
             <w:r>
               <w:t>Chek Jun, Logistics &amp; Fulfillment Lead</w:t>
             </w:r>
@@ -127,9 +127,9 @@
         </w:tc>
         <w:tc>
           <w:tcPr>
-            <w:tcW w:type="dxa" w:w="2160"/>
+            <w:tcW w:w="2160" w:type="dxa"/>
           </w:tcPr>
-          <w:p>
+          <w:p wp14:textId="77777777">
             <w:r>
               <w:t>Kartly Engineering</w:t>
             </w:r>
@@ -137,21 +137,21 @@
         </w:tc>
         <w:tc>
           <w:tcPr>
-            <w:tcW w:type="dxa" w:w="2160"/>
+            <w:tcW w:w="2160" w:type="dxa"/>
           </w:tcPr>
-          <w:p>
+          <w:p wp14:textId="77777777">
             <w:r>
               <w:t>29 Sep 2026</w:t>
             </w:r>
           </w:p>
         </w:tc>
       </w:tr>
-      <w:tr>
+      <w:tr xmlns:wp14="http://schemas.microsoft.com/office/word/2010/wordml" wp14:textId="77777777">
         <w:tc>
           <w:tcPr>
-            <w:tcW w:type="dxa" w:w="2160"/>
+            <w:tcW w:w="2160" w:type="dxa"/>
           </w:tcPr>
-          <w:p>
+          <w:p wp14:textId="77777777">
             <w:r>
               <w:t>Reviewed By</w:t>
             </w:r>
@@ -159,9 +159,9 @@
         </w:tc>
         <w:tc>
           <w:tcPr>
-            <w:tcW w:type="dxa" w:w="2160"/>
+            <w:tcW w:w="2160" w:type="dxa"/>
           </w:tcPr>
-          <w:p>
+          <w:p wp14:textId="77777777">
             <w:r>
               <w:t>Clarissa, Head of Product</w:t>
             </w:r>
@@ -169,9 +169,9 @@
         </w:tc>
         <w:tc>
           <w:tcPr>
-            <w:tcW w:type="dxa" w:w="2160"/>
+            <w:tcW w:w="2160" w:type="dxa"/>
           </w:tcPr>
-          <w:p>
+          <w:p wp14:textId="77777777">
             <w:r>
               <w:t>Kartly Product</w:t>
             </w:r>
@@ -179,21 +179,21 @@
         </w:tc>
         <w:tc>
           <w:tcPr>
-            <w:tcW w:type="dxa" w:w="2160"/>
+            <w:tcW w:w="2160" w:type="dxa"/>
           </w:tcPr>
-          <w:p>
+          <w:p wp14:textId="77777777">
             <w:r>
               <w:t>29 Sep 2026</w:t>
             </w:r>
           </w:p>
         </w:tc>
       </w:tr>
-      <w:tr>
+      <w:tr xmlns:wp14="http://schemas.microsoft.com/office/word/2010/wordml" wp14:textId="77777777">
         <w:tc>
           <w:tcPr>
-            <w:tcW w:type="dxa" w:w="2160"/>
+            <w:tcW w:w="2160" w:type="dxa"/>
           </w:tcPr>
-          <w:p>
+          <w:p wp14:textId="77777777">
             <w:r>
               <w:t>Approved By</w:t>
             </w:r>
@@ -201,9 +201,9 @@
         </w:tc>
         <w:tc>
           <w:tcPr>
-            <w:tcW w:type="dxa" w:w="2160"/>
+            <w:tcW w:w="2160" w:type="dxa"/>
           </w:tcPr>
-          <w:p>
+          <w:p wp14:textId="77777777">
             <w:r>
               <w:t>Venkat, Engineering Manager</w:t>
             </w:r>
@@ -211,9 +211,9 @@
         </w:tc>
         <w:tc>
           <w:tcPr>
-            <w:tcW w:type="dxa" w:w="2160"/>
+            <w:tcW w:w="2160" w:type="dxa"/>
           </w:tcPr>
-          <w:p>
+          <w:p wp14:textId="77777777">
             <w:r>
               <w:t>Kartly Engineering</w:t>
             </w:r>
@@ -221,9 +221,9 @@
         </w:tc>
         <w:tc>
           <w:tcPr>
-            <w:tcW w:type="dxa" w:w="2160"/>
+            <w:tcW w:w="2160" w:type="dxa"/>
           </w:tcPr>
-          <w:p>
+          <w:p wp14:textId="77777777">
             <w:r>
               <w:t>29 Sep 2026</w:t>
             </w:r>
@@ -231,131 +231,14 @@
         </w:tc>
       </w:tr>
     </w:tbl>
-    <w:p/>
-    <w:p>
-      <w:pPr>
-        <w:pStyle w:val="Heading2"/>
-      </w:pPr>
-      <w:r>
-        <w:t>Revision History</w:t>
-      </w:r>
-    </w:p>
-    <w:tbl>
-      <w:tblPr>
-        <w:tblStyle w:val="LightGrid-Accent1"/>
-        <w:tblW w:type="auto" w:w="0"/>
-        <w:tblLook w:firstColumn="1" w:firstRow="1" w:lastColumn="0" w:lastRow="0" w:noHBand="0" w:noVBand="1" w:val="04A0"/>
-      </w:tblPr>
-      <w:tblGrid>
-        <w:gridCol w:w="2160"/>
-        <w:gridCol w:w="2160"/>
-        <w:gridCol w:w="2160"/>
-        <w:gridCol w:w="2160"/>
-      </w:tblGrid>
-      <w:tr>
-        <w:tc>
-          <w:tcPr>
-            <w:tcW w:type="dxa" w:w="2160"/>
-          </w:tcPr>
-          <w:p>
-            <w:r>
-              <w:rPr>
-                <w:b/>
-              </w:rPr>
-              <w:t>Date</w:t>
-            </w:r>
-          </w:p>
-        </w:tc>
-        <w:tc>
-          <w:tcPr>
-            <w:tcW w:type="dxa" w:w="2160"/>
-          </w:tcPr>
-          <w:p>
-            <w:r>
-              <w:rPr>
-                <w:b/>
-              </w:rPr>
-              <w:t>Document Version</w:t>
-            </w:r>
-          </w:p>
-        </w:tc>
-        <w:tc>
-          <w:tcPr>
-            <w:tcW w:type="dxa" w:w="2160"/>
-          </w:tcPr>
-          <w:p>
-            <w:r>
-              <w:rPr>
-                <w:b/>
-              </w:rPr>
-              <w:t>Description</w:t>
-            </w:r>
-          </w:p>
-        </w:tc>
-        <w:tc>
-          <w:tcPr>
-            <w:tcW w:type="dxa" w:w="2160"/>
-          </w:tcPr>
-          <w:p>
-            <w:r>
-              <w:rPr>
-                <w:b/>
-              </w:rPr>
-              <w:t>Author</w:t>
-            </w:r>
-          </w:p>
-        </w:tc>
-      </w:tr>
-      <w:tr>
-        <w:tc>
-          <w:tcPr>
-            <w:tcW w:type="dxa" w:w="2160"/>
-          </w:tcPr>
-          <w:p>
-            <w:r>
-              <w:t>29 Sep 2026</w:t>
-            </w:r>
-          </w:p>
-        </w:tc>
-        <w:tc>
-          <w:tcPr>
-            <w:tcW w:type="dxa" w:w="2160"/>
-          </w:tcPr>
-          <w:p>
-            <w:r>
-              <w:t>1.0</w:t>
-            </w:r>
-          </w:p>
-        </w:tc>
-        <w:tc>
-          <w:tcPr>
-            <w:tcW w:type="dxa" w:w="2160"/>
-          </w:tcPr>
-          <w:p>
-            <w:r>
-              <w:t>Initial release</w:t>
-            </w:r>
-          </w:p>
-        </w:tc>
-        <w:tc>
-          <w:tcPr>
-            <w:tcW w:type="dxa" w:w="2160"/>
-          </w:tcPr>
-          <w:p>
-            <w:r>
-              <w:t>Chek Jun, Logistics &amp; Fulfillment Lead</w:t>
-            </w:r>
-          </w:p>
-        </w:tc>
-      </w:tr>
-    </w:tbl>
-    <w:p/>
-    <w:p>
+    <w:p xmlns:wp14="http://schemas.microsoft.com/office/word/2010/wordml" wp14:textId="77777777"/>
+    <w:p xmlns:wp14="http://schemas.microsoft.com/office/word/2010/wordml" wp14:textId="77777777"/>
+    <w:p xmlns:wp14="http://schemas.microsoft.com/office/word/2010/wordml" wp14:textId="77777777">
       <w:r>
         <w:br w:type="page"/>
       </w:r>
     </w:p>
-    <w:p>
+    <w:p xmlns:wp14="http://schemas.microsoft.com/office/word/2010/wordml" wp14:textId="77777777">
       <w:pPr>
         <w:pStyle w:val="Heading1"/>
       </w:pPr>
@@ -363,22 +246,28 @@
         <w:t>Table of Contents</w:t>
       </w:r>
     </w:p>
-    <w:p>
+    <w:p xmlns:wp14="http://schemas.microsoft.com/office/word/2010/wordml" wp14:textId="77777777">
       <w:r>
         <w:fldChar w:fldCharType="begin"/>
+      </w:r>
+      <w:r>
         <w:instrText xml:space="preserve">TOC \o "1-3" \h \z \u</w:instrText>
+      </w:r>
+      <w:r>
         <w:fldChar w:fldCharType="separate">
           <w:t>Right-click and select “Update Field” to generate the Table of Contents.</w:t>
         </w:fldChar>
+      </w:r>
+      <w:r>
         <w:fldChar w:fldCharType="end"/>
       </w:r>
     </w:p>
-    <w:p>
+    <w:p xmlns:wp14="http://schemas.microsoft.com/office/word/2010/wordml" wp14:textId="77777777">
       <w:r>
         <w:br w:type="page"/>
       </w:r>
     </w:p>
-    <w:p>
+    <w:p xmlns:wp14="http://schemas.microsoft.com/office/word/2010/wordml" wp14:textId="77777777">
       <w:pPr>
         <w:pStyle w:val="Heading1"/>
       </w:pPr>
@@ -386,7 +275,7 @@
         <w:t>1. Introduction</w:t>
       </w:r>
     </w:p>
-    <w:p>
+    <w:p xmlns:wp14="http://schemas.microsoft.com/office/word/2010/wordml" wp14:textId="77777777">
       <w:pPr>
         <w:pStyle w:val="Heading2"/>
       </w:pPr>
@@ -394,7 +283,7 @@
         <w:t>1.1 Purpose of the Runbook</w:t>
       </w:r>
     </w:p>
-    <w:p>
+    <w:p xmlns:wp14="http://schemas.microsoft.com/office/word/2010/wordml" wp14:textId="77777777">
       <w:r>
         <w:rPr>
           <w:b w:val="0"/>
@@ -403,7 +292,7 @@
         <w:t>This document provides an overview and serves as an onboarding guide for system administrators and on-call engineers working with the Kartly Live Order Tracking service. It serves as a reference to understand, maintain, and troubleshoot the status and ETA flow implemented in src/lib/tracking.ts and demonstrated live via the Order Tracking Demo widget on the Kartly marketplace website.</w:t>
       </w:r>
     </w:p>
-    <w:p>
+    <w:p xmlns:wp14="http://schemas.microsoft.com/office/word/2010/wordml" wp14:textId="77777777">
       <w:pPr>
         <w:pStyle w:val="Heading2"/>
       </w:pPr>
@@ -411,7 +300,7 @@
         <w:t>1.2 Audience</w:t>
       </w:r>
     </w:p>
-    <w:p>
+    <w:p xmlns:wp14="http://schemas.microsoft.com/office/word/2010/wordml" wp14:textId="77777777">
       <w:r>
         <w:rPr>
           <w:b w:val="0"/>
@@ -420,7 +309,7 @@
         <w:t>The audience for this document includes:</w:t>
       </w:r>
     </w:p>
-    <w:p>
+    <w:p xmlns:wp14="http://schemas.microsoft.com/office/word/2010/wordml" wp14:textId="77777777">
       <w:pPr>
         <w:pStyle w:val="ListBullet"/>
       </w:pPr>
@@ -428,7 +317,7 @@
         <w:t>Logistics &amp; Fulfillment team members responsible for carrier status and ETA logic.</w:t>
       </w:r>
     </w:p>
-    <w:p>
+    <w:p xmlns:wp14="http://schemas.microsoft.com/office/word/2010/wordml" wp14:textId="77777777">
       <w:pPr>
         <w:pStyle w:val="ListBullet"/>
       </w:pPr>
@@ -436,7 +325,7 @@
         <w:t>On-call engineers responding to order-tracking incidents.</w:t>
       </w:r>
     </w:p>
-    <w:p>
+    <w:p xmlns:wp14="http://schemas.microsoft.com/office/word/2010/wordml" wp14:textId="77777777">
       <w:pPr>
         <w:pStyle w:val="ListBullet"/>
       </w:pPr>
@@ -444,7 +333,7 @@
         <w:t>Kartly system administrators maintaining the mock-website repository.</w:t>
       </w:r>
     </w:p>
-    <w:p>
+    <w:p xmlns:wp14="http://schemas.microsoft.com/office/word/2010/wordml" wp14:textId="77777777">
       <w:pPr>
         <w:pStyle w:val="Heading2"/>
       </w:pPr>
@@ -452,7 +341,7 @@
         <w:t>1.3 Scope</w:t>
       </w:r>
     </w:p>
-    <w:p>
+    <w:p xmlns:wp14="http://schemas.microsoft.com/office/word/2010/wordml" wp14:textId="77777777">
       <w:r>
         <w:rPr>
           <w:b w:val="0"/>
@@ -461,7 +350,7 @@
         <w:t>This runbook covers carrier status mapping (STATUSES), ETA recalculation, webhook retry behavior, and troubleshooting of stuck statuses or incorrect delivery estimates.</w:t>
       </w:r>
     </w:p>
-    <w:p>
+    <w:p xmlns:wp14="http://schemas.microsoft.com/office/word/2010/wordml" wp14:textId="77777777">
       <w:pPr>
         <w:pStyle w:val="Heading2"/>
       </w:pPr>
@@ -469,7 +358,7 @@
         <w:t>1.4 Out of Scope</w:t>
       </w:r>
     </w:p>
-    <w:p>
+    <w:p xmlns:wp14="http://schemas.microsoft.com/office/word/2010/wordml" wp14:textId="77777777">
       <w:r>
         <w:rPr>
           <w:b w:val="0"/>
@@ -478,7 +367,7 @@
         <w:t>This runbook does not cover real carrier API integrations, warehouse management systems, or physical logistics operations. Those are owned by the Logistics/Carrier Integration team and are out of scope.</w:t>
       </w:r>
     </w:p>
-    <w:p>
+    <w:p xmlns:wp14="http://schemas.microsoft.com/office/word/2010/wordml" wp14:textId="77777777">
       <w:pPr>
         <w:pStyle w:val="Heading1"/>
       </w:pPr>
@@ -489,8 +378,8 @@
     <w:tbl>
       <w:tblPr>
         <w:tblStyle w:val="LightGrid-Accent1"/>
-        <w:tblW w:type="auto" w:w="0"/>
-        <w:tblLook w:firstColumn="1" w:firstRow="1" w:lastColumn="0" w:lastRow="0" w:noHBand="0" w:noVBand="1" w:val="04A0"/>
+        <w:tblW w:w="0" w:type="auto"/>
+        <w:tblLook w:val="04A0" w:firstRow="1" w:lastRow="0" w:firstColumn="1" w:lastColumn="0" w:noHBand="0" w:noVBand="1"/>
       </w:tblPr>
       <w:tblGrid>
         <w:gridCol w:w="2160"/>
@@ -498,12 +387,12 @@
         <w:gridCol w:w="2160"/>
         <w:gridCol w:w="2160"/>
       </w:tblGrid>
-      <w:tr>
+      <w:tr xmlns:wp14="http://schemas.microsoft.com/office/word/2010/wordml" wp14:textId="77777777">
         <w:tc>
           <w:tcPr>
-            <w:tcW w:type="dxa" w:w="2160"/>
+            <w:tcW w:w="2160" w:type="dxa"/>
           </w:tcPr>
-          <w:p>
+          <w:p wp14:textId="77777777">
             <w:r>
               <w:rPr>
                 <w:b/>
@@ -514,9 +403,9 @@
         </w:tc>
         <w:tc>
           <w:tcPr>
-            <w:tcW w:type="dxa" w:w="2160"/>
+            <w:tcW w:w="2160" w:type="dxa"/>
           </w:tcPr>
-          <w:p>
+          <w:p wp14:textId="77777777">
             <w:r>
               <w:rPr>
                 <w:b/>
@@ -527,9 +416,9 @@
         </w:tc>
         <w:tc>
           <w:tcPr>
-            <w:tcW w:type="dxa" w:w="2160"/>
+            <w:tcW w:w="2160" w:type="dxa"/>
           </w:tcPr>
-          <w:p>
+          <w:p wp14:textId="77777777">
             <w:r>
               <w:rPr>
                 <w:b/>
@@ -540,9 +429,9 @@
         </w:tc>
         <w:tc>
           <w:tcPr>
-            <w:tcW w:type="dxa" w:w="2160"/>
+            <w:tcW w:w="2160" w:type="dxa"/>
           </w:tcPr>
-          <w:p>
+          <w:p wp14:textId="77777777">
             <w:r>
               <w:rPr>
                 <w:b/>
@@ -552,12 +441,12 @@
           </w:p>
         </w:tc>
       </w:tr>
-      <w:tr>
+      <w:tr xmlns:wp14="http://schemas.microsoft.com/office/word/2010/wordml" wp14:textId="77777777">
         <w:tc>
           <w:tcPr>
-            <w:tcW w:type="dxa" w:w="2160"/>
+            <w:tcW w:w="2160" w:type="dxa"/>
           </w:tcPr>
-          <w:p>
+          <w:p wp14:textId="77777777">
             <w:r>
               <w:t>1</w:t>
             </w:r>
@@ -565,9 +454,9 @@
         </w:tc>
         <w:tc>
           <w:tcPr>
-            <w:tcW w:type="dxa" w:w="2160"/>
+            <w:tcW w:w="2160" w:type="dxa"/>
           </w:tcPr>
-          <w:p>
+          <w:p wp14:textId="77777777">
             <w:r>
               <w:t>Kartly Website Source Repository</w:t>
             </w:r>
@@ -575,9 +464,9 @@
         </w:tc>
         <w:tc>
           <w:tcPr>
-            <w:tcW w:type="dxa" w:w="2160"/>
+            <w:tcW w:w="2160" w:type="dxa"/>
           </w:tcPr>
-          <w:p>
+          <w:p wp14:textId="77777777">
             <w:r>
               <w:t>main branch</w:t>
             </w:r>
@@ -585,21 +474,21 @@
         </w:tc>
         <w:tc>
           <w:tcPr>
-            <w:tcW w:type="dxa" w:w="2160"/>
+            <w:tcW w:w="2160" w:type="dxa"/>
           </w:tcPr>
-          <w:p>
+          <w:p wp14:textId="77777777">
             <w:r>
               <w:t>mock-website GitHub repository (ryanongg/mock-website, private)</w:t>
             </w:r>
           </w:p>
         </w:tc>
       </w:tr>
-      <w:tr>
+      <w:tr xmlns:wp14="http://schemas.microsoft.com/office/word/2010/wordml" wp14:textId="77777777">
         <w:tc>
           <w:tcPr>
-            <w:tcW w:type="dxa" w:w="2160"/>
+            <w:tcW w:w="2160" w:type="dxa"/>
           </w:tcPr>
-          <w:p>
+          <w:p wp14:textId="77777777">
             <w:r>
               <w:t>2</w:t>
             </w:r>
@@ -607,9 +496,9 @@
         </w:tc>
         <w:tc>
           <w:tcPr>
-            <w:tcW w:type="dxa" w:w="2160"/>
+            <w:tcW w:w="2160" w:type="dxa"/>
           </w:tcPr>
-          <w:p>
+          <w:p wp14:textId="77777777">
             <w:r>
               <w:t>Companion Runbooks</w:t>
             </w:r>
@@ -617,9 +506,9 @@
         </w:tc>
         <w:tc>
           <w:tcPr>
-            <w:tcW w:type="dxa" w:w="2160"/>
+            <w:tcW w:w="2160" w:type="dxa"/>
           </w:tcPr>
-          <w:p>
+          <w:p wp14:textId="77777777">
             <w:r>
               <w:t>1.0</w:t>
             </w:r>
@@ -627,9 +516,9 @@
         </w:tc>
         <w:tc>
           <w:tcPr>
-            <w:tcW w:type="dxa" w:w="2160"/>
+            <w:tcW w:w="2160" w:type="dxa"/>
           </w:tcPr>
-          <w:p>
+          <w:p wp14:textId="77777777">
             <w:r>
               <w:t>Kartly Payments Service Runbook, Kartly Search &amp; Discovery Service Runbook</w:t>
             </w:r>
@@ -637,8 +526,8 @@
         </w:tc>
       </w:tr>
     </w:tbl>
-    <w:p/>
-    <w:p>
+    <w:p xmlns:wp14="http://schemas.microsoft.com/office/word/2010/wordml" wp14:textId="77777777"/>
+    <w:p xmlns:wp14="http://schemas.microsoft.com/office/word/2010/wordml" wp14:textId="77777777">
       <w:pPr>
         <w:pStyle w:val="Heading1"/>
       </w:pPr>
@@ -649,19 +538,19 @@
     <w:tbl>
       <w:tblPr>
         <w:tblStyle w:val="LightGrid-Accent1"/>
-        <w:tblW w:type="auto" w:w="0"/>
-        <w:tblLook w:firstColumn="1" w:firstRow="1" w:lastColumn="0" w:lastRow="0" w:noHBand="0" w:noVBand="1" w:val="04A0"/>
+        <w:tblW w:w="0" w:type="auto"/>
+        <w:tblLook w:val="04A0" w:firstRow="1" w:lastRow="0" w:firstColumn="1" w:lastColumn="0" w:noHBand="0" w:noVBand="1"/>
       </w:tblPr>
       <w:tblGrid>
         <w:gridCol w:w="4320"/>
         <w:gridCol w:w="4320"/>
       </w:tblGrid>
-      <w:tr>
+      <w:tr xmlns:wp14="http://schemas.microsoft.com/office/word/2010/wordml" wp14:textId="77777777">
         <w:tc>
           <w:tcPr>
-            <w:tcW w:type="dxa" w:w="4320"/>
+            <w:tcW w:w="4320" w:type="dxa"/>
           </w:tcPr>
-          <w:p>
+          <w:p wp14:textId="77777777">
             <w:r>
               <w:rPr>
                 <w:b/>
@@ -672,9 +561,9 @@
         </w:tc>
         <w:tc>
           <w:tcPr>
-            <w:tcW w:type="dxa" w:w="4320"/>
+            <w:tcW w:w="4320" w:type="dxa"/>
           </w:tcPr>
-          <w:p>
+          <w:p wp14:textId="77777777">
             <w:r>
               <w:rPr>
                 <w:b/>
@@ -684,12 +573,12 @@
           </w:p>
         </w:tc>
       </w:tr>
-      <w:tr>
+      <w:tr xmlns:wp14="http://schemas.microsoft.com/office/word/2010/wordml" wp14:textId="77777777">
         <w:tc>
           <w:tcPr>
-            <w:tcW w:type="dxa" w:w="4320"/>
+            <w:tcW w:w="4320" w:type="dxa"/>
           </w:tcPr>
-          <w:p>
+          <w:p wp14:textId="77777777">
             <w:r>
               <w:t>ETA</w:t>
             </w:r>
@@ -697,21 +586,21 @@
         </w:tc>
         <w:tc>
           <w:tcPr>
-            <w:tcW w:type="dxa" w:w="4320"/>
+            <w:tcW w:w="4320" w:type="dxa"/>
           </w:tcPr>
-          <w:p>
+          <w:p wp14:textId="77777777">
             <w:r>
               <w:t>Estimated Time of Arrival</w:t>
             </w:r>
           </w:p>
         </w:tc>
       </w:tr>
-      <w:tr>
+      <w:tr xmlns:wp14="http://schemas.microsoft.com/office/word/2010/wordml" wp14:textId="77777777">
         <w:tc>
           <w:tcPr>
-            <w:tcW w:type="dxa" w:w="4320"/>
+            <w:tcW w:w="4320" w:type="dxa"/>
           </w:tcPr>
-          <w:p>
+          <w:p wp14:textId="77777777">
             <w:r>
               <w:t>Carrier Event</w:t>
             </w:r>
@@ -719,21 +608,21 @@
         </w:tc>
         <w:tc>
           <w:tcPr>
-            <w:tcW w:type="dxa" w:w="4320"/>
+            <w:tcW w:w="4320" w:type="dxa"/>
           </w:tcPr>
-          <w:p>
+          <w:p wp14:textId="77777777">
             <w:r>
               <w:t>A status update received from a shipping carrier (e.g. “shipped”)</w:t>
             </w:r>
           </w:p>
         </w:tc>
       </w:tr>
-      <w:tr>
+      <w:tr xmlns:wp14="http://schemas.microsoft.com/office/word/2010/wordml" wp14:textId="77777777">
         <w:tc>
           <w:tcPr>
-            <w:tcW w:type="dxa" w:w="4320"/>
+            <w:tcW w:w="4320" w:type="dxa"/>
           </w:tcPr>
-          <w:p>
+          <w:p wp14:textId="77777777">
             <w:r>
               <w:t>Webhook</w:t>
             </w:r>
@@ -741,9 +630,9 @@
         </w:tc>
         <w:tc>
           <w:tcPr>
-            <w:tcW w:type="dxa" w:w="4320"/>
+            <w:tcW w:w="4320" w:type="dxa"/>
           </w:tcPr>
-          <w:p>
+          <w:p wp14:textId="77777777">
             <w:r>
               <w:t>An HTTP callback used by a carrier to push status updates to Kartly</w:t>
             </w:r>
@@ -751,8 +640,8 @@
         </w:tc>
       </w:tr>
     </w:tbl>
-    <w:p/>
-    <w:p>
+    <w:p xmlns:wp14="http://schemas.microsoft.com/office/word/2010/wordml" wp14:textId="77777777"/>
+    <w:p xmlns:wp14="http://schemas.microsoft.com/office/word/2010/wordml" wp14:textId="77777777">
       <w:pPr>
         <w:pStyle w:val="Heading1"/>
       </w:pPr>
@@ -760,7 +649,7 @@
         <w:t>4. Getting Started</w:t>
       </w:r>
     </w:p>
-    <w:p>
+    <w:p xmlns:wp14="http://schemas.microsoft.com/office/word/2010/wordml" wp14:textId="77777777">
       <w:pPr>
         <w:pStyle w:val="Heading2"/>
       </w:pPr>
@@ -768,10 +657,10 @@
         <w:t>4.1 Kartly Live Order Tracking Service Architecture Diagram</w:t>
       </w:r>
     </w:p>
-    <w:p>
+    <w:p xmlns:wp14="http://schemas.microsoft.com/office/word/2010/wordml" wp14:textId="77777777">
       <w:r>
         <w:drawing>
-          <wp:inline xmlns:a="http://schemas.openxmlformats.org/drawingml/2006/main" xmlns:pic="http://schemas.openxmlformats.org/drawingml/2006/picture">
+          <wp:inline xmlns:a="http://schemas.openxmlformats.org/drawingml/2006/main" xmlns:pic="http://schemas.openxmlformats.org/drawingml/2006/picture" xmlns:wp14="http://schemas.microsoft.com/office/word/2010/wordprocessingDrawing" wp14:anchorId="4908BCE5" wp14:editId="7777777">
             <wp:extent cx="5669280" cy="832552"/>
             <wp:docPr id="1" name="Picture 1"/>
             <wp:cNvGraphicFramePr>
@@ -804,7 +693,7 @@
         </w:drawing>
       </w:r>
     </w:p>
-    <w:p>
+    <w:p xmlns:wp14="http://schemas.microsoft.com/office/word/2010/wordml" wp14:textId="77777777">
       <w:r>
         <w:rPr>
           <w:b w:val="0"/>
@@ -813,7 +702,7 @@
         <w:t>Figure 1: Kartly Live Order Tracking Service data flow (demo build)</w:t>
       </w:r>
     </w:p>
-    <w:p>
+    <w:p xmlns:wp14="http://schemas.microsoft.com/office/word/2010/wordml" wp14:textId="77777777">
       <w:pPr>
         <w:pStyle w:val="Heading2"/>
       </w:pPr>
@@ -821,7 +710,7 @@
         <w:t>4.2 System Requirements</w:t>
       </w:r>
     </w:p>
-    <w:p>
+    <w:p xmlns:wp14="http://schemas.microsoft.com/office/word/2010/wordml" wp14:textId="77777777">
       <w:r>
         <w:rPr>
           <w:b w:val="0"/>
@@ -830,7 +719,7 @@
         <w:t>Software Requirements:</w:t>
       </w:r>
     </w:p>
-    <w:p>
+    <w:p xmlns:wp14="http://schemas.microsoft.com/office/word/2010/wordml" wp14:textId="77777777">
       <w:pPr>
         <w:pStyle w:val="ListBullet"/>
       </w:pPr>
@@ -838,7 +727,7 @@
         <w:t>Node.js 18 or later, npm 9 or later (for local development and build)</w:t>
       </w:r>
     </w:p>
-    <w:p>
+    <w:p xmlns:wp14="http://schemas.microsoft.com/office/word/2010/wordml" wp14:textId="77777777">
       <w:pPr>
         <w:pStyle w:val="ListBullet"/>
       </w:pPr>
@@ -846,7 +735,7 @@
         <w:t>A modern web browser: Chrome, Firefox, Safari, or Edge (latest version)</w:t>
       </w:r>
     </w:p>
-    <w:p>
+    <w:p xmlns:wp14="http://schemas.microsoft.com/office/word/2010/wordml" wp14:textId="77777777">
       <w:r>
         <w:rPr>
           <w:b w:val="0"/>
@@ -855,7 +744,7 @@
         <w:t>This is a client-side demo build — there is no server/database requirement for the feature covered by this runbook.</w:t>
       </w:r>
     </w:p>
-    <w:p>
+    <w:p xmlns:wp14="http://schemas.microsoft.com/office/word/2010/wordml" wp14:textId="77777777">
       <w:pPr>
         <w:pStyle w:val="Heading2"/>
       </w:pPr>
@@ -863,7 +752,7 @@
         <w:t>4.3 Prerequisites and Dependencies</w:t>
       </w:r>
     </w:p>
-    <w:p>
+    <w:p xmlns:wp14="http://schemas.microsoft.com/office/word/2010/wordml" wp14:textId="77777777">
       <w:pPr>
         <w:pStyle w:val="Heading3"/>
       </w:pPr>
@@ -874,8 +763,8 @@
     <w:tbl>
       <w:tblPr>
         <w:tblStyle w:val="LightGrid-Accent1"/>
-        <w:tblW w:type="auto" w:w="0"/>
-        <w:tblLook w:firstColumn="1" w:firstRow="1" w:lastColumn="0" w:lastRow="0" w:noHBand="0" w:noVBand="1" w:val="04A0"/>
+        <w:tblW w:w="0" w:type="auto"/>
+        <w:tblLook w:val="04A0" w:firstRow="1" w:lastRow="0" w:firstColumn="1" w:lastColumn="0" w:noHBand="0" w:noVBand="1"/>
       </w:tblPr>
       <w:tblGrid>
         <w:gridCol w:w="2160"/>
@@ -883,12 +772,12 @@
         <w:gridCol w:w="2160"/>
         <w:gridCol w:w="2160"/>
       </w:tblGrid>
-      <w:tr>
+      <w:tr xmlns:wp14="http://schemas.microsoft.com/office/word/2010/wordml" wp14:textId="77777777">
         <w:tc>
           <w:tcPr>
-            <w:tcW w:type="dxa" w:w="2160"/>
+            <w:tcW w:w="2160" w:type="dxa"/>
           </w:tcPr>
-          <w:p>
+          <w:p wp14:textId="77777777">
             <w:r>
               <w:rPr>
                 <w:b/>
@@ -899,9 +788,9 @@
         </w:tc>
         <w:tc>
           <w:tcPr>
-            <w:tcW w:type="dxa" w:w="2160"/>
+            <w:tcW w:w="2160" w:type="dxa"/>
           </w:tcPr>
-          <w:p>
+          <w:p wp14:textId="77777777">
             <w:r>
               <w:rPr>
                 <w:b/>
@@ -912,9 +801,9 @@
         </w:tc>
         <w:tc>
           <w:tcPr>
-            <w:tcW w:type="dxa" w:w="2160"/>
+            <w:tcW w:w="2160" w:type="dxa"/>
           </w:tcPr>
-          <w:p>
+          <w:p wp14:textId="77777777">
             <w:r>
               <w:rPr>
                 <w:b/>
@@ -925,9 +814,9 @@
         </w:tc>
         <w:tc>
           <w:tcPr>
-            <w:tcW w:type="dxa" w:w="2160"/>
+            <w:tcW w:w="2160" w:type="dxa"/>
           </w:tcPr>
-          <w:p>
+          <w:p wp14:textId="77777777">
             <w:r>
               <w:rPr>
                 <w:b/>
@@ -937,12 +826,12 @@
           </w:p>
         </w:tc>
       </w:tr>
-      <w:tr>
+      <w:tr xmlns:wp14="http://schemas.microsoft.com/office/word/2010/wordml" wp14:textId="77777777">
         <w:tc>
           <w:tcPr>
-            <w:tcW w:type="dxa" w:w="2160"/>
+            <w:tcW w:w="2160" w:type="dxa"/>
           </w:tcPr>
-          <w:p>
+          <w:p wp14:textId="77777777">
             <w:r>
               <w:t>Logistics &amp; Fulfillment Lead</w:t>
             </w:r>
@@ -950,9 +839,9 @@
         </w:tc>
         <w:tc>
           <w:tcPr>
-            <w:tcW w:type="dxa" w:w="2160"/>
+            <w:tcW w:w="2160" w:type="dxa"/>
           </w:tcPr>
-          <w:p>
+          <w:p wp14:textId="77777777">
             <w:r>
               <w:t>Read/write to src/lib/tracking.ts</w:t>
             </w:r>
@@ -960,9 +849,9 @@
         </w:tc>
         <w:tc>
           <w:tcPr>
-            <w:tcW w:type="dxa" w:w="2160"/>
+            <w:tcW w:w="2160" w:type="dxa"/>
           </w:tcPr>
-          <w:p>
+          <w:p wp14:textId="77777777">
             <w:r>
               <w:t>Yes</w:t>
             </w:r>
@@ -970,21 +859,21 @@
         </w:tc>
         <w:tc>
           <w:tcPr>
-            <w:tcW w:type="dxa" w:w="2160"/>
+            <w:tcW w:w="2160" w:type="dxa"/>
           </w:tcPr>
-          <w:p>
+          <w:p wp14:textId="77777777">
             <w:r>
               <w:t>Add a new carrier status or tune ETA logic</w:t>
             </w:r>
           </w:p>
         </w:tc>
       </w:tr>
-      <w:tr>
+      <w:tr xmlns:wp14="http://schemas.microsoft.com/office/word/2010/wordml" wp14:textId="77777777">
         <w:tc>
           <w:tcPr>
-            <w:tcW w:type="dxa" w:w="2160"/>
+            <w:tcW w:w="2160" w:type="dxa"/>
           </w:tcPr>
-          <w:p>
+          <w:p wp14:textId="77777777">
             <w:r>
               <w:t>On-call Engineer</w:t>
             </w:r>
@@ -992,9 +881,9 @@
         </w:tc>
         <w:tc>
           <w:tcPr>
-            <w:tcW w:type="dxa" w:w="2160"/>
+            <w:tcW w:w="2160" w:type="dxa"/>
           </w:tcPr>
-          <w:p>
+          <w:p wp14:textId="77777777">
             <w:r>
               <w:t>Read access, revert via git</w:t>
             </w:r>
@@ -1002,9 +891,9 @@
         </w:tc>
         <w:tc>
           <w:tcPr>
-            <w:tcW w:type="dxa" w:w="2160"/>
+            <w:tcW w:w="2160" w:type="dxa"/>
           </w:tcPr>
-          <w:p>
+          <w:p wp14:textId="77777777">
             <w:r>
               <w:t>Yes</w:t>
             </w:r>
@@ -1012,21 +901,21 @@
         </w:tc>
         <w:tc>
           <w:tcPr>
-            <w:tcW w:type="dxa" w:w="2160"/>
+            <w:tcW w:w="2160" w:type="dxa"/>
           </w:tcPr>
-          <w:p>
+          <w:p wp14:textId="77777777">
             <w:r>
               <w:t>Diagnose and roll back a bad tracking change</w:t>
             </w:r>
           </w:p>
         </w:tc>
       </w:tr>
-      <w:tr>
+      <w:tr xmlns:wp14="http://schemas.microsoft.com/office/word/2010/wordml" wp14:textId="77777777">
         <w:tc>
           <w:tcPr>
-            <w:tcW w:type="dxa" w:w="2160"/>
+            <w:tcW w:w="2160" w:type="dxa"/>
           </w:tcPr>
-          <w:p>
+          <w:p wp14:textId="77777777">
             <w:r>
               <w:t>System Administrator</w:t>
             </w:r>
@@ -1034,9 +923,9 @@
         </w:tc>
         <w:tc>
           <w:tcPr>
-            <w:tcW w:type="dxa" w:w="2160"/>
+            <w:tcW w:w="2160" w:type="dxa"/>
           </w:tcPr>
-          <w:p>
+          <w:p wp14:textId="77777777">
             <w:r>
               <w:t>Full repository access</w:t>
             </w:r>
@@ -1044,9 +933,9 @@
         </w:tc>
         <w:tc>
           <w:tcPr>
-            <w:tcW w:type="dxa" w:w="2160"/>
+            <w:tcW w:w="2160" w:type="dxa"/>
           </w:tcPr>
-          <w:p>
+          <w:p wp14:textId="77777777">
             <w:r>
               <w:t>Yes</w:t>
             </w:r>
@@ -1054,9 +943,9 @@
         </w:tc>
         <w:tc>
           <w:tcPr>
-            <w:tcW w:type="dxa" w:w="2160"/>
+            <w:tcW w:w="2160" w:type="dxa"/>
           </w:tcPr>
-          <w:p>
+          <w:p wp14:textId="77777777">
             <w:r>
               <w:t>Deploy, configure, and maintain the service</w:t>
             </w:r>
@@ -1064,8 +953,8 @@
         </w:tc>
       </w:tr>
     </w:tbl>
-    <w:p/>
-    <w:p>
+    <w:p xmlns:wp14="http://schemas.microsoft.com/office/word/2010/wordml" wp14:textId="77777777"/>
+    <w:p xmlns:wp14="http://schemas.microsoft.com/office/word/2010/wordml" wp14:textId="77777777">
       <w:pPr>
         <w:pStyle w:val="Heading3"/>
       </w:pPr>
@@ -1073,7 +962,7 @@
         <w:t>4.3.2 Dependencies</w:t>
       </w:r>
     </w:p>
-    <w:p>
+    <w:p xmlns:wp14="http://schemas.microsoft.com/office/word/2010/wordml" wp14:textId="77777777">
       <w:r>
         <w:rPr>
           <w:b w:val="0"/>
@@ -1082,7 +971,7 @@
         <w:t>None for this demo build — updateStatus() is triggered manually via the Order Tracking Demo widget rather than a real carrier webhook. In a real production deployment, this service would depend on carrier webhook/API integrations; those dependencies are out of scope here.</w:t>
       </w:r>
     </w:p>
-    <w:p>
+    <w:p xmlns:wp14="http://schemas.microsoft.com/office/word/2010/wordml" wp14:textId="77777777">
       <w:pPr>
         <w:pStyle w:val="Heading1"/>
       </w:pPr>
@@ -1090,7 +979,7 @@
         <w:t>5. Deployment &amp; Configuration</w:t>
       </w:r>
     </w:p>
-    <w:p>
+    <w:p xmlns:wp14="http://schemas.microsoft.com/office/word/2010/wordml" wp14:textId="77777777">
       <w:pPr>
         <w:pStyle w:val="Heading2"/>
       </w:pPr>
@@ -1098,7 +987,7 @@
         <w:t>5.1 System Initial Setup for Deployment</w:t>
       </w:r>
     </w:p>
-    <w:p>
+    <w:p xmlns:wp14="http://schemas.microsoft.com/office/word/2010/wordml" wp14:textId="77777777">
       <w:r>
         <w:rPr>
           <w:b w:val="0"/>
@@ -1107,7 +996,7 @@
         <w:t>Clone the repository and install dependencies:</w:t>
       </w:r>
     </w:p>
-    <w:p>
+    <w:p xmlns:wp14="http://schemas.microsoft.com/office/word/2010/wordml" wp14:textId="77777777">
       <w:pPr>
         <w:pStyle w:val="ListNumber"/>
       </w:pPr>
@@ -1115,7 +1004,7 @@
         <w:t>git clone https://github.com/ryanongg/mock-website.git</w:t>
       </w:r>
     </w:p>
-    <w:p>
+    <w:p xmlns:wp14="http://schemas.microsoft.com/office/word/2010/wordml" wp14:textId="77777777">
       <w:pPr>
         <w:pStyle w:val="ListNumber"/>
       </w:pPr>
@@ -1123,7 +1012,7 @@
         <w:t>cd mock-website</w:t>
       </w:r>
     </w:p>
-    <w:p>
+    <w:p xmlns:wp14="http://schemas.microsoft.com/office/word/2010/wordml" wp14:textId="77777777">
       <w:pPr>
         <w:pStyle w:val="ListNumber"/>
       </w:pPr>
@@ -1131,7 +1020,7 @@
         <w:t>npm install</w:t>
       </w:r>
     </w:p>
-    <w:p>
+    <w:p xmlns:wp14="http://schemas.microsoft.com/office/word/2010/wordml" wp14:textId="77777777">
       <w:pPr>
         <w:pStyle w:val="Heading2"/>
       </w:pPr>
@@ -1139,7 +1028,7 @@
         <w:t>5.2 Preparation Steps for Deployment</w:t>
       </w:r>
     </w:p>
-    <w:p>
+    <w:p xmlns:wp14="http://schemas.microsoft.com/office/word/2010/wordml" wp14:textId="77777777">
       <w:r>
         <w:rPr>
           <w:b w:val="0"/>
@@ -1148,7 +1037,7 @@
         <w:t>Before changing any configuration, note the current values of STATUSES, ETA_RECALC_THRESHOLD_MINUTES, CARRIER_SYNC_INTERVAL_SECONDS, and MAX_WEBHOOK_RETRIES in src/lib/tracking.ts so they can be restored if the change needs to be rolled back.</w:t>
       </w:r>
     </w:p>
-    <w:p>
+    <w:p xmlns:wp14="http://schemas.microsoft.com/office/word/2010/wordml" wp14:textId="77777777">
       <w:pPr>
         <w:pStyle w:val="Heading2"/>
       </w:pPr>
@@ -1159,8 +1048,8 @@
     <w:tbl>
       <w:tblPr>
         <w:tblStyle w:val="LightGrid-Accent1"/>
-        <w:tblW w:type="auto" w:w="0"/>
-        <w:tblLook w:firstColumn="1" w:firstRow="1" w:lastColumn="0" w:lastRow="0" w:noHBand="0" w:noVBand="1" w:val="04A0"/>
+        <w:tblW w:w="0" w:type="auto"/>
+        <w:tblLook w:val="04A0" w:firstRow="1" w:lastRow="0" w:firstColumn="1" w:lastColumn="0" w:noHBand="0" w:noVBand="1"/>
       </w:tblPr>
       <w:tblGrid>
         <w:gridCol w:w="2160"/>
@@ -1168,12 +1057,12 @@
         <w:gridCol w:w="2160"/>
         <w:gridCol w:w="2160"/>
       </w:tblGrid>
-      <w:tr>
+      <w:tr xmlns:wp14="http://schemas.microsoft.com/office/word/2010/wordml" wp14:textId="77777777">
         <w:tc>
           <w:tcPr>
-            <w:tcW w:type="dxa" w:w="2160"/>
+            <w:tcW w:w="2160" w:type="dxa"/>
           </w:tcPr>
-          <w:p>
+          <w:p wp14:textId="77777777">
             <w:r>
               <w:rPr>
                 <w:b/>
@@ -1184,9 +1073,9 @@
         </w:tc>
         <w:tc>
           <w:tcPr>
-            <w:tcW w:type="dxa" w:w="2160"/>
+            <w:tcW w:w="2160" w:type="dxa"/>
           </w:tcPr>
-          <w:p>
+          <w:p wp14:textId="77777777">
             <w:r>
               <w:rPr>
                 <w:b/>
@@ -1197,9 +1086,9 @@
         </w:tc>
         <w:tc>
           <w:tcPr>
-            <w:tcW w:type="dxa" w:w="2160"/>
+            <w:tcW w:w="2160" w:type="dxa"/>
           </w:tcPr>
-          <w:p>
+          <w:p wp14:textId="77777777">
             <w:r>
               <w:rPr>
                 <w:b/>
@@ -1210,9 +1099,9 @@
         </w:tc>
         <w:tc>
           <w:tcPr>
-            <w:tcW w:type="dxa" w:w="2160"/>
+            <w:tcW w:w="2160" w:type="dxa"/>
           </w:tcPr>
-          <w:p>
+          <w:p wp14:textId="77777777">
             <w:r>
               <w:rPr>
                 <w:b/>
@@ -1222,12 +1111,12 @@
           </w:p>
         </w:tc>
       </w:tr>
-      <w:tr>
+      <w:tr xmlns:wp14="http://schemas.microsoft.com/office/word/2010/wordml" wp14:textId="77777777">
         <w:tc>
           <w:tcPr>
-            <w:tcW w:type="dxa" w:w="2160"/>
+            <w:tcW w:w="2160" w:type="dxa"/>
           </w:tcPr>
-          <w:p>
+          <w:p wp14:textId="77777777">
             <w:r>
               <w:t>Install dependencies</w:t>
             </w:r>
@@ -1235,9 +1124,9 @@
         </w:tc>
         <w:tc>
           <w:tcPr>
-            <w:tcW w:type="dxa" w:w="2160"/>
+            <w:tcW w:w="2160" w:type="dxa"/>
           </w:tcPr>
-          <w:p>
+          <w:p wp14:textId="77777777">
             <w:r>
               <w:t>npm install</w:t>
             </w:r>
@@ -1245,9 +1134,9 @@
         </w:tc>
         <w:tc>
           <w:tcPr>
-            <w:tcW w:type="dxa" w:w="2160"/>
+            <w:tcW w:w="2160" w:type="dxa"/>
           </w:tcPr>
-          <w:p>
+          <w:p wp14:textId="77777777">
             <w:r>
               <w:t>Dependencies installed with no errors</w:t>
             </w:r>
@@ -1255,21 +1144,21 @@
         </w:tc>
         <w:tc>
           <w:tcPr>
-            <w:tcW w:type="dxa" w:w="2160"/>
+            <w:tcW w:w="2160" w:type="dxa"/>
           </w:tcPr>
-          <w:p>
+          <w:p wp14:textId="77777777">
             <w:r>
               <w:t>Terminal exits with code 0</w:t>
             </w:r>
           </w:p>
         </w:tc>
       </w:tr>
-      <w:tr>
+      <w:tr xmlns:wp14="http://schemas.microsoft.com/office/word/2010/wordml" wp14:textId="77777777">
         <w:tc>
           <w:tcPr>
-            <w:tcW w:type="dxa" w:w="2160"/>
+            <w:tcW w:w="2160" w:type="dxa"/>
           </w:tcPr>
-          <w:p>
+          <w:p wp14:textId="77777777">
             <w:r>
               <w:t>Start the dev server</w:t>
             </w:r>
@@ -1277,9 +1166,9 @@
         </w:tc>
         <w:tc>
           <w:tcPr>
-            <w:tcW w:type="dxa" w:w="2160"/>
+            <w:tcW w:w="2160" w:type="dxa"/>
           </w:tcPr>
-          <w:p>
+          <w:p wp14:textId="77777777">
             <w:r>
               <w:t>npm run dev</w:t>
             </w:r>
@@ -1287,9 +1176,9 @@
         </w:tc>
         <w:tc>
           <w:tcPr>
-            <w:tcW w:type="dxa" w:w="2160"/>
+            <w:tcW w:w="2160" w:type="dxa"/>
           </w:tcPr>
-          <w:p>
+          <w:p wp14:textId="77777777">
             <w:r>
               <w:t>Vite prints a Local URL (e.g. http://localhost:5173/)</w:t>
             </w:r>
@@ -1297,21 +1186,21 @@
         </w:tc>
         <w:tc>
           <w:tcPr>
-            <w:tcW w:type="dxa" w:w="2160"/>
+            <w:tcW w:w="2160" w:type="dxa"/>
           </w:tcPr>
-          <w:p>
+          <w:p wp14:textId="77777777">
             <w:r>
               <w:t>Page loads in the browser</w:t>
             </w:r>
           </w:p>
         </w:tc>
       </w:tr>
-      <w:tr>
+      <w:tr xmlns:wp14="http://schemas.microsoft.com/office/word/2010/wordml" wp14:textId="77777777">
         <w:tc>
           <w:tcPr>
-            <w:tcW w:type="dxa" w:w="2160"/>
+            <w:tcW w:w="2160" w:type="dxa"/>
           </w:tcPr>
-          <w:p>
+          <w:p wp14:textId="77777777">
             <w:r>
               <w:t>Open the demo widget</w:t>
             </w:r>
@@ -1319,9 +1208,9 @@
         </w:tc>
         <w:tc>
           <w:tcPr>
-            <w:tcW w:type="dxa" w:w="2160"/>
+            <w:tcW w:w="2160" w:type="dxa"/>
           </w:tcPr>
-          <w:p>
+          <w:p wp14:textId="77777777">
             <w:r>
               <w:t>Navigate to the #demos section</w:t>
             </w:r>
@@ -1329,9 +1218,9 @@
         </w:tc>
         <w:tc>
           <w:tcPr>
-            <w:tcW w:type="dxa" w:w="2160"/>
+            <w:tcW w:w="2160" w:type="dxa"/>
           </w:tcPr>
-          <w:p>
+          <w:p wp14:textId="77777777">
             <w:r>
               <w:t>Order Tracking Demo card is visible</w:t>
             </w:r>
@@ -1339,21 +1228,21 @@
         </w:tc>
         <w:tc>
           <w:tcPr>
-            <w:tcW w:type="dxa" w:w="2160"/>
+            <w:tcW w:w="2160" w:type="dxa"/>
           </w:tcPr>
-          <w:p>
+          <w:p wp14:textId="77777777">
             <w:r>
               <w:t>Status badges shown for each entry in STATUSES</w:t>
             </w:r>
           </w:p>
         </w:tc>
       </w:tr>
-      <w:tr>
+      <w:tr xmlns:wp14="http://schemas.microsoft.com/office/word/2010/wordml" wp14:textId="77777777">
         <w:tc>
           <w:tcPr>
-            <w:tcW w:type="dxa" w:w="2160"/>
+            <w:tcW w:w="2160" w:type="dxa"/>
           </w:tcPr>
-          <w:p>
+          <w:p wp14:textId="77777777">
             <w:r>
               <w:t>Advance the order status</w:t>
             </w:r>
@@ -1361,9 +1250,9 @@
         </w:tc>
         <w:tc>
           <w:tcPr>
-            <w:tcW w:type="dxa" w:w="2160"/>
+            <w:tcW w:w="2160" w:type="dxa"/>
           </w:tcPr>
-          <w:p>
+          <w:p wp14:textId="77777777">
             <w:r>
               <w:t>Click “Simulate Carrier Update” repeatedly</w:t>
             </w:r>
@@ -1371,9 +1260,9 @@
         </w:tc>
         <w:tc>
           <w:tcPr>
-            <w:tcW w:type="dxa" w:w="2160"/>
+            <w:tcW w:w="2160" w:type="dxa"/>
           </w:tcPr>
-          <w:p>
+          <w:p wp14:textId="77777777">
             <w:r>
               <w:t>Status advances through STATUSES and ETA updates</w:t>
             </w:r>
@@ -1381,9 +1270,9 @@
         </w:tc>
         <w:tc>
           <w:tcPr>
-            <w:tcW w:type="dxa" w:w="2160"/>
+            <w:tcW w:w="2160" w:type="dxa"/>
           </w:tcPr>
-          <w:p>
+          <w:p wp14:textId="77777777">
             <w:r>
               <w:t>ETA decreases as the order approaches “delivered”</w:t>
             </w:r>
@@ -1391,8 +1280,8 @@
         </w:tc>
       </w:tr>
     </w:tbl>
-    <w:p/>
-    <w:p>
+    <w:p xmlns:wp14="http://schemas.microsoft.com/office/word/2010/wordml" wp14:textId="77777777"/>
+    <w:p xmlns:wp14="http://schemas.microsoft.com/office/word/2010/wordml" wp14:textId="77777777">
       <w:pPr>
         <w:pStyle w:val="Heading2"/>
       </w:pPr>
@@ -1403,20 +1292,20 @@
     <w:tbl>
       <w:tblPr>
         <w:tblStyle w:val="LightGrid-Accent1"/>
-        <w:tblW w:type="auto" w:w="0"/>
-        <w:tblLook w:firstColumn="1" w:firstRow="1" w:lastColumn="0" w:lastRow="0" w:noHBand="0" w:noVBand="1" w:val="04A0"/>
+        <w:tblW w:w="0" w:type="auto"/>
+        <w:tblLook w:val="04A0" w:firstRow="1" w:lastRow="0" w:firstColumn="1" w:lastColumn="0" w:noHBand="0" w:noVBand="1"/>
       </w:tblPr>
       <w:tblGrid>
         <w:gridCol w:w="2880"/>
         <w:gridCol w:w="2880"/>
         <w:gridCol w:w="2880"/>
       </w:tblGrid>
-      <w:tr>
+      <w:tr xmlns:wp14="http://schemas.microsoft.com/office/word/2010/wordml" wp14:textId="77777777">
         <w:tc>
           <w:tcPr>
-            <w:tcW w:type="dxa" w:w="2880"/>
+            <w:tcW w:w="2880" w:type="dxa"/>
           </w:tcPr>
-          <w:p>
+          <w:p wp14:textId="77777777">
             <w:r>
               <w:rPr>
                 <w:b/>
@@ -1427,9 +1316,9 @@
         </w:tc>
         <w:tc>
           <w:tcPr>
-            <w:tcW w:type="dxa" w:w="2880"/>
+            <w:tcW w:w="2880" w:type="dxa"/>
           </w:tcPr>
-          <w:p>
+          <w:p wp14:textId="77777777">
             <w:r>
               <w:rPr>
                 <w:b/>
@@ -1440,9 +1329,9 @@
         </w:tc>
         <w:tc>
           <w:tcPr>
-            <w:tcW w:type="dxa" w:w="2880"/>
+            <w:tcW w:w="2880" w:type="dxa"/>
           </w:tcPr>
-          <w:p>
+          <w:p wp14:textId="77777777">
             <w:r>
               <w:rPr>
                 <w:b/>
@@ -1452,12 +1341,12 @@
           </w:p>
         </w:tc>
       </w:tr>
-      <w:tr>
+      <w:tr xmlns:wp14="http://schemas.microsoft.com/office/word/2010/wordml" wp14:textId="77777777">
         <w:tc>
           <w:tcPr>
-            <w:tcW w:type="dxa" w:w="2880"/>
+            <w:tcW w:w="2880" w:type="dxa"/>
           </w:tcPr>
-          <w:p>
+          <w:p wp14:textId="77777777">
             <w:r>
               <w:t>Status appears stuck</w:t>
             </w:r>
@@ -1465,9 +1354,9 @@
         </w:tc>
         <w:tc>
           <w:tcPr>
-            <w:tcW w:type="dxa" w:w="2880"/>
+            <w:tcW w:w="2880" w:type="dxa"/>
           </w:tcPr>
-          <w:p>
+          <w:p wp14:textId="77777777">
             <w:r>
               <w:t>Within the expected CARRIER_SYNC_INTERVAL_SECONDS window (currently 600s)</w:t>
             </w:r>
@@ -1475,21 +1364,21 @@
         </w:tc>
         <w:tc>
           <w:tcPr>
-            <w:tcW w:type="dxa" w:w="2880"/>
+            <w:tcW w:w="2880" w:type="dxa"/>
           </w:tcPr>
-          <w:p>
+          <w:p wp14:textId="77777777">
             <w:r>
               <w:t>This is expected behavior; no action needed until the window elapses</w:t>
             </w:r>
           </w:p>
         </w:tc>
       </w:tr>
-      <w:tr>
+      <w:tr xmlns:wp14="http://schemas.microsoft.com/office/word/2010/wordml" wp14:textId="77777777">
         <w:tc>
           <w:tcPr>
-            <w:tcW w:type="dxa" w:w="2880"/>
+            <w:tcW w:w="2880" w:type="dxa"/>
           </w:tcPr>
-          <w:p>
+          <w:p wp14:textId="77777777">
             <w:r>
               <w:t>UnknownCarrierEventError thrown</w:t>
             </w:r>
@@ -1497,9 +1386,9 @@
         </w:tc>
         <w:tc>
           <w:tcPr>
-            <w:tcW w:type="dxa" w:w="2880"/>
+            <w:tcW w:w="2880" w:type="dxa"/>
           </w:tcPr>
-          <w:p>
+          <w:p wp14:textId="77777777">
             <w:r>
               <w:t>A carrier event is not present in STATUSES</w:t>
             </w:r>
@@ -1507,21 +1396,21 @@
         </w:tc>
         <w:tc>
           <w:tcPr>
-            <w:tcW w:type="dxa" w:w="2880"/>
+            <w:tcW w:w="2880" w:type="dxa"/>
           </w:tcPr>
-          <w:p>
+          <w:p wp14:textId="77777777">
             <w:r>
               <w:t>Add the missing status to the STATUSES array in src/lib/tracking.ts</w:t>
             </w:r>
           </w:p>
         </w:tc>
       </w:tr>
-      <w:tr>
+      <w:tr xmlns:wp14="http://schemas.microsoft.com/office/word/2010/wordml" wp14:textId="77777777">
         <w:tc>
           <w:tcPr>
-            <w:tcW w:type="dxa" w:w="2880"/>
+            <w:tcW w:w="2880" w:type="dxa"/>
           </w:tcPr>
-          <w:p>
+          <w:p wp14:textId="77777777">
             <w:r>
               <w:t>Delivered order shows a nonzero ETA</w:t>
             </w:r>
@@ -1529,9 +1418,9 @@
         </w:tc>
         <w:tc>
           <w:tcPr>
-            <w:tcW w:type="dxa" w:w="2880"/>
+            <w:tcW w:w="2880" w:type="dxa"/>
           </w:tcPr>
-          <w:p>
+          <w:p wp14:textId="77777777">
             <w:r>
               <w:t>Known issue: STATUSES currently lists “returned” after “delivered”, so recalculateEta() no longer treats “delivered” as the terminal status</w:t>
             </w:r>
@@ -1539,9 +1428,9 @@
         </w:tc>
         <w:tc>
           <w:tcPr>
-            <w:tcW w:type="dxa" w:w="2880"/>
+            <w:tcW w:w="2880" w:type="dxa"/>
           </w:tcPr>
-          <w:p>
+          <w:p wp14:textId="77777777">
             <w:r>
               <w:t>Reorder STATUSES so “delivered” remains last, or update recalculateEta() to always return 0 for “delivered” regardless of array position</w:t>
             </w:r>
@@ -1549,8 +1438,8 @@
         </w:tc>
       </w:tr>
     </w:tbl>
-    <w:p/>
-    <w:p>
+    <w:p xmlns:wp14="http://schemas.microsoft.com/office/word/2010/wordml" wp14:textId="77777777"/>
+    <w:p xmlns:wp14="http://schemas.microsoft.com/office/word/2010/wordml" wp14:textId="77777777">
       <w:pPr>
         <w:pStyle w:val="Heading2"/>
       </w:pPr>
@@ -1558,7 +1447,7 @@
         <w:t>5.5 Post-Execution Tasks</w:t>
       </w:r>
     </w:p>
-    <w:p>
+    <w:p xmlns:wp14="http://schemas.microsoft.com/office/word/2010/wordml" wp14:textId="77777777">
       <w:pPr>
         <w:pStyle w:val="Heading3"/>
       </w:pPr>
@@ -1566,7 +1455,7 @@
         <w:t>5.5.1 Clean Up</w:t>
       </w:r>
     </w:p>
-    <w:p>
+    <w:p xmlns:wp14="http://schemas.microsoft.com/office/word/2010/wordml" wp14:textId="77777777">
       <w:r>
         <w:rPr>
           <w:b w:val="0"/>
@@ -1575,7 +1464,7 @@
         <w:t>Stop the dev server (Ctrl+C) and revert any test-only configuration changes before committing.</w:t>
       </w:r>
     </w:p>
-    <w:p>
+    <w:p xmlns:wp14="http://schemas.microsoft.com/office/word/2010/wordml" wp14:textId="77777777">
       <w:pPr>
         <w:pStyle w:val="Heading3"/>
       </w:pPr>
@@ -1583,7 +1472,7 @@
         <w:t>5.5.2 Reporting and Documentation</w:t>
       </w:r>
     </w:p>
-    <w:p>
+    <w:p xmlns:wp14="http://schemas.microsoft.com/office/word/2010/wordml" wp14:textId="77777777">
       <w:r>
         <w:rPr>
           <w:b w:val="0"/>
@@ -1592,7 +1481,7 @@
         <w:t>Note any changes to src/lib/tracking.ts in the commit message, and update this runbook's Related Code values if the documented constants change.</w:t>
       </w:r>
     </w:p>
-    <w:p>
+    <w:p xmlns:wp14="http://schemas.microsoft.com/office/word/2010/wordml" wp14:textId="77777777">
       <w:pPr>
         <w:pStyle w:val="Heading1"/>
       </w:pPr>
@@ -1600,7 +1489,7 @@
         <w:t>6. Backup &amp; Recovery Procedures</w:t>
       </w:r>
     </w:p>
-    <w:p>
+    <w:p xmlns:wp14="http://schemas.microsoft.com/office/word/2010/wordml" wp14:textId="77777777">
       <w:pPr>
         <w:pStyle w:val="Heading2"/>
       </w:pPr>
@@ -1608,7 +1497,7 @@
         <w:t>6.1 Backup Policies</w:t>
       </w:r>
     </w:p>
-    <w:p>
+    <w:p xmlns:wp14="http://schemas.microsoft.com/office/word/2010/wordml" wp14:textId="77777777">
       <w:r>
         <w:rPr>
           <w:b w:val="0"/>
@@ -1617,7 +1506,7 @@
         <w:t>N/A — configuration for this service lives entirely in version control (git); no separate backup mechanism is required beyond normal git history.</w:t>
       </w:r>
     </w:p>
-    <w:p>
+    <w:p xmlns:wp14="http://schemas.microsoft.com/office/word/2010/wordml" wp14:textId="77777777">
       <w:pPr>
         <w:pStyle w:val="Heading2"/>
       </w:pPr>
@@ -1625,7 +1514,7 @@
         <w:t>6.2 Rollback Criteria</w:t>
       </w:r>
     </w:p>
-    <w:p>
+    <w:p xmlns:wp14="http://schemas.microsoft.com/office/word/2010/wordml" wp14:textId="77777777">
       <w:r>
         <w:rPr>
           <w:b w:val="0"/>
@@ -1634,7 +1523,7 @@
         <w:t>Roll back if a change to STATUSES or ETA_RECALC_THRESHOLD_MINUTES produces incorrect ETAs (such as the known “delivered” issue described in Section 10.1), or if the Order Tracking Demo demonstrates behavior inconsistent with what was intended.</w:t>
       </w:r>
     </w:p>
-    <w:p>
+    <w:p xmlns:wp14="http://schemas.microsoft.com/office/word/2010/wordml" wp14:textId="77777777">
       <w:pPr>
         <w:pStyle w:val="Heading3"/>
       </w:pPr>
@@ -1642,7 +1531,7 @@
         <w:t>6.2.1 Rollback Steps</w:t>
       </w:r>
     </w:p>
-    <w:p>
+    <w:p xmlns:wp14="http://schemas.microsoft.com/office/word/2010/wordml" wp14:textId="77777777">
       <w:pPr>
         <w:pStyle w:val="ListNumber"/>
       </w:pPr>
@@ -1650,7 +1539,7 @@
         <w:t>Identify the last known-good commit: git log -- src/lib/tracking.ts</w:t>
       </w:r>
     </w:p>
-    <w:p>
+    <w:p xmlns:wp14="http://schemas.microsoft.com/office/word/2010/wordml" wp14:textId="77777777">
       <w:pPr>
         <w:pStyle w:val="ListNumber"/>
       </w:pPr>
@@ -1658,7 +1547,7 @@
         <w:t>Revert the file: git checkout &lt;commit-hash&gt; -- src/lib/tracking.ts</w:t>
       </w:r>
     </w:p>
-    <w:p>
+    <w:p xmlns:wp14="http://schemas.microsoft.com/office/word/2010/wordml" wp14:textId="77777777">
       <w:pPr>
         <w:pStyle w:val="ListNumber"/>
       </w:pPr>
@@ -1666,7 +1555,7 @@
         <w:t>Commit the revert with a clear message referencing the incident.</w:t>
       </w:r>
     </w:p>
-    <w:p>
+    <w:p xmlns:wp14="http://schemas.microsoft.com/office/word/2010/wordml" wp14:textId="77777777">
       <w:pPr>
         <w:pStyle w:val="ListNumber"/>
       </w:pPr>
@@ -1674,7 +1563,7 @@
         <w:t>Restart the dev server (npm run dev) and confirm the Order Tracking Demo widget reflects the reverted values.</w:t>
       </w:r>
     </w:p>
-    <w:p>
+    <w:p xmlns:wp14="http://schemas.microsoft.com/office/word/2010/wordml" wp14:textId="77777777">
       <w:pPr>
         <w:pStyle w:val="Heading2"/>
       </w:pPr>
@@ -1682,7 +1571,7 @@
         <w:t>6.3 Post-Rollback Communication</w:t>
       </w:r>
     </w:p>
-    <w:p>
+    <w:p xmlns:wp14="http://schemas.microsoft.com/office/word/2010/wordml" wp14:textId="77777777">
       <w:r>
         <w:rPr>
           <w:b w:val="0"/>
@@ -1691,7 +1580,7 @@
         <w:t>Notify Chek Jun, Logistics &amp; Fulfillment Lead and Clarissa, Head of Product. Update this runbook's Related Code section if the rollback changes the documented constants.</w:t>
       </w:r>
     </w:p>
-    <w:p>
+    <w:p xmlns:wp14="http://schemas.microsoft.com/office/word/2010/wordml" wp14:textId="77777777">
       <w:pPr>
         <w:pStyle w:val="Heading1"/>
       </w:pPr>
@@ -1699,7 +1588,7 @@
         <w:t>7. User and Role Management</w:t>
       </w:r>
     </w:p>
-    <w:p>
+    <w:p xmlns:wp14="http://schemas.microsoft.com/office/word/2010/wordml" wp14:textId="77777777">
       <w:r>
         <w:rPr>
           <w:b w:val="0"/>
@@ -1708,7 +1597,7 @@
         <w:t>N/A — this service does not manage its own user accounts. Shopper identity is handled by Kartly's central account system, which is out of scope for this runbook.</w:t>
       </w:r>
     </w:p>
-    <w:p>
+    <w:p xmlns:wp14="http://schemas.microsoft.com/office/word/2010/wordml" wp14:textId="77777777">
       <w:pPr>
         <w:pStyle w:val="Heading1"/>
       </w:pPr>
@@ -1716,7 +1605,7 @@
         <w:t>8. System Onboarding Tasks</w:t>
       </w:r>
     </w:p>
-    <w:p>
+    <w:p xmlns:wp14="http://schemas.microsoft.com/office/word/2010/wordml" wp14:textId="77777777">
       <w:pPr>
         <w:pStyle w:val="Heading2"/>
       </w:pPr>
@@ -1724,7 +1613,7 @@
         <w:t>8.1 AWS Onboarding</w:t>
       </w:r>
     </w:p>
-    <w:p>
+    <w:p xmlns:wp14="http://schemas.microsoft.com/office/word/2010/wordml" wp14:textId="77777777">
       <w:r>
         <w:rPr>
           <w:b w:val="0"/>
@@ -1733,7 +1622,7 @@
         <w:t>N/A — this is a self-contained frontend demo repository with no AWS resource footprint.</w:t>
       </w:r>
     </w:p>
-    <w:p>
+    <w:p xmlns:wp14="http://schemas.microsoft.com/office/word/2010/wordml" wp14:textId="77777777">
       <w:pPr>
         <w:pStyle w:val="Heading2"/>
       </w:pPr>
@@ -1741,7 +1630,7 @@
         <w:t>8.2 MTM Onboarding</w:t>
       </w:r>
     </w:p>
-    <w:p>
+    <w:p xmlns:wp14="http://schemas.microsoft.com/office/word/2010/wordml" wp14:textId="77777777">
       <w:r>
         <w:rPr>
           <w:b w:val="0"/>
@@ -1750,7 +1639,7 @@
         <w:t>N/A — not applicable to this repository.</w:t>
       </w:r>
     </w:p>
-    <w:p>
+    <w:p xmlns:wp14="http://schemas.microsoft.com/office/word/2010/wordml" wp14:textId="77777777">
       <w:pPr>
         <w:pStyle w:val="Heading1"/>
       </w:pPr>
@@ -1758,7 +1647,7 @@
         <w:t>9. System Maintenance Tasks</w:t>
       </w:r>
     </w:p>
-    <w:p>
+    <w:p xmlns:wp14="http://schemas.microsoft.com/office/word/2010/wordml" wp14:textId="77777777">
       <w:pPr>
         <w:pStyle w:val="Heading2"/>
       </w:pPr>
@@ -1766,7 +1655,7 @@
         <w:t>9.1 Regular Maintenance Tasks</w:t>
       </w:r>
     </w:p>
-    <w:p>
+    <w:p xmlns:wp14="http://schemas.microsoft.com/office/word/2010/wordml" wp14:textId="77777777">
       <w:pPr>
         <w:pStyle w:val="ListBullet"/>
       </w:pPr>
@@ -1774,7 +1663,7 @@
         <w:t>Whenever a new status is added to STATUSES, review recalculateEta() in the same change — the two are coupled, and adding a status after “delivered” without updating the ETA logic has previously caused delivered orders to show a nonzero ETA (see Section 10.1).</w:t>
       </w:r>
     </w:p>
-    <w:p>
+    <w:p xmlns:wp14="http://schemas.microsoft.com/office/word/2010/wordml" wp14:textId="77777777">
       <w:pPr>
         <w:pStyle w:val="ListBullet"/>
       </w:pPr>
@@ -1782,7 +1671,7 @@
         <w:t>Review CARRIER_SYNC_INTERVAL_SECONDS and MAX_WEBHOOK_RETRIES quarterly or immediately after a carrier incident.</w:t>
       </w:r>
     </w:p>
-    <w:p>
+    <w:p xmlns:wp14="http://schemas.microsoft.com/office/word/2010/wordml" wp14:textId="77777777">
       <w:pPr>
         <w:pStyle w:val="Heading2"/>
       </w:pPr>
@@ -1790,7 +1679,7 @@
         <w:t>9.2 Software Updates and Patches</w:t>
       </w:r>
     </w:p>
-    <w:p>
+    <w:p xmlns:wp14="http://schemas.microsoft.com/office/word/2010/wordml" wp14:textId="77777777">
       <w:r>
         <w:rPr>
           <w:b w:val="0"/>
@@ -1799,7 +1688,7 @@
         <w:t>Keep npm dependencies (React, Vite, TypeScript) current via npm outdated / npm update. There are no service-specific patches for this mock module.</w:t>
       </w:r>
     </w:p>
-    <w:p>
+    <w:p xmlns:wp14="http://schemas.microsoft.com/office/word/2010/wordml" wp14:textId="77777777">
       <w:pPr>
         <w:pStyle w:val="Heading2"/>
       </w:pPr>
@@ -1807,7 +1696,7 @@
         <w:t>9.3 Rolling back Updates</w:t>
       </w:r>
     </w:p>
-    <w:p>
+    <w:p xmlns:wp14="http://schemas.microsoft.com/office/word/2010/wordml" wp14:textId="77777777">
       <w:r>
         <w:rPr>
           <w:b w:val="0"/>
@@ -1816,7 +1705,7 @@
         <w:t>Follow the git-based rollback procedure described in Section 6.2.</w:t>
       </w:r>
     </w:p>
-    <w:p>
+    <w:p xmlns:wp14="http://schemas.microsoft.com/office/word/2010/wordml" wp14:textId="77777777">
       <w:pPr>
         <w:pStyle w:val="Heading1"/>
       </w:pPr>
@@ -1824,7 +1713,7 @@
         <w:t>10. System Troubleshooting Guide</w:t>
       </w:r>
     </w:p>
-    <w:p>
+    <w:p xmlns:wp14="http://schemas.microsoft.com/office/word/2010/wordml" wp14:textId="77777777">
       <w:pPr>
         <w:pStyle w:val="Heading2"/>
       </w:pPr>
@@ -1835,20 +1724,20 @@
     <w:tbl>
       <w:tblPr>
         <w:tblStyle w:val="LightGrid-Accent1"/>
-        <w:tblW w:type="auto" w:w="0"/>
-        <w:tblLook w:firstColumn="1" w:firstRow="1" w:lastColumn="0" w:lastRow="0" w:noHBand="0" w:noVBand="1" w:val="04A0"/>
+        <w:tblW w:w="0" w:type="auto"/>
+        <w:tblLook w:val="04A0" w:firstRow="1" w:lastRow="0" w:firstColumn="1" w:lastColumn="0" w:noHBand="0" w:noVBand="1"/>
       </w:tblPr>
       <w:tblGrid>
         <w:gridCol w:w="2880"/>
         <w:gridCol w:w="2880"/>
         <w:gridCol w:w="2880"/>
       </w:tblGrid>
-      <w:tr>
+      <w:tr xmlns:wp14="http://schemas.microsoft.com/office/word/2010/wordml" wp14:textId="77777777">
         <w:tc>
           <w:tcPr>
-            <w:tcW w:type="dxa" w:w="2880"/>
+            <w:tcW w:w="2880" w:type="dxa"/>
           </w:tcPr>
-          <w:p>
+          <w:p wp14:textId="77777777">
             <w:r>
               <w:rPr>
                 <w:b/>
@@ -1859,9 +1748,9 @@
         </w:tc>
         <w:tc>
           <w:tcPr>
-            <w:tcW w:type="dxa" w:w="2880"/>
+            <w:tcW w:w="2880" w:type="dxa"/>
           </w:tcPr>
-          <w:p>
+          <w:p wp14:textId="77777777">
             <w:r>
               <w:rPr>
                 <w:b/>
@@ -1872,9 +1761,9 @@
         </w:tc>
         <w:tc>
           <w:tcPr>
-            <w:tcW w:type="dxa" w:w="2880"/>
+            <w:tcW w:w="2880" w:type="dxa"/>
           </w:tcPr>
-          <w:p>
+          <w:p wp14:textId="77777777">
             <w:r>
               <w:rPr>
                 <w:b/>
@@ -1884,12 +1773,12 @@
           </w:p>
         </w:tc>
       </w:tr>
-      <w:tr>
+      <w:tr xmlns:wp14="http://schemas.microsoft.com/office/word/2010/wordml" wp14:textId="77777777">
         <w:tc>
           <w:tcPr>
-            <w:tcW w:type="dxa" w:w="2880"/>
+            <w:tcW w:w="2880" w:type="dxa"/>
           </w:tcPr>
-          <w:p>
+          <w:p wp14:textId="77777777">
             <w:r>
               <w:t>Tracking page stuck on an old status</w:t>
             </w:r>
@@ -1897,9 +1786,9 @@
         </w:tc>
         <w:tc>
           <w:tcPr>
-            <w:tcW w:type="dxa" w:w="2880"/>
+            <w:tcW w:w="2880" w:type="dxa"/>
           </w:tcPr>
-          <w:p>
+          <w:p wp14:textId="77777777">
             <w:r>
               <w:t>Carrier sync has not yet run within CARRIER_SYNC_INTERVAL_SECONDS (currently 600s)</w:t>
             </w:r>
@@ -1907,21 +1796,21 @@
         </w:tc>
         <w:tc>
           <w:tcPr>
-            <w:tcW w:type="dxa" w:w="2880"/>
+            <w:tcW w:w="2880" w:type="dxa"/>
           </w:tcPr>
-          <w:p>
+          <w:p wp14:textId="77777777">
             <w:r>
               <w:t>Expected behavior under the sync window; escalate only if the lag exceeds the window</w:t>
             </w:r>
           </w:p>
         </w:tc>
       </w:tr>
-      <w:tr>
+      <w:tr xmlns:wp14="http://schemas.microsoft.com/office/word/2010/wordml" wp14:textId="77777777">
         <w:tc>
           <w:tcPr>
-            <w:tcW w:type="dxa" w:w="2880"/>
+            <w:tcW w:w="2880" w:type="dxa"/>
           </w:tcPr>
-          <w:p>
+          <w:p wp14:textId="77777777">
             <w:r>
               <w:t>UnknownCarrierEventError</w:t>
             </w:r>
@@ -1929,9 +1818,9 @@
         </w:tc>
         <w:tc>
           <w:tcPr>
-            <w:tcW w:type="dxa" w:w="2880"/>
+            <w:tcW w:w="2880" w:type="dxa"/>
           </w:tcPr>
-          <w:p>
+          <w:p wp14:textId="77777777">
             <w:r>
               <w:t>New carrier, or new event name from an existing carrier, not present in STATUSES</w:t>
             </w:r>
@@ -1939,21 +1828,21 @@
         </w:tc>
         <w:tc>
           <w:tcPr>
-            <w:tcW w:type="dxa" w:w="2880"/>
+            <w:tcW w:w="2880" w:type="dxa"/>
           </w:tcPr>
-          <w:p>
+          <w:p wp14:textId="77777777">
             <w:r>
               <w:t>Add the event to STATUSES with a corresponding UI treatment, rather than letting it throw silently</w:t>
             </w:r>
           </w:p>
         </w:tc>
       </w:tr>
-      <w:tr>
+      <w:tr xmlns:wp14="http://schemas.microsoft.com/office/word/2010/wordml" wp14:textId="77777777">
         <w:tc>
           <w:tcPr>
-            <w:tcW w:type="dxa" w:w="2880"/>
+            <w:tcW w:w="2880" w:type="dxa"/>
           </w:tcPr>
-          <w:p>
+          <w:p wp14:textId="77777777">
             <w:r>
               <w:t>Delivered order shows a nonzero ETA</w:t>
             </w:r>
@@ -1961,9 +1850,9 @@
         </w:tc>
         <w:tc>
           <w:tcPr>
-            <w:tcW w:type="dxa" w:w="2880"/>
+            <w:tcW w:w="2880" w:type="dxa"/>
           </w:tcPr>
-          <w:p>
+          <w:p wp14:textId="77777777">
             <w:r>
               <w:t>“returned” was appended to STATUSES after “delivered”, shifting what recalculateEta() treats as terminal</w:t>
             </w:r>
@@ -1971,21 +1860,21 @@
         </w:tc>
         <w:tc>
           <w:tcPr>
-            <w:tcW w:type="dxa" w:w="2880"/>
+            <w:tcW w:w="2880" w:type="dxa"/>
           </w:tcPr>
-          <w:p>
+          <w:p wp14:textId="77777777">
             <w:r>
               <w:t>See resolution in Section 5.4 — reorder STATUSES or make recalculateEta() delivered-aware</w:t>
             </w:r>
           </w:p>
         </w:tc>
       </w:tr>
-      <w:tr>
+      <w:tr xmlns:wp14="http://schemas.microsoft.com/office/word/2010/wordml" wp14:textId="77777777">
         <w:tc>
           <w:tcPr>
-            <w:tcW w:type="dxa" w:w="2880"/>
+            <w:tcW w:w="2880" w:type="dxa"/>
           </w:tcPr>
-          <w:p>
+          <w:p wp14:textId="77777777">
             <w:r>
               <w:t>Webhook events appear dropped</w:t>
             </w:r>
@@ -1993,9 +1882,9 @@
         </w:tc>
         <w:tc>
           <w:tcPr>
-            <w:tcW w:type="dxa" w:w="2880"/>
+            <w:tcW w:w="2880" w:type="dxa"/>
           </w:tcPr>
-          <w:p>
+          <w:p wp14:textId="77777777">
             <w:r>
               <w:t>Carrier webhook endpoint was down longer than MAX_WEBHOOK_RETRIES (currently 5) could cover</w:t>
             </w:r>
@@ -2003,9 +1892,9 @@
         </w:tc>
         <w:tc>
           <w:tcPr>
-            <w:tcW w:type="dxa" w:w="2880"/>
+            <w:tcW w:w="2880" w:type="dxa"/>
           </w:tcPr>
-          <w:p>
+          <w:p wp14:textId="77777777">
             <w:r>
               <w:t>Run a manual backfill against the carrier's status API for affected orders</w:t>
             </w:r>
@@ -2013,8 +1902,8 @@
         </w:tc>
       </w:tr>
     </w:tbl>
-    <w:p/>
-    <w:p>
+    <w:p xmlns:wp14="http://schemas.microsoft.com/office/word/2010/wordml" wp14:textId="77777777"/>
+    <w:p xmlns:wp14="http://schemas.microsoft.com/office/word/2010/wordml" wp14:textId="77777777">
       <w:pPr>
         <w:pStyle w:val="Heading2"/>
       </w:pPr>
@@ -2022,7 +1911,7 @@
         <w:t>10.2 Diagnostic Tools and Logs</w:t>
       </w:r>
     </w:p>
-    <w:p>
+    <w:p xmlns:wp14="http://schemas.microsoft.com/office/word/2010/wordml" wp14:textId="77777777">
       <w:pPr>
         <w:pStyle w:val="ListBullet"/>
       </w:pPr>
@@ -2030,7 +1919,7 @@
         <w:t>Browser DevTools console — surfaces any client-side thrown errors.</w:t>
       </w:r>
     </w:p>
-    <w:p>
+    <w:p xmlns:wp14="http://schemas.microsoft.com/office/word/2010/wordml" wp14:textId="77777777">
       <w:pPr>
         <w:pStyle w:val="ListBullet"/>
       </w:pPr>
@@ -2038,7 +1927,7 @@
         <w:t>Order Tracking Demo's status badges and ETA display — shows the live effect of each simulated carrier update.</w:t>
       </w:r>
     </w:p>
-    <w:p>
+    <w:p xmlns:wp14="http://schemas.microsoft.com/office/word/2010/wordml" wp14:textId="77777777">
       <w:pPr>
         <w:pStyle w:val="ListBullet"/>
       </w:pPr>
@@ -2046,7 +1935,7 @@
         <w:t>npm run dev terminal output — surfaces compile/HMR errors after a code change.</w:t>
       </w:r>
     </w:p>
-    <w:p>
+    <w:p xmlns:wp14="http://schemas.microsoft.com/office/word/2010/wordml" wp14:textId="77777777">
       <w:pPr>
         <w:pStyle w:val="Heading1"/>
       </w:pPr>
@@ -2054,7 +1943,7 @@
         <w:t>11. Appendix</w:t>
       </w:r>
     </w:p>
-    <w:p>
+    <w:p xmlns:wp14="http://schemas.microsoft.com/office/word/2010/wordml" wp14:textId="77777777">
       <w:pPr>
         <w:pStyle w:val="ListBullet"/>
       </w:pPr>
@@ -2062,7 +1951,7 @@
         <w:t>src/lib/tracking.ts — tracking constants, STATUSES, and updateStatus() logic</w:t>
       </w:r>
     </w:p>
-    <w:p>
+    <w:p xmlns:wp14="http://schemas.microsoft.com/office/word/2010/wordml" wp14:textId="77777777">
       <w:pPr>
         <w:pStyle w:val="ListBullet"/>
       </w:pPr>
@@ -2070,7 +1959,7 @@
         <w:t>src/components/OrderTracker.tsx — in-browser demo widget</w:t>
       </w:r>
     </w:p>
-    <w:p>
+    <w:p xmlns:wp14="http://schemas.microsoft.com/office/word/2010/wordml" wp14:textId="77777777">
       <w:pPr>
         <w:pStyle w:val="ListBullet"/>
       </w:pPr>
@@ -2079,7 +1968,7 @@
       </w:r>
     </w:p>
     <w:sectPr>
-      <w:pgSz w:w="12240" w:h="15840"/>
+      <w:pgSz w:w="12240" w:h="15840" w:orient="portrait"/>
       <w:pgMar w:top="1440" w:right="1800" w:bottom="1440" w:left="1800" w:header="720" w:footer="720" w:gutter="0"/>
       <w:cols w:space="720"/>
       <w:docGrid w:linePitch="360"/>
@@ -2176,7 +2065,7 @@
         <w:ind w:left="1440" w:hanging="360"/>
       </w:pPr>
       <w:rPr>
-        <w:rFonts w:ascii="Symbol" w:hAnsi="Symbol" w:hint="default"/>
+        <w:rFonts w:hint="default" w:ascii="Symbol" w:hAnsi="Symbol"/>
       </w:rPr>
     </w:lvl>
   </w:abstractNum>
@@ -2197,7 +2086,7 @@
         <w:ind w:left="1080" w:hanging="360"/>
       </w:pPr>
       <w:rPr>
-        <w:rFonts w:ascii="Symbol" w:hAnsi="Symbol" w:hint="default"/>
+        <w:rFonts w:hint="default" w:ascii="Symbol" w:hAnsi="Symbol"/>
       </w:rPr>
     </w:lvl>
   </w:abstractNum>
@@ -2218,7 +2107,7 @@
         <w:ind w:left="720" w:hanging="360"/>
       </w:pPr>
       <w:rPr>
-        <w:rFonts w:ascii="Symbol" w:hAnsi="Symbol" w:hint="default"/>
+        <w:rFonts w:hint="default" w:ascii="Symbol" w:hAnsi="Symbol"/>
       </w:rPr>
     </w:lvl>
   </w:abstractNum>
@@ -2257,7 +2146,7 @@
         <w:ind w:left="360" w:hanging="360"/>
       </w:pPr>
       <w:rPr>
-        <w:rFonts w:ascii="Symbol" w:hAnsi="Symbol" w:hint="default"/>
+        <w:rFonts w:hint="default" w:ascii="Symbol" w:hAnsi="Symbol"/>
       </w:rPr>
     </w:lvl>
   </w:abstractNum>
@@ -2292,11 +2181,11 @@
 </file>
 
 <file path=word/styles.xml><?xml version="1.0" encoding="utf-8"?>
-<w:styles xmlns:mc="http://schemas.openxmlformats.org/markup-compatibility/2006" xmlns:r="http://schemas.openxmlformats.org/officeDocument/2006/relationships" xmlns:w="http://schemas.openxmlformats.org/wordprocessingml/2006/main" xmlns:w14="http://schemas.microsoft.com/office/word/2010/wordml" mc:Ignorable="w14">
+<w:styles xmlns:wp14="http://schemas.microsoft.com/office/word/2010/wordprocessingDrawing" xmlns:mc="http://schemas.openxmlformats.org/markup-compatibility/2006" xmlns:r="http://schemas.openxmlformats.org/officeDocument/2006/relationships" xmlns:w="http://schemas.openxmlformats.org/wordprocessingml/2006/main" xmlns:w14="http://schemas.microsoft.com/office/word/2010/wordml" mc:Ignorable="w14 wp14">
   <w:docDefaults>
     <w:rPrDefault>
       <w:rPr>
-        <w:rFonts w:asciiTheme="minorHAnsi" w:eastAsiaTheme="minorEastAsia" w:hAnsiTheme="minorHAnsi" w:cstheme="minorBidi"/>
+        <w:rFonts w:asciiTheme="minorHAnsi" w:hAnsiTheme="minorHAnsi" w:eastAsiaTheme="minorEastAsia" w:cstheme="minorBidi"/>
         <w:sz w:val="22"/>
         <w:szCs w:val="22"/>
         <w:lang w:val="en-US" w:eastAsia="en-US" w:bidi="ar-SA"/>
@@ -2309,8 +2198,8 @@
     </w:pPrDefault>
   </w:docDefaults>
   <w:latentStyles w:defLockedState="0" w:defUIPriority="99" w:defSemiHidden="1" w:defUnhideWhenUsed="1" w:defQFormat="0" w:count="276">
-    <w:lsdException w:name="Normal" w:semiHidden="0" w:uiPriority="0" w:unhideWhenUsed="0" w:qFormat="1"/>
-    <w:lsdException w:name="heading 1" w:semiHidden="0" w:uiPriority="9" w:unhideWhenUsed="0" w:qFormat="1"/>
+    <w:lsdException w:name="Normal" w:uiPriority="0" w:semiHidden="0" w:unhideWhenUsed="0" w:qFormat="1"/>
+    <w:lsdException w:name="heading 1" w:uiPriority="9" w:semiHidden="0" w:unhideWhenUsed="0" w:qFormat="1"/>
     <w:lsdException w:name="heading 2" w:uiPriority="9" w:qFormat="1"/>
     <w:lsdException w:name="heading 3" w:uiPriority="9" w:qFormat="1"/>
     <w:lsdException w:name="heading 4" w:uiPriority="9" w:qFormat="1"/>
@@ -2329,125 +2218,125 @@
     <w:lsdException w:name="toc 8" w:uiPriority="39"/>
     <w:lsdException w:name="toc 9" w:uiPriority="39"/>
     <w:lsdException w:name="caption" w:uiPriority="35" w:qFormat="1"/>
-    <w:lsdException w:name="Title" w:semiHidden="0" w:uiPriority="10" w:unhideWhenUsed="0" w:qFormat="1"/>
+    <w:lsdException w:name="Title" w:uiPriority="10" w:semiHidden="0" w:unhideWhenUsed="0" w:qFormat="1"/>
     <w:lsdException w:name="Default Paragraph Font" w:uiPriority="1"/>
-    <w:lsdException w:name="Subtitle" w:semiHidden="0" w:uiPriority="11" w:unhideWhenUsed="0" w:qFormat="1"/>
-    <w:lsdException w:name="Strong" w:semiHidden="0" w:uiPriority="22" w:unhideWhenUsed="0" w:qFormat="1"/>
-    <w:lsdException w:name="Emphasis" w:semiHidden="0" w:uiPriority="20" w:unhideWhenUsed="0" w:qFormat="1"/>
-    <w:lsdException w:name="Table Grid" w:semiHidden="0" w:uiPriority="59" w:unhideWhenUsed="0"/>
+    <w:lsdException w:name="Subtitle" w:uiPriority="11" w:semiHidden="0" w:unhideWhenUsed="0" w:qFormat="1"/>
+    <w:lsdException w:name="Strong" w:uiPriority="22" w:semiHidden="0" w:unhideWhenUsed="0" w:qFormat="1"/>
+    <w:lsdException w:name="Emphasis" w:uiPriority="20" w:semiHidden="0" w:unhideWhenUsed="0" w:qFormat="1"/>
+    <w:lsdException w:name="Table Grid" w:uiPriority="59" w:semiHidden="0" w:unhideWhenUsed="0"/>
     <w:lsdException w:name="Placeholder Text" w:unhideWhenUsed="0"/>
-    <w:lsdException w:name="No Spacing" w:semiHidden="0" w:uiPriority="1" w:unhideWhenUsed="0" w:qFormat="1"/>
-    <w:lsdException w:name="Light Shading" w:semiHidden="0" w:uiPriority="60" w:unhideWhenUsed="0"/>
-    <w:lsdException w:name="Light List" w:semiHidden="0" w:uiPriority="61" w:unhideWhenUsed="0"/>
-    <w:lsdException w:name="Light Grid" w:semiHidden="0" w:uiPriority="62" w:unhideWhenUsed="0"/>
-    <w:lsdException w:name="Medium Shading 1" w:semiHidden="0" w:uiPriority="63" w:unhideWhenUsed="0"/>
-    <w:lsdException w:name="Medium Shading 2" w:semiHidden="0" w:uiPriority="64" w:unhideWhenUsed="0"/>
-    <w:lsdException w:name="Medium List 1" w:semiHidden="0" w:uiPriority="65" w:unhideWhenUsed="0"/>
-    <w:lsdException w:name="Medium List 2" w:semiHidden="0" w:uiPriority="66" w:unhideWhenUsed="0"/>
-    <w:lsdException w:name="Medium Grid 1" w:semiHidden="0" w:uiPriority="67" w:unhideWhenUsed="0"/>
-    <w:lsdException w:name="Medium Grid 2" w:semiHidden="0" w:uiPriority="68" w:unhideWhenUsed="0"/>
-    <w:lsdException w:name="Medium Grid 3" w:semiHidden="0" w:uiPriority="69" w:unhideWhenUsed="0"/>
-    <w:lsdException w:name="Dark List" w:semiHidden="0" w:uiPriority="70" w:unhideWhenUsed="0"/>
-    <w:lsdException w:name="Colorful Shading" w:semiHidden="0" w:uiPriority="71" w:unhideWhenUsed="0"/>
-    <w:lsdException w:name="Colorful List" w:semiHidden="0" w:uiPriority="72" w:unhideWhenUsed="0"/>
-    <w:lsdException w:name="Colorful Grid" w:semiHidden="0" w:uiPriority="73" w:unhideWhenUsed="0"/>
-    <w:lsdException w:name="Light Shading Accent 1" w:semiHidden="0" w:uiPriority="60" w:unhideWhenUsed="0"/>
-    <w:lsdException w:name="Light List Accent 1" w:semiHidden="0" w:uiPriority="61" w:unhideWhenUsed="0"/>
-    <w:lsdException w:name="Light Grid Accent 1" w:semiHidden="0" w:uiPriority="62" w:unhideWhenUsed="0"/>
-    <w:lsdException w:name="Medium Shading 1 Accent 1" w:semiHidden="0" w:uiPriority="63" w:unhideWhenUsed="0"/>
-    <w:lsdException w:name="Medium Shading 2 Accent 1" w:semiHidden="0" w:uiPriority="64" w:unhideWhenUsed="0"/>
-    <w:lsdException w:name="Medium List 1 Accent 1" w:semiHidden="0" w:uiPriority="65" w:unhideWhenUsed="0"/>
+    <w:lsdException w:name="No Spacing" w:uiPriority="1" w:semiHidden="0" w:unhideWhenUsed="0" w:qFormat="1"/>
+    <w:lsdException w:name="Light Shading" w:uiPriority="60" w:semiHidden="0" w:unhideWhenUsed="0"/>
+    <w:lsdException w:name="Light List" w:uiPriority="61" w:semiHidden="0" w:unhideWhenUsed="0"/>
+    <w:lsdException w:name="Light Grid" w:uiPriority="62" w:semiHidden="0" w:unhideWhenUsed="0"/>
+    <w:lsdException w:name="Medium Shading 1" w:uiPriority="63" w:semiHidden="0" w:unhideWhenUsed="0"/>
+    <w:lsdException w:name="Medium Shading 2" w:uiPriority="64" w:semiHidden="0" w:unhideWhenUsed="0"/>
+    <w:lsdException w:name="Medium List 1" w:uiPriority="65" w:semiHidden="0" w:unhideWhenUsed="0"/>
+    <w:lsdException w:name="Medium List 2" w:uiPriority="66" w:semiHidden="0" w:unhideWhenUsed="0"/>
+    <w:lsdException w:name="Medium Grid 1" w:uiPriority="67" w:semiHidden="0" w:unhideWhenUsed="0"/>
+    <w:lsdException w:name="Medium Grid 2" w:uiPriority="68" w:semiHidden="0" w:unhideWhenUsed="0"/>
+    <w:lsdException w:name="Medium Grid 3" w:uiPriority="69" w:semiHidden="0" w:unhideWhenUsed="0"/>
+    <w:lsdException w:name="Dark List" w:uiPriority="70" w:semiHidden="0" w:unhideWhenUsed="0"/>
+    <w:lsdException w:name="Colorful Shading" w:uiPriority="71" w:semiHidden="0" w:unhideWhenUsed="0"/>
+    <w:lsdException w:name="Colorful List" w:uiPriority="72" w:semiHidden="0" w:unhideWhenUsed="0"/>
+    <w:lsdException w:name="Colorful Grid" w:uiPriority="73" w:semiHidden="0" w:unhideWhenUsed="0"/>
+    <w:lsdException w:name="Light Shading Accent 1" w:uiPriority="60" w:semiHidden="0" w:unhideWhenUsed="0"/>
+    <w:lsdException w:name="Light List Accent 1" w:uiPriority="61" w:semiHidden="0" w:unhideWhenUsed="0"/>
+    <w:lsdException w:name="Light Grid Accent 1" w:uiPriority="62" w:semiHidden="0" w:unhideWhenUsed="0"/>
+    <w:lsdException w:name="Medium Shading 1 Accent 1" w:uiPriority="63" w:semiHidden="0" w:unhideWhenUsed="0"/>
+    <w:lsdException w:name="Medium Shading 2 Accent 1" w:uiPriority="64" w:semiHidden="0" w:unhideWhenUsed="0"/>
+    <w:lsdException w:name="Medium List 1 Accent 1" w:uiPriority="65" w:semiHidden="0" w:unhideWhenUsed="0"/>
     <w:lsdException w:name="Revision" w:unhideWhenUsed="0"/>
-    <w:lsdException w:name="List Paragraph" w:semiHidden="0" w:uiPriority="34" w:unhideWhenUsed="0" w:qFormat="1"/>
-    <w:lsdException w:name="Quote" w:semiHidden="0" w:uiPriority="29" w:unhideWhenUsed="0" w:qFormat="1"/>
-    <w:lsdException w:name="Intense Quote" w:semiHidden="0" w:uiPriority="30" w:unhideWhenUsed="0" w:qFormat="1"/>
-    <w:lsdException w:name="Medium List 2 Accent 1" w:semiHidden="0" w:uiPriority="66" w:unhideWhenUsed="0"/>
-    <w:lsdException w:name="Medium Grid 1 Accent 1" w:semiHidden="0" w:uiPriority="67" w:unhideWhenUsed="0"/>
-    <w:lsdException w:name="Medium Grid 2 Accent 1" w:semiHidden="0" w:uiPriority="68" w:unhideWhenUsed="0"/>
-    <w:lsdException w:name="Medium Grid 3 Accent 1" w:semiHidden="0" w:uiPriority="69" w:unhideWhenUsed="0"/>
-    <w:lsdException w:name="Dark List Accent 1" w:semiHidden="0" w:uiPriority="70" w:unhideWhenUsed="0"/>
-    <w:lsdException w:name="Colorful Shading Accent 1" w:semiHidden="0" w:uiPriority="71" w:unhideWhenUsed="0"/>
-    <w:lsdException w:name="Colorful List Accent 1" w:semiHidden="0" w:uiPriority="72" w:unhideWhenUsed="0"/>
-    <w:lsdException w:name="Colorful Grid Accent 1" w:semiHidden="0" w:uiPriority="73" w:unhideWhenUsed="0"/>
-    <w:lsdException w:name="Light Shading Accent 2" w:semiHidden="0" w:uiPriority="60" w:unhideWhenUsed="0"/>
-    <w:lsdException w:name="Light List Accent 2" w:semiHidden="0" w:uiPriority="61" w:unhideWhenUsed="0"/>
-    <w:lsdException w:name="Light Grid Accent 2" w:semiHidden="0" w:uiPriority="62" w:unhideWhenUsed="0"/>
-    <w:lsdException w:name="Medium Shading 1 Accent 2" w:semiHidden="0" w:uiPriority="63" w:unhideWhenUsed="0"/>
-    <w:lsdException w:name="Medium Shading 2 Accent 2" w:semiHidden="0" w:uiPriority="64" w:unhideWhenUsed="0"/>
-    <w:lsdException w:name="Medium List 1 Accent 2" w:semiHidden="0" w:uiPriority="65" w:unhideWhenUsed="0"/>
-    <w:lsdException w:name="Medium List 2 Accent 2" w:semiHidden="0" w:uiPriority="66" w:unhideWhenUsed="0"/>
-    <w:lsdException w:name="Medium Grid 1 Accent 2" w:semiHidden="0" w:uiPriority="67" w:unhideWhenUsed="0"/>
-    <w:lsdException w:name="Medium Grid 2 Accent 2" w:semiHidden="0" w:uiPriority="68" w:unhideWhenUsed="0"/>
-    <w:lsdException w:name="Medium Grid 3 Accent 2" w:semiHidden="0" w:uiPriority="69" w:unhideWhenUsed="0"/>
-    <w:lsdException w:name="Dark List Accent 2" w:semiHidden="0" w:uiPriority="70" w:unhideWhenUsed="0"/>
-    <w:lsdException w:name="Colorful Shading Accent 2" w:semiHidden="0" w:uiPriority="71" w:unhideWhenUsed="0"/>
-    <w:lsdException w:name="Colorful List Accent 2" w:semiHidden="0" w:uiPriority="72" w:unhideWhenUsed="0"/>
-    <w:lsdException w:name="Colorful Grid Accent 2" w:semiHidden="0" w:uiPriority="73" w:unhideWhenUsed="0"/>
-    <w:lsdException w:name="Light Shading Accent 3" w:semiHidden="0" w:uiPriority="60" w:unhideWhenUsed="0"/>
-    <w:lsdException w:name="Light List Accent 3" w:semiHidden="0" w:uiPriority="61" w:unhideWhenUsed="0"/>
-    <w:lsdException w:name="Light Grid Accent 3" w:semiHidden="0" w:uiPriority="62" w:unhideWhenUsed="0"/>
-    <w:lsdException w:name="Medium Shading 1 Accent 3" w:semiHidden="0" w:uiPriority="63" w:unhideWhenUsed="0"/>
-    <w:lsdException w:name="Medium Shading 2 Accent 3" w:semiHidden="0" w:uiPriority="64" w:unhideWhenUsed="0"/>
-    <w:lsdException w:name="Medium List 1 Accent 3" w:semiHidden="0" w:uiPriority="65" w:unhideWhenUsed="0"/>
-    <w:lsdException w:name="Medium List 2 Accent 3" w:semiHidden="0" w:uiPriority="66" w:unhideWhenUsed="0"/>
-    <w:lsdException w:name="Medium Grid 1 Accent 3" w:semiHidden="0" w:uiPriority="67" w:unhideWhenUsed="0"/>
-    <w:lsdException w:name="Medium Grid 2 Accent 3" w:semiHidden="0" w:uiPriority="68" w:unhideWhenUsed="0"/>
-    <w:lsdException w:name="Medium Grid 3 Accent 3" w:semiHidden="0" w:uiPriority="69" w:unhideWhenUsed="0"/>
-    <w:lsdException w:name="Dark List Accent 3" w:semiHidden="0" w:uiPriority="70" w:unhideWhenUsed="0"/>
-    <w:lsdException w:name="Colorful Shading Accent 3" w:semiHidden="0" w:uiPriority="71" w:unhideWhenUsed="0"/>
-    <w:lsdException w:name="Colorful List Accent 3" w:semiHidden="0" w:uiPriority="72" w:unhideWhenUsed="0"/>
-    <w:lsdException w:name="Colorful Grid Accent 3" w:semiHidden="0" w:uiPriority="73" w:unhideWhenUsed="0"/>
-    <w:lsdException w:name="Light Shading Accent 4" w:semiHidden="0" w:uiPriority="60" w:unhideWhenUsed="0"/>
-    <w:lsdException w:name="Light List Accent 4" w:semiHidden="0" w:uiPriority="61" w:unhideWhenUsed="0"/>
-    <w:lsdException w:name="Light Grid Accent 4" w:semiHidden="0" w:uiPriority="62" w:unhideWhenUsed="0"/>
-    <w:lsdException w:name="Medium Shading 1 Accent 4" w:semiHidden="0" w:uiPriority="63" w:unhideWhenUsed="0"/>
-    <w:lsdException w:name="Medium Shading 2 Accent 4" w:semiHidden="0" w:uiPriority="64" w:unhideWhenUsed="0"/>
-    <w:lsdException w:name="Medium List 1 Accent 4" w:semiHidden="0" w:uiPriority="65" w:unhideWhenUsed="0"/>
-    <w:lsdException w:name="Medium List 2 Accent 4" w:semiHidden="0" w:uiPriority="66" w:unhideWhenUsed="0"/>
-    <w:lsdException w:name="Medium Grid 1 Accent 4" w:semiHidden="0" w:uiPriority="67" w:unhideWhenUsed="0"/>
-    <w:lsdException w:name="Medium Grid 2 Accent 4" w:semiHidden="0" w:uiPriority="68" w:unhideWhenUsed="0"/>
-    <w:lsdException w:name="Medium Grid 3 Accent 4" w:semiHidden="0" w:uiPriority="69" w:unhideWhenUsed="0"/>
-    <w:lsdException w:name="Dark List Accent 4" w:semiHidden="0" w:uiPriority="70" w:unhideWhenUsed="0"/>
-    <w:lsdException w:name="Colorful Shading Accent 4" w:semiHidden="0" w:uiPriority="71" w:unhideWhenUsed="0"/>
-    <w:lsdException w:name="Colorful List Accent 4" w:semiHidden="0" w:uiPriority="72" w:unhideWhenUsed="0"/>
-    <w:lsdException w:name="Colorful Grid Accent 4" w:semiHidden="0" w:uiPriority="73" w:unhideWhenUsed="0"/>
-    <w:lsdException w:name="Light Shading Accent 5" w:semiHidden="0" w:uiPriority="60" w:unhideWhenUsed="0"/>
-    <w:lsdException w:name="Light List Accent 5" w:semiHidden="0" w:uiPriority="61" w:unhideWhenUsed="0"/>
-    <w:lsdException w:name="Light Grid Accent 5" w:semiHidden="0" w:uiPriority="62" w:unhideWhenUsed="0"/>
-    <w:lsdException w:name="Medium Shading 1 Accent 5" w:semiHidden="0" w:uiPriority="63" w:unhideWhenUsed="0"/>
-    <w:lsdException w:name="Medium Shading 2 Accent 5" w:semiHidden="0" w:uiPriority="64" w:unhideWhenUsed="0"/>
-    <w:lsdException w:name="Medium List 1 Accent 5" w:semiHidden="0" w:uiPriority="65" w:unhideWhenUsed="0"/>
-    <w:lsdException w:name="Medium List 2 Accent 5" w:semiHidden="0" w:uiPriority="66" w:unhideWhenUsed="0"/>
-    <w:lsdException w:name="Medium Grid 1 Accent 5" w:semiHidden="0" w:uiPriority="67" w:unhideWhenUsed="0"/>
-    <w:lsdException w:name="Medium Grid 2 Accent 5" w:semiHidden="0" w:uiPriority="68" w:unhideWhenUsed="0"/>
-    <w:lsdException w:name="Medium Grid 3 Accent 5" w:semiHidden="0" w:uiPriority="69" w:unhideWhenUsed="0"/>
-    <w:lsdException w:name="Dark List Accent 5" w:semiHidden="0" w:uiPriority="70" w:unhideWhenUsed="0"/>
-    <w:lsdException w:name="Colorful Shading Accent 5" w:semiHidden="0" w:uiPriority="71" w:unhideWhenUsed="0"/>
-    <w:lsdException w:name="Colorful List Accent 5" w:semiHidden="0" w:uiPriority="72" w:unhideWhenUsed="0"/>
-    <w:lsdException w:name="Colorful Grid Accent 5" w:semiHidden="0" w:uiPriority="73" w:unhideWhenUsed="0"/>
-    <w:lsdException w:name="Light Shading Accent 6" w:semiHidden="0" w:uiPriority="60" w:unhideWhenUsed="0"/>
-    <w:lsdException w:name="Light List Accent 6" w:semiHidden="0" w:uiPriority="61" w:unhideWhenUsed="0"/>
-    <w:lsdException w:name="Light Grid Accent 6" w:semiHidden="0" w:uiPriority="62" w:unhideWhenUsed="0"/>
-    <w:lsdException w:name="Medium Shading 1 Accent 6" w:semiHidden="0" w:uiPriority="63" w:unhideWhenUsed="0"/>
-    <w:lsdException w:name="Medium Shading 2 Accent 6" w:semiHidden="0" w:uiPriority="64" w:unhideWhenUsed="0"/>
-    <w:lsdException w:name="Medium List 1 Accent 6" w:semiHidden="0" w:uiPriority="65" w:unhideWhenUsed="0"/>
-    <w:lsdException w:name="Medium List 2 Accent 6" w:semiHidden="0" w:uiPriority="66" w:unhideWhenUsed="0"/>
-    <w:lsdException w:name="Medium Grid 1 Accent 6" w:semiHidden="0" w:uiPriority="67" w:unhideWhenUsed="0"/>
-    <w:lsdException w:name="Medium Grid 2 Accent 6" w:semiHidden="0" w:uiPriority="68" w:unhideWhenUsed="0"/>
-    <w:lsdException w:name="Medium Grid 3 Accent 6" w:semiHidden="0" w:uiPriority="69" w:unhideWhenUsed="0"/>
-    <w:lsdException w:name="Dark List Accent 6" w:semiHidden="0" w:uiPriority="70" w:unhideWhenUsed="0"/>
-    <w:lsdException w:name="Colorful Shading Accent 6" w:semiHidden="0" w:uiPriority="71" w:unhideWhenUsed="0"/>
-    <w:lsdException w:name="Colorful List Accent 6" w:semiHidden="0" w:uiPriority="72" w:unhideWhenUsed="0"/>
-    <w:lsdException w:name="Colorful Grid Accent 6" w:semiHidden="0" w:uiPriority="73" w:unhideWhenUsed="0"/>
-    <w:lsdException w:name="Subtle Emphasis" w:semiHidden="0" w:uiPriority="19" w:unhideWhenUsed="0" w:qFormat="1"/>
-    <w:lsdException w:name="Intense Emphasis" w:semiHidden="0" w:uiPriority="21" w:unhideWhenUsed="0" w:qFormat="1"/>
-    <w:lsdException w:name="Subtle Reference" w:semiHidden="0" w:uiPriority="31" w:unhideWhenUsed="0" w:qFormat="1"/>
-    <w:lsdException w:name="Intense Reference" w:semiHidden="0" w:uiPriority="32" w:unhideWhenUsed="0" w:qFormat="1"/>
-    <w:lsdException w:name="Book Title" w:semiHidden="0" w:uiPriority="33" w:unhideWhenUsed="0" w:qFormat="1"/>
+    <w:lsdException w:name="List Paragraph" w:uiPriority="34" w:semiHidden="0" w:unhideWhenUsed="0" w:qFormat="1"/>
+    <w:lsdException w:name="Quote" w:uiPriority="29" w:semiHidden="0" w:unhideWhenUsed="0" w:qFormat="1"/>
+    <w:lsdException w:name="Intense Quote" w:uiPriority="30" w:semiHidden="0" w:unhideWhenUsed="0" w:qFormat="1"/>
+    <w:lsdException w:name="Medium List 2 Accent 1" w:uiPriority="66" w:semiHidden="0" w:unhideWhenUsed="0"/>
+    <w:lsdException w:name="Medium Grid 1 Accent 1" w:uiPriority="67" w:semiHidden="0" w:unhideWhenUsed="0"/>
+    <w:lsdException w:name="Medium Grid 2 Accent 1" w:uiPriority="68" w:semiHidden="0" w:unhideWhenUsed="0"/>
+    <w:lsdException w:name="Medium Grid 3 Accent 1" w:uiPriority="69" w:semiHidden="0" w:unhideWhenUsed="0"/>
+    <w:lsdException w:name="Dark List Accent 1" w:uiPriority="70" w:semiHidden="0" w:unhideWhenUsed="0"/>
+    <w:lsdException w:name="Colorful Shading Accent 1" w:uiPriority="71" w:semiHidden="0" w:unhideWhenUsed="0"/>
+    <w:lsdException w:name="Colorful List Accent 1" w:uiPriority="72" w:semiHidden="0" w:unhideWhenUsed="0"/>
+    <w:lsdException w:name="Colorful Grid Accent 1" w:uiPriority="73" w:semiHidden="0" w:unhideWhenUsed="0"/>
+    <w:lsdException w:name="Light Shading Accent 2" w:uiPriority="60" w:semiHidden="0" w:unhideWhenUsed="0"/>
+    <w:lsdException w:name="Light List Accent 2" w:uiPriority="61" w:semiHidden="0" w:unhideWhenUsed="0"/>
+    <w:lsdException w:name="Light Grid Accent 2" w:uiPriority="62" w:semiHidden="0" w:unhideWhenUsed="0"/>
+    <w:lsdException w:name="Medium Shading 1 Accent 2" w:uiPriority="63" w:semiHidden="0" w:unhideWhenUsed="0"/>
+    <w:lsdException w:name="Medium Shading 2 Accent 2" w:uiPriority="64" w:semiHidden="0" w:unhideWhenUsed="0"/>
+    <w:lsdException w:name="Medium List 1 Accent 2" w:uiPriority="65" w:semiHidden="0" w:unhideWhenUsed="0"/>
+    <w:lsdException w:name="Medium List 2 Accent 2" w:uiPriority="66" w:semiHidden="0" w:unhideWhenUsed="0"/>
+    <w:lsdException w:name="Medium Grid 1 Accent 2" w:uiPriority="67" w:semiHidden="0" w:unhideWhenUsed="0"/>
+    <w:lsdException w:name="Medium Grid 2 Accent 2" w:uiPriority="68" w:semiHidden="0" w:unhideWhenUsed="0"/>
+    <w:lsdException w:name="Medium Grid 3 Accent 2" w:uiPriority="69" w:semiHidden="0" w:unhideWhenUsed="0"/>
+    <w:lsdException w:name="Dark List Accent 2" w:uiPriority="70" w:semiHidden="0" w:unhideWhenUsed="0"/>
+    <w:lsdException w:name="Colorful Shading Accent 2" w:uiPriority="71" w:semiHidden="0" w:unhideWhenUsed="0"/>
+    <w:lsdException w:name="Colorful List Accent 2" w:uiPriority="72" w:semiHidden="0" w:unhideWhenUsed="0"/>
+    <w:lsdException w:name="Colorful Grid Accent 2" w:uiPriority="73" w:semiHidden="0" w:unhideWhenUsed="0"/>
+    <w:lsdException w:name="Light Shading Accent 3" w:uiPriority="60" w:semiHidden="0" w:unhideWhenUsed="0"/>
+    <w:lsdException w:name="Light List Accent 3" w:uiPriority="61" w:semiHidden="0" w:unhideWhenUsed="0"/>
+    <w:lsdException w:name="Light Grid Accent 3" w:uiPriority="62" w:semiHidden="0" w:unhideWhenUsed="0"/>
+    <w:lsdException w:name="Medium Shading 1 Accent 3" w:uiPriority="63" w:semiHidden="0" w:unhideWhenUsed="0"/>
+    <w:lsdException w:name="Medium Shading 2 Accent 3" w:uiPriority="64" w:semiHidden="0" w:unhideWhenUsed="0"/>
+    <w:lsdException w:name="Medium List 1 Accent 3" w:uiPriority="65" w:semiHidden="0" w:unhideWhenUsed="0"/>
+    <w:lsdException w:name="Medium List 2 Accent 3" w:uiPriority="66" w:semiHidden="0" w:unhideWhenUsed="0"/>
+    <w:lsdException w:name="Medium Grid 1 Accent 3" w:uiPriority="67" w:semiHidden="0" w:unhideWhenUsed="0"/>
+    <w:lsdException w:name="Medium Grid 2 Accent 3" w:uiPriority="68" w:semiHidden="0" w:unhideWhenUsed="0"/>
+    <w:lsdException w:name="Medium Grid 3 Accent 3" w:uiPriority="69" w:semiHidden="0" w:unhideWhenUsed="0"/>
+    <w:lsdException w:name="Dark List Accent 3" w:uiPriority="70" w:semiHidden="0" w:unhideWhenUsed="0"/>
+    <w:lsdException w:name="Colorful Shading Accent 3" w:uiPriority="71" w:semiHidden="0" w:unhideWhenUsed="0"/>
+    <w:lsdException w:name="Colorful List Accent 3" w:uiPriority="72" w:semiHidden="0" w:unhideWhenUsed="0"/>
+    <w:lsdException w:name="Colorful Grid Accent 3" w:uiPriority="73" w:semiHidden="0" w:unhideWhenUsed="0"/>
+    <w:lsdException w:name="Light Shading Accent 4" w:uiPriority="60" w:semiHidden="0" w:unhideWhenUsed="0"/>
+    <w:lsdException w:name="Light List Accent 4" w:uiPriority="61" w:semiHidden="0" w:unhideWhenUsed="0"/>
+    <w:lsdException w:name="Light Grid Accent 4" w:uiPriority="62" w:semiHidden="0" w:unhideWhenUsed="0"/>
+    <w:lsdException w:name="Medium Shading 1 Accent 4" w:uiPriority="63" w:semiHidden="0" w:unhideWhenUsed="0"/>
+    <w:lsdException w:name="Medium Shading 2 Accent 4" w:uiPriority="64" w:semiHidden="0" w:unhideWhenUsed="0"/>
+    <w:lsdException w:name="Medium List 1 Accent 4" w:uiPriority="65" w:semiHidden="0" w:unhideWhenUsed="0"/>
+    <w:lsdException w:name="Medium List 2 Accent 4" w:uiPriority="66" w:semiHidden="0" w:unhideWhenUsed="0"/>
+    <w:lsdException w:name="Medium Grid 1 Accent 4" w:uiPriority="67" w:semiHidden="0" w:unhideWhenUsed="0"/>
+    <w:lsdException w:name="Medium Grid 2 Accent 4" w:uiPriority="68" w:semiHidden="0" w:unhideWhenUsed="0"/>
+    <w:lsdException w:name="Medium Grid 3 Accent 4" w:uiPriority="69" w:semiHidden="0" w:unhideWhenUsed="0"/>
+    <w:lsdException w:name="Dark List Accent 4" w:uiPriority="70" w:semiHidden="0" w:unhideWhenUsed="0"/>
+    <w:lsdException w:name="Colorful Shading Accent 4" w:uiPriority="71" w:semiHidden="0" w:unhideWhenUsed="0"/>
+    <w:lsdException w:name="Colorful List Accent 4" w:uiPriority="72" w:semiHidden="0" w:unhideWhenUsed="0"/>
+    <w:lsdException w:name="Colorful Grid Accent 4" w:uiPriority="73" w:semiHidden="0" w:unhideWhenUsed="0"/>
+    <w:lsdException w:name="Light Shading Accent 5" w:uiPriority="60" w:semiHidden="0" w:unhideWhenUsed="0"/>
+    <w:lsdException w:name="Light List Accent 5" w:uiPriority="61" w:semiHidden="0" w:unhideWhenUsed="0"/>
+    <w:lsdException w:name="Light Grid Accent 5" w:uiPriority="62" w:semiHidden="0" w:unhideWhenUsed="0"/>
+    <w:lsdException w:name="Medium Shading 1 Accent 5" w:uiPriority="63" w:semiHidden="0" w:unhideWhenUsed="0"/>
+    <w:lsdException w:name="Medium Shading 2 Accent 5" w:uiPriority="64" w:semiHidden="0" w:unhideWhenUsed="0"/>
+    <w:lsdException w:name="Medium List 1 Accent 5" w:uiPriority="65" w:semiHidden="0" w:unhideWhenUsed="0"/>
+    <w:lsdException w:name="Medium List 2 Accent 5" w:uiPriority="66" w:semiHidden="0" w:unhideWhenUsed="0"/>
+    <w:lsdException w:name="Medium Grid 1 Accent 5" w:uiPriority="67" w:semiHidden="0" w:unhideWhenUsed="0"/>
+    <w:lsdException w:name="Medium Grid 2 Accent 5" w:uiPriority="68" w:semiHidden="0" w:unhideWhenUsed="0"/>
+    <w:lsdException w:name="Medium Grid 3 Accent 5" w:uiPriority="69" w:semiHidden="0" w:unhideWhenUsed="0"/>
+    <w:lsdException w:name="Dark List Accent 5" w:uiPriority="70" w:semiHidden="0" w:unhideWhenUsed="0"/>
+    <w:lsdException w:name="Colorful Shading Accent 5" w:uiPriority="71" w:semiHidden="0" w:unhideWhenUsed="0"/>
+    <w:lsdException w:name="Colorful List Accent 5" w:uiPriority="72" w:semiHidden="0" w:unhideWhenUsed="0"/>
+    <w:lsdException w:name="Colorful Grid Accent 5" w:uiPriority="73" w:semiHidden="0" w:unhideWhenUsed="0"/>
+    <w:lsdException w:name="Light Shading Accent 6" w:uiPriority="60" w:semiHidden="0" w:unhideWhenUsed="0"/>
+    <w:lsdException w:name="Light List Accent 6" w:uiPriority="61" w:semiHidden="0" w:unhideWhenUsed="0"/>
+    <w:lsdException w:name="Light Grid Accent 6" w:uiPriority="62" w:semiHidden="0" w:unhideWhenUsed="0"/>
+    <w:lsdException w:name="Medium Shading 1 Accent 6" w:uiPriority="63" w:semiHidden="0" w:unhideWhenUsed="0"/>
+    <w:lsdException w:name="Medium Shading 2 Accent 6" w:uiPriority="64" w:semiHidden="0" w:unhideWhenUsed="0"/>
+    <w:lsdException w:name="Medium List 1 Accent 6" w:uiPriority="65" w:semiHidden="0" w:unhideWhenUsed="0"/>
+    <w:lsdException w:name="Medium List 2 Accent 6" w:uiPriority="66" w:semiHidden="0" w:unhideWhenUsed="0"/>
+    <w:lsdException w:name="Medium Grid 1 Accent 6" w:uiPriority="67" w:semiHidden="0" w:unhideWhenUsed="0"/>
+    <w:lsdException w:name="Medium Grid 2 Accent 6" w:uiPriority="68" w:semiHidden="0" w:unhideWhenUsed="0"/>
+    <w:lsdException w:name="Medium Grid 3 Accent 6" w:uiPriority="69" w:semiHidden="0" w:unhideWhenUsed="0"/>
+    <w:lsdException w:name="Dark List Accent 6" w:uiPriority="70" w:semiHidden="0" w:unhideWhenUsed="0"/>
+    <w:lsdException w:name="Colorful Shading Accent 6" w:uiPriority="71" w:semiHidden="0" w:unhideWhenUsed="0"/>
+    <w:lsdException w:name="Colorful List Accent 6" w:uiPriority="72" w:semiHidden="0" w:unhideWhenUsed="0"/>
+    <w:lsdException w:name="Colorful Grid Accent 6" w:uiPriority="73" w:semiHidden="0" w:unhideWhenUsed="0"/>
+    <w:lsdException w:name="Subtle Emphasis" w:uiPriority="19" w:semiHidden="0" w:unhideWhenUsed="0" w:qFormat="1"/>
+    <w:lsdException w:name="Intense Emphasis" w:uiPriority="21" w:semiHidden="0" w:unhideWhenUsed="0" w:qFormat="1"/>
+    <w:lsdException w:name="Subtle Reference" w:uiPriority="31" w:semiHidden="0" w:unhideWhenUsed="0" w:qFormat="1"/>
+    <w:lsdException w:name="Intense Reference" w:uiPriority="32" w:semiHidden="0" w:unhideWhenUsed="0" w:qFormat="1"/>
+    <w:lsdException w:name="Book Title" w:uiPriority="33" w:semiHidden="0" w:unhideWhenUsed="0" w:qFormat="1"/>
     <w:lsdException w:name="Bibliography" w:uiPriority="37"/>
     <w:lsdException w:name="TOC Heading" w:uiPriority="39" w:qFormat="1"/>
   </w:latentStyles>
-  <w:style w:type="paragraph" w:default="1" w:styleId="Normal">
+  <w:style w:type="paragraph" w:styleId="Normal" w:default="1">
     <w:name w:val="Normal"/>
     <w:qFormat/>
     <w:rsid w:val="00FC693F"/>
@@ -2467,7 +2356,7 @@
       <w:spacing w:after="0" w:line="240" w:lineRule="auto"/>
     </w:pPr>
   </w:style>
-  <w:style w:type="character" w:customStyle="1" w:styleId="HeaderChar">
+  <w:style w:type="character" w:styleId="HeaderChar" w:customStyle="1">
     <w:name w:val="Header Char"/>
     <w:basedOn w:val="DefaultParagraphFont"/>
     <w:link w:val="Header"/>
@@ -2489,7 +2378,7 @@
       <w:spacing w:after="0" w:line="240" w:lineRule="auto"/>
     </w:pPr>
   </w:style>
-  <w:style w:type="character" w:customStyle="1" w:styleId="FooterChar">
+  <w:style w:type="character" w:styleId="FooterChar" w:customStyle="1">
     <w:name w:val="Footer Char"/>
     <w:basedOn w:val="DefaultParagraphFont"/>
     <w:link w:val="Footer"/>
@@ -2511,7 +2400,7 @@
       <w:outlineLvl w:val="0"/>
     </w:pPr>
     <w:rPr>
-      <w:rFonts w:asciiTheme="majorHAnsi" w:eastAsiaTheme="majorEastAsia" w:hAnsiTheme="majorHAnsi" w:cstheme="majorBidi"/>
+      <w:rFonts w:asciiTheme="majorHAnsi" w:hAnsiTheme="majorHAnsi" w:eastAsiaTheme="majorEastAsia" w:cstheme="majorBidi"/>
       <w:b/>
       <w:bCs/>
       <w:color w:val="365F91" w:themeColor="accent1" w:themeShade="BF"/>
@@ -2535,7 +2424,7 @@
       <w:outlineLvl w:val="1"/>
     </w:pPr>
     <w:rPr>
-      <w:rFonts w:asciiTheme="majorHAnsi" w:eastAsiaTheme="majorEastAsia" w:hAnsiTheme="majorHAnsi" w:cstheme="majorBidi"/>
+      <w:rFonts w:asciiTheme="majorHAnsi" w:hAnsiTheme="majorHAnsi" w:eastAsiaTheme="majorEastAsia" w:cstheme="majorBidi"/>
       <w:b/>
       <w:bCs/>
       <w:color w:val="4F81BD" w:themeColor="accent1"/>
@@ -2559,7 +2448,7 @@
       <w:outlineLvl w:val="2"/>
     </w:pPr>
     <w:rPr>
-      <w:rFonts w:asciiTheme="majorHAnsi" w:eastAsiaTheme="majorEastAsia" w:hAnsiTheme="majorHAnsi" w:cstheme="majorBidi"/>
+      <w:rFonts w:asciiTheme="majorHAnsi" w:hAnsiTheme="majorHAnsi" w:eastAsiaTheme="majorEastAsia" w:cstheme="majorBidi"/>
       <w:b/>
       <w:bCs/>
       <w:color w:val="4F81BD" w:themeColor="accent1"/>
@@ -2582,7 +2471,7 @@
       <w:outlineLvl w:val="3"/>
     </w:pPr>
     <w:rPr>
-      <w:rFonts w:asciiTheme="majorHAnsi" w:eastAsiaTheme="majorEastAsia" w:hAnsiTheme="majorHAnsi" w:cstheme="majorBidi"/>
+      <w:rFonts w:asciiTheme="majorHAnsi" w:hAnsiTheme="majorHAnsi" w:eastAsiaTheme="majorEastAsia" w:cstheme="majorBidi"/>
       <w:b/>
       <w:bCs/>
       <w:i/>
@@ -2607,7 +2496,7 @@
       <w:outlineLvl w:val="4"/>
     </w:pPr>
     <w:rPr>
-      <w:rFonts w:asciiTheme="majorHAnsi" w:eastAsiaTheme="majorEastAsia" w:hAnsiTheme="majorHAnsi" w:cstheme="majorBidi"/>
+      <w:rFonts w:asciiTheme="majorHAnsi" w:hAnsiTheme="majorHAnsi" w:eastAsiaTheme="majorEastAsia" w:cstheme="majorBidi"/>
       <w:color w:val="243F60" w:themeColor="accent1" w:themeShade="7F"/>
     </w:rPr>
   </w:style>
@@ -2628,7 +2517,7 @@
       <w:outlineLvl w:val="5"/>
     </w:pPr>
     <w:rPr>
-      <w:rFonts w:asciiTheme="majorHAnsi" w:eastAsiaTheme="majorEastAsia" w:hAnsiTheme="majorHAnsi" w:cstheme="majorBidi"/>
+      <w:rFonts w:asciiTheme="majorHAnsi" w:hAnsiTheme="majorHAnsi" w:eastAsiaTheme="majorEastAsia" w:cstheme="majorBidi"/>
       <w:i/>
       <w:iCs/>
       <w:color w:val="243F60" w:themeColor="accent1" w:themeShade="7F"/>
@@ -2651,7 +2540,7 @@
       <w:outlineLvl w:val="6"/>
     </w:pPr>
     <w:rPr>
-      <w:rFonts w:asciiTheme="majorHAnsi" w:eastAsiaTheme="majorEastAsia" w:hAnsiTheme="majorHAnsi" w:cstheme="majorBidi"/>
+      <w:rFonts w:asciiTheme="majorHAnsi" w:hAnsiTheme="majorHAnsi" w:eastAsiaTheme="majorEastAsia" w:cstheme="majorBidi"/>
       <w:i/>
       <w:iCs/>
       <w:color w:val="404040" w:themeColor="text1" w:themeTint="BF"/>
@@ -2674,7 +2563,7 @@
       <w:outlineLvl w:val="7"/>
     </w:pPr>
     <w:rPr>
-      <w:rFonts w:asciiTheme="majorHAnsi" w:eastAsiaTheme="majorEastAsia" w:hAnsiTheme="majorHAnsi" w:cstheme="majorBidi"/>
+      <w:rFonts w:asciiTheme="majorHAnsi" w:hAnsiTheme="majorHAnsi" w:eastAsiaTheme="majorEastAsia" w:cstheme="majorBidi"/>
       <w:color w:val="4F81BD" w:themeColor="accent1"/>
       <w:sz w:val="20"/>
       <w:szCs w:val="20"/>
@@ -2697,7 +2586,7 @@
       <w:outlineLvl w:val="8"/>
     </w:pPr>
     <w:rPr>
-      <w:rFonts w:asciiTheme="majorHAnsi" w:eastAsiaTheme="majorEastAsia" w:hAnsiTheme="majorHAnsi" w:cstheme="majorBidi"/>
+      <w:rFonts w:asciiTheme="majorHAnsi" w:hAnsiTheme="majorHAnsi" w:eastAsiaTheme="majorEastAsia" w:cstheme="majorBidi"/>
       <w:i/>
       <w:iCs/>
       <w:color w:val="404040" w:themeColor="text1" w:themeTint="BF"/>
@@ -2705,13 +2594,13 @@
       <w:szCs w:val="20"/>
     </w:rPr>
   </w:style>
-  <w:style w:type="character" w:default="1" w:styleId="DefaultParagraphFont">
+  <w:style w:type="character" w:styleId="DefaultParagraphFont" w:default="1">
     <w:name w:val="Default Paragraph Font"/>
     <w:uiPriority w:val="1"/>
     <w:semiHidden/>
     <w:unhideWhenUsed/>
   </w:style>
-  <w:style w:type="table" w:default="1" w:styleId="TableNormal">
+  <w:style w:type="table" w:styleId="TableNormal" w:default="1">
     <w:name w:val="Normal Table"/>
     <w:uiPriority w:val="99"/>
     <w:semiHidden/>
@@ -2726,7 +2615,7 @@
       </w:tblCellMar>
     </w:tblPr>
   </w:style>
-  <w:style w:type="numbering" w:default="1" w:styleId="NoList">
+  <w:style w:type="numbering" w:styleId="NoList" w:default="1">
     <w:name w:val="No List"/>
     <w:uiPriority w:val="99"/>
     <w:semiHidden/>
@@ -2741,14 +2630,14 @@
       <w:spacing w:after="0" w:line="240" w:lineRule="auto"/>
     </w:pPr>
   </w:style>
-  <w:style w:type="character" w:customStyle="1" w:styleId="Heading1Char">
+  <w:style w:type="character" w:styleId="Heading1Char" w:customStyle="1">
     <w:name w:val="Heading 1 Char"/>
     <w:basedOn w:val="DefaultParagraphFont"/>
     <w:link w:val="Heading1"/>
     <w:uiPriority w:val="9"/>
     <w:rsid w:val="00FC693F"/>
     <w:rPr>
-      <w:rFonts w:asciiTheme="majorHAnsi" w:eastAsiaTheme="majorEastAsia" w:hAnsiTheme="majorHAnsi" w:cstheme="majorBidi"/>
+      <w:rFonts w:asciiTheme="majorHAnsi" w:hAnsiTheme="majorHAnsi" w:eastAsiaTheme="majorEastAsia" w:cstheme="majorBidi"/>
       <w:b/>
       <w:bCs/>
       <w:color w:val="365F91" w:themeColor="accent1" w:themeShade="BF"/>
@@ -2756,14 +2645,14 @@
       <w:szCs w:val="28"/>
     </w:rPr>
   </w:style>
-  <w:style w:type="character" w:customStyle="1" w:styleId="Heading2Char">
+  <w:style w:type="character" w:styleId="Heading2Char" w:customStyle="1">
     <w:name w:val="Heading 2 Char"/>
     <w:basedOn w:val="DefaultParagraphFont"/>
     <w:link w:val="Heading2"/>
     <w:uiPriority w:val="9"/>
     <w:rsid w:val="00FC693F"/>
     <w:rPr>
-      <w:rFonts w:asciiTheme="majorHAnsi" w:eastAsiaTheme="majorEastAsia" w:hAnsiTheme="majorHAnsi" w:cstheme="majorBidi"/>
+      <w:rFonts w:asciiTheme="majorHAnsi" w:hAnsiTheme="majorHAnsi" w:eastAsiaTheme="majorEastAsia" w:cstheme="majorBidi"/>
       <w:b/>
       <w:bCs/>
       <w:color w:val="4F81BD" w:themeColor="accent1"/>
@@ -2771,14 +2660,14 @@
       <w:szCs w:val="26"/>
     </w:rPr>
   </w:style>
-  <w:style w:type="character" w:customStyle="1" w:styleId="Heading3Char">
+  <w:style w:type="character" w:styleId="Heading3Char" w:customStyle="1">
     <w:name w:val="Heading 3 Char"/>
     <w:basedOn w:val="DefaultParagraphFont"/>
     <w:link w:val="Heading3"/>
     <w:uiPriority w:val="9"/>
     <w:rsid w:val="00FC693F"/>
     <w:rPr>
-      <w:rFonts w:asciiTheme="majorHAnsi" w:eastAsiaTheme="majorEastAsia" w:hAnsiTheme="majorHAnsi" w:cstheme="majorBidi"/>
+      <w:rFonts w:asciiTheme="majorHAnsi" w:hAnsiTheme="majorHAnsi" w:eastAsiaTheme="majorEastAsia" w:cstheme="majorBidi"/>
       <w:b/>
       <w:bCs/>
       <w:color w:val="4F81BD" w:themeColor="accent1"/>
@@ -2794,13 +2683,13 @@
     <w:rsid w:val="00FC693F"/>
     <w:pPr>
       <w:pBdr>
-        <w:bottom w:val="single" w:sz="8" w:space="4" w:color="4F81BD" w:themeColor="accent1"/>
+        <w:bottom w:val="single" w:color="4F81BD" w:themeColor="accent1" w:sz="8" w:space="4"/>
       </w:pBdr>
       <w:spacing w:after="300" w:line="240" w:lineRule="auto"/>
       <w:contextualSpacing/>
     </w:pPr>
     <w:rPr>
-      <w:rFonts w:asciiTheme="majorHAnsi" w:eastAsiaTheme="majorEastAsia" w:hAnsiTheme="majorHAnsi" w:cstheme="majorBidi"/>
+      <w:rFonts w:asciiTheme="majorHAnsi" w:hAnsiTheme="majorHAnsi" w:eastAsiaTheme="majorEastAsia" w:cstheme="majorBidi"/>
       <w:color w:val="17365D" w:themeColor="text2" w:themeShade="BF"/>
       <w:spacing w:val="5"/>
       <w:kern w:val="28"/>
@@ -2808,14 +2697,14 @@
       <w:szCs w:val="52"/>
     </w:rPr>
   </w:style>
-  <w:style w:type="character" w:customStyle="1" w:styleId="TitleChar">
+  <w:style w:type="character" w:styleId="TitleChar" w:customStyle="1">
     <w:name w:val="Title Char"/>
     <w:basedOn w:val="DefaultParagraphFont"/>
     <w:link w:val="Title"/>
     <w:uiPriority w:val="10"/>
     <w:rsid w:val="00FC693F"/>
     <w:rPr>
-      <w:rFonts w:asciiTheme="majorHAnsi" w:eastAsiaTheme="majorEastAsia" w:hAnsiTheme="majorHAnsi" w:cstheme="majorBidi"/>
+      <w:rFonts w:asciiTheme="majorHAnsi" w:hAnsiTheme="majorHAnsi" w:eastAsiaTheme="majorEastAsia" w:cstheme="majorBidi"/>
       <w:color w:val="17365D" w:themeColor="text2" w:themeShade="BF"/>
       <w:spacing w:val="5"/>
       <w:kern w:val="28"/>
@@ -2837,7 +2726,7 @@
       </w:numPr>
     </w:pPr>
     <w:rPr>
-      <w:rFonts w:asciiTheme="majorHAnsi" w:eastAsiaTheme="majorEastAsia" w:hAnsiTheme="majorHAnsi" w:cstheme="majorBidi"/>
+      <w:rFonts w:asciiTheme="majorHAnsi" w:hAnsiTheme="majorHAnsi" w:eastAsiaTheme="majorEastAsia" w:cstheme="majorBidi"/>
       <w:i/>
       <w:iCs/>
       <w:color w:val="4F81BD" w:themeColor="accent1"/>
@@ -2846,14 +2735,14 @@
       <w:szCs w:val="24"/>
     </w:rPr>
   </w:style>
-  <w:style w:type="character" w:customStyle="1" w:styleId="SubtitleChar">
+  <w:style w:type="character" w:styleId="SubtitleChar" w:customStyle="1">
     <w:name w:val="Subtitle Char"/>
     <w:basedOn w:val="DefaultParagraphFont"/>
     <w:link w:val="Subtitle"/>
     <w:uiPriority w:val="11"/>
     <w:rsid w:val="00FC693F"/>
     <w:rPr>
-      <w:rFonts w:asciiTheme="majorHAnsi" w:eastAsiaTheme="majorEastAsia" w:hAnsiTheme="majorHAnsi" w:cstheme="majorBidi"/>
+      <w:rFonts w:asciiTheme="majorHAnsi" w:hAnsiTheme="majorHAnsi" w:eastAsiaTheme="majorEastAsia" w:cstheme="majorBidi"/>
       <w:i/>
       <w:iCs/>
       <w:color w:val="4F81BD" w:themeColor="accent1"/>
@@ -2884,7 +2773,7 @@
       <w:spacing w:after="120"/>
     </w:pPr>
   </w:style>
-  <w:style w:type="character" w:customStyle="1" w:styleId="BodyTextChar">
+  <w:style w:type="character" w:styleId="BodyTextChar" w:customStyle="1">
     <w:name w:val="Body Text Char"/>
     <w:basedOn w:val="DefaultParagraphFont"/>
     <w:link w:val="BodyText"/>
@@ -2902,7 +2791,7 @@
       <w:spacing w:after="120" w:line="480" w:lineRule="auto"/>
     </w:pPr>
   </w:style>
-  <w:style w:type="character" w:customStyle="1" w:styleId="BodyText2Char">
+  <w:style w:type="character" w:styleId="BodyText2Char" w:customStyle="1">
     <w:name w:val="Body Text 2 Char"/>
     <w:basedOn w:val="DefaultParagraphFont"/>
     <w:link w:val="BodyText2"/>
@@ -2924,7 +2813,7 @@
       <w:szCs w:val="16"/>
     </w:rPr>
   </w:style>
-  <w:style w:type="character" w:customStyle="1" w:styleId="BodyText3Char">
+  <w:style w:type="character" w:styleId="BodyText3Char" w:customStyle="1">
     <w:name w:val="Body Text 3 Char"/>
     <w:basedOn w:val="DefaultParagraphFont"/>
     <w:link w:val="BodyText3"/>
@@ -3105,7 +2994,7 @@
       <w:szCs w:val="20"/>
     </w:rPr>
   </w:style>
-  <w:style w:type="character" w:customStyle="1" w:styleId="MacroTextChar">
+  <w:style w:type="character" w:styleId="MacroTextChar" w:customStyle="1">
     <w:name w:val="Macro Text Char"/>
     <w:basedOn w:val="DefaultParagraphFont"/>
     <w:link w:val="MacroText"/>
@@ -3131,7 +3020,7 @@
       <w:color w:val="000000" w:themeColor="text1"/>
     </w:rPr>
   </w:style>
-  <w:style w:type="character" w:customStyle="1" w:styleId="QuoteChar">
+  <w:style w:type="character" w:styleId="QuoteChar" w:customStyle="1">
     <w:name w:val="Quote Char"/>
     <w:basedOn w:val="DefaultParagraphFont"/>
     <w:link w:val="Quote"/>
@@ -3143,7 +3032,7 @@
       <w:color w:val="000000" w:themeColor="text1"/>
     </w:rPr>
   </w:style>
-  <w:style w:type="character" w:customStyle="1" w:styleId="Heading4Char">
+  <w:style w:type="character" w:styleId="Heading4Char" w:customStyle="1">
     <w:name w:val="Heading 4 Char"/>
     <w:basedOn w:val="DefaultParagraphFont"/>
     <w:link w:val="Heading4"/>
@@ -3151,7 +3040,7 @@
     <w:semiHidden/>
     <w:rsid w:val="00FC693F"/>
     <w:rPr>
-      <w:rFonts w:asciiTheme="majorHAnsi" w:eastAsiaTheme="majorEastAsia" w:hAnsiTheme="majorHAnsi" w:cstheme="majorBidi"/>
+      <w:rFonts w:asciiTheme="majorHAnsi" w:hAnsiTheme="majorHAnsi" w:eastAsiaTheme="majorEastAsia" w:cstheme="majorBidi"/>
       <w:b/>
       <w:bCs/>
       <w:i/>
@@ -3159,7 +3048,7 @@
       <w:color w:val="4F81BD" w:themeColor="accent1"/>
     </w:rPr>
   </w:style>
-  <w:style w:type="character" w:customStyle="1" w:styleId="Heading5Char">
+  <w:style w:type="character" w:styleId="Heading5Char" w:customStyle="1">
     <w:name w:val="Heading 5 Char"/>
     <w:basedOn w:val="DefaultParagraphFont"/>
     <w:link w:val="Heading5"/>
@@ -3167,11 +3056,11 @@
     <w:semiHidden/>
     <w:rsid w:val="00FC693F"/>
     <w:rPr>
-      <w:rFonts w:asciiTheme="majorHAnsi" w:eastAsiaTheme="majorEastAsia" w:hAnsiTheme="majorHAnsi" w:cstheme="majorBidi"/>
+      <w:rFonts w:asciiTheme="majorHAnsi" w:hAnsiTheme="majorHAnsi" w:eastAsiaTheme="majorEastAsia" w:cstheme="majorBidi"/>
       <w:color w:val="243F60" w:themeColor="accent1" w:themeShade="7F"/>
     </w:rPr>
   </w:style>
-  <w:style w:type="character" w:customStyle="1" w:styleId="Heading6Char">
+  <w:style w:type="character" w:styleId="Heading6Char" w:customStyle="1">
     <w:name w:val="Heading 6 Char"/>
     <w:basedOn w:val="DefaultParagraphFont"/>
     <w:link w:val="Heading6"/>
@@ -3179,13 +3068,13 @@
     <w:semiHidden/>
     <w:rsid w:val="00FC693F"/>
     <w:rPr>
-      <w:rFonts w:asciiTheme="majorHAnsi" w:eastAsiaTheme="majorEastAsia" w:hAnsiTheme="majorHAnsi" w:cstheme="majorBidi"/>
+      <w:rFonts w:asciiTheme="majorHAnsi" w:hAnsiTheme="majorHAnsi" w:eastAsiaTheme="majorEastAsia" w:cstheme="majorBidi"/>
       <w:i/>
       <w:iCs/>
       <w:color w:val="243F60" w:themeColor="accent1" w:themeShade="7F"/>
     </w:rPr>
   </w:style>
-  <w:style w:type="character" w:customStyle="1" w:styleId="Heading7Char">
+  <w:style w:type="character" w:styleId="Heading7Char" w:customStyle="1">
     <w:name w:val="Heading 7 Char"/>
     <w:basedOn w:val="DefaultParagraphFont"/>
     <w:link w:val="Heading7"/>
@@ -3193,13 +3082,13 @@
     <w:semiHidden/>
     <w:rsid w:val="00FC693F"/>
     <w:rPr>
-      <w:rFonts w:asciiTheme="majorHAnsi" w:eastAsiaTheme="majorEastAsia" w:hAnsiTheme="majorHAnsi" w:cstheme="majorBidi"/>
+      <w:rFonts w:asciiTheme="majorHAnsi" w:hAnsiTheme="majorHAnsi" w:eastAsiaTheme="majorEastAsia" w:cstheme="majorBidi"/>
       <w:i/>
       <w:iCs/>
       <w:color w:val="404040" w:themeColor="text1" w:themeTint="BF"/>
     </w:rPr>
   </w:style>
-  <w:style w:type="character" w:customStyle="1" w:styleId="Heading8Char">
+  <w:style w:type="character" w:styleId="Heading8Char" w:customStyle="1">
     <w:name w:val="Heading 8 Char"/>
     <w:basedOn w:val="DefaultParagraphFont"/>
     <w:link w:val="Heading8"/>
@@ -3207,13 +3096,13 @@
     <w:semiHidden/>
     <w:rsid w:val="00FC693F"/>
     <w:rPr>
-      <w:rFonts w:asciiTheme="majorHAnsi" w:eastAsiaTheme="majorEastAsia" w:hAnsiTheme="majorHAnsi" w:cstheme="majorBidi"/>
+      <w:rFonts w:asciiTheme="majorHAnsi" w:hAnsiTheme="majorHAnsi" w:eastAsiaTheme="majorEastAsia" w:cstheme="majorBidi"/>
       <w:color w:val="4F81BD" w:themeColor="accent1"/>
       <w:sz w:val="20"/>
       <w:szCs w:val="20"/>
     </w:rPr>
   </w:style>
-  <w:style w:type="character" w:customStyle="1" w:styleId="Heading9Char">
+  <w:style w:type="character" w:styleId="Heading9Char" w:customStyle="1">
     <w:name w:val="Heading 9 Char"/>
     <w:basedOn w:val="DefaultParagraphFont"/>
     <w:link w:val="Heading9"/>
@@ -3221,7 +3110,7 @@
     <w:semiHidden/>
     <w:rsid w:val="00FC693F"/>
     <w:rPr>
-      <w:rFonts w:asciiTheme="majorHAnsi" w:eastAsiaTheme="majorEastAsia" w:hAnsiTheme="majorHAnsi" w:cstheme="majorBidi"/>
+      <w:rFonts w:asciiTheme="majorHAnsi" w:hAnsiTheme="majorHAnsi" w:eastAsiaTheme="majorEastAsia" w:cstheme="majorBidi"/>
       <w:i/>
       <w:iCs/>
       <w:color w:val="404040" w:themeColor="text1" w:themeTint="BF"/>
@@ -3281,7 +3170,7 @@
     <w:rsid w:val="00FC693F"/>
     <w:pPr>
       <w:pBdr>
-        <w:bottom w:val="single" w:sz="4" w:space="4" w:color="4F81BD" w:themeColor="accent1"/>
+        <w:bottom w:val="single" w:color="4F81BD" w:themeColor="accent1" w:sz="4" w:space="4"/>
       </w:pBdr>
       <w:spacing w:before="200" w:after="280"/>
       <w:ind w:left="936" w:right="936"/>
@@ -3294,7 +3183,7 @@
       <w:color w:val="4F81BD" w:themeColor="accent1"/>
     </w:rPr>
   </w:style>
-  <w:style w:type="character" w:customStyle="1" w:styleId="IntenseQuoteChar">
+  <w:style w:type="character" w:styleId="IntenseQuoteChar" w:customStyle="1">
     <w:name w:val="Intense Quote Char"/>
     <w:basedOn w:val="DefaultParagraphFont"/>
     <w:link w:val="IntenseQuote"/>
@@ -3398,12 +3287,12 @@
     <w:tblPr>
       <w:tblInd w:w="0" w:type="dxa"/>
       <w:tblBorders>
-        <w:top w:val="single" w:sz="4" w:space="0" w:color="auto"/>
-        <w:left w:val="single" w:sz="4" w:space="0" w:color="auto"/>
-        <w:bottom w:val="single" w:sz="4" w:space="0" w:color="auto"/>
-        <w:right w:val="single" w:sz="4" w:space="0" w:color="auto"/>
-        <w:insideH w:val="single" w:sz="4" w:space="0" w:color="auto"/>
-        <w:insideV w:val="single" w:sz="4" w:space="0" w:color="auto"/>
+        <w:top w:val="single" w:color="auto" w:sz="4" w:space="0"/>
+        <w:left w:val="single" w:color="auto" w:sz="4" w:space="0"/>
+        <w:bottom w:val="single" w:color="auto" w:sz="4" w:space="0"/>
+        <w:right w:val="single" w:color="auto" w:sz="4" w:space="0"/>
+        <w:insideH w:val="single" w:color="auto" w:sz="4" w:space="0"/>
+        <w:insideV w:val="single" w:color="auto" w:sz="4" w:space="0"/>
       </w:tblBorders>
       <w:tblCellMar>
         <w:top w:w="0" w:type="dxa"/>
@@ -3429,8 +3318,8 @@
       <w:tblStyleColBandSize w:val="1"/>
       <w:tblInd w:w="0" w:type="dxa"/>
       <w:tblBorders>
-        <w:top w:val="single" w:sz="8" w:space="0" w:color="000000" w:themeColor="text1"/>
-        <w:bottom w:val="single" w:sz="8" w:space="0" w:color="000000" w:themeColor="text1"/>
+        <w:top w:val="single" w:color="000000" w:themeColor="text1" w:sz="8" w:space="0"/>
+        <w:bottom w:val="single" w:color="000000" w:themeColor="text1" w:sz="8" w:space="0"/>
       </w:tblBorders>
       <w:tblCellMar>
         <w:top w:w="0" w:type="dxa"/>
@@ -3450,9 +3339,9 @@
       <w:tblPr/>
       <w:tcPr>
         <w:tcBorders>
-          <w:top w:val="single" w:sz="8" w:space="0" w:color="000000" w:themeColor="text1"/>
-          <w:left w:val="nil"/>
-          <w:bottom w:val="single" w:sz="8" w:space="0" w:color="000000" w:themeColor="text1"/>
+          <w:top w:val="single" w:color="000000" w:themeColor="text1" w:sz="8" w:space="0"/>
+          <w:left w:val="nil"/>
+          <w:bottom w:val="single" w:color="000000" w:themeColor="text1" w:sz="8" w:space="0"/>
           <w:right w:val="nil"/>
           <w:insideH w:val="nil"/>
           <w:insideV w:val="nil"/>
@@ -3470,9 +3359,9 @@
       <w:tblPr/>
       <w:tcPr>
         <w:tcBorders>
-          <w:top w:val="single" w:sz="8" w:space="0" w:color="000000" w:themeColor="text1"/>
-          <w:left w:val="nil"/>
-          <w:bottom w:val="single" w:sz="8" w:space="0" w:color="000000" w:themeColor="text1"/>
+          <w:top w:val="single" w:color="000000" w:themeColor="text1" w:sz="8" w:space="0"/>
+          <w:left w:val="nil"/>
+          <w:bottom w:val="single" w:color="000000" w:themeColor="text1" w:sz="8" w:space="0"/>
           <w:right w:val="nil"/>
           <w:insideH w:val="nil"/>
           <w:insideV w:val="nil"/>
@@ -3532,8 +3421,8 @@
       <w:tblStyleColBandSize w:val="1"/>
       <w:tblInd w:w="0" w:type="dxa"/>
       <w:tblBorders>
-        <w:top w:val="single" w:sz="8" w:space="0" w:color="4F81BD" w:themeColor="accent1"/>
-        <w:bottom w:val="single" w:sz="8" w:space="0" w:color="4F81BD" w:themeColor="accent1"/>
+        <w:top w:val="single" w:color="4F81BD" w:themeColor="accent1" w:sz="8" w:space="0"/>
+        <w:bottom w:val="single" w:color="4F81BD" w:themeColor="accent1" w:sz="8" w:space="0"/>
       </w:tblBorders>
       <w:tblCellMar>
         <w:top w:w="0" w:type="dxa"/>
@@ -3553,9 +3442,9 @@
       <w:tblPr/>
       <w:tcPr>
         <w:tcBorders>
-          <w:top w:val="single" w:sz="8" w:space="0" w:color="4F81BD" w:themeColor="accent1"/>
-          <w:left w:val="nil"/>
-          <w:bottom w:val="single" w:sz="8" w:space="0" w:color="4F81BD" w:themeColor="accent1"/>
+          <w:top w:val="single" w:color="4F81BD" w:themeColor="accent1" w:sz="8" w:space="0"/>
+          <w:left w:val="nil"/>
+          <w:bottom w:val="single" w:color="4F81BD" w:themeColor="accent1" w:sz="8" w:space="0"/>
           <w:right w:val="nil"/>
           <w:insideH w:val="nil"/>
           <w:insideV w:val="nil"/>
@@ -3573,9 +3462,9 @@
       <w:tblPr/>
       <w:tcPr>
         <w:tcBorders>
-          <w:top w:val="single" w:sz="8" w:space="0" w:color="4F81BD" w:themeColor="accent1"/>
-          <w:left w:val="nil"/>
-          <w:bottom w:val="single" w:sz="8" w:space="0" w:color="4F81BD" w:themeColor="accent1"/>
+          <w:top w:val="single" w:color="4F81BD" w:themeColor="accent1" w:sz="8" w:space="0"/>
+          <w:left w:val="nil"/>
+          <w:bottom w:val="single" w:color="4F81BD" w:themeColor="accent1" w:sz="8" w:space="0"/>
           <w:right w:val="nil"/>
           <w:insideH w:val="nil"/>
           <w:insideV w:val="nil"/>
@@ -3635,8 +3524,8 @@
       <w:tblStyleColBandSize w:val="1"/>
       <w:tblInd w:w="0" w:type="dxa"/>
       <w:tblBorders>
-        <w:top w:val="single" w:sz="8" w:space="0" w:color="C0504D" w:themeColor="accent2"/>
-        <w:bottom w:val="single" w:sz="8" w:space="0" w:color="C0504D" w:themeColor="accent2"/>
+        <w:top w:val="single" w:color="C0504D" w:themeColor="accent2" w:sz="8" w:space="0"/>
+        <w:bottom w:val="single" w:color="C0504D" w:themeColor="accent2" w:sz="8" w:space="0"/>
       </w:tblBorders>
       <w:tblCellMar>
         <w:top w:w="0" w:type="dxa"/>
@@ -3656,9 +3545,9 @@
       <w:tblPr/>
       <w:tcPr>
         <w:tcBorders>
-          <w:top w:val="single" w:sz="8" w:space="0" w:color="C0504D" w:themeColor="accent2"/>
-          <w:left w:val="nil"/>
-          <w:bottom w:val="single" w:sz="8" w:space="0" w:color="C0504D" w:themeColor="accent2"/>
+          <w:top w:val="single" w:color="C0504D" w:themeColor="accent2" w:sz="8" w:space="0"/>
+          <w:left w:val="nil"/>
+          <w:bottom w:val="single" w:color="C0504D" w:themeColor="accent2" w:sz="8" w:space="0"/>
           <w:right w:val="nil"/>
           <w:insideH w:val="nil"/>
           <w:insideV w:val="nil"/>
@@ -3676,9 +3565,9 @@
       <w:tblPr/>
       <w:tcPr>
         <w:tcBorders>
-          <w:top w:val="single" w:sz="8" w:space="0" w:color="C0504D" w:themeColor="accent2"/>
-          <w:left w:val="nil"/>
-          <w:bottom w:val="single" w:sz="8" w:space="0" w:color="C0504D" w:themeColor="accent2"/>
+          <w:top w:val="single" w:color="C0504D" w:themeColor="accent2" w:sz="8" w:space="0"/>
+          <w:left w:val="nil"/>
+          <w:bottom w:val="single" w:color="C0504D" w:themeColor="accent2" w:sz="8" w:space="0"/>
           <w:right w:val="nil"/>
           <w:insideH w:val="nil"/>
           <w:insideV w:val="nil"/>
@@ -3738,8 +3627,8 @@
       <w:tblStyleColBandSize w:val="1"/>
       <w:tblInd w:w="0" w:type="dxa"/>
       <w:tblBorders>
-        <w:top w:val="single" w:sz="8" w:space="0" w:color="9BBB59" w:themeColor="accent3"/>
-        <w:bottom w:val="single" w:sz="8" w:space="0" w:color="9BBB59" w:themeColor="accent3"/>
+        <w:top w:val="single" w:color="9BBB59" w:themeColor="accent3" w:sz="8" w:space="0"/>
+        <w:bottom w:val="single" w:color="9BBB59" w:themeColor="accent3" w:sz="8" w:space="0"/>
       </w:tblBorders>
       <w:tblCellMar>
         <w:top w:w="0" w:type="dxa"/>
@@ -3759,9 +3648,9 @@
       <w:tblPr/>
       <w:tcPr>
         <w:tcBorders>
-          <w:top w:val="single" w:sz="8" w:space="0" w:color="9BBB59" w:themeColor="accent3"/>
-          <w:left w:val="nil"/>
-          <w:bottom w:val="single" w:sz="8" w:space="0" w:color="9BBB59" w:themeColor="accent3"/>
+          <w:top w:val="single" w:color="9BBB59" w:themeColor="accent3" w:sz="8" w:space="0"/>
+          <w:left w:val="nil"/>
+          <w:bottom w:val="single" w:color="9BBB59" w:themeColor="accent3" w:sz="8" w:space="0"/>
           <w:right w:val="nil"/>
           <w:insideH w:val="nil"/>
           <w:insideV w:val="nil"/>
@@ -3779,9 +3668,9 @@
       <w:tblPr/>
       <w:tcPr>
         <w:tcBorders>
-          <w:top w:val="single" w:sz="8" w:space="0" w:color="9BBB59" w:themeColor="accent3"/>
-          <w:left w:val="nil"/>
-          <w:bottom w:val="single" w:sz="8" w:space="0" w:color="9BBB59" w:themeColor="accent3"/>
+          <w:top w:val="single" w:color="9BBB59" w:themeColor="accent3" w:sz="8" w:space="0"/>
+          <w:left w:val="nil"/>
+          <w:bottom w:val="single" w:color="9BBB59" w:themeColor="accent3" w:sz="8" w:space="0"/>
           <w:right w:val="nil"/>
           <w:insideH w:val="nil"/>
           <w:insideV w:val="nil"/>
@@ -3841,8 +3730,8 @@
       <w:tblStyleColBandSize w:val="1"/>
       <w:tblInd w:w="0" w:type="dxa"/>
       <w:tblBorders>
-        <w:top w:val="single" w:sz="8" w:space="0" w:color="8064A2" w:themeColor="accent4"/>
-        <w:bottom w:val="single" w:sz="8" w:space="0" w:color="8064A2" w:themeColor="accent4"/>
+        <w:top w:val="single" w:color="8064A2" w:themeColor="accent4" w:sz="8" w:space="0"/>
+        <w:bottom w:val="single" w:color="8064A2" w:themeColor="accent4" w:sz="8" w:space="0"/>
       </w:tblBorders>
       <w:tblCellMar>
         <w:top w:w="0" w:type="dxa"/>
@@ -3862,9 +3751,9 @@
       <w:tblPr/>
       <w:tcPr>
         <w:tcBorders>
-          <w:top w:val="single" w:sz="8" w:space="0" w:color="8064A2" w:themeColor="accent4"/>
-          <w:left w:val="nil"/>
-          <w:bottom w:val="single" w:sz="8" w:space="0" w:color="8064A2" w:themeColor="accent4"/>
+          <w:top w:val="single" w:color="8064A2" w:themeColor="accent4" w:sz="8" w:space="0"/>
+          <w:left w:val="nil"/>
+          <w:bottom w:val="single" w:color="8064A2" w:themeColor="accent4" w:sz="8" w:space="0"/>
           <w:right w:val="nil"/>
           <w:insideH w:val="nil"/>
           <w:insideV w:val="nil"/>
@@ -3882,9 +3771,9 @@
       <w:tblPr/>
       <w:tcPr>
         <w:tcBorders>
-          <w:top w:val="single" w:sz="8" w:space="0" w:color="8064A2" w:themeColor="accent4"/>
-          <w:left w:val="nil"/>
-          <w:bottom w:val="single" w:sz="8" w:space="0" w:color="8064A2" w:themeColor="accent4"/>
+          <w:top w:val="single" w:color="8064A2" w:themeColor="accent4" w:sz="8" w:space="0"/>
+          <w:left w:val="nil"/>
+          <w:bottom w:val="single" w:color="8064A2" w:themeColor="accent4" w:sz="8" w:space="0"/>
           <w:right w:val="nil"/>
           <w:insideH w:val="nil"/>
           <w:insideV w:val="nil"/>
@@ -3944,8 +3833,8 @@
       <w:tblStyleColBandSize w:val="1"/>
       <w:tblInd w:w="0" w:type="dxa"/>
       <w:tblBorders>
-        <w:top w:val="single" w:sz="8" w:space="0" w:color="4BACC6" w:themeColor="accent5"/>
-        <w:bottom w:val="single" w:sz="8" w:space="0" w:color="4BACC6" w:themeColor="accent5"/>
+        <w:top w:val="single" w:color="4BACC6" w:themeColor="accent5" w:sz="8" w:space="0"/>
+        <w:bottom w:val="single" w:color="4BACC6" w:themeColor="accent5" w:sz="8" w:space="0"/>
       </w:tblBorders>
       <w:tblCellMar>
         <w:top w:w="0" w:type="dxa"/>
@@ -3965,9 +3854,9 @@
       <w:tblPr/>
       <w:tcPr>
         <w:tcBorders>
-          <w:top w:val="single" w:sz="8" w:space="0" w:color="4BACC6" w:themeColor="accent5"/>
-          <w:left w:val="nil"/>
-          <w:bottom w:val="single" w:sz="8" w:space="0" w:color="4BACC6" w:themeColor="accent5"/>
+          <w:top w:val="single" w:color="4BACC6" w:themeColor="accent5" w:sz="8" w:space="0"/>
+          <w:left w:val="nil"/>
+          <w:bottom w:val="single" w:color="4BACC6" w:themeColor="accent5" w:sz="8" w:space="0"/>
           <w:right w:val="nil"/>
           <w:insideH w:val="nil"/>
           <w:insideV w:val="nil"/>
@@ -3985,9 +3874,9 @@
       <w:tblPr/>
       <w:tcPr>
         <w:tcBorders>
-          <w:top w:val="single" w:sz="8" w:space="0" w:color="4BACC6" w:themeColor="accent5"/>
-          <w:left w:val="nil"/>
-          <w:bottom w:val="single" w:sz="8" w:space="0" w:color="4BACC6" w:themeColor="accent5"/>
+          <w:top w:val="single" w:color="4BACC6" w:themeColor="accent5" w:sz="8" w:space="0"/>
+          <w:left w:val="nil"/>
+          <w:bottom w:val="single" w:color="4BACC6" w:themeColor="accent5" w:sz="8" w:space="0"/>
           <w:right w:val="nil"/>
           <w:insideH w:val="nil"/>
           <w:insideV w:val="nil"/>
@@ -4047,8 +3936,8 @@
       <w:tblStyleColBandSize w:val="1"/>
       <w:tblInd w:w="0" w:type="dxa"/>
       <w:tblBorders>
-        <w:top w:val="single" w:sz="8" w:space="0" w:color="F79646" w:themeColor="accent6"/>
-        <w:bottom w:val="single" w:sz="8" w:space="0" w:color="F79646" w:themeColor="accent6"/>
+        <w:top w:val="single" w:color="F79646" w:themeColor="accent6" w:sz="8" w:space="0"/>
+        <w:bottom w:val="single" w:color="F79646" w:themeColor="accent6" w:sz="8" w:space="0"/>
       </w:tblBorders>
       <w:tblCellMar>
         <w:top w:w="0" w:type="dxa"/>
@@ -4068,9 +3957,9 @@
       <w:tblPr/>
       <w:tcPr>
         <w:tcBorders>
-          <w:top w:val="single" w:sz="8" w:space="0" w:color="F79646" w:themeColor="accent6"/>
-          <w:left w:val="nil"/>
-          <w:bottom w:val="single" w:sz="8" w:space="0" w:color="F79646" w:themeColor="accent6"/>
+          <w:top w:val="single" w:color="F79646" w:themeColor="accent6" w:sz="8" w:space="0"/>
+          <w:left w:val="nil"/>
+          <w:bottom w:val="single" w:color="F79646" w:themeColor="accent6" w:sz="8" w:space="0"/>
           <w:right w:val="nil"/>
           <w:insideH w:val="nil"/>
           <w:insideV w:val="nil"/>
@@ -4088,9 +3977,9 @@
       <w:tblPr/>
       <w:tcPr>
         <w:tcBorders>
-          <w:top w:val="single" w:sz="8" w:space="0" w:color="F79646" w:themeColor="accent6"/>
-          <w:left w:val="nil"/>
-          <w:bottom w:val="single" w:sz="8" w:space="0" w:color="F79646" w:themeColor="accent6"/>
+          <w:top w:val="single" w:color="F79646" w:themeColor="accent6" w:sz="8" w:space="0"/>
+          <w:left w:val="nil"/>
+          <w:bottom w:val="single" w:color="F79646" w:themeColor="accent6" w:sz="8" w:space="0"/>
           <w:right w:val="nil"/>
           <w:insideH w:val="nil"/>
           <w:insideV w:val="nil"/>
@@ -4147,10 +4036,10 @@
       <w:tblStyleColBandSize w:val="1"/>
       <w:tblInd w:w="0" w:type="dxa"/>
       <w:tblBorders>
-        <w:top w:val="single" w:sz="8" w:space="0" w:color="000000" w:themeColor="text1"/>
-        <w:left w:val="single" w:sz="8" w:space="0" w:color="000000" w:themeColor="text1"/>
-        <w:bottom w:val="single" w:sz="8" w:space="0" w:color="000000" w:themeColor="text1"/>
-        <w:right w:val="single" w:sz="8" w:space="0" w:color="000000" w:themeColor="text1"/>
+        <w:top w:val="single" w:color="000000" w:themeColor="text1" w:sz="8" w:space="0"/>
+        <w:left w:val="single" w:color="000000" w:themeColor="text1" w:sz="8" w:space="0"/>
+        <w:bottom w:val="single" w:color="000000" w:themeColor="text1" w:sz="8" w:space="0"/>
+        <w:right w:val="single" w:color="000000" w:themeColor="text1" w:sz="8" w:space="0"/>
       </w:tblBorders>
       <w:tblCellMar>
         <w:top w:w="0" w:type="dxa"/>
@@ -4184,10 +4073,10 @@
       <w:tblPr/>
       <w:tcPr>
         <w:tcBorders>
-          <w:top w:val="double" w:sz="6" w:space="0" w:color="000000" w:themeColor="text1"/>
-          <w:left w:val="single" w:sz="8" w:space="0" w:color="000000" w:themeColor="text1"/>
-          <w:bottom w:val="single" w:sz="8" w:space="0" w:color="000000" w:themeColor="text1"/>
-          <w:right w:val="single" w:sz="8" w:space="0" w:color="000000" w:themeColor="text1"/>
+          <w:top w:val="double" w:color="000000" w:themeColor="text1" w:sz="6" w:space="0"/>
+          <w:left w:val="single" w:color="000000" w:themeColor="text1" w:sz="8" w:space="0"/>
+          <w:bottom w:val="single" w:color="000000" w:themeColor="text1" w:sz="8" w:space="0"/>
+          <w:right w:val="single" w:color="000000" w:themeColor="text1" w:sz="8" w:space="0"/>
         </w:tcBorders>
       </w:tcPr>
     </w:tblStylePr>
@@ -4207,10 +4096,10 @@
       <w:tblPr/>
       <w:tcPr>
         <w:tcBorders>
-          <w:top w:val="single" w:sz="8" w:space="0" w:color="000000" w:themeColor="text1"/>
-          <w:left w:val="single" w:sz="8" w:space="0" w:color="000000" w:themeColor="text1"/>
-          <w:bottom w:val="single" w:sz="8" w:space="0" w:color="000000" w:themeColor="text1"/>
-          <w:right w:val="single" w:sz="8" w:space="0" w:color="000000" w:themeColor="text1"/>
+          <w:top w:val="single" w:color="000000" w:themeColor="text1" w:sz="8" w:space="0"/>
+          <w:left w:val="single" w:color="000000" w:themeColor="text1" w:sz="8" w:space="0"/>
+          <w:bottom w:val="single" w:color="000000" w:themeColor="text1" w:sz="8" w:space="0"/>
+          <w:right w:val="single" w:color="000000" w:themeColor="text1" w:sz="8" w:space="0"/>
         </w:tcBorders>
       </w:tcPr>
     </w:tblStylePr>
@@ -4218,10 +4107,10 @@
       <w:tblPr/>
       <w:tcPr>
         <w:tcBorders>
-          <w:top w:val="single" w:sz="8" w:space="0" w:color="000000" w:themeColor="text1"/>
-          <w:left w:val="single" w:sz="8" w:space="0" w:color="000000" w:themeColor="text1"/>
-          <w:bottom w:val="single" w:sz="8" w:space="0" w:color="000000" w:themeColor="text1"/>
-          <w:right w:val="single" w:sz="8" w:space="0" w:color="000000" w:themeColor="text1"/>
+          <w:top w:val="single" w:color="000000" w:themeColor="text1" w:sz="8" w:space="0"/>
+          <w:left w:val="single" w:color="000000" w:themeColor="text1" w:sz="8" w:space="0"/>
+          <w:bottom w:val="single" w:color="000000" w:themeColor="text1" w:sz="8" w:space="0"/>
+          <w:right w:val="single" w:color="000000" w:themeColor="text1" w:sz="8" w:space="0"/>
         </w:tcBorders>
       </w:tcPr>
     </w:tblStylePr>
@@ -4239,10 +4128,10 @@
       <w:tblStyleColBandSize w:val="1"/>
       <w:tblInd w:w="0" w:type="dxa"/>
       <w:tblBorders>
-        <w:top w:val="single" w:sz="8" w:space="0" w:color="4F81BD" w:themeColor="accent1"/>
-        <w:left w:val="single" w:sz="8" w:space="0" w:color="4F81BD" w:themeColor="accent1"/>
-        <w:bottom w:val="single" w:sz="8" w:space="0" w:color="4F81BD" w:themeColor="accent1"/>
-        <w:right w:val="single" w:sz="8" w:space="0" w:color="4F81BD" w:themeColor="accent1"/>
+        <w:top w:val="single" w:color="4F81BD" w:themeColor="accent1" w:sz="8" w:space="0"/>
+        <w:left w:val="single" w:color="4F81BD" w:themeColor="accent1" w:sz="8" w:space="0"/>
+        <w:bottom w:val="single" w:color="4F81BD" w:themeColor="accent1" w:sz="8" w:space="0"/>
+        <w:right w:val="single" w:color="4F81BD" w:themeColor="accent1" w:sz="8" w:space="0"/>
       </w:tblBorders>
       <w:tblCellMar>
         <w:top w:w="0" w:type="dxa"/>
@@ -4276,10 +4165,10 @@
       <w:tblPr/>
       <w:tcPr>
         <w:tcBorders>
-          <w:top w:val="double" w:sz="6" w:space="0" w:color="4F81BD" w:themeColor="accent1"/>
-          <w:left w:val="single" w:sz="8" w:space="0" w:color="4F81BD" w:themeColor="accent1"/>
-          <w:bottom w:val="single" w:sz="8" w:space="0" w:color="4F81BD" w:themeColor="accent1"/>
-          <w:right w:val="single" w:sz="8" w:space="0" w:color="4F81BD" w:themeColor="accent1"/>
+          <w:top w:val="double" w:color="4F81BD" w:themeColor="accent1" w:sz="6" w:space="0"/>
+          <w:left w:val="single" w:color="4F81BD" w:themeColor="accent1" w:sz="8" w:space="0"/>
+          <w:bottom w:val="single" w:color="4F81BD" w:themeColor="accent1" w:sz="8" w:space="0"/>
+          <w:right w:val="single" w:color="4F81BD" w:themeColor="accent1" w:sz="8" w:space="0"/>
         </w:tcBorders>
       </w:tcPr>
     </w:tblStylePr>
@@ -4299,10 +4188,10 @@
       <w:tblPr/>
       <w:tcPr>
         <w:tcBorders>
-          <w:top w:val="single" w:sz="8" w:space="0" w:color="4F81BD" w:themeColor="accent1"/>
-          <w:left w:val="single" w:sz="8" w:space="0" w:color="4F81BD" w:themeColor="accent1"/>
-          <w:bottom w:val="single" w:sz="8" w:space="0" w:color="4F81BD" w:themeColor="accent1"/>
-          <w:right w:val="single" w:sz="8" w:space="0" w:color="4F81BD" w:themeColor="accent1"/>
+          <w:top w:val="single" w:color="4F81BD" w:themeColor="accent1" w:sz="8" w:space="0"/>
+          <w:left w:val="single" w:color="4F81BD" w:themeColor="accent1" w:sz="8" w:space="0"/>
+          <w:bottom w:val="single" w:color="4F81BD" w:themeColor="accent1" w:sz="8" w:space="0"/>
+          <w:right w:val="single" w:color="4F81BD" w:themeColor="accent1" w:sz="8" w:space="0"/>
         </w:tcBorders>
       </w:tcPr>
     </w:tblStylePr>
@@ -4310,10 +4199,10 @@
       <w:tblPr/>
       <w:tcPr>
         <w:tcBorders>
-          <w:top w:val="single" w:sz="8" w:space="0" w:color="4F81BD" w:themeColor="accent1"/>
-          <w:left w:val="single" w:sz="8" w:space="0" w:color="4F81BD" w:themeColor="accent1"/>
-          <w:bottom w:val="single" w:sz="8" w:space="0" w:color="4F81BD" w:themeColor="accent1"/>
-          <w:right w:val="single" w:sz="8" w:space="0" w:color="4F81BD" w:themeColor="accent1"/>
+          <w:top w:val="single" w:color="4F81BD" w:themeColor="accent1" w:sz="8" w:space="0"/>
+          <w:left w:val="single" w:color="4F81BD" w:themeColor="accent1" w:sz="8" w:space="0"/>
+          <w:bottom w:val="single" w:color="4F81BD" w:themeColor="accent1" w:sz="8" w:space="0"/>
+          <w:right w:val="single" w:color="4F81BD" w:themeColor="accent1" w:sz="8" w:space="0"/>
         </w:tcBorders>
       </w:tcPr>
     </w:tblStylePr>
@@ -4331,10 +4220,10 @@
       <w:tblStyleColBandSize w:val="1"/>
       <w:tblInd w:w="0" w:type="dxa"/>
       <w:tblBorders>
-        <w:top w:val="single" w:sz="8" w:space="0" w:color="C0504D" w:themeColor="accent2"/>
-        <w:left w:val="single" w:sz="8" w:space="0" w:color="C0504D" w:themeColor="accent2"/>
-        <w:bottom w:val="single" w:sz="8" w:space="0" w:color="C0504D" w:themeColor="accent2"/>
-        <w:right w:val="single" w:sz="8" w:space="0" w:color="C0504D" w:themeColor="accent2"/>
+        <w:top w:val="single" w:color="C0504D" w:themeColor="accent2" w:sz="8" w:space="0"/>
+        <w:left w:val="single" w:color="C0504D" w:themeColor="accent2" w:sz="8" w:space="0"/>
+        <w:bottom w:val="single" w:color="C0504D" w:themeColor="accent2" w:sz="8" w:space="0"/>
+        <w:right w:val="single" w:color="C0504D" w:themeColor="accent2" w:sz="8" w:space="0"/>
       </w:tblBorders>
       <w:tblCellMar>
         <w:top w:w="0" w:type="dxa"/>
@@ -4368,10 +4257,10 @@
       <w:tblPr/>
       <w:tcPr>
         <w:tcBorders>
-          <w:top w:val="double" w:sz="6" w:space="0" w:color="C0504D" w:themeColor="accent2"/>
-          <w:left w:val="single" w:sz="8" w:space="0" w:color="C0504D" w:themeColor="accent2"/>
-          <w:bottom w:val="single" w:sz="8" w:space="0" w:color="C0504D" w:themeColor="accent2"/>
-          <w:right w:val="single" w:sz="8" w:space="0" w:color="C0504D" w:themeColor="accent2"/>
+          <w:top w:val="double" w:color="C0504D" w:themeColor="accent2" w:sz="6" w:space="0"/>
+          <w:left w:val="single" w:color="C0504D" w:themeColor="accent2" w:sz="8" w:space="0"/>
+          <w:bottom w:val="single" w:color="C0504D" w:themeColor="accent2" w:sz="8" w:space="0"/>
+          <w:right w:val="single" w:color="C0504D" w:themeColor="accent2" w:sz="8" w:space="0"/>
         </w:tcBorders>
       </w:tcPr>
     </w:tblStylePr>
@@ -4391,10 +4280,10 @@
       <w:tblPr/>
       <w:tcPr>
         <w:tcBorders>
-          <w:top w:val="single" w:sz="8" w:space="0" w:color="C0504D" w:themeColor="accent2"/>
-          <w:left w:val="single" w:sz="8" w:space="0" w:color="C0504D" w:themeColor="accent2"/>
-          <w:bottom w:val="single" w:sz="8" w:space="0" w:color="C0504D" w:themeColor="accent2"/>
-          <w:right w:val="single" w:sz="8" w:space="0" w:color="C0504D" w:themeColor="accent2"/>
+          <w:top w:val="single" w:color="C0504D" w:themeColor="accent2" w:sz="8" w:space="0"/>
+          <w:left w:val="single" w:color="C0504D" w:themeColor="accent2" w:sz="8" w:space="0"/>
+          <w:bottom w:val="single" w:color="C0504D" w:themeColor="accent2" w:sz="8" w:space="0"/>
+          <w:right w:val="single" w:color="C0504D" w:themeColor="accent2" w:sz="8" w:space="0"/>
         </w:tcBorders>
       </w:tcPr>
     </w:tblStylePr>
@@ -4402,10 +4291,10 @@
       <w:tblPr/>
       <w:tcPr>
         <w:tcBorders>
-          <w:top w:val="single" w:sz="8" w:space="0" w:color="C0504D" w:themeColor="accent2"/>
-          <w:left w:val="single" w:sz="8" w:space="0" w:color="C0504D" w:themeColor="accent2"/>
-          <w:bottom w:val="single" w:sz="8" w:space="0" w:color="C0504D" w:themeColor="accent2"/>
-          <w:right w:val="single" w:sz="8" w:space="0" w:color="C0504D" w:themeColor="accent2"/>
+          <w:top w:val="single" w:color="C0504D" w:themeColor="accent2" w:sz="8" w:space="0"/>
+          <w:left w:val="single" w:color="C0504D" w:themeColor="accent2" w:sz="8" w:space="0"/>
+          <w:bottom w:val="single" w:color="C0504D" w:themeColor="accent2" w:sz="8" w:space="0"/>
+          <w:right w:val="single" w:color="C0504D" w:themeColor="accent2" w:sz="8" w:space="0"/>
         </w:tcBorders>
       </w:tcPr>
     </w:tblStylePr>
@@ -4423,10 +4312,10 @@
       <w:tblStyleColBandSize w:val="1"/>
       <w:tblInd w:w="0" w:type="dxa"/>
       <w:tblBorders>
-        <w:top w:val="single" w:sz="8" w:space="0" w:color="9BBB59" w:themeColor="accent3"/>
-        <w:left w:val="single" w:sz="8" w:space="0" w:color="9BBB59" w:themeColor="accent3"/>
-        <w:bottom w:val="single" w:sz="8" w:space="0" w:color="9BBB59" w:themeColor="accent3"/>
-        <w:right w:val="single" w:sz="8" w:space="0" w:color="9BBB59" w:themeColor="accent3"/>
+        <w:top w:val="single" w:color="9BBB59" w:themeColor="accent3" w:sz="8" w:space="0"/>
+        <w:left w:val="single" w:color="9BBB59" w:themeColor="accent3" w:sz="8" w:space="0"/>
+        <w:bottom w:val="single" w:color="9BBB59" w:themeColor="accent3" w:sz="8" w:space="0"/>
+        <w:right w:val="single" w:color="9BBB59" w:themeColor="accent3" w:sz="8" w:space="0"/>
       </w:tblBorders>
       <w:tblCellMar>
         <w:top w:w="0" w:type="dxa"/>
@@ -4460,10 +4349,10 @@
       <w:tblPr/>
       <w:tcPr>
         <w:tcBorders>
-          <w:top w:val="double" w:sz="6" w:space="0" w:color="9BBB59" w:themeColor="accent3"/>
-          <w:left w:val="single" w:sz="8" w:space="0" w:color="9BBB59" w:themeColor="accent3"/>
-          <w:bottom w:val="single" w:sz="8" w:space="0" w:color="9BBB59" w:themeColor="accent3"/>
-          <w:right w:val="single" w:sz="8" w:space="0" w:color="9BBB59" w:themeColor="accent3"/>
+          <w:top w:val="double" w:color="9BBB59" w:themeColor="accent3" w:sz="6" w:space="0"/>
+          <w:left w:val="single" w:color="9BBB59" w:themeColor="accent3" w:sz="8" w:space="0"/>
+          <w:bottom w:val="single" w:color="9BBB59" w:themeColor="accent3" w:sz="8" w:space="0"/>
+          <w:right w:val="single" w:color="9BBB59" w:themeColor="accent3" w:sz="8" w:space="0"/>
         </w:tcBorders>
       </w:tcPr>
     </w:tblStylePr>
@@ -4483,10 +4372,10 @@
       <w:tblPr/>
       <w:tcPr>
         <w:tcBorders>
-          <w:top w:val="single" w:sz="8" w:space="0" w:color="9BBB59" w:themeColor="accent3"/>
-          <w:left w:val="single" w:sz="8" w:space="0" w:color="9BBB59" w:themeColor="accent3"/>
-          <w:bottom w:val="single" w:sz="8" w:space="0" w:color="9BBB59" w:themeColor="accent3"/>
-          <w:right w:val="single" w:sz="8" w:space="0" w:color="9BBB59" w:themeColor="accent3"/>
+          <w:top w:val="single" w:color="9BBB59" w:themeColor="accent3" w:sz="8" w:space="0"/>
+          <w:left w:val="single" w:color="9BBB59" w:themeColor="accent3" w:sz="8" w:space="0"/>
+          <w:bottom w:val="single" w:color="9BBB59" w:themeColor="accent3" w:sz="8" w:space="0"/>
+          <w:right w:val="single" w:color="9BBB59" w:themeColor="accent3" w:sz="8" w:space="0"/>
         </w:tcBorders>
       </w:tcPr>
     </w:tblStylePr>
@@ -4494,10 +4383,10 @@
       <w:tblPr/>
       <w:tcPr>
         <w:tcBorders>
-          <w:top w:val="single" w:sz="8" w:space="0" w:color="9BBB59" w:themeColor="accent3"/>
-          <w:left w:val="single" w:sz="8" w:space="0" w:color="9BBB59" w:themeColor="accent3"/>
-          <w:bottom w:val="single" w:sz="8" w:space="0" w:color="9BBB59" w:themeColor="accent3"/>
-          <w:right w:val="single" w:sz="8" w:space="0" w:color="9BBB59" w:themeColor="accent3"/>
+          <w:top w:val="single" w:color="9BBB59" w:themeColor="accent3" w:sz="8" w:space="0"/>
+          <w:left w:val="single" w:color="9BBB59" w:themeColor="accent3" w:sz="8" w:space="0"/>
+          <w:bottom w:val="single" w:color="9BBB59" w:themeColor="accent3" w:sz="8" w:space="0"/>
+          <w:right w:val="single" w:color="9BBB59" w:themeColor="accent3" w:sz="8" w:space="0"/>
         </w:tcBorders>
       </w:tcPr>
     </w:tblStylePr>
@@ -4515,10 +4404,10 @@
       <w:tblStyleColBandSize w:val="1"/>
       <w:tblInd w:w="0" w:type="dxa"/>
       <w:tblBorders>
-        <w:top w:val="single" w:sz="8" w:space="0" w:color="8064A2" w:themeColor="accent4"/>
-        <w:left w:val="single" w:sz="8" w:space="0" w:color="8064A2" w:themeColor="accent4"/>
-        <w:bottom w:val="single" w:sz="8" w:space="0" w:color="8064A2" w:themeColor="accent4"/>
-        <w:right w:val="single" w:sz="8" w:space="0" w:color="8064A2" w:themeColor="accent4"/>
+        <w:top w:val="single" w:color="8064A2" w:themeColor="accent4" w:sz="8" w:space="0"/>
+        <w:left w:val="single" w:color="8064A2" w:themeColor="accent4" w:sz="8" w:space="0"/>
+        <w:bottom w:val="single" w:color="8064A2" w:themeColor="accent4" w:sz="8" w:space="0"/>
+        <w:right w:val="single" w:color="8064A2" w:themeColor="accent4" w:sz="8" w:space="0"/>
       </w:tblBorders>
       <w:tblCellMar>
         <w:top w:w="0" w:type="dxa"/>
@@ -4552,10 +4441,10 @@
       <w:tblPr/>
       <w:tcPr>
         <w:tcBorders>
-          <w:top w:val="double" w:sz="6" w:space="0" w:color="8064A2" w:themeColor="accent4"/>
-          <w:left w:val="single" w:sz="8" w:space="0" w:color="8064A2" w:themeColor="accent4"/>
-          <w:bottom w:val="single" w:sz="8" w:space="0" w:color="8064A2" w:themeColor="accent4"/>
-          <w:right w:val="single" w:sz="8" w:space="0" w:color="8064A2" w:themeColor="accent4"/>
+          <w:top w:val="double" w:color="8064A2" w:themeColor="accent4" w:sz="6" w:space="0"/>
+          <w:left w:val="single" w:color="8064A2" w:themeColor="accent4" w:sz="8" w:space="0"/>
+          <w:bottom w:val="single" w:color="8064A2" w:themeColor="accent4" w:sz="8" w:space="0"/>
+          <w:right w:val="single" w:color="8064A2" w:themeColor="accent4" w:sz="8" w:space="0"/>
         </w:tcBorders>
       </w:tcPr>
     </w:tblStylePr>
@@ -4575,10 +4464,10 @@
       <w:tblPr/>
       <w:tcPr>
         <w:tcBorders>
-          <w:top w:val="single" w:sz="8" w:space="0" w:color="8064A2" w:themeColor="accent4"/>
-          <w:left w:val="single" w:sz="8" w:space="0" w:color="8064A2" w:themeColor="accent4"/>
-          <w:bottom w:val="single" w:sz="8" w:space="0" w:color="8064A2" w:themeColor="accent4"/>
-          <w:right w:val="single" w:sz="8" w:space="0" w:color="8064A2" w:themeColor="accent4"/>
+          <w:top w:val="single" w:color="8064A2" w:themeColor="accent4" w:sz="8" w:space="0"/>
+          <w:left w:val="single" w:color="8064A2" w:themeColor="accent4" w:sz="8" w:space="0"/>
+          <w:bottom w:val="single" w:color="8064A2" w:themeColor="accent4" w:sz="8" w:space="0"/>
+          <w:right w:val="single" w:color="8064A2" w:themeColor="accent4" w:sz="8" w:space="0"/>
         </w:tcBorders>
       </w:tcPr>
     </w:tblStylePr>
@@ -4586,10 +4475,10 @@
       <w:tblPr/>
       <w:tcPr>
         <w:tcBorders>
-          <w:top w:val="single" w:sz="8" w:space="0" w:color="8064A2" w:themeColor="accent4"/>
-          <w:left w:val="single" w:sz="8" w:space="0" w:color="8064A2" w:themeColor="accent4"/>
-          <w:bottom w:val="single" w:sz="8" w:space="0" w:color="8064A2" w:themeColor="accent4"/>
-          <w:right w:val="single" w:sz="8" w:space="0" w:color="8064A2" w:themeColor="accent4"/>
+          <w:top w:val="single" w:color="8064A2" w:themeColor="accent4" w:sz="8" w:space="0"/>
+          <w:left w:val="single" w:color="8064A2" w:themeColor="accent4" w:sz="8" w:space="0"/>
+          <w:bottom w:val="single" w:color="8064A2" w:themeColor="accent4" w:sz="8" w:space="0"/>
+          <w:right w:val="single" w:color="8064A2" w:themeColor="accent4" w:sz="8" w:space="0"/>
         </w:tcBorders>
       </w:tcPr>
     </w:tblStylePr>
@@ -4607,10 +4496,10 @@
       <w:tblStyleColBandSize w:val="1"/>
       <w:tblInd w:w="0" w:type="dxa"/>
       <w:tblBorders>
-        <w:top w:val="single" w:sz="8" w:space="0" w:color="4BACC6" w:themeColor="accent5"/>
-        <w:left w:val="single" w:sz="8" w:space="0" w:color="4BACC6" w:themeColor="accent5"/>
-        <w:bottom w:val="single" w:sz="8" w:space="0" w:color="4BACC6" w:themeColor="accent5"/>
-        <w:right w:val="single" w:sz="8" w:space="0" w:color="4BACC6" w:themeColor="accent5"/>
+        <w:top w:val="single" w:color="4BACC6" w:themeColor="accent5" w:sz="8" w:space="0"/>
+        <w:left w:val="single" w:color="4BACC6" w:themeColor="accent5" w:sz="8" w:space="0"/>
+        <w:bottom w:val="single" w:color="4BACC6" w:themeColor="accent5" w:sz="8" w:space="0"/>
+        <w:right w:val="single" w:color="4BACC6" w:themeColor="accent5" w:sz="8" w:space="0"/>
       </w:tblBorders>
       <w:tblCellMar>
         <w:top w:w="0" w:type="dxa"/>
@@ -4644,10 +4533,10 @@
       <w:tblPr/>
       <w:tcPr>
         <w:tcBorders>
-          <w:top w:val="double" w:sz="6" w:space="0" w:color="4BACC6" w:themeColor="accent5"/>
-          <w:left w:val="single" w:sz="8" w:space="0" w:color="4BACC6" w:themeColor="accent5"/>
-          <w:bottom w:val="single" w:sz="8" w:space="0" w:color="4BACC6" w:themeColor="accent5"/>
-          <w:right w:val="single" w:sz="8" w:space="0" w:color="4BACC6" w:themeColor="accent5"/>
+          <w:top w:val="double" w:color="4BACC6" w:themeColor="accent5" w:sz="6" w:space="0"/>
+          <w:left w:val="single" w:color="4BACC6" w:themeColor="accent5" w:sz="8" w:space="0"/>
+          <w:bottom w:val="single" w:color="4BACC6" w:themeColor="accent5" w:sz="8" w:space="0"/>
+          <w:right w:val="single" w:color="4BACC6" w:themeColor="accent5" w:sz="8" w:space="0"/>
         </w:tcBorders>
       </w:tcPr>
     </w:tblStylePr>
@@ -4667,10 +4556,10 @@
       <w:tblPr/>
       <w:tcPr>
         <w:tcBorders>
-          <w:top w:val="single" w:sz="8" w:space="0" w:color="4BACC6" w:themeColor="accent5"/>
-          <w:left w:val="single" w:sz="8" w:space="0" w:color="4BACC6" w:themeColor="accent5"/>
-          <w:bottom w:val="single" w:sz="8" w:space="0" w:color="4BACC6" w:themeColor="accent5"/>
-          <w:right w:val="single" w:sz="8" w:space="0" w:color="4BACC6" w:themeColor="accent5"/>
+          <w:top w:val="single" w:color="4BACC6" w:themeColor="accent5" w:sz="8" w:space="0"/>
+          <w:left w:val="single" w:color="4BACC6" w:themeColor="accent5" w:sz="8" w:space="0"/>
+          <w:bottom w:val="single" w:color="4BACC6" w:themeColor="accent5" w:sz="8" w:space="0"/>
+          <w:right w:val="single" w:color="4BACC6" w:themeColor="accent5" w:sz="8" w:space="0"/>
         </w:tcBorders>
       </w:tcPr>
     </w:tblStylePr>
@@ -4678,10 +4567,10 @@
       <w:tblPr/>
       <w:tcPr>
         <w:tcBorders>
-          <w:top w:val="single" w:sz="8" w:space="0" w:color="4BACC6" w:themeColor="accent5"/>
-          <w:left w:val="single" w:sz="8" w:space="0" w:color="4BACC6" w:themeColor="accent5"/>
-          <w:bottom w:val="single" w:sz="8" w:space="0" w:color="4BACC6" w:themeColor="accent5"/>
-          <w:right w:val="single" w:sz="8" w:space="0" w:color="4BACC6" w:themeColor="accent5"/>
+          <w:top w:val="single" w:color="4BACC6" w:themeColor="accent5" w:sz="8" w:space="0"/>
+          <w:left w:val="single" w:color="4BACC6" w:themeColor="accent5" w:sz="8" w:space="0"/>
+          <w:bottom w:val="single" w:color="4BACC6" w:themeColor="accent5" w:sz="8" w:space="0"/>
+          <w:right w:val="single" w:color="4BACC6" w:themeColor="accent5" w:sz="8" w:space="0"/>
         </w:tcBorders>
       </w:tcPr>
     </w:tblStylePr>
@@ -4699,10 +4588,10 @@
       <w:tblStyleColBandSize w:val="1"/>
       <w:tblInd w:w="0" w:type="dxa"/>
       <w:tblBorders>
-        <w:top w:val="single" w:sz="8" w:space="0" w:color="F79646" w:themeColor="accent6"/>
-        <w:left w:val="single" w:sz="8" w:space="0" w:color="F79646" w:themeColor="accent6"/>
-        <w:bottom w:val="single" w:sz="8" w:space="0" w:color="F79646" w:themeColor="accent6"/>
-        <w:right w:val="single" w:sz="8" w:space="0" w:color="F79646" w:themeColor="accent6"/>
+        <w:top w:val="single" w:color="F79646" w:themeColor="accent6" w:sz="8" w:space="0"/>
+        <w:left w:val="single" w:color="F79646" w:themeColor="accent6" w:sz="8" w:space="0"/>
+        <w:bottom w:val="single" w:color="F79646" w:themeColor="accent6" w:sz="8" w:space="0"/>
+        <w:right w:val="single" w:color="F79646" w:themeColor="accent6" w:sz="8" w:space="0"/>
       </w:tblBorders>
       <w:tblCellMar>
         <w:top w:w="0" w:type="dxa"/>
@@ -4736,10 +4625,10 @@
       <w:tblPr/>
       <w:tcPr>
         <w:tcBorders>
-          <w:top w:val="double" w:sz="6" w:space="0" w:color="F79646" w:themeColor="accent6"/>
-          <w:left w:val="single" w:sz="8" w:space="0" w:color="F79646" w:themeColor="accent6"/>
-          <w:bottom w:val="single" w:sz="8" w:space="0" w:color="F79646" w:themeColor="accent6"/>
-          <w:right w:val="single" w:sz="8" w:space="0" w:color="F79646" w:themeColor="accent6"/>
+          <w:top w:val="double" w:color="F79646" w:themeColor="accent6" w:sz="6" w:space="0"/>
+          <w:left w:val="single" w:color="F79646" w:themeColor="accent6" w:sz="8" w:space="0"/>
+          <w:bottom w:val="single" w:color="F79646" w:themeColor="accent6" w:sz="8" w:space="0"/>
+          <w:right w:val="single" w:color="F79646" w:themeColor="accent6" w:sz="8" w:space="0"/>
         </w:tcBorders>
       </w:tcPr>
     </w:tblStylePr>
@@ -4759,10 +4648,10 @@
       <w:tblPr/>
       <w:tcPr>
         <w:tcBorders>
-          <w:top w:val="single" w:sz="8" w:space="0" w:color="F79646" w:themeColor="accent6"/>
-          <w:left w:val="single" w:sz="8" w:space="0" w:color="F79646" w:themeColor="accent6"/>
-          <w:bottom w:val="single" w:sz="8" w:space="0" w:color="F79646" w:themeColor="accent6"/>
-          <w:right w:val="single" w:sz="8" w:space="0" w:color="F79646" w:themeColor="accent6"/>
+          <w:top w:val="single" w:color="F79646" w:themeColor="accent6" w:sz="8" w:space="0"/>
+          <w:left w:val="single" w:color="F79646" w:themeColor="accent6" w:sz="8" w:space="0"/>
+          <w:bottom w:val="single" w:color="F79646" w:themeColor="accent6" w:sz="8" w:space="0"/>
+          <w:right w:val="single" w:color="F79646" w:themeColor="accent6" w:sz="8" w:space="0"/>
         </w:tcBorders>
       </w:tcPr>
     </w:tblStylePr>
@@ -4770,10 +4659,10 @@
       <w:tblPr/>
       <w:tcPr>
         <w:tcBorders>
-          <w:top w:val="single" w:sz="8" w:space="0" w:color="F79646" w:themeColor="accent6"/>
-          <w:left w:val="single" w:sz="8" w:space="0" w:color="F79646" w:themeColor="accent6"/>
-          <w:bottom w:val="single" w:sz="8" w:space="0" w:color="F79646" w:themeColor="accent6"/>
-          <w:right w:val="single" w:sz="8" w:space="0" w:color="F79646" w:themeColor="accent6"/>
+          <w:top w:val="single" w:color="F79646" w:themeColor="accent6" w:sz="8" w:space="0"/>
+          <w:left w:val="single" w:color="F79646" w:themeColor="accent6" w:sz="8" w:space="0"/>
+          <w:bottom w:val="single" w:color="F79646" w:themeColor="accent6" w:sz="8" w:space="0"/>
+          <w:right w:val="single" w:color="F79646" w:themeColor="accent6" w:sz="8" w:space="0"/>
         </w:tcBorders>
       </w:tcPr>
     </w:tblStylePr>
@@ -4791,12 +4680,12 @@
       <w:tblStyleColBandSize w:val="1"/>
       <w:tblInd w:w="0" w:type="dxa"/>
       <w:tblBorders>
-        <w:top w:val="single" w:sz="8" w:space="0" w:color="000000" w:themeColor="text1"/>
-        <w:left w:val="single" w:sz="8" w:space="0" w:color="000000" w:themeColor="text1"/>
-        <w:bottom w:val="single" w:sz="8" w:space="0" w:color="000000" w:themeColor="text1"/>
-        <w:right w:val="single" w:sz="8" w:space="0" w:color="000000" w:themeColor="text1"/>
-        <w:insideH w:val="single" w:sz="8" w:space="0" w:color="000000" w:themeColor="text1"/>
-        <w:insideV w:val="single" w:sz="8" w:space="0" w:color="000000" w:themeColor="text1"/>
+        <w:top w:val="single" w:color="000000" w:themeColor="text1" w:sz="8" w:space="0"/>
+        <w:left w:val="single" w:color="000000" w:themeColor="text1" w:sz="8" w:space="0"/>
+        <w:bottom w:val="single" w:color="000000" w:themeColor="text1" w:sz="8" w:space="0"/>
+        <w:right w:val="single" w:color="000000" w:themeColor="text1" w:sz="8" w:space="0"/>
+        <w:insideH w:val="single" w:color="000000" w:themeColor="text1" w:sz="8" w:space="0"/>
+        <w:insideV w:val="single" w:color="000000" w:themeColor="text1" w:sz="8" w:space="0"/>
       </w:tblBorders>
       <w:tblCellMar>
         <w:top w:w="0" w:type="dxa"/>
@@ -4810,19 +4699,19 @@
         <w:spacing w:before="0" w:after="0" w:line="240" w:lineRule="auto"/>
       </w:pPr>
       <w:rPr>
-        <w:rFonts w:asciiTheme="majorHAnsi" w:eastAsiaTheme="majorEastAsia" w:hAnsiTheme="majorHAnsi" w:cstheme="majorBidi"/>
-        <w:b/>
-        <w:bCs/>
-      </w:rPr>
-      <w:tblPr/>
-      <w:tcPr>
-        <w:tcBorders>
-          <w:top w:val="single" w:sz="8" w:space="0" w:color="000000" w:themeColor="text1"/>
-          <w:left w:val="single" w:sz="8" w:space="0" w:color="000000" w:themeColor="text1"/>
-          <w:bottom w:val="single" w:sz="18" w:space="0" w:color="000000" w:themeColor="text1"/>
-          <w:right w:val="single" w:sz="8" w:space="0" w:color="000000" w:themeColor="text1"/>
-          <w:insideH w:val="nil"/>
-          <w:insideV w:val="single" w:sz="8" w:space="0" w:color="000000" w:themeColor="text1"/>
+        <w:rFonts w:asciiTheme="majorHAnsi" w:hAnsiTheme="majorHAnsi" w:eastAsiaTheme="majorEastAsia" w:cstheme="majorBidi"/>
+        <w:b/>
+        <w:bCs/>
+      </w:rPr>
+      <w:tblPr/>
+      <w:tcPr>
+        <w:tcBorders>
+          <w:top w:val="single" w:color="000000" w:themeColor="text1" w:sz="8" w:space="0"/>
+          <w:left w:val="single" w:color="000000" w:themeColor="text1" w:sz="8" w:space="0"/>
+          <w:bottom w:val="single" w:color="000000" w:themeColor="text1" w:sz="18" w:space="0"/>
+          <w:right w:val="single" w:color="000000" w:themeColor="text1" w:sz="8" w:space="0"/>
+          <w:insideH w:val="nil"/>
+          <w:insideV w:val="single" w:color="000000" w:themeColor="text1" w:sz="8" w:space="0"/>
         </w:tcBorders>
       </w:tcPr>
     </w:tblStylePr>
@@ -4831,42 +4720,42 @@
         <w:spacing w:before="0" w:after="0" w:line="240" w:lineRule="auto"/>
       </w:pPr>
       <w:rPr>
-        <w:rFonts w:asciiTheme="majorHAnsi" w:eastAsiaTheme="majorEastAsia" w:hAnsiTheme="majorHAnsi" w:cstheme="majorBidi"/>
-        <w:b/>
-        <w:bCs/>
-      </w:rPr>
-      <w:tblPr/>
-      <w:tcPr>
-        <w:tcBorders>
-          <w:top w:val="double" w:sz="6" w:space="0" w:color="000000" w:themeColor="text1"/>
-          <w:left w:val="single" w:sz="8" w:space="0" w:color="000000" w:themeColor="text1"/>
-          <w:bottom w:val="single" w:sz="8" w:space="0" w:color="000000" w:themeColor="text1"/>
-          <w:right w:val="single" w:sz="8" w:space="0" w:color="000000" w:themeColor="text1"/>
-          <w:insideH w:val="nil"/>
-          <w:insideV w:val="single" w:sz="8" w:space="0" w:color="000000" w:themeColor="text1"/>
+        <w:rFonts w:asciiTheme="majorHAnsi" w:hAnsiTheme="majorHAnsi" w:eastAsiaTheme="majorEastAsia" w:cstheme="majorBidi"/>
+        <w:b/>
+        <w:bCs/>
+      </w:rPr>
+      <w:tblPr/>
+      <w:tcPr>
+        <w:tcBorders>
+          <w:top w:val="double" w:color="000000" w:themeColor="text1" w:sz="6" w:space="0"/>
+          <w:left w:val="single" w:color="000000" w:themeColor="text1" w:sz="8" w:space="0"/>
+          <w:bottom w:val="single" w:color="000000" w:themeColor="text1" w:sz="8" w:space="0"/>
+          <w:right w:val="single" w:color="000000" w:themeColor="text1" w:sz="8" w:space="0"/>
+          <w:insideH w:val="nil"/>
+          <w:insideV w:val="single" w:color="000000" w:themeColor="text1" w:sz="8" w:space="0"/>
         </w:tcBorders>
       </w:tcPr>
     </w:tblStylePr>
     <w:tblStylePr w:type="firstCol">
       <w:rPr>
-        <w:rFonts w:asciiTheme="majorHAnsi" w:eastAsiaTheme="majorEastAsia" w:hAnsiTheme="majorHAnsi" w:cstheme="majorBidi"/>
+        <w:rFonts w:asciiTheme="majorHAnsi" w:hAnsiTheme="majorHAnsi" w:eastAsiaTheme="majorEastAsia" w:cstheme="majorBidi"/>
         <w:b/>
         <w:bCs/>
       </w:rPr>
     </w:tblStylePr>
     <w:tblStylePr w:type="lastCol">
       <w:rPr>
-        <w:rFonts w:asciiTheme="majorHAnsi" w:eastAsiaTheme="majorEastAsia" w:hAnsiTheme="majorHAnsi" w:cstheme="majorBidi"/>
-        <w:b/>
-        <w:bCs/>
-      </w:rPr>
-      <w:tblPr/>
-      <w:tcPr>
-        <w:tcBorders>
-          <w:top w:val="single" w:sz="8" w:space="0" w:color="000000" w:themeColor="text1"/>
-          <w:left w:val="single" w:sz="8" w:space="0" w:color="000000" w:themeColor="text1"/>
-          <w:bottom w:val="single" w:sz="8" w:space="0" w:color="000000" w:themeColor="text1"/>
-          <w:right w:val="single" w:sz="8" w:space="0" w:color="000000" w:themeColor="text1"/>
+        <w:rFonts w:asciiTheme="majorHAnsi" w:hAnsiTheme="majorHAnsi" w:eastAsiaTheme="majorEastAsia" w:cstheme="majorBidi"/>
+        <w:b/>
+        <w:bCs/>
+      </w:rPr>
+      <w:tblPr/>
+      <w:tcPr>
+        <w:tcBorders>
+          <w:top w:val="single" w:color="000000" w:themeColor="text1" w:sz="8" w:space="0"/>
+          <w:left w:val="single" w:color="000000" w:themeColor="text1" w:sz="8" w:space="0"/>
+          <w:bottom w:val="single" w:color="000000" w:themeColor="text1" w:sz="8" w:space="0"/>
+          <w:right w:val="single" w:color="000000" w:themeColor="text1" w:sz="8" w:space="0"/>
         </w:tcBorders>
       </w:tcPr>
     </w:tblStylePr>
@@ -4874,10 +4763,10 @@
       <w:tblPr/>
       <w:tcPr>
         <w:tcBorders>
-          <w:top w:val="single" w:sz="8" w:space="0" w:color="000000" w:themeColor="text1"/>
-          <w:left w:val="single" w:sz="8" w:space="0" w:color="000000" w:themeColor="text1"/>
-          <w:bottom w:val="single" w:sz="8" w:space="0" w:color="000000" w:themeColor="text1"/>
-          <w:right w:val="single" w:sz="8" w:space="0" w:color="000000" w:themeColor="text1"/>
+          <w:top w:val="single" w:color="000000" w:themeColor="text1" w:sz="8" w:space="0"/>
+          <w:left w:val="single" w:color="000000" w:themeColor="text1" w:sz="8" w:space="0"/>
+          <w:bottom w:val="single" w:color="000000" w:themeColor="text1" w:sz="8" w:space="0"/>
+          <w:right w:val="single" w:color="000000" w:themeColor="text1" w:sz="8" w:space="0"/>
         </w:tcBorders>
         <w:shd w:val="clear" w:color="auto" w:fill="C0C0C0" w:themeFill="text1" w:themeFillTint="3F"/>
       </w:tcPr>
@@ -4886,11 +4775,11 @@
       <w:tblPr/>
       <w:tcPr>
         <w:tcBorders>
-          <w:top w:val="single" w:sz="8" w:space="0" w:color="000000" w:themeColor="text1"/>
-          <w:left w:val="single" w:sz="8" w:space="0" w:color="000000" w:themeColor="text1"/>
-          <w:bottom w:val="single" w:sz="8" w:space="0" w:color="000000" w:themeColor="text1"/>
-          <w:right w:val="single" w:sz="8" w:space="0" w:color="000000" w:themeColor="text1"/>
-          <w:insideV w:val="single" w:sz="8" w:space="0" w:color="000000" w:themeColor="text1"/>
+          <w:top w:val="single" w:color="000000" w:themeColor="text1" w:sz="8" w:space="0"/>
+          <w:left w:val="single" w:color="000000" w:themeColor="text1" w:sz="8" w:space="0"/>
+          <w:bottom w:val="single" w:color="000000" w:themeColor="text1" w:sz="8" w:space="0"/>
+          <w:right w:val="single" w:color="000000" w:themeColor="text1" w:sz="8" w:space="0"/>
+          <w:insideV w:val="single" w:color="000000" w:themeColor="text1" w:sz="8" w:space="0"/>
         </w:tcBorders>
         <w:shd w:val="clear" w:color="auto" w:fill="C0C0C0" w:themeFill="text1" w:themeFillTint="3F"/>
       </w:tcPr>
@@ -4899,11 +4788,11 @@
       <w:tblPr/>
       <w:tcPr>
         <w:tcBorders>
-          <w:top w:val="single" w:sz="8" w:space="0" w:color="000000" w:themeColor="text1"/>
-          <w:left w:val="single" w:sz="8" w:space="0" w:color="000000" w:themeColor="text1"/>
-          <w:bottom w:val="single" w:sz="8" w:space="0" w:color="000000" w:themeColor="text1"/>
-          <w:right w:val="single" w:sz="8" w:space="0" w:color="000000" w:themeColor="text1"/>
-          <w:insideV w:val="single" w:sz="8" w:space="0" w:color="000000" w:themeColor="text1"/>
+          <w:top w:val="single" w:color="000000" w:themeColor="text1" w:sz="8" w:space="0"/>
+          <w:left w:val="single" w:color="000000" w:themeColor="text1" w:sz="8" w:space="0"/>
+          <w:bottom w:val="single" w:color="000000" w:themeColor="text1" w:sz="8" w:space="0"/>
+          <w:right w:val="single" w:color="000000" w:themeColor="text1" w:sz="8" w:space="0"/>
+          <w:insideV w:val="single" w:color="000000" w:themeColor="text1" w:sz="8" w:space="0"/>
         </w:tcBorders>
       </w:tcPr>
     </w:tblStylePr>
@@ -4921,12 +4810,12 @@
       <w:tblStyleColBandSize w:val="1"/>
       <w:tblInd w:w="0" w:type="dxa"/>
       <w:tblBorders>
-        <w:top w:val="single" w:sz="8" w:space="0" w:color="4F81BD" w:themeColor="accent1"/>
-        <w:left w:val="single" w:sz="8" w:space="0" w:color="4F81BD" w:themeColor="accent1"/>
-        <w:bottom w:val="single" w:sz="8" w:space="0" w:color="4F81BD" w:themeColor="accent1"/>
-        <w:right w:val="single" w:sz="8" w:space="0" w:color="4F81BD" w:themeColor="accent1"/>
-        <w:insideH w:val="single" w:sz="8" w:space="0" w:color="4F81BD" w:themeColor="accent1"/>
-        <w:insideV w:val="single" w:sz="8" w:space="0" w:color="4F81BD" w:themeColor="accent1"/>
+        <w:top w:val="single" w:color="4F81BD" w:themeColor="accent1" w:sz="8" w:space="0"/>
+        <w:left w:val="single" w:color="4F81BD" w:themeColor="accent1" w:sz="8" w:space="0"/>
+        <w:bottom w:val="single" w:color="4F81BD" w:themeColor="accent1" w:sz="8" w:space="0"/>
+        <w:right w:val="single" w:color="4F81BD" w:themeColor="accent1" w:sz="8" w:space="0"/>
+        <w:insideH w:val="single" w:color="4F81BD" w:themeColor="accent1" w:sz="8" w:space="0"/>
+        <w:insideV w:val="single" w:color="4F81BD" w:themeColor="accent1" w:sz="8" w:space="0"/>
       </w:tblBorders>
       <w:tblCellMar>
         <w:top w:w="0" w:type="dxa"/>
@@ -4940,19 +4829,19 @@
         <w:spacing w:before="0" w:after="0" w:line="240" w:lineRule="auto"/>
       </w:pPr>
       <w:rPr>
-        <w:rFonts w:asciiTheme="majorHAnsi" w:eastAsiaTheme="majorEastAsia" w:hAnsiTheme="majorHAnsi" w:cstheme="majorBidi"/>
-        <w:b/>
-        <w:bCs/>
-      </w:rPr>
-      <w:tblPr/>
-      <w:tcPr>
-        <w:tcBorders>
-          <w:top w:val="single" w:sz="8" w:space="0" w:color="4F81BD" w:themeColor="accent1"/>
-          <w:left w:val="single" w:sz="8" w:space="0" w:color="4F81BD" w:themeColor="accent1"/>
-          <w:bottom w:val="single" w:sz="18" w:space="0" w:color="4F81BD" w:themeColor="accent1"/>
-          <w:right w:val="single" w:sz="8" w:space="0" w:color="4F81BD" w:themeColor="accent1"/>
-          <w:insideH w:val="nil"/>
-          <w:insideV w:val="single" w:sz="8" w:space="0" w:color="4F81BD" w:themeColor="accent1"/>
+        <w:rFonts w:asciiTheme="majorHAnsi" w:hAnsiTheme="majorHAnsi" w:eastAsiaTheme="majorEastAsia" w:cstheme="majorBidi"/>
+        <w:b/>
+        <w:bCs/>
+      </w:rPr>
+      <w:tblPr/>
+      <w:tcPr>
+        <w:tcBorders>
+          <w:top w:val="single" w:color="4F81BD" w:themeColor="accent1" w:sz="8" w:space="0"/>
+          <w:left w:val="single" w:color="4F81BD" w:themeColor="accent1" w:sz="8" w:space="0"/>
+          <w:bottom w:val="single" w:color="4F81BD" w:themeColor="accent1" w:sz="18" w:space="0"/>
+          <w:right w:val="single" w:color="4F81BD" w:themeColor="accent1" w:sz="8" w:space="0"/>
+          <w:insideH w:val="nil"/>
+          <w:insideV w:val="single" w:color="4F81BD" w:themeColor="accent1" w:sz="8" w:space="0"/>
         </w:tcBorders>
       </w:tcPr>
     </w:tblStylePr>
@@ -4961,42 +4850,42 @@
         <w:spacing w:before="0" w:after="0" w:line="240" w:lineRule="auto"/>
       </w:pPr>
       <w:rPr>
-        <w:rFonts w:asciiTheme="majorHAnsi" w:eastAsiaTheme="majorEastAsia" w:hAnsiTheme="majorHAnsi" w:cstheme="majorBidi"/>
-        <w:b/>
-        <w:bCs/>
-      </w:rPr>
-      <w:tblPr/>
-      <w:tcPr>
-        <w:tcBorders>
-          <w:top w:val="double" w:sz="6" w:space="0" w:color="4F81BD" w:themeColor="accent1"/>
-          <w:left w:val="single" w:sz="8" w:space="0" w:color="4F81BD" w:themeColor="accent1"/>
-          <w:bottom w:val="single" w:sz="8" w:space="0" w:color="4F81BD" w:themeColor="accent1"/>
-          <w:right w:val="single" w:sz="8" w:space="0" w:color="4F81BD" w:themeColor="accent1"/>
-          <w:insideH w:val="nil"/>
-          <w:insideV w:val="single" w:sz="8" w:space="0" w:color="4F81BD" w:themeColor="accent1"/>
+        <w:rFonts w:asciiTheme="majorHAnsi" w:hAnsiTheme="majorHAnsi" w:eastAsiaTheme="majorEastAsia" w:cstheme="majorBidi"/>
+        <w:b/>
+        <w:bCs/>
+      </w:rPr>
+      <w:tblPr/>
+      <w:tcPr>
+        <w:tcBorders>
+          <w:top w:val="double" w:color="4F81BD" w:themeColor="accent1" w:sz="6" w:space="0"/>
+          <w:left w:val="single" w:color="4F81BD" w:themeColor="accent1" w:sz="8" w:space="0"/>
+          <w:bottom w:val="single" w:color="4F81BD" w:themeColor="accent1" w:sz="8" w:space="0"/>
+          <w:right w:val="single" w:color="4F81BD" w:themeColor="accent1" w:sz="8" w:space="0"/>
+          <w:insideH w:val="nil"/>
+          <w:insideV w:val="single" w:color="4F81BD" w:themeColor="accent1" w:sz="8" w:space="0"/>
         </w:tcBorders>
       </w:tcPr>
     </w:tblStylePr>
     <w:tblStylePr w:type="firstCol">
       <w:rPr>
-        <w:rFonts w:asciiTheme="majorHAnsi" w:eastAsiaTheme="majorEastAsia" w:hAnsiTheme="majorHAnsi" w:cstheme="majorBidi"/>
+        <w:rFonts w:asciiTheme="majorHAnsi" w:hAnsiTheme="majorHAnsi" w:eastAsiaTheme="majorEastAsia" w:cstheme="majorBidi"/>
         <w:b/>
         <w:bCs/>
       </w:rPr>
     </w:tblStylePr>
     <w:tblStylePr w:type="lastCol">
       <w:rPr>
-        <w:rFonts w:asciiTheme="majorHAnsi" w:eastAsiaTheme="majorEastAsia" w:hAnsiTheme="majorHAnsi" w:cstheme="majorBidi"/>
-        <w:b/>
-        <w:bCs/>
-      </w:rPr>
-      <w:tblPr/>
-      <w:tcPr>
-        <w:tcBorders>
-          <w:top w:val="single" w:sz="8" w:space="0" w:color="4F81BD" w:themeColor="accent1"/>
-          <w:left w:val="single" w:sz="8" w:space="0" w:color="4F81BD" w:themeColor="accent1"/>
-          <w:bottom w:val="single" w:sz="8" w:space="0" w:color="4F81BD" w:themeColor="accent1"/>
-          <w:right w:val="single" w:sz="8" w:space="0" w:color="4F81BD" w:themeColor="accent1"/>
+        <w:rFonts w:asciiTheme="majorHAnsi" w:hAnsiTheme="majorHAnsi" w:eastAsiaTheme="majorEastAsia" w:cstheme="majorBidi"/>
+        <w:b/>
+        <w:bCs/>
+      </w:rPr>
+      <w:tblPr/>
+      <w:tcPr>
+        <w:tcBorders>
+          <w:top w:val="single" w:color="4F81BD" w:themeColor="accent1" w:sz="8" w:space="0"/>
+          <w:left w:val="single" w:color="4F81BD" w:themeColor="accent1" w:sz="8" w:space="0"/>
+          <w:bottom w:val="single" w:color="4F81BD" w:themeColor="accent1" w:sz="8" w:space="0"/>
+          <w:right w:val="single" w:color="4F81BD" w:themeColor="accent1" w:sz="8" w:space="0"/>
         </w:tcBorders>
       </w:tcPr>
     </w:tblStylePr>
@@ -5004,10 +4893,10 @@
       <w:tblPr/>
       <w:tcPr>
         <w:tcBorders>
-          <w:top w:val="single" w:sz="8" w:space="0" w:color="4F81BD" w:themeColor="accent1"/>
-          <w:left w:val="single" w:sz="8" w:space="0" w:color="4F81BD" w:themeColor="accent1"/>
-          <w:bottom w:val="single" w:sz="8" w:space="0" w:color="4F81BD" w:themeColor="accent1"/>
-          <w:right w:val="single" w:sz="8" w:space="0" w:color="4F81BD" w:themeColor="accent1"/>
+          <w:top w:val="single" w:color="4F81BD" w:themeColor="accent1" w:sz="8" w:space="0"/>
+          <w:left w:val="single" w:color="4F81BD" w:themeColor="accent1" w:sz="8" w:space="0"/>
+          <w:bottom w:val="single" w:color="4F81BD" w:themeColor="accent1" w:sz="8" w:space="0"/>
+          <w:right w:val="single" w:color="4F81BD" w:themeColor="accent1" w:sz="8" w:space="0"/>
         </w:tcBorders>
         <w:shd w:val="clear" w:color="auto" w:fill="D3DFEE" w:themeFill="accent1" w:themeFillTint="3F"/>
       </w:tcPr>
@@ -5016,11 +4905,11 @@
       <w:tblPr/>
       <w:tcPr>
         <w:tcBorders>
-          <w:top w:val="single" w:sz="8" w:space="0" w:color="4F81BD" w:themeColor="accent1"/>
-          <w:left w:val="single" w:sz="8" w:space="0" w:color="4F81BD" w:themeColor="accent1"/>
-          <w:bottom w:val="single" w:sz="8" w:space="0" w:color="4F81BD" w:themeColor="accent1"/>
-          <w:right w:val="single" w:sz="8" w:space="0" w:color="4F81BD" w:themeColor="accent1"/>
-          <w:insideV w:val="single" w:sz="8" w:space="0" w:color="4F81BD" w:themeColor="accent1"/>
+          <w:top w:val="single" w:color="4F81BD" w:themeColor="accent1" w:sz="8" w:space="0"/>
+          <w:left w:val="single" w:color="4F81BD" w:themeColor="accent1" w:sz="8" w:space="0"/>
+          <w:bottom w:val="single" w:color="4F81BD" w:themeColor="accent1" w:sz="8" w:space="0"/>
+          <w:right w:val="single" w:color="4F81BD" w:themeColor="accent1" w:sz="8" w:space="0"/>
+          <w:insideV w:val="single" w:color="4F81BD" w:themeColor="accent1" w:sz="8" w:space="0"/>
         </w:tcBorders>
         <w:shd w:val="clear" w:color="auto" w:fill="D3DFEE" w:themeFill="accent1" w:themeFillTint="3F"/>
       </w:tcPr>
@@ -5029,11 +4918,11 @@
       <w:tblPr/>
       <w:tcPr>
         <w:tcBorders>
-          <w:top w:val="single" w:sz="8" w:space="0" w:color="4F81BD" w:themeColor="accent1"/>
-          <w:left w:val="single" w:sz="8" w:space="0" w:color="4F81BD" w:themeColor="accent1"/>
-          <w:bottom w:val="single" w:sz="8" w:space="0" w:color="4F81BD" w:themeColor="accent1"/>
-          <w:right w:val="single" w:sz="8" w:space="0" w:color="4F81BD" w:themeColor="accent1"/>
-          <w:insideV w:val="single" w:sz="8" w:space="0" w:color="4F81BD" w:themeColor="accent1"/>
+          <w:top w:val="single" w:color="4F81BD" w:themeColor="accent1" w:sz="8" w:space="0"/>
+          <w:left w:val="single" w:color="4F81BD" w:themeColor="accent1" w:sz="8" w:space="0"/>
+          <w:bottom w:val="single" w:color="4F81BD" w:themeColor="accent1" w:sz="8" w:space="0"/>
+          <w:right w:val="single" w:color="4F81BD" w:themeColor="accent1" w:sz="8" w:space="0"/>
+          <w:insideV w:val="single" w:color="4F81BD" w:themeColor="accent1" w:sz="8" w:space="0"/>
         </w:tcBorders>
       </w:tcPr>
     </w:tblStylePr>
@@ -5051,12 +4940,12 @@
       <w:tblStyleColBandSize w:val="1"/>
       <w:tblInd w:w="0" w:type="dxa"/>
       <w:tblBorders>
-        <w:top w:val="single" w:sz="8" w:space="0" w:color="C0504D" w:themeColor="accent2"/>
-        <w:left w:val="single" w:sz="8" w:space="0" w:color="C0504D" w:themeColor="accent2"/>
-        <w:bottom w:val="single" w:sz="8" w:space="0" w:color="C0504D" w:themeColor="accent2"/>
-        <w:right w:val="single" w:sz="8" w:space="0" w:color="C0504D" w:themeColor="accent2"/>
-        <w:insideH w:val="single" w:sz="8" w:space="0" w:color="C0504D" w:themeColor="accent2"/>
-        <w:insideV w:val="single" w:sz="8" w:space="0" w:color="C0504D" w:themeColor="accent2"/>
+        <w:top w:val="single" w:color="C0504D" w:themeColor="accent2" w:sz="8" w:space="0"/>
+        <w:left w:val="single" w:color="C0504D" w:themeColor="accent2" w:sz="8" w:space="0"/>
+        <w:bottom w:val="single" w:color="C0504D" w:themeColor="accent2" w:sz="8" w:space="0"/>
+        <w:right w:val="single" w:color="C0504D" w:themeColor="accent2" w:sz="8" w:space="0"/>
+        <w:insideH w:val="single" w:color="C0504D" w:themeColor="accent2" w:sz="8" w:space="0"/>
+        <w:insideV w:val="single" w:color="C0504D" w:themeColor="accent2" w:sz="8" w:space="0"/>
       </w:tblBorders>
       <w:tblCellMar>
         <w:top w:w="0" w:type="dxa"/>
@@ -5070,19 +4959,19 @@
         <w:spacing w:before="0" w:after="0" w:line="240" w:lineRule="auto"/>
       </w:pPr>
       <w:rPr>
-        <w:rFonts w:asciiTheme="majorHAnsi" w:eastAsiaTheme="majorEastAsia" w:hAnsiTheme="majorHAnsi" w:cstheme="majorBidi"/>
-        <w:b/>
-        <w:bCs/>
-      </w:rPr>
-      <w:tblPr/>
-      <w:tcPr>
-        <w:tcBorders>
-          <w:top w:val="single" w:sz="8" w:space="0" w:color="C0504D" w:themeColor="accent2"/>
-          <w:left w:val="single" w:sz="8" w:space="0" w:color="C0504D" w:themeColor="accent2"/>
-          <w:bottom w:val="single" w:sz="18" w:space="0" w:color="C0504D" w:themeColor="accent2"/>
-          <w:right w:val="single" w:sz="8" w:space="0" w:color="C0504D" w:themeColor="accent2"/>
-          <w:insideH w:val="nil"/>
-          <w:insideV w:val="single" w:sz="8" w:space="0" w:color="C0504D" w:themeColor="accent2"/>
+        <w:rFonts w:asciiTheme="majorHAnsi" w:hAnsiTheme="majorHAnsi" w:eastAsiaTheme="majorEastAsia" w:cstheme="majorBidi"/>
+        <w:b/>
+        <w:bCs/>
+      </w:rPr>
+      <w:tblPr/>
+      <w:tcPr>
+        <w:tcBorders>
+          <w:top w:val="single" w:color="C0504D" w:themeColor="accent2" w:sz="8" w:space="0"/>
+          <w:left w:val="single" w:color="C0504D" w:themeColor="accent2" w:sz="8" w:space="0"/>
+          <w:bottom w:val="single" w:color="C0504D" w:themeColor="accent2" w:sz="18" w:space="0"/>
+          <w:right w:val="single" w:color="C0504D" w:themeColor="accent2" w:sz="8" w:space="0"/>
+          <w:insideH w:val="nil"/>
+          <w:insideV w:val="single" w:color="C0504D" w:themeColor="accent2" w:sz="8" w:space="0"/>
         </w:tcBorders>
       </w:tcPr>
     </w:tblStylePr>
@@ -5091,42 +4980,42 @@
         <w:spacing w:before="0" w:after="0" w:line="240" w:lineRule="auto"/>
       </w:pPr>
       <w:rPr>
-        <w:rFonts w:asciiTheme="majorHAnsi" w:eastAsiaTheme="majorEastAsia" w:hAnsiTheme="majorHAnsi" w:cstheme="majorBidi"/>
-        <w:b/>
-        <w:bCs/>
-      </w:rPr>
-      <w:tblPr/>
-      <w:tcPr>
-        <w:tcBorders>
-          <w:top w:val="double" w:sz="6" w:space="0" w:color="C0504D" w:themeColor="accent2"/>
-          <w:left w:val="single" w:sz="8" w:space="0" w:color="C0504D" w:themeColor="accent2"/>
-          <w:bottom w:val="single" w:sz="8" w:space="0" w:color="C0504D" w:themeColor="accent2"/>
-          <w:right w:val="single" w:sz="8" w:space="0" w:color="C0504D" w:themeColor="accent2"/>
-          <w:insideH w:val="nil"/>
-          <w:insideV w:val="single" w:sz="8" w:space="0" w:color="C0504D" w:themeColor="accent2"/>
+        <w:rFonts w:asciiTheme="majorHAnsi" w:hAnsiTheme="majorHAnsi" w:eastAsiaTheme="majorEastAsia" w:cstheme="majorBidi"/>
+        <w:b/>
+        <w:bCs/>
+      </w:rPr>
+      <w:tblPr/>
+      <w:tcPr>
+        <w:tcBorders>
+          <w:top w:val="double" w:color="C0504D" w:themeColor="accent2" w:sz="6" w:space="0"/>
+          <w:left w:val="single" w:color="C0504D" w:themeColor="accent2" w:sz="8" w:space="0"/>
+          <w:bottom w:val="single" w:color="C0504D" w:themeColor="accent2" w:sz="8" w:space="0"/>
+          <w:right w:val="single" w:color="C0504D" w:themeColor="accent2" w:sz="8" w:space="0"/>
+          <w:insideH w:val="nil"/>
+          <w:insideV w:val="single" w:color="C0504D" w:themeColor="accent2" w:sz="8" w:space="0"/>
         </w:tcBorders>
       </w:tcPr>
     </w:tblStylePr>
     <w:tblStylePr w:type="firstCol">
       <w:rPr>
-        <w:rFonts w:asciiTheme="majorHAnsi" w:eastAsiaTheme="majorEastAsia" w:hAnsiTheme="majorHAnsi" w:cstheme="majorBidi"/>
+        <w:rFonts w:asciiTheme="majorHAnsi" w:hAnsiTheme="majorHAnsi" w:eastAsiaTheme="majorEastAsia" w:cstheme="majorBidi"/>
         <w:b/>
         <w:bCs/>
       </w:rPr>
     </w:tblStylePr>
     <w:tblStylePr w:type="lastCol">
       <w:rPr>
-        <w:rFonts w:asciiTheme="majorHAnsi" w:eastAsiaTheme="majorEastAsia" w:hAnsiTheme="majorHAnsi" w:cstheme="majorBidi"/>
-        <w:b/>
-        <w:bCs/>
-      </w:rPr>
-      <w:tblPr/>
-      <w:tcPr>
-        <w:tcBorders>
-          <w:top w:val="single" w:sz="8" w:space="0" w:color="C0504D" w:themeColor="accent2"/>
-          <w:left w:val="single" w:sz="8" w:space="0" w:color="C0504D" w:themeColor="accent2"/>
-          <w:bottom w:val="single" w:sz="8" w:space="0" w:color="C0504D" w:themeColor="accent2"/>
-          <w:right w:val="single" w:sz="8" w:space="0" w:color="C0504D" w:themeColor="accent2"/>
+        <w:rFonts w:asciiTheme="majorHAnsi" w:hAnsiTheme="majorHAnsi" w:eastAsiaTheme="majorEastAsia" w:cstheme="majorBidi"/>
+        <w:b/>
+        <w:bCs/>
+      </w:rPr>
+      <w:tblPr/>
+      <w:tcPr>
+        <w:tcBorders>
+          <w:top w:val="single" w:color="C0504D" w:themeColor="accent2" w:sz="8" w:space="0"/>
+          <w:left w:val="single" w:color="C0504D" w:themeColor="accent2" w:sz="8" w:space="0"/>
+          <w:bottom w:val="single" w:color="C0504D" w:themeColor="accent2" w:sz="8" w:space="0"/>
+          <w:right w:val="single" w:color="C0504D" w:themeColor="accent2" w:sz="8" w:space="0"/>
         </w:tcBorders>
       </w:tcPr>
     </w:tblStylePr>
@@ -5134,10 +5023,10 @@
       <w:tblPr/>
       <w:tcPr>
         <w:tcBorders>
-          <w:top w:val="single" w:sz="8" w:space="0" w:color="C0504D" w:themeColor="accent2"/>
-          <w:left w:val="single" w:sz="8" w:space="0" w:color="C0504D" w:themeColor="accent2"/>
-          <w:bottom w:val="single" w:sz="8" w:space="0" w:color="C0504D" w:themeColor="accent2"/>
-          <w:right w:val="single" w:sz="8" w:space="0" w:color="C0504D" w:themeColor="accent2"/>
+          <w:top w:val="single" w:color="C0504D" w:themeColor="accent2" w:sz="8" w:space="0"/>
+          <w:left w:val="single" w:color="C0504D" w:themeColor="accent2" w:sz="8" w:space="0"/>
+          <w:bottom w:val="single" w:color="C0504D" w:themeColor="accent2" w:sz="8" w:space="0"/>
+          <w:right w:val="single" w:color="C0504D" w:themeColor="accent2" w:sz="8" w:space="0"/>
         </w:tcBorders>
         <w:shd w:val="clear" w:color="auto" w:fill="EFD3D2" w:themeFill="accent2" w:themeFillTint="3F"/>
       </w:tcPr>
@@ -5146,11 +5035,11 @@
       <w:tblPr/>
       <w:tcPr>
         <w:tcBorders>
-          <w:top w:val="single" w:sz="8" w:space="0" w:color="C0504D" w:themeColor="accent2"/>
-          <w:left w:val="single" w:sz="8" w:space="0" w:color="C0504D" w:themeColor="accent2"/>
-          <w:bottom w:val="single" w:sz="8" w:space="0" w:color="C0504D" w:themeColor="accent2"/>
-          <w:right w:val="single" w:sz="8" w:space="0" w:color="C0504D" w:themeColor="accent2"/>
-          <w:insideV w:val="single" w:sz="8" w:space="0" w:color="C0504D" w:themeColor="accent2"/>
+          <w:top w:val="single" w:color="C0504D" w:themeColor="accent2" w:sz="8" w:space="0"/>
+          <w:left w:val="single" w:color="C0504D" w:themeColor="accent2" w:sz="8" w:space="0"/>
+          <w:bottom w:val="single" w:color="C0504D" w:themeColor="accent2" w:sz="8" w:space="0"/>
+          <w:right w:val="single" w:color="C0504D" w:themeColor="accent2" w:sz="8" w:space="0"/>
+          <w:insideV w:val="single" w:color="C0504D" w:themeColor="accent2" w:sz="8" w:space="0"/>
         </w:tcBorders>
         <w:shd w:val="clear" w:color="auto" w:fill="EFD3D2" w:themeFill="accent2" w:themeFillTint="3F"/>
       </w:tcPr>
@@ -5159,11 +5048,11 @@
       <w:tblPr/>
       <w:tcPr>
         <w:tcBorders>
-          <w:top w:val="single" w:sz="8" w:space="0" w:color="C0504D" w:themeColor="accent2"/>
-          <w:left w:val="single" w:sz="8" w:space="0" w:color="C0504D" w:themeColor="accent2"/>
-          <w:bottom w:val="single" w:sz="8" w:space="0" w:color="C0504D" w:themeColor="accent2"/>
-          <w:right w:val="single" w:sz="8" w:space="0" w:color="C0504D" w:themeColor="accent2"/>
-          <w:insideV w:val="single" w:sz="8" w:space="0" w:color="C0504D" w:themeColor="accent2"/>
+          <w:top w:val="single" w:color="C0504D" w:themeColor="accent2" w:sz="8" w:space="0"/>
+          <w:left w:val="single" w:color="C0504D" w:themeColor="accent2" w:sz="8" w:space="0"/>
+          <w:bottom w:val="single" w:color="C0504D" w:themeColor="accent2" w:sz="8" w:space="0"/>
+          <w:right w:val="single" w:color="C0504D" w:themeColor="accent2" w:sz="8" w:space="0"/>
+          <w:insideV w:val="single" w:color="C0504D" w:themeColor="accent2" w:sz="8" w:space="0"/>
         </w:tcBorders>
       </w:tcPr>
     </w:tblStylePr>
@@ -5181,12 +5070,12 @@
       <w:tblStyleColBandSize w:val="1"/>
       <w:tblInd w:w="0" w:type="dxa"/>
       <w:tblBorders>
-        <w:top w:val="single" w:sz="8" w:space="0" w:color="9BBB59" w:themeColor="accent3"/>
-        <w:left w:val="single" w:sz="8" w:space="0" w:color="9BBB59" w:themeColor="accent3"/>
-        <w:bottom w:val="single" w:sz="8" w:space="0" w:color="9BBB59" w:themeColor="accent3"/>
-        <w:right w:val="single" w:sz="8" w:space="0" w:color="9BBB59" w:themeColor="accent3"/>
-        <w:insideH w:val="single" w:sz="8" w:space="0" w:color="9BBB59" w:themeColor="accent3"/>
-        <w:insideV w:val="single" w:sz="8" w:space="0" w:color="9BBB59" w:themeColor="accent3"/>
+        <w:top w:val="single" w:color="9BBB59" w:themeColor="accent3" w:sz="8" w:space="0"/>
+        <w:left w:val="single" w:color="9BBB59" w:themeColor="accent3" w:sz="8" w:space="0"/>
+        <w:bottom w:val="single" w:color="9BBB59" w:themeColor="accent3" w:sz="8" w:space="0"/>
+        <w:right w:val="single" w:color="9BBB59" w:themeColor="accent3" w:sz="8" w:space="0"/>
+        <w:insideH w:val="single" w:color="9BBB59" w:themeColor="accent3" w:sz="8" w:space="0"/>
+        <w:insideV w:val="single" w:color="9BBB59" w:themeColor="accent3" w:sz="8" w:space="0"/>
       </w:tblBorders>
       <w:tblCellMar>
         <w:top w:w="0" w:type="dxa"/>
@@ -5200,19 +5089,19 @@
         <w:spacing w:before="0" w:after="0" w:line="240" w:lineRule="auto"/>
       </w:pPr>
       <w:rPr>
-        <w:rFonts w:asciiTheme="majorHAnsi" w:eastAsiaTheme="majorEastAsia" w:hAnsiTheme="majorHAnsi" w:cstheme="majorBidi"/>
-        <w:b/>
-        <w:bCs/>
-      </w:rPr>
-      <w:tblPr/>
-      <w:tcPr>
-        <w:tcBorders>
-          <w:top w:val="single" w:sz="8" w:space="0" w:color="9BBB59" w:themeColor="accent3"/>
-          <w:left w:val="single" w:sz="8" w:space="0" w:color="9BBB59" w:themeColor="accent3"/>
-          <w:bottom w:val="single" w:sz="18" w:space="0" w:color="9BBB59" w:themeColor="accent3"/>
-          <w:right w:val="single" w:sz="8" w:space="0" w:color="9BBB59" w:themeColor="accent3"/>
-          <w:insideH w:val="nil"/>
-          <w:insideV w:val="single" w:sz="8" w:space="0" w:color="9BBB59" w:themeColor="accent3"/>
+        <w:rFonts w:asciiTheme="majorHAnsi" w:hAnsiTheme="majorHAnsi" w:eastAsiaTheme="majorEastAsia" w:cstheme="majorBidi"/>
+        <w:b/>
+        <w:bCs/>
+      </w:rPr>
+      <w:tblPr/>
+      <w:tcPr>
+        <w:tcBorders>
+          <w:top w:val="single" w:color="9BBB59" w:themeColor="accent3" w:sz="8" w:space="0"/>
+          <w:left w:val="single" w:color="9BBB59" w:themeColor="accent3" w:sz="8" w:space="0"/>
+          <w:bottom w:val="single" w:color="9BBB59" w:themeColor="accent3" w:sz="18" w:space="0"/>
+          <w:right w:val="single" w:color="9BBB59" w:themeColor="accent3" w:sz="8" w:space="0"/>
+          <w:insideH w:val="nil"/>
+          <w:insideV w:val="single" w:color="9BBB59" w:themeColor="accent3" w:sz="8" w:space="0"/>
         </w:tcBorders>
       </w:tcPr>
     </w:tblStylePr>
@@ -5221,42 +5110,42 @@
         <w:spacing w:before="0" w:after="0" w:line="240" w:lineRule="auto"/>
       </w:pPr>
       <w:rPr>
-        <w:rFonts w:asciiTheme="majorHAnsi" w:eastAsiaTheme="majorEastAsia" w:hAnsiTheme="majorHAnsi" w:cstheme="majorBidi"/>
-        <w:b/>
-        <w:bCs/>
-      </w:rPr>
-      <w:tblPr/>
-      <w:tcPr>
-        <w:tcBorders>
-          <w:top w:val="double" w:sz="6" w:space="0" w:color="9BBB59" w:themeColor="accent3"/>
-          <w:left w:val="single" w:sz="8" w:space="0" w:color="9BBB59" w:themeColor="accent3"/>
-          <w:bottom w:val="single" w:sz="8" w:space="0" w:color="9BBB59" w:themeColor="accent3"/>
-          <w:right w:val="single" w:sz="8" w:space="0" w:color="9BBB59" w:themeColor="accent3"/>
-          <w:insideH w:val="nil"/>
-          <w:insideV w:val="single" w:sz="8" w:space="0" w:color="9BBB59" w:themeColor="accent3"/>
+        <w:rFonts w:asciiTheme="majorHAnsi" w:hAnsiTheme="majorHAnsi" w:eastAsiaTheme="majorEastAsia" w:cstheme="majorBidi"/>
+        <w:b/>
+        <w:bCs/>
+      </w:rPr>
+      <w:tblPr/>
+      <w:tcPr>
+        <w:tcBorders>
+          <w:top w:val="double" w:color="9BBB59" w:themeColor="accent3" w:sz="6" w:space="0"/>
+          <w:left w:val="single" w:color="9BBB59" w:themeColor="accent3" w:sz="8" w:space="0"/>
+          <w:bottom w:val="single" w:color="9BBB59" w:themeColor="accent3" w:sz="8" w:space="0"/>
+          <w:right w:val="single" w:color="9BBB59" w:themeColor="accent3" w:sz="8" w:space="0"/>
+          <w:insideH w:val="nil"/>
+          <w:insideV w:val="single" w:color="9BBB59" w:themeColor="accent3" w:sz="8" w:space="0"/>
         </w:tcBorders>
       </w:tcPr>
     </w:tblStylePr>
     <w:tblStylePr w:type="firstCol">
       <w:rPr>
-        <w:rFonts w:asciiTheme="majorHAnsi" w:eastAsiaTheme="majorEastAsia" w:hAnsiTheme="majorHAnsi" w:cstheme="majorBidi"/>
+        <w:rFonts w:asciiTheme="majorHAnsi" w:hAnsiTheme="majorHAnsi" w:eastAsiaTheme="majorEastAsia" w:cstheme="majorBidi"/>
         <w:b/>
         <w:bCs/>
       </w:rPr>
     </w:tblStylePr>
     <w:tblStylePr w:type="lastCol">
       <w:rPr>
-        <w:rFonts w:asciiTheme="majorHAnsi" w:eastAsiaTheme="majorEastAsia" w:hAnsiTheme="majorHAnsi" w:cstheme="majorBidi"/>
-        <w:b/>
-        <w:bCs/>
-      </w:rPr>
-      <w:tblPr/>
-      <w:tcPr>
-        <w:tcBorders>
-          <w:top w:val="single" w:sz="8" w:space="0" w:color="9BBB59" w:themeColor="accent3"/>
-          <w:left w:val="single" w:sz="8" w:space="0" w:color="9BBB59" w:themeColor="accent3"/>
-          <w:bottom w:val="single" w:sz="8" w:space="0" w:color="9BBB59" w:themeColor="accent3"/>
-          <w:right w:val="single" w:sz="8" w:space="0" w:color="9BBB59" w:themeColor="accent3"/>
+        <w:rFonts w:asciiTheme="majorHAnsi" w:hAnsiTheme="majorHAnsi" w:eastAsiaTheme="majorEastAsia" w:cstheme="majorBidi"/>
+        <w:b/>
+        <w:bCs/>
+      </w:rPr>
+      <w:tblPr/>
+      <w:tcPr>
+        <w:tcBorders>
+          <w:top w:val="single" w:color="9BBB59" w:themeColor="accent3" w:sz="8" w:space="0"/>
+          <w:left w:val="single" w:color="9BBB59" w:themeColor="accent3" w:sz="8" w:space="0"/>
+          <w:bottom w:val="single" w:color="9BBB59" w:themeColor="accent3" w:sz="8" w:space="0"/>
+          <w:right w:val="single" w:color="9BBB59" w:themeColor="accent3" w:sz="8" w:space="0"/>
         </w:tcBorders>
       </w:tcPr>
     </w:tblStylePr>
@@ -5264,10 +5153,10 @@
       <w:tblPr/>
       <w:tcPr>
         <w:tcBorders>
-          <w:top w:val="single" w:sz="8" w:space="0" w:color="9BBB59" w:themeColor="accent3"/>
-          <w:left w:val="single" w:sz="8" w:space="0" w:color="9BBB59" w:themeColor="accent3"/>
-          <w:bottom w:val="single" w:sz="8" w:space="0" w:color="9BBB59" w:themeColor="accent3"/>
-          <w:right w:val="single" w:sz="8" w:space="0" w:color="9BBB59" w:themeColor="accent3"/>
+          <w:top w:val="single" w:color="9BBB59" w:themeColor="accent3" w:sz="8" w:space="0"/>
+          <w:left w:val="single" w:color="9BBB59" w:themeColor="accent3" w:sz="8" w:space="0"/>
+          <w:bottom w:val="single" w:color="9BBB59" w:themeColor="accent3" w:sz="8" w:space="0"/>
+          <w:right w:val="single" w:color="9BBB59" w:themeColor="accent3" w:sz="8" w:space="0"/>
         </w:tcBorders>
         <w:shd w:val="clear" w:color="auto" w:fill="E6EED5" w:themeFill="accent3" w:themeFillTint="3F"/>
       </w:tcPr>
@@ -5276,11 +5165,11 @@
       <w:tblPr/>
       <w:tcPr>
         <w:tcBorders>
-          <w:top w:val="single" w:sz="8" w:space="0" w:color="9BBB59" w:themeColor="accent3"/>
-          <w:left w:val="single" w:sz="8" w:space="0" w:color="9BBB59" w:themeColor="accent3"/>
-          <w:bottom w:val="single" w:sz="8" w:space="0" w:color="9BBB59" w:themeColor="accent3"/>
-          <w:right w:val="single" w:sz="8" w:space="0" w:color="9BBB59" w:themeColor="accent3"/>
-          <w:insideV w:val="single" w:sz="8" w:space="0" w:color="9BBB59" w:themeColor="accent3"/>
+          <w:top w:val="single" w:color="9BBB59" w:themeColor="accent3" w:sz="8" w:space="0"/>
+          <w:left w:val="single" w:color="9BBB59" w:themeColor="accent3" w:sz="8" w:space="0"/>
+          <w:bottom w:val="single" w:color="9BBB59" w:themeColor="accent3" w:sz="8" w:space="0"/>
+          <w:right w:val="single" w:color="9BBB59" w:themeColor="accent3" w:sz="8" w:space="0"/>
+          <w:insideV w:val="single" w:color="9BBB59" w:themeColor="accent3" w:sz="8" w:space="0"/>
         </w:tcBorders>
         <w:shd w:val="clear" w:color="auto" w:fill="E6EED5" w:themeFill="accent3" w:themeFillTint="3F"/>
       </w:tcPr>
@@ -5289,11 +5178,11 @@
       <w:tblPr/>
       <w:tcPr>
         <w:tcBorders>
-          <w:top w:val="single" w:sz="8" w:space="0" w:color="9BBB59" w:themeColor="accent3"/>
-          <w:left w:val="single" w:sz="8" w:space="0" w:color="9BBB59" w:themeColor="accent3"/>
-          <w:bottom w:val="single" w:sz="8" w:space="0" w:color="9BBB59" w:themeColor="accent3"/>
-          <w:right w:val="single" w:sz="8" w:space="0" w:color="9BBB59" w:themeColor="accent3"/>
-          <w:insideV w:val="single" w:sz="8" w:space="0" w:color="9BBB59" w:themeColor="accent3"/>
+          <w:top w:val="single" w:color="9BBB59" w:themeColor="accent3" w:sz="8" w:space="0"/>
+          <w:left w:val="single" w:color="9BBB59" w:themeColor="accent3" w:sz="8" w:space="0"/>
+          <w:bottom w:val="single" w:color="9BBB59" w:themeColor="accent3" w:sz="8" w:space="0"/>
+          <w:right w:val="single" w:color="9BBB59" w:themeColor="accent3" w:sz="8" w:space="0"/>
+          <w:insideV w:val="single" w:color="9BBB59" w:themeColor="accent3" w:sz="8" w:space="0"/>
         </w:tcBorders>
       </w:tcPr>
     </w:tblStylePr>
@@ -5311,12 +5200,12 @@
       <w:tblStyleColBandSize w:val="1"/>
       <w:tblInd w:w="0" w:type="dxa"/>
       <w:tblBorders>
-        <w:top w:val="single" w:sz="8" w:space="0" w:color="8064A2" w:themeColor="accent4"/>
-        <w:left w:val="single" w:sz="8" w:space="0" w:color="8064A2" w:themeColor="accent4"/>
-        <w:bottom w:val="single" w:sz="8" w:space="0" w:color="8064A2" w:themeColor="accent4"/>
-        <w:right w:val="single" w:sz="8" w:space="0" w:color="8064A2" w:themeColor="accent4"/>
-        <w:insideH w:val="single" w:sz="8" w:space="0" w:color="8064A2" w:themeColor="accent4"/>
-        <w:insideV w:val="single" w:sz="8" w:space="0" w:color="8064A2" w:themeColor="accent4"/>
+        <w:top w:val="single" w:color="8064A2" w:themeColor="accent4" w:sz="8" w:space="0"/>
+        <w:left w:val="single" w:color="8064A2" w:themeColor="accent4" w:sz="8" w:space="0"/>
+        <w:bottom w:val="single" w:color="8064A2" w:themeColor="accent4" w:sz="8" w:space="0"/>
+        <w:right w:val="single" w:color="8064A2" w:themeColor="accent4" w:sz="8" w:space="0"/>
+        <w:insideH w:val="single" w:color="8064A2" w:themeColor="accent4" w:sz="8" w:space="0"/>
+        <w:insideV w:val="single" w:color="8064A2" w:themeColor="accent4" w:sz="8" w:space="0"/>
       </w:tblBorders>
       <w:tblCellMar>
         <w:top w:w="0" w:type="dxa"/>
@@ -5330,19 +5219,19 @@
         <w:spacing w:before="0" w:after="0" w:line="240" w:lineRule="auto"/>
       </w:pPr>
       <w:rPr>
-        <w:rFonts w:asciiTheme="majorHAnsi" w:eastAsiaTheme="majorEastAsia" w:hAnsiTheme="majorHAnsi" w:cstheme="majorBidi"/>
-        <w:b/>
-        <w:bCs/>
-      </w:rPr>
-      <w:tblPr/>
-      <w:tcPr>
-        <w:tcBorders>
-          <w:top w:val="single" w:sz="8" w:space="0" w:color="8064A2" w:themeColor="accent4"/>
-          <w:left w:val="single" w:sz="8" w:space="0" w:color="8064A2" w:themeColor="accent4"/>
-          <w:bottom w:val="single" w:sz="18" w:space="0" w:color="8064A2" w:themeColor="accent4"/>
-          <w:right w:val="single" w:sz="8" w:space="0" w:color="8064A2" w:themeColor="accent4"/>
-          <w:insideH w:val="nil"/>
-          <w:insideV w:val="single" w:sz="8" w:space="0" w:color="8064A2" w:themeColor="accent4"/>
+        <w:rFonts w:asciiTheme="majorHAnsi" w:hAnsiTheme="majorHAnsi" w:eastAsiaTheme="majorEastAsia" w:cstheme="majorBidi"/>
+        <w:b/>
+        <w:bCs/>
+      </w:rPr>
+      <w:tblPr/>
+      <w:tcPr>
+        <w:tcBorders>
+          <w:top w:val="single" w:color="8064A2" w:themeColor="accent4" w:sz="8" w:space="0"/>
+          <w:left w:val="single" w:color="8064A2" w:themeColor="accent4" w:sz="8" w:space="0"/>
+          <w:bottom w:val="single" w:color="8064A2" w:themeColor="accent4" w:sz="18" w:space="0"/>
+          <w:right w:val="single" w:color="8064A2" w:themeColor="accent4" w:sz="8" w:space="0"/>
+          <w:insideH w:val="nil"/>
+          <w:insideV w:val="single" w:color="8064A2" w:themeColor="accent4" w:sz="8" w:space="0"/>
         </w:tcBorders>
       </w:tcPr>
     </w:tblStylePr>
@@ -5351,42 +5240,42 @@
         <w:spacing w:before="0" w:after="0" w:line="240" w:lineRule="auto"/>
       </w:pPr>
       <w:rPr>
-        <w:rFonts w:asciiTheme="majorHAnsi" w:eastAsiaTheme="majorEastAsia" w:hAnsiTheme="majorHAnsi" w:cstheme="majorBidi"/>
-        <w:b/>
-        <w:bCs/>
-      </w:rPr>
-      <w:tblPr/>
-      <w:tcPr>
-        <w:tcBorders>
-          <w:top w:val="double" w:sz="6" w:space="0" w:color="8064A2" w:themeColor="accent4"/>
-          <w:left w:val="single" w:sz="8" w:space="0" w:color="8064A2" w:themeColor="accent4"/>
-          <w:bottom w:val="single" w:sz="8" w:space="0" w:color="8064A2" w:themeColor="accent4"/>
-          <w:right w:val="single" w:sz="8" w:space="0" w:color="8064A2" w:themeColor="accent4"/>
-          <w:insideH w:val="nil"/>
-          <w:insideV w:val="single" w:sz="8" w:space="0" w:color="8064A2" w:themeColor="accent4"/>
+        <w:rFonts w:asciiTheme="majorHAnsi" w:hAnsiTheme="majorHAnsi" w:eastAsiaTheme="majorEastAsia" w:cstheme="majorBidi"/>
+        <w:b/>
+        <w:bCs/>
+      </w:rPr>
+      <w:tblPr/>
+      <w:tcPr>
+        <w:tcBorders>
+          <w:top w:val="double" w:color="8064A2" w:themeColor="accent4" w:sz="6" w:space="0"/>
+          <w:left w:val="single" w:color="8064A2" w:themeColor="accent4" w:sz="8" w:space="0"/>
+          <w:bottom w:val="single" w:color="8064A2" w:themeColor="accent4" w:sz="8" w:space="0"/>
+          <w:right w:val="single" w:color="8064A2" w:themeColor="accent4" w:sz="8" w:space="0"/>
+          <w:insideH w:val="nil"/>
+          <w:insideV w:val="single" w:color="8064A2" w:themeColor="accent4" w:sz="8" w:space="0"/>
         </w:tcBorders>
       </w:tcPr>
     </w:tblStylePr>
     <w:tblStylePr w:type="firstCol">
       <w:rPr>
-        <w:rFonts w:asciiTheme="majorHAnsi" w:eastAsiaTheme="majorEastAsia" w:hAnsiTheme="majorHAnsi" w:cstheme="majorBidi"/>
+        <w:rFonts w:asciiTheme="majorHAnsi" w:hAnsiTheme="majorHAnsi" w:eastAsiaTheme="majorEastAsia" w:cstheme="majorBidi"/>
         <w:b/>
         <w:bCs/>
       </w:rPr>
     </w:tblStylePr>
     <w:tblStylePr w:type="lastCol">
       <w:rPr>
-        <w:rFonts w:asciiTheme="majorHAnsi" w:eastAsiaTheme="majorEastAsia" w:hAnsiTheme="majorHAnsi" w:cstheme="majorBidi"/>
-        <w:b/>
-        <w:bCs/>
-      </w:rPr>
-      <w:tblPr/>
-      <w:tcPr>
-        <w:tcBorders>
-          <w:top w:val="single" w:sz="8" w:space="0" w:color="8064A2" w:themeColor="accent4"/>
-          <w:left w:val="single" w:sz="8" w:space="0" w:color="8064A2" w:themeColor="accent4"/>
-          <w:bottom w:val="single" w:sz="8" w:space="0" w:color="8064A2" w:themeColor="accent4"/>
-          <w:right w:val="single" w:sz="8" w:space="0" w:color="8064A2" w:themeColor="accent4"/>
+        <w:rFonts w:asciiTheme="majorHAnsi" w:hAnsiTheme="majorHAnsi" w:eastAsiaTheme="majorEastAsia" w:cstheme="majorBidi"/>
+        <w:b/>
+        <w:bCs/>
+      </w:rPr>
+      <w:tblPr/>
+      <w:tcPr>
+        <w:tcBorders>
+          <w:top w:val="single" w:color="8064A2" w:themeColor="accent4" w:sz="8" w:space="0"/>
+          <w:left w:val="single" w:color="8064A2" w:themeColor="accent4" w:sz="8" w:space="0"/>
+          <w:bottom w:val="single" w:color="8064A2" w:themeColor="accent4" w:sz="8" w:space="0"/>
+          <w:right w:val="single" w:color="8064A2" w:themeColor="accent4" w:sz="8" w:space="0"/>
         </w:tcBorders>
       </w:tcPr>
     </w:tblStylePr>
@@ -5394,10 +5283,10 @@
       <w:tblPr/>
       <w:tcPr>
         <w:tcBorders>
-          <w:top w:val="single" w:sz="8" w:space="0" w:color="8064A2" w:themeColor="accent4"/>
-          <w:left w:val="single" w:sz="8" w:space="0" w:color="8064A2" w:themeColor="accent4"/>
-          <w:bottom w:val="single" w:sz="8" w:space="0" w:color="8064A2" w:themeColor="accent4"/>
-          <w:right w:val="single" w:sz="8" w:space="0" w:color="8064A2" w:themeColor="accent4"/>
+          <w:top w:val="single" w:color="8064A2" w:themeColor="accent4" w:sz="8" w:space="0"/>
+          <w:left w:val="single" w:color="8064A2" w:themeColor="accent4" w:sz="8" w:space="0"/>
+          <w:bottom w:val="single" w:color="8064A2" w:themeColor="accent4" w:sz="8" w:space="0"/>
+          <w:right w:val="single" w:color="8064A2" w:themeColor="accent4" w:sz="8" w:space="0"/>
         </w:tcBorders>
         <w:shd w:val="clear" w:color="auto" w:fill="DFD8E8" w:themeFill="accent4" w:themeFillTint="3F"/>
       </w:tcPr>
@@ -5406,11 +5295,11 @@
       <w:tblPr/>
       <w:tcPr>
         <w:tcBorders>
-          <w:top w:val="single" w:sz="8" w:space="0" w:color="8064A2" w:themeColor="accent4"/>
-          <w:left w:val="single" w:sz="8" w:space="0" w:color="8064A2" w:themeColor="accent4"/>
-          <w:bottom w:val="single" w:sz="8" w:space="0" w:color="8064A2" w:themeColor="accent4"/>
-          <w:right w:val="single" w:sz="8" w:space="0" w:color="8064A2" w:themeColor="accent4"/>
-          <w:insideV w:val="single" w:sz="8" w:space="0" w:color="8064A2" w:themeColor="accent4"/>
+          <w:top w:val="single" w:color="8064A2" w:themeColor="accent4" w:sz="8" w:space="0"/>
+          <w:left w:val="single" w:color="8064A2" w:themeColor="accent4" w:sz="8" w:space="0"/>
+          <w:bottom w:val="single" w:color="8064A2" w:themeColor="accent4" w:sz="8" w:space="0"/>
+          <w:right w:val="single" w:color="8064A2" w:themeColor="accent4" w:sz="8" w:space="0"/>
+          <w:insideV w:val="single" w:color="8064A2" w:themeColor="accent4" w:sz="8" w:space="0"/>
         </w:tcBorders>
         <w:shd w:val="clear" w:color="auto" w:fill="DFD8E8" w:themeFill="accent4" w:themeFillTint="3F"/>
       </w:tcPr>
@@ -5419,11 +5308,11 @@
       <w:tblPr/>
       <w:tcPr>
         <w:tcBorders>
-          <w:top w:val="single" w:sz="8" w:space="0" w:color="8064A2" w:themeColor="accent4"/>
-          <w:left w:val="single" w:sz="8" w:space="0" w:color="8064A2" w:themeColor="accent4"/>
-          <w:bottom w:val="single" w:sz="8" w:space="0" w:color="8064A2" w:themeColor="accent4"/>
-          <w:right w:val="single" w:sz="8" w:space="0" w:color="8064A2" w:themeColor="accent4"/>
-          <w:insideV w:val="single" w:sz="8" w:space="0" w:color="8064A2" w:themeColor="accent4"/>
+          <w:top w:val="single" w:color="8064A2" w:themeColor="accent4" w:sz="8" w:space="0"/>
+          <w:left w:val="single" w:color="8064A2" w:themeColor="accent4" w:sz="8" w:space="0"/>
+          <w:bottom w:val="single" w:color="8064A2" w:themeColor="accent4" w:sz="8" w:space="0"/>
+          <w:right w:val="single" w:color="8064A2" w:themeColor="accent4" w:sz="8" w:space="0"/>
+          <w:insideV w:val="single" w:color="8064A2" w:themeColor="accent4" w:sz="8" w:space="0"/>
         </w:tcBorders>
       </w:tcPr>
     </w:tblStylePr>
@@ -5441,12 +5330,12 @@
       <w:tblStyleColBandSize w:val="1"/>
       <w:tblInd w:w="0" w:type="dxa"/>
       <w:tblBorders>
-        <w:top w:val="single" w:sz="8" w:space="0" w:color="4BACC6" w:themeColor="accent5"/>
-        <w:left w:val="single" w:sz="8" w:space="0" w:color="4BACC6" w:themeColor="accent5"/>
-        <w:bottom w:val="single" w:sz="8" w:space="0" w:color="4BACC6" w:themeColor="accent5"/>
-        <w:right w:val="single" w:sz="8" w:space="0" w:color="4BACC6" w:themeColor="accent5"/>
-        <w:insideH w:val="single" w:sz="8" w:space="0" w:color="4BACC6" w:themeColor="accent5"/>
-        <w:insideV w:val="single" w:sz="8" w:space="0" w:color="4BACC6" w:themeColor="accent5"/>
+        <w:top w:val="single" w:color="4BACC6" w:themeColor="accent5" w:sz="8" w:space="0"/>
+        <w:left w:val="single" w:color="4BACC6" w:themeColor="accent5" w:sz="8" w:space="0"/>
+        <w:bottom w:val="single" w:color="4BACC6" w:themeColor="accent5" w:sz="8" w:space="0"/>
+        <w:right w:val="single" w:color="4BACC6" w:themeColor="accent5" w:sz="8" w:space="0"/>
+        <w:insideH w:val="single" w:color="4BACC6" w:themeColor="accent5" w:sz="8" w:space="0"/>
+        <w:insideV w:val="single" w:color="4BACC6" w:themeColor="accent5" w:sz="8" w:space="0"/>
       </w:tblBorders>
       <w:tblCellMar>
         <w:top w:w="0" w:type="dxa"/>
@@ -5460,19 +5349,19 @@
         <w:spacing w:before="0" w:after="0" w:line="240" w:lineRule="auto"/>
       </w:pPr>
       <w:rPr>
-        <w:rFonts w:asciiTheme="majorHAnsi" w:eastAsiaTheme="majorEastAsia" w:hAnsiTheme="majorHAnsi" w:cstheme="majorBidi"/>
-        <w:b/>
-        <w:bCs/>
-      </w:rPr>
-      <w:tblPr/>
-      <w:tcPr>
-        <w:tcBorders>
-          <w:top w:val="single" w:sz="8" w:space="0" w:color="4BACC6" w:themeColor="accent5"/>
-          <w:left w:val="single" w:sz="8" w:space="0" w:color="4BACC6" w:themeColor="accent5"/>
-          <w:bottom w:val="single" w:sz="18" w:space="0" w:color="4BACC6" w:themeColor="accent5"/>
-          <w:right w:val="single" w:sz="8" w:space="0" w:color="4BACC6" w:themeColor="accent5"/>
-          <w:insideH w:val="nil"/>
-          <w:insideV w:val="single" w:sz="8" w:space="0" w:color="4BACC6" w:themeColor="accent5"/>
+        <w:rFonts w:asciiTheme="majorHAnsi" w:hAnsiTheme="majorHAnsi" w:eastAsiaTheme="majorEastAsia" w:cstheme="majorBidi"/>
+        <w:b/>
+        <w:bCs/>
+      </w:rPr>
+      <w:tblPr/>
+      <w:tcPr>
+        <w:tcBorders>
+          <w:top w:val="single" w:color="4BACC6" w:themeColor="accent5" w:sz="8" w:space="0"/>
+          <w:left w:val="single" w:color="4BACC6" w:themeColor="accent5" w:sz="8" w:space="0"/>
+          <w:bottom w:val="single" w:color="4BACC6" w:themeColor="accent5" w:sz="18" w:space="0"/>
+          <w:right w:val="single" w:color="4BACC6" w:themeColor="accent5" w:sz="8" w:space="0"/>
+          <w:insideH w:val="nil"/>
+          <w:insideV w:val="single" w:color="4BACC6" w:themeColor="accent5" w:sz="8" w:space="0"/>
         </w:tcBorders>
       </w:tcPr>
     </w:tblStylePr>
@@ -5481,42 +5370,42 @@
         <w:spacing w:before="0" w:after="0" w:line="240" w:lineRule="auto"/>
       </w:pPr>
       <w:rPr>
-        <w:rFonts w:asciiTheme="majorHAnsi" w:eastAsiaTheme="majorEastAsia" w:hAnsiTheme="majorHAnsi" w:cstheme="majorBidi"/>
-        <w:b/>
-        <w:bCs/>
-      </w:rPr>
-      <w:tblPr/>
-      <w:tcPr>
-        <w:tcBorders>
-          <w:top w:val="double" w:sz="6" w:space="0" w:color="4BACC6" w:themeColor="accent5"/>
-          <w:left w:val="single" w:sz="8" w:space="0" w:color="4BACC6" w:themeColor="accent5"/>
-          <w:bottom w:val="single" w:sz="8" w:space="0" w:color="4BACC6" w:themeColor="accent5"/>
-          <w:right w:val="single" w:sz="8" w:space="0" w:color="4BACC6" w:themeColor="accent5"/>
-          <w:insideH w:val="nil"/>
-          <w:insideV w:val="single" w:sz="8" w:space="0" w:color="4BACC6" w:themeColor="accent5"/>
+        <w:rFonts w:asciiTheme="majorHAnsi" w:hAnsiTheme="majorHAnsi" w:eastAsiaTheme="majorEastAsia" w:cstheme="majorBidi"/>
+        <w:b/>
+        <w:bCs/>
+      </w:rPr>
+      <w:tblPr/>
+      <w:tcPr>
+        <w:tcBorders>
+          <w:top w:val="double" w:color="4BACC6" w:themeColor="accent5" w:sz="6" w:space="0"/>
+          <w:left w:val="single" w:color="4BACC6" w:themeColor="accent5" w:sz="8" w:space="0"/>
+          <w:bottom w:val="single" w:color="4BACC6" w:themeColor="accent5" w:sz="8" w:space="0"/>
+          <w:right w:val="single" w:color="4BACC6" w:themeColor="accent5" w:sz="8" w:space="0"/>
+          <w:insideH w:val="nil"/>
+          <w:insideV w:val="single" w:color="4BACC6" w:themeColor="accent5" w:sz="8" w:space="0"/>
         </w:tcBorders>
       </w:tcPr>
     </w:tblStylePr>
     <w:tblStylePr w:type="firstCol">
       <w:rPr>
-        <w:rFonts w:asciiTheme="majorHAnsi" w:eastAsiaTheme="majorEastAsia" w:hAnsiTheme="majorHAnsi" w:cstheme="majorBidi"/>
+        <w:rFonts w:asciiTheme="majorHAnsi" w:hAnsiTheme="majorHAnsi" w:eastAsiaTheme="majorEastAsia" w:cstheme="majorBidi"/>
         <w:b/>
         <w:bCs/>
       </w:rPr>
     </w:tblStylePr>
     <w:tblStylePr w:type="lastCol">
       <w:rPr>
-        <w:rFonts w:asciiTheme="majorHAnsi" w:eastAsiaTheme="majorEastAsia" w:hAnsiTheme="majorHAnsi" w:cstheme="majorBidi"/>
-        <w:b/>
-        <w:bCs/>
-      </w:rPr>
-      <w:tblPr/>
-      <w:tcPr>
-        <w:tcBorders>
-          <w:top w:val="single" w:sz="8" w:space="0" w:color="4BACC6" w:themeColor="accent5"/>
-          <w:left w:val="single" w:sz="8" w:space="0" w:color="4BACC6" w:themeColor="accent5"/>
-          <w:bottom w:val="single" w:sz="8" w:space="0" w:color="4BACC6" w:themeColor="accent5"/>
-          <w:right w:val="single" w:sz="8" w:space="0" w:color="4BACC6" w:themeColor="accent5"/>
+        <w:rFonts w:asciiTheme="majorHAnsi" w:hAnsiTheme="majorHAnsi" w:eastAsiaTheme="majorEastAsia" w:cstheme="majorBidi"/>
+        <w:b/>
+        <w:bCs/>
+      </w:rPr>
+      <w:tblPr/>
+      <w:tcPr>
+        <w:tcBorders>
+          <w:top w:val="single" w:color="4BACC6" w:themeColor="accent5" w:sz="8" w:space="0"/>
+          <w:left w:val="single" w:color="4BACC6" w:themeColor="accent5" w:sz="8" w:space="0"/>
+          <w:bottom w:val="single" w:color="4BACC6" w:themeColor="accent5" w:sz="8" w:space="0"/>
+          <w:right w:val="single" w:color="4BACC6" w:themeColor="accent5" w:sz="8" w:space="0"/>
         </w:tcBorders>
       </w:tcPr>
     </w:tblStylePr>
@@ -5524,10 +5413,10 @@
       <w:tblPr/>
       <w:tcPr>
         <w:tcBorders>
-          <w:top w:val="single" w:sz="8" w:space="0" w:color="4BACC6" w:themeColor="accent5"/>
-          <w:left w:val="single" w:sz="8" w:space="0" w:color="4BACC6" w:themeColor="accent5"/>
-          <w:bottom w:val="single" w:sz="8" w:space="0" w:color="4BACC6" w:themeColor="accent5"/>
-          <w:right w:val="single" w:sz="8" w:space="0" w:color="4BACC6" w:themeColor="accent5"/>
+          <w:top w:val="single" w:color="4BACC6" w:themeColor="accent5" w:sz="8" w:space="0"/>
+          <w:left w:val="single" w:color="4BACC6" w:themeColor="accent5" w:sz="8" w:space="0"/>
+          <w:bottom w:val="single" w:color="4BACC6" w:themeColor="accent5" w:sz="8" w:space="0"/>
+          <w:right w:val="single" w:color="4BACC6" w:themeColor="accent5" w:sz="8" w:space="0"/>
         </w:tcBorders>
         <w:shd w:val="clear" w:color="auto" w:fill="D2EAF1" w:themeFill="accent5" w:themeFillTint="3F"/>
       </w:tcPr>
@@ -5536,11 +5425,11 @@
       <w:tblPr/>
       <w:tcPr>
         <w:tcBorders>
-          <w:top w:val="single" w:sz="8" w:space="0" w:color="4BACC6" w:themeColor="accent5"/>
-          <w:left w:val="single" w:sz="8" w:space="0" w:color="4BACC6" w:themeColor="accent5"/>
-          <w:bottom w:val="single" w:sz="8" w:space="0" w:color="4BACC6" w:themeColor="accent5"/>
-          <w:right w:val="single" w:sz="8" w:space="0" w:color="4BACC6" w:themeColor="accent5"/>
-          <w:insideV w:val="single" w:sz="8" w:space="0" w:color="4BACC6" w:themeColor="accent5"/>
+          <w:top w:val="single" w:color="4BACC6" w:themeColor="accent5" w:sz="8" w:space="0"/>
+          <w:left w:val="single" w:color="4BACC6" w:themeColor="accent5" w:sz="8" w:space="0"/>
+          <w:bottom w:val="single" w:color="4BACC6" w:themeColor="accent5" w:sz="8" w:space="0"/>
+          <w:right w:val="single" w:color="4BACC6" w:themeColor="accent5" w:sz="8" w:space="0"/>
+          <w:insideV w:val="single" w:color="4BACC6" w:themeColor="accent5" w:sz="8" w:space="0"/>
         </w:tcBorders>
         <w:shd w:val="clear" w:color="auto" w:fill="D2EAF1" w:themeFill="accent5" w:themeFillTint="3F"/>
       </w:tcPr>
@@ -5549,11 +5438,11 @@
       <w:tblPr/>
       <w:tcPr>
         <w:tcBorders>
-          <w:top w:val="single" w:sz="8" w:space="0" w:color="4BACC6" w:themeColor="accent5"/>
-          <w:left w:val="single" w:sz="8" w:space="0" w:color="4BACC6" w:themeColor="accent5"/>
-          <w:bottom w:val="single" w:sz="8" w:space="0" w:color="4BACC6" w:themeColor="accent5"/>
-          <w:right w:val="single" w:sz="8" w:space="0" w:color="4BACC6" w:themeColor="accent5"/>
-          <w:insideV w:val="single" w:sz="8" w:space="0" w:color="4BACC6" w:themeColor="accent5"/>
+          <w:top w:val="single" w:color="4BACC6" w:themeColor="accent5" w:sz="8" w:space="0"/>
+          <w:left w:val="single" w:color="4BACC6" w:themeColor="accent5" w:sz="8" w:space="0"/>
+          <w:bottom w:val="single" w:color="4BACC6" w:themeColor="accent5" w:sz="8" w:space="0"/>
+          <w:right w:val="single" w:color="4BACC6" w:themeColor="accent5" w:sz="8" w:space="0"/>
+          <w:insideV w:val="single" w:color="4BACC6" w:themeColor="accent5" w:sz="8" w:space="0"/>
         </w:tcBorders>
       </w:tcPr>
     </w:tblStylePr>
@@ -5571,12 +5460,12 @@
       <w:tblStyleColBandSize w:val="1"/>
       <w:tblInd w:w="0" w:type="dxa"/>
       <w:tblBorders>
-        <w:top w:val="single" w:sz="8" w:space="0" w:color="F79646" w:themeColor="accent6"/>
-        <w:left w:val="single" w:sz="8" w:space="0" w:color="F79646" w:themeColor="accent6"/>
-        <w:bottom w:val="single" w:sz="8" w:space="0" w:color="F79646" w:themeColor="accent6"/>
-        <w:right w:val="single" w:sz="8" w:space="0" w:color="F79646" w:themeColor="accent6"/>
-        <w:insideH w:val="single" w:sz="8" w:space="0" w:color="F79646" w:themeColor="accent6"/>
-        <w:insideV w:val="single" w:sz="8" w:space="0" w:color="F79646" w:themeColor="accent6"/>
+        <w:top w:val="single" w:color="F79646" w:themeColor="accent6" w:sz="8" w:space="0"/>
+        <w:left w:val="single" w:color="F79646" w:themeColor="accent6" w:sz="8" w:space="0"/>
+        <w:bottom w:val="single" w:color="F79646" w:themeColor="accent6" w:sz="8" w:space="0"/>
+        <w:right w:val="single" w:color="F79646" w:themeColor="accent6" w:sz="8" w:space="0"/>
+        <w:insideH w:val="single" w:color="F79646" w:themeColor="accent6" w:sz="8" w:space="0"/>
+        <w:insideV w:val="single" w:color="F79646" w:themeColor="accent6" w:sz="8" w:space="0"/>
       </w:tblBorders>
       <w:tblCellMar>
         <w:top w:w="0" w:type="dxa"/>
@@ -5590,19 +5479,19 @@
         <w:spacing w:before="0" w:after="0" w:line="240" w:lineRule="auto"/>
       </w:pPr>
       <w:rPr>
-        <w:rFonts w:asciiTheme="majorHAnsi" w:eastAsiaTheme="majorEastAsia" w:hAnsiTheme="majorHAnsi" w:cstheme="majorBidi"/>
-        <w:b/>
-        <w:bCs/>
-      </w:rPr>
-      <w:tblPr/>
-      <w:tcPr>
-        <w:tcBorders>
-          <w:top w:val="single" w:sz="8" w:space="0" w:color="F79646" w:themeColor="accent6"/>
-          <w:left w:val="single" w:sz="8" w:space="0" w:color="F79646" w:themeColor="accent6"/>
-          <w:bottom w:val="single" w:sz="18" w:space="0" w:color="F79646" w:themeColor="accent6"/>
-          <w:right w:val="single" w:sz="8" w:space="0" w:color="F79646" w:themeColor="accent6"/>
-          <w:insideH w:val="nil"/>
-          <w:insideV w:val="single" w:sz="8" w:space="0" w:color="F79646" w:themeColor="accent6"/>
+        <w:rFonts w:asciiTheme="majorHAnsi" w:hAnsiTheme="majorHAnsi" w:eastAsiaTheme="majorEastAsia" w:cstheme="majorBidi"/>
+        <w:b/>
+        <w:bCs/>
+      </w:rPr>
+      <w:tblPr/>
+      <w:tcPr>
+        <w:tcBorders>
+          <w:top w:val="single" w:color="F79646" w:themeColor="accent6" w:sz="8" w:space="0"/>
+          <w:left w:val="single" w:color="F79646" w:themeColor="accent6" w:sz="8" w:space="0"/>
+          <w:bottom w:val="single" w:color="F79646" w:themeColor="accent6" w:sz="18" w:space="0"/>
+          <w:right w:val="single" w:color="F79646" w:themeColor="accent6" w:sz="8" w:space="0"/>
+          <w:insideH w:val="nil"/>
+          <w:insideV w:val="single" w:color="F79646" w:themeColor="accent6" w:sz="8" w:space="0"/>
         </w:tcBorders>
       </w:tcPr>
     </w:tblStylePr>
@@ -5611,42 +5500,42 @@
         <w:spacing w:before="0" w:after="0" w:line="240" w:lineRule="auto"/>
       </w:pPr>
       <w:rPr>
-        <w:rFonts w:asciiTheme="majorHAnsi" w:eastAsiaTheme="majorEastAsia" w:hAnsiTheme="majorHAnsi" w:cstheme="majorBidi"/>
-        <w:b/>
-        <w:bCs/>
-      </w:rPr>
-      <w:tblPr/>
-      <w:tcPr>
-        <w:tcBorders>
-          <w:top w:val="double" w:sz="6" w:space="0" w:color="F79646" w:themeColor="accent6"/>
-          <w:left w:val="single" w:sz="8" w:space="0" w:color="F79646" w:themeColor="accent6"/>
-          <w:bottom w:val="single" w:sz="8" w:space="0" w:color="F79646" w:themeColor="accent6"/>
-          <w:right w:val="single" w:sz="8" w:space="0" w:color="F79646" w:themeColor="accent6"/>
-          <w:insideH w:val="nil"/>
-          <w:insideV w:val="single" w:sz="8" w:space="0" w:color="F79646" w:themeColor="accent6"/>
+        <w:rFonts w:asciiTheme="majorHAnsi" w:hAnsiTheme="majorHAnsi" w:eastAsiaTheme="majorEastAsia" w:cstheme="majorBidi"/>
+        <w:b/>
+        <w:bCs/>
+      </w:rPr>
+      <w:tblPr/>
+      <w:tcPr>
+        <w:tcBorders>
+          <w:top w:val="double" w:color="F79646" w:themeColor="accent6" w:sz="6" w:space="0"/>
+          <w:left w:val="single" w:color="F79646" w:themeColor="accent6" w:sz="8" w:space="0"/>
+          <w:bottom w:val="single" w:color="F79646" w:themeColor="accent6" w:sz="8" w:space="0"/>
+          <w:right w:val="single" w:color="F79646" w:themeColor="accent6" w:sz="8" w:space="0"/>
+          <w:insideH w:val="nil"/>
+          <w:insideV w:val="single" w:color="F79646" w:themeColor="accent6" w:sz="8" w:space="0"/>
         </w:tcBorders>
       </w:tcPr>
     </w:tblStylePr>
     <w:tblStylePr w:type="firstCol">
       <w:rPr>
-        <w:rFonts w:asciiTheme="majorHAnsi" w:eastAsiaTheme="majorEastAsia" w:hAnsiTheme="majorHAnsi" w:cstheme="majorBidi"/>
+        <w:rFonts w:asciiTheme="majorHAnsi" w:hAnsiTheme="majorHAnsi" w:eastAsiaTheme="majorEastAsia" w:cstheme="majorBidi"/>
         <w:b/>
         <w:bCs/>
       </w:rPr>
     </w:tblStylePr>
     <w:tblStylePr w:type="lastCol">
       <w:rPr>
-        <w:rFonts w:asciiTheme="majorHAnsi" w:eastAsiaTheme="majorEastAsia" w:hAnsiTheme="majorHAnsi" w:cstheme="majorBidi"/>
-        <w:b/>
-        <w:bCs/>
-      </w:rPr>
-      <w:tblPr/>
-      <w:tcPr>
-        <w:tcBorders>
-          <w:top w:val="single" w:sz="8" w:space="0" w:color="F79646" w:themeColor="accent6"/>
-          <w:left w:val="single" w:sz="8" w:space="0" w:color="F79646" w:themeColor="accent6"/>
-          <w:bottom w:val="single" w:sz="8" w:space="0" w:color="F79646" w:themeColor="accent6"/>
-          <w:right w:val="single" w:sz="8" w:space="0" w:color="F79646" w:themeColor="accent6"/>
+        <w:rFonts w:asciiTheme="majorHAnsi" w:hAnsiTheme="majorHAnsi" w:eastAsiaTheme="majorEastAsia" w:cstheme="majorBidi"/>
+        <w:b/>
+        <w:bCs/>
+      </w:rPr>
+      <w:tblPr/>
+      <w:tcPr>
+        <w:tcBorders>
+          <w:top w:val="single" w:color="F79646" w:themeColor="accent6" w:sz="8" w:space="0"/>
+          <w:left w:val="single" w:color="F79646" w:themeColor="accent6" w:sz="8" w:space="0"/>
+          <w:bottom w:val="single" w:color="F79646" w:themeColor="accent6" w:sz="8" w:space="0"/>
+          <w:right w:val="single" w:color="F79646" w:themeColor="accent6" w:sz="8" w:space="0"/>
         </w:tcBorders>
       </w:tcPr>
     </w:tblStylePr>
@@ -5654,10 +5543,10 @@
       <w:tblPr/>
       <w:tcPr>
         <w:tcBorders>
-          <w:top w:val="single" w:sz="8" w:space="0" w:color="F79646" w:themeColor="accent6"/>
-          <w:left w:val="single" w:sz="8" w:space="0" w:color="F79646" w:themeColor="accent6"/>
-          <w:bottom w:val="single" w:sz="8" w:space="0" w:color="F79646" w:themeColor="accent6"/>
-          <w:right w:val="single" w:sz="8" w:space="0" w:color="F79646" w:themeColor="accent6"/>
+          <w:top w:val="single" w:color="F79646" w:themeColor="accent6" w:sz="8" w:space="0"/>
+          <w:left w:val="single" w:color="F79646" w:themeColor="accent6" w:sz="8" w:space="0"/>
+          <w:bottom w:val="single" w:color="F79646" w:themeColor="accent6" w:sz="8" w:space="0"/>
+          <w:right w:val="single" w:color="F79646" w:themeColor="accent6" w:sz="8" w:space="0"/>
         </w:tcBorders>
         <w:shd w:val="clear" w:color="auto" w:fill="FDE4D0" w:themeFill="accent6" w:themeFillTint="3F"/>
       </w:tcPr>
@@ -5666,11 +5555,11 @@
       <w:tblPr/>
       <w:tcPr>
         <w:tcBorders>
-          <w:top w:val="single" w:sz="8" w:space="0" w:color="F79646" w:themeColor="accent6"/>
-          <w:left w:val="single" w:sz="8" w:space="0" w:color="F79646" w:themeColor="accent6"/>
-          <w:bottom w:val="single" w:sz="8" w:space="0" w:color="F79646" w:themeColor="accent6"/>
-          <w:right w:val="single" w:sz="8" w:space="0" w:color="F79646" w:themeColor="accent6"/>
-          <w:insideV w:val="single" w:sz="8" w:space="0" w:color="F79646" w:themeColor="accent6"/>
+          <w:top w:val="single" w:color="F79646" w:themeColor="accent6" w:sz="8" w:space="0"/>
+          <w:left w:val="single" w:color="F79646" w:themeColor="accent6" w:sz="8" w:space="0"/>
+          <w:bottom w:val="single" w:color="F79646" w:themeColor="accent6" w:sz="8" w:space="0"/>
+          <w:right w:val="single" w:color="F79646" w:themeColor="accent6" w:sz="8" w:space="0"/>
+          <w:insideV w:val="single" w:color="F79646" w:themeColor="accent6" w:sz="8" w:space="0"/>
         </w:tcBorders>
         <w:shd w:val="clear" w:color="auto" w:fill="FDE4D0" w:themeFill="accent6" w:themeFillTint="3F"/>
       </w:tcPr>
@@ -5679,11 +5568,11 @@
       <w:tblPr/>
       <w:tcPr>
         <w:tcBorders>
-          <w:top w:val="single" w:sz="8" w:space="0" w:color="F79646" w:themeColor="accent6"/>
-          <w:left w:val="single" w:sz="8" w:space="0" w:color="F79646" w:themeColor="accent6"/>
-          <w:bottom w:val="single" w:sz="8" w:space="0" w:color="F79646" w:themeColor="accent6"/>
-          <w:right w:val="single" w:sz="8" w:space="0" w:color="F79646" w:themeColor="accent6"/>
-          <w:insideV w:val="single" w:sz="8" w:space="0" w:color="F79646" w:themeColor="accent6"/>
+          <w:top w:val="single" w:color="F79646" w:themeColor="accent6" w:sz="8" w:space="0"/>
+          <w:left w:val="single" w:color="F79646" w:themeColor="accent6" w:sz="8" w:space="0"/>
+          <w:bottom w:val="single" w:color="F79646" w:themeColor="accent6" w:sz="8" w:space="0"/>
+          <w:right w:val="single" w:color="F79646" w:themeColor="accent6" w:sz="8" w:space="0"/>
+          <w:insideV w:val="single" w:color="F79646" w:themeColor="accent6" w:sz="8" w:space="0"/>
         </w:tcBorders>
       </w:tcPr>
     </w:tblStylePr>
@@ -5701,11 +5590,11 @@
       <w:tblStyleColBandSize w:val="1"/>
       <w:tblInd w:w="0" w:type="dxa"/>
       <w:tblBorders>
-        <w:top w:val="single" w:sz="8" w:space="0" w:color="404040" w:themeColor="text1" w:themeTint="BF"/>
-        <w:left w:val="single" w:sz="8" w:space="0" w:color="404040" w:themeColor="text1" w:themeTint="BF"/>
-        <w:bottom w:val="single" w:sz="8" w:space="0" w:color="404040" w:themeColor="text1" w:themeTint="BF"/>
-        <w:right w:val="single" w:sz="8" w:space="0" w:color="404040" w:themeColor="text1" w:themeTint="BF"/>
-        <w:insideH w:val="single" w:sz="8" w:space="0" w:color="404040" w:themeColor="text1" w:themeTint="BF"/>
+        <w:top w:val="single" w:color="404040" w:themeColor="text1" w:themeTint="BF" w:sz="8" w:space="0"/>
+        <w:left w:val="single" w:color="404040" w:themeColor="text1" w:themeTint="BF" w:sz="8" w:space="0"/>
+        <w:bottom w:val="single" w:color="404040" w:themeColor="text1" w:themeTint="BF" w:sz="8" w:space="0"/>
+        <w:right w:val="single" w:color="404040" w:themeColor="text1" w:themeTint="BF" w:sz="8" w:space="0"/>
+        <w:insideH w:val="single" w:color="404040" w:themeColor="text1" w:themeTint="BF" w:sz="8" w:space="0"/>
       </w:tblBorders>
       <w:tblCellMar>
         <w:top w:w="0" w:type="dxa"/>
@@ -5726,10 +5615,10 @@
       <w:tblPr/>
       <w:tcPr>
         <w:tcBorders>
-          <w:top w:val="single" w:sz="8" w:space="0" w:color="404040" w:themeColor="text1" w:themeTint="BF"/>
-          <w:left w:val="single" w:sz="8" w:space="0" w:color="404040" w:themeColor="text1" w:themeTint="BF"/>
-          <w:bottom w:val="single" w:sz="8" w:space="0" w:color="404040" w:themeColor="text1" w:themeTint="BF"/>
-          <w:right w:val="single" w:sz="8" w:space="0" w:color="404040" w:themeColor="text1" w:themeTint="BF"/>
+          <w:top w:val="single" w:color="404040" w:themeColor="text1" w:themeTint="BF" w:sz="8" w:space="0"/>
+          <w:left w:val="single" w:color="404040" w:themeColor="text1" w:themeTint="BF" w:sz="8" w:space="0"/>
+          <w:bottom w:val="single" w:color="404040" w:themeColor="text1" w:themeTint="BF" w:sz="8" w:space="0"/>
+          <w:right w:val="single" w:color="404040" w:themeColor="text1" w:themeTint="BF" w:sz="8" w:space="0"/>
           <w:insideH w:val="nil"/>
           <w:insideV w:val="nil"/>
         </w:tcBorders>
@@ -5747,10 +5636,10 @@
       <w:tblPr/>
       <w:tcPr>
         <w:tcBorders>
-          <w:top w:val="double" w:sz="6" w:space="0" w:color="404040" w:themeColor="text1" w:themeTint="BF"/>
-          <w:left w:val="single" w:sz="8" w:space="0" w:color="404040" w:themeColor="text1" w:themeTint="BF"/>
-          <w:bottom w:val="single" w:sz="8" w:space="0" w:color="404040" w:themeColor="text1" w:themeTint="BF"/>
-          <w:right w:val="single" w:sz="8" w:space="0" w:color="404040" w:themeColor="text1" w:themeTint="BF"/>
+          <w:top w:val="double" w:color="404040" w:themeColor="text1" w:themeTint="BF" w:sz="6" w:space="0"/>
+          <w:left w:val="single" w:color="404040" w:themeColor="text1" w:themeTint="BF" w:sz="8" w:space="0"/>
+          <w:bottom w:val="single" w:color="404040" w:themeColor="text1" w:themeTint="BF" w:sz="8" w:space="0"/>
+          <w:right w:val="single" w:color="404040" w:themeColor="text1" w:themeTint="BF" w:sz="8" w:space="0"/>
           <w:insideH w:val="nil"/>
           <w:insideV w:val="nil"/>
         </w:tcBorders>
@@ -5807,11 +5696,11 @@
       <w:tblStyleColBandSize w:val="1"/>
       <w:tblInd w:w="0" w:type="dxa"/>
       <w:tblBorders>
-        <w:top w:val="single" w:sz="8" w:space="0" w:color="7BA0CD" w:themeColor="accent1" w:themeTint="BF"/>
-        <w:left w:val="single" w:sz="8" w:space="0" w:color="7BA0CD" w:themeColor="accent1" w:themeTint="BF"/>
-        <w:bottom w:val="single" w:sz="8" w:space="0" w:color="7BA0CD" w:themeColor="accent1" w:themeTint="BF"/>
-        <w:right w:val="single" w:sz="8" w:space="0" w:color="7BA0CD" w:themeColor="accent1" w:themeTint="BF"/>
-        <w:insideH w:val="single" w:sz="8" w:space="0" w:color="7BA0CD" w:themeColor="accent1" w:themeTint="BF"/>
+        <w:top w:val="single" w:color="7BA0CD" w:themeColor="accent1" w:themeTint="BF" w:sz="8" w:space="0"/>
+        <w:left w:val="single" w:color="7BA0CD" w:themeColor="accent1" w:themeTint="BF" w:sz="8" w:space="0"/>
+        <w:bottom w:val="single" w:color="7BA0CD" w:themeColor="accent1" w:themeTint="BF" w:sz="8" w:space="0"/>
+        <w:right w:val="single" w:color="7BA0CD" w:themeColor="accent1" w:themeTint="BF" w:sz="8" w:space="0"/>
+        <w:insideH w:val="single" w:color="7BA0CD" w:themeColor="accent1" w:themeTint="BF" w:sz="8" w:space="0"/>
       </w:tblBorders>
       <w:tblCellMar>
         <w:top w:w="0" w:type="dxa"/>
@@ -5832,10 +5721,10 @@
       <w:tblPr/>
       <w:tcPr>
         <w:tcBorders>
-          <w:top w:val="single" w:sz="8" w:space="0" w:color="7BA0CD" w:themeColor="accent1" w:themeTint="BF"/>
-          <w:left w:val="single" w:sz="8" w:space="0" w:color="7BA0CD" w:themeColor="accent1" w:themeTint="BF"/>
-          <w:bottom w:val="single" w:sz="8" w:space="0" w:color="7BA0CD" w:themeColor="accent1" w:themeTint="BF"/>
-          <w:right w:val="single" w:sz="8" w:space="0" w:color="7BA0CD" w:themeColor="accent1" w:themeTint="BF"/>
+          <w:top w:val="single" w:color="7BA0CD" w:themeColor="accent1" w:themeTint="BF" w:sz="8" w:space="0"/>
+          <w:left w:val="single" w:color="7BA0CD" w:themeColor="accent1" w:themeTint="BF" w:sz="8" w:space="0"/>
+          <w:bottom w:val="single" w:color="7BA0CD" w:themeColor="accent1" w:themeTint="BF" w:sz="8" w:space="0"/>
+          <w:right w:val="single" w:color="7BA0CD" w:themeColor="accent1" w:themeTint="BF" w:sz="8" w:space="0"/>
           <w:insideH w:val="nil"/>
           <w:insideV w:val="nil"/>
         </w:tcBorders>
@@ -5853,10 +5742,10 @@
       <w:tblPr/>
       <w:tcPr>
         <w:tcBorders>
-          <w:top w:val="double" w:sz="6" w:space="0" w:color="7BA0CD" w:themeColor="accent1" w:themeTint="BF"/>
-          <w:left w:val="single" w:sz="8" w:space="0" w:color="7BA0CD" w:themeColor="accent1" w:themeTint="BF"/>
-          <w:bottom w:val="single" w:sz="8" w:space="0" w:color="7BA0CD" w:themeColor="accent1" w:themeTint="BF"/>
-          <w:right w:val="single" w:sz="8" w:space="0" w:color="7BA0CD" w:themeColor="accent1" w:themeTint="BF"/>
+          <w:top w:val="double" w:color="7BA0CD" w:themeColor="accent1" w:themeTint="BF" w:sz="6" w:space="0"/>
+          <w:left w:val="single" w:color="7BA0CD" w:themeColor="accent1" w:themeTint="BF" w:sz="8" w:space="0"/>
+          <w:bottom w:val="single" w:color="7BA0CD" w:themeColor="accent1" w:themeTint="BF" w:sz="8" w:space="0"/>
+          <w:right w:val="single" w:color="7BA0CD" w:themeColor="accent1" w:themeTint="BF" w:sz="8" w:space="0"/>
           <w:insideH w:val="nil"/>
           <w:insideV w:val="nil"/>
         </w:tcBorders>
@@ -5913,11 +5802,11 @@
       <w:tblStyleColBandSize w:val="1"/>
       <w:tblInd w:w="0" w:type="dxa"/>
       <w:tblBorders>
-        <w:top w:val="single" w:sz="8" w:space="0" w:color="CF7B79" w:themeColor="accent2" w:themeTint="BF"/>
-        <w:left w:val="single" w:sz="8" w:space="0" w:color="CF7B79" w:themeColor="accent2" w:themeTint="BF"/>
-        <w:bottom w:val="single" w:sz="8" w:space="0" w:color="CF7B79" w:themeColor="accent2" w:themeTint="BF"/>
-        <w:right w:val="single" w:sz="8" w:space="0" w:color="CF7B79" w:themeColor="accent2" w:themeTint="BF"/>
-        <w:insideH w:val="single" w:sz="8" w:space="0" w:color="CF7B79" w:themeColor="accent2" w:themeTint="BF"/>
+        <w:top w:val="single" w:color="CF7B79" w:themeColor="accent2" w:themeTint="BF" w:sz="8" w:space="0"/>
+        <w:left w:val="single" w:color="CF7B79" w:themeColor="accent2" w:themeTint="BF" w:sz="8" w:space="0"/>
+        <w:bottom w:val="single" w:color="CF7B79" w:themeColor="accent2" w:themeTint="BF" w:sz="8" w:space="0"/>
+        <w:right w:val="single" w:color="CF7B79" w:themeColor="accent2" w:themeTint="BF" w:sz="8" w:space="0"/>
+        <w:insideH w:val="single" w:color="CF7B79" w:themeColor="accent2" w:themeTint="BF" w:sz="8" w:space="0"/>
       </w:tblBorders>
       <w:tblCellMar>
         <w:top w:w="0" w:type="dxa"/>
@@ -5938,10 +5827,10 @@
       <w:tblPr/>
       <w:tcPr>
         <w:tcBorders>
-          <w:top w:val="single" w:sz="8" w:space="0" w:color="CF7B79" w:themeColor="accent2" w:themeTint="BF"/>
-          <w:left w:val="single" w:sz="8" w:space="0" w:color="CF7B79" w:themeColor="accent2" w:themeTint="BF"/>
-          <w:bottom w:val="single" w:sz="8" w:space="0" w:color="CF7B79" w:themeColor="accent2" w:themeTint="BF"/>
-          <w:right w:val="single" w:sz="8" w:space="0" w:color="CF7B79" w:themeColor="accent2" w:themeTint="BF"/>
+          <w:top w:val="single" w:color="CF7B79" w:themeColor="accent2" w:themeTint="BF" w:sz="8" w:space="0"/>
+          <w:left w:val="single" w:color="CF7B79" w:themeColor="accent2" w:themeTint="BF" w:sz="8" w:space="0"/>
+          <w:bottom w:val="single" w:color="CF7B79" w:themeColor="accent2" w:themeTint="BF" w:sz="8" w:space="0"/>
+          <w:right w:val="single" w:color="CF7B79" w:themeColor="accent2" w:themeTint="BF" w:sz="8" w:space="0"/>
           <w:insideH w:val="nil"/>
           <w:insideV w:val="nil"/>
         </w:tcBorders>
@@ -5959,10 +5848,10 @@
       <w:tblPr/>
       <w:tcPr>
         <w:tcBorders>
-          <w:top w:val="double" w:sz="6" w:space="0" w:color="CF7B79" w:themeColor="accent2" w:themeTint="BF"/>
-          <w:left w:val="single" w:sz="8" w:space="0" w:color="CF7B79" w:themeColor="accent2" w:themeTint="BF"/>
-          <w:bottom w:val="single" w:sz="8" w:space="0" w:color="CF7B79" w:themeColor="accent2" w:themeTint="BF"/>
-          <w:right w:val="single" w:sz="8" w:space="0" w:color="CF7B79" w:themeColor="accent2" w:themeTint="BF"/>
+          <w:top w:val="double" w:color="CF7B79" w:themeColor="accent2" w:themeTint="BF" w:sz="6" w:space="0"/>
+          <w:left w:val="single" w:color="CF7B79" w:themeColor="accent2" w:themeTint="BF" w:sz="8" w:space="0"/>
+          <w:bottom w:val="single" w:color="CF7B79" w:themeColor="accent2" w:themeTint="BF" w:sz="8" w:space="0"/>
+          <w:right w:val="single" w:color="CF7B79" w:themeColor="accent2" w:themeTint="BF" w:sz="8" w:space="0"/>
           <w:insideH w:val="nil"/>
           <w:insideV w:val="nil"/>
         </w:tcBorders>
@@ -6019,11 +5908,11 @@
       <w:tblStyleColBandSize w:val="1"/>
       <w:tblInd w:w="0" w:type="dxa"/>
       <w:tblBorders>
-        <w:top w:val="single" w:sz="8" w:space="0" w:color="B3CC82" w:themeColor="accent3" w:themeTint="BF"/>
-        <w:left w:val="single" w:sz="8" w:space="0" w:color="B3CC82" w:themeColor="accent3" w:themeTint="BF"/>
-        <w:bottom w:val="single" w:sz="8" w:space="0" w:color="B3CC82" w:themeColor="accent3" w:themeTint="BF"/>
-        <w:right w:val="single" w:sz="8" w:space="0" w:color="B3CC82" w:themeColor="accent3" w:themeTint="BF"/>
-        <w:insideH w:val="single" w:sz="8" w:space="0" w:color="B3CC82" w:themeColor="accent3" w:themeTint="BF"/>
+        <w:top w:val="single" w:color="B3CC82" w:themeColor="accent3" w:themeTint="BF" w:sz="8" w:space="0"/>
+        <w:left w:val="single" w:color="B3CC82" w:themeColor="accent3" w:themeTint="BF" w:sz="8" w:space="0"/>
+        <w:bottom w:val="single" w:color="B3CC82" w:themeColor="accent3" w:themeTint="BF" w:sz="8" w:space="0"/>
+        <w:right w:val="single" w:color="B3CC82" w:themeColor="accent3" w:themeTint="BF" w:sz="8" w:space="0"/>
+        <w:insideH w:val="single" w:color="B3CC82" w:themeColor="accent3" w:themeTint="BF" w:sz="8" w:space="0"/>
       </w:tblBorders>
       <w:tblCellMar>
         <w:top w:w="0" w:type="dxa"/>
@@ -6044,10 +5933,10 @@
       <w:tblPr/>
       <w:tcPr>
         <w:tcBorders>
-          <w:top w:val="single" w:sz="8" w:space="0" w:color="B3CC82" w:themeColor="accent3" w:themeTint="BF"/>
-          <w:left w:val="single" w:sz="8" w:space="0" w:color="B3CC82" w:themeColor="accent3" w:themeTint="BF"/>
-          <w:bottom w:val="single" w:sz="8" w:space="0" w:color="B3CC82" w:themeColor="accent3" w:themeTint="BF"/>
-          <w:right w:val="single" w:sz="8" w:space="0" w:color="B3CC82" w:themeColor="accent3" w:themeTint="BF"/>
+          <w:top w:val="single" w:color="B3CC82" w:themeColor="accent3" w:themeTint="BF" w:sz="8" w:space="0"/>
+          <w:left w:val="single" w:color="B3CC82" w:themeColor="accent3" w:themeTint="BF" w:sz="8" w:space="0"/>
+          <w:bottom w:val="single" w:color="B3CC82" w:themeColor="accent3" w:themeTint="BF" w:sz="8" w:space="0"/>
+          <w:right w:val="single" w:color="B3CC82" w:themeColor="accent3" w:themeTint="BF" w:sz="8" w:space="0"/>
           <w:insideH w:val="nil"/>
           <w:insideV w:val="nil"/>
         </w:tcBorders>
@@ -6065,10 +5954,10 @@
       <w:tblPr/>
       <w:tcPr>
         <w:tcBorders>
-          <w:top w:val="double" w:sz="6" w:space="0" w:color="B3CC82" w:themeColor="accent3" w:themeTint="BF"/>
-          <w:left w:val="single" w:sz="8" w:space="0" w:color="B3CC82" w:themeColor="accent3" w:themeTint="BF"/>
-          <w:bottom w:val="single" w:sz="8" w:space="0" w:color="B3CC82" w:themeColor="accent3" w:themeTint="BF"/>
-          <w:right w:val="single" w:sz="8" w:space="0" w:color="B3CC82" w:themeColor="accent3" w:themeTint="BF"/>
+          <w:top w:val="double" w:color="B3CC82" w:themeColor="accent3" w:themeTint="BF" w:sz="6" w:space="0"/>
+          <w:left w:val="single" w:color="B3CC82" w:themeColor="accent3" w:themeTint="BF" w:sz="8" w:space="0"/>
+          <w:bottom w:val="single" w:color="B3CC82" w:themeColor="accent3" w:themeTint="BF" w:sz="8" w:space="0"/>
+          <w:right w:val="single" w:color="B3CC82" w:themeColor="accent3" w:themeTint="BF" w:sz="8" w:space="0"/>
           <w:insideH w:val="nil"/>
           <w:insideV w:val="nil"/>
         </w:tcBorders>
@@ -6125,11 +6014,11 @@
       <w:tblStyleColBandSize w:val="1"/>
       <w:tblInd w:w="0" w:type="dxa"/>
       <w:tblBorders>
-        <w:top w:val="single" w:sz="8" w:space="0" w:color="9F8AB9" w:themeColor="accent4" w:themeTint="BF"/>
-        <w:left w:val="single" w:sz="8" w:space="0" w:color="9F8AB9" w:themeColor="accent4" w:themeTint="BF"/>
-        <w:bottom w:val="single" w:sz="8" w:space="0" w:color="9F8AB9" w:themeColor="accent4" w:themeTint="BF"/>
-        <w:right w:val="single" w:sz="8" w:space="0" w:color="9F8AB9" w:themeColor="accent4" w:themeTint="BF"/>
-        <w:insideH w:val="single" w:sz="8" w:space="0" w:color="9F8AB9" w:themeColor="accent4" w:themeTint="BF"/>
+        <w:top w:val="single" w:color="9F8AB9" w:themeColor="accent4" w:themeTint="BF" w:sz="8" w:space="0"/>
+        <w:left w:val="single" w:color="9F8AB9" w:themeColor="accent4" w:themeTint="BF" w:sz="8" w:space="0"/>
+        <w:bottom w:val="single" w:color="9F8AB9" w:themeColor="accent4" w:themeTint="BF" w:sz="8" w:space="0"/>
+        <w:right w:val="single" w:color="9F8AB9" w:themeColor="accent4" w:themeTint="BF" w:sz="8" w:space="0"/>
+        <w:insideH w:val="single" w:color="9F8AB9" w:themeColor="accent4" w:themeTint="BF" w:sz="8" w:space="0"/>
       </w:tblBorders>
       <w:tblCellMar>
         <w:top w:w="0" w:type="dxa"/>
@@ -6150,10 +6039,10 @@
       <w:tblPr/>
       <w:tcPr>
         <w:tcBorders>
-          <w:top w:val="single" w:sz="8" w:space="0" w:color="9F8AB9" w:themeColor="accent4" w:themeTint="BF"/>
-          <w:left w:val="single" w:sz="8" w:space="0" w:color="9F8AB9" w:themeColor="accent4" w:themeTint="BF"/>
-          <w:bottom w:val="single" w:sz="8" w:space="0" w:color="9F8AB9" w:themeColor="accent4" w:themeTint="BF"/>
-          <w:right w:val="single" w:sz="8" w:space="0" w:color="9F8AB9" w:themeColor="accent4" w:themeTint="BF"/>
+          <w:top w:val="single" w:color="9F8AB9" w:themeColor="accent4" w:themeTint="BF" w:sz="8" w:space="0"/>
+          <w:left w:val="single" w:color="9F8AB9" w:themeColor="accent4" w:themeTint="BF" w:sz="8" w:space="0"/>
+          <w:bottom w:val="single" w:color="9F8AB9" w:themeColor="accent4" w:themeTint="BF" w:sz="8" w:space="0"/>
+          <w:right w:val="single" w:color="9F8AB9" w:themeColor="accent4" w:themeTint="BF" w:sz="8" w:space="0"/>
           <w:insideH w:val="nil"/>
           <w:insideV w:val="nil"/>
         </w:tcBorders>
@@ -6171,10 +6060,10 @@
       <w:tblPr/>
       <w:tcPr>
         <w:tcBorders>
-          <w:top w:val="double" w:sz="6" w:space="0" w:color="9F8AB9" w:themeColor="accent4" w:themeTint="BF"/>
-          <w:left w:val="single" w:sz="8" w:space="0" w:color="9F8AB9" w:themeColor="accent4" w:themeTint="BF"/>
-          <w:bottom w:val="single" w:sz="8" w:space="0" w:color="9F8AB9" w:themeColor="accent4" w:themeTint="BF"/>
-          <w:right w:val="single" w:sz="8" w:space="0" w:color="9F8AB9" w:themeColor="accent4" w:themeTint="BF"/>
+          <w:top w:val="double" w:color="9F8AB9" w:themeColor="accent4" w:themeTint="BF" w:sz="6" w:space="0"/>
+          <w:left w:val="single" w:color="9F8AB9" w:themeColor="accent4" w:themeTint="BF" w:sz="8" w:space="0"/>
+          <w:bottom w:val="single" w:color="9F8AB9" w:themeColor="accent4" w:themeTint="BF" w:sz="8" w:space="0"/>
+          <w:right w:val="single" w:color="9F8AB9" w:themeColor="accent4" w:themeTint="BF" w:sz="8" w:space="0"/>
           <w:insideH w:val="nil"/>
           <w:insideV w:val="nil"/>
         </w:tcBorders>
@@ -6231,11 +6120,11 @@
       <w:tblStyleColBandSize w:val="1"/>
       <w:tblInd w:w="0" w:type="dxa"/>
       <w:tblBorders>
-        <w:top w:val="single" w:sz="8" w:space="0" w:color="78C0D4" w:themeColor="accent5" w:themeTint="BF"/>
-        <w:left w:val="single" w:sz="8" w:space="0" w:color="78C0D4" w:themeColor="accent5" w:themeTint="BF"/>
-        <w:bottom w:val="single" w:sz="8" w:space="0" w:color="78C0D4" w:themeColor="accent5" w:themeTint="BF"/>
-        <w:right w:val="single" w:sz="8" w:space="0" w:color="78C0D4" w:themeColor="accent5" w:themeTint="BF"/>
-        <w:insideH w:val="single" w:sz="8" w:space="0" w:color="78C0D4" w:themeColor="accent5" w:themeTint="BF"/>
+        <w:top w:val="single" w:color="78C0D4" w:themeColor="accent5" w:themeTint="BF" w:sz="8" w:space="0"/>
+        <w:left w:val="single" w:color="78C0D4" w:themeColor="accent5" w:themeTint="BF" w:sz="8" w:space="0"/>
+        <w:bottom w:val="single" w:color="78C0D4" w:themeColor="accent5" w:themeTint="BF" w:sz="8" w:space="0"/>
+        <w:right w:val="single" w:color="78C0D4" w:themeColor="accent5" w:themeTint="BF" w:sz="8" w:space="0"/>
+        <w:insideH w:val="single" w:color="78C0D4" w:themeColor="accent5" w:themeTint="BF" w:sz="8" w:space="0"/>
       </w:tblBorders>
       <w:tblCellMar>
         <w:top w:w="0" w:type="dxa"/>
@@ -6256,10 +6145,10 @@
       <w:tblPr/>
       <w:tcPr>
         <w:tcBorders>
-          <w:top w:val="single" w:sz="8" w:space="0" w:color="78C0D4" w:themeColor="accent5" w:themeTint="BF"/>
-          <w:left w:val="single" w:sz="8" w:space="0" w:color="78C0D4" w:themeColor="accent5" w:themeTint="BF"/>
-          <w:bottom w:val="single" w:sz="8" w:space="0" w:color="78C0D4" w:themeColor="accent5" w:themeTint="BF"/>
-          <w:right w:val="single" w:sz="8" w:space="0" w:color="78C0D4" w:themeColor="accent5" w:themeTint="BF"/>
+          <w:top w:val="single" w:color="78C0D4" w:themeColor="accent5" w:themeTint="BF" w:sz="8" w:space="0"/>
+          <w:left w:val="single" w:color="78C0D4" w:themeColor="accent5" w:themeTint="BF" w:sz="8" w:space="0"/>
+          <w:bottom w:val="single" w:color="78C0D4" w:themeColor="accent5" w:themeTint="BF" w:sz="8" w:space="0"/>
+          <w:right w:val="single" w:color="78C0D4" w:themeColor="accent5" w:themeTint="BF" w:sz="8" w:space="0"/>
           <w:insideH w:val="nil"/>
           <w:insideV w:val="nil"/>
         </w:tcBorders>
@@ -6277,10 +6166,10 @@
       <w:tblPr/>
       <w:tcPr>
         <w:tcBorders>
-          <w:top w:val="double" w:sz="6" w:space="0" w:color="78C0D4" w:themeColor="accent5" w:themeTint="BF"/>
-          <w:left w:val="single" w:sz="8" w:space="0" w:color="78C0D4" w:themeColor="accent5" w:themeTint="BF"/>
-          <w:bottom w:val="single" w:sz="8" w:space="0" w:color="78C0D4" w:themeColor="accent5" w:themeTint="BF"/>
-          <w:right w:val="single" w:sz="8" w:space="0" w:color="78C0D4" w:themeColor="accent5" w:themeTint="BF"/>
+          <w:top w:val="double" w:color="78C0D4" w:themeColor="accent5" w:themeTint="BF" w:sz="6" w:space="0"/>
+          <w:left w:val="single" w:color="78C0D4" w:themeColor="accent5" w:themeTint="BF" w:sz="8" w:space="0"/>
+          <w:bottom w:val="single" w:color="78C0D4" w:themeColor="accent5" w:themeTint="BF" w:sz="8" w:space="0"/>
+          <w:right w:val="single" w:color="78C0D4" w:themeColor="accent5" w:themeTint="BF" w:sz="8" w:space="0"/>
           <w:insideH w:val="nil"/>
           <w:insideV w:val="nil"/>
         </w:tcBorders>
@@ -6337,11 +6226,11 @@
       <w:tblStyleColBandSize w:val="1"/>
       <w:tblInd w:w="0" w:type="dxa"/>
       <w:tblBorders>
-        <w:top w:val="single" w:sz="8" w:space="0" w:color="F9B074" w:themeColor="accent6" w:themeTint="BF"/>
-        <w:left w:val="single" w:sz="8" w:space="0" w:color="F9B074" w:themeColor="accent6" w:themeTint="BF"/>
-        <w:bottom w:val="single" w:sz="8" w:space="0" w:color="F9B074" w:themeColor="accent6" w:themeTint="BF"/>
-        <w:right w:val="single" w:sz="8" w:space="0" w:color="F9B074" w:themeColor="accent6" w:themeTint="BF"/>
-        <w:insideH w:val="single" w:sz="8" w:space="0" w:color="F9B074" w:themeColor="accent6" w:themeTint="BF"/>
+        <w:top w:val="single" w:color="F9B074" w:themeColor="accent6" w:themeTint="BF" w:sz="8" w:space="0"/>
+        <w:left w:val="single" w:color="F9B074" w:themeColor="accent6" w:themeTint="BF" w:sz="8" w:space="0"/>
+        <w:bottom w:val="single" w:color="F9B074" w:themeColor="accent6" w:themeTint="BF" w:sz="8" w:space="0"/>
+        <w:right w:val="single" w:color="F9B074" w:themeColor="accent6" w:themeTint="BF" w:sz="8" w:space="0"/>
+        <w:insideH w:val="single" w:color="F9B074" w:themeColor="accent6" w:themeTint="BF" w:sz="8" w:space="0"/>
       </w:tblBorders>
       <w:tblCellMar>
         <w:top w:w="0" w:type="dxa"/>
@@ -6362,10 +6251,10 @@
       <w:tblPr/>
       <w:tcPr>
         <w:tcBorders>
-          <w:top w:val="single" w:sz="8" w:space="0" w:color="F9B074" w:themeColor="accent6" w:themeTint="BF"/>
-          <w:left w:val="single" w:sz="8" w:space="0" w:color="F9B074" w:themeColor="accent6" w:themeTint="BF"/>
-          <w:bottom w:val="single" w:sz="8" w:space="0" w:color="F9B074" w:themeColor="accent6" w:themeTint="BF"/>
-          <w:right w:val="single" w:sz="8" w:space="0" w:color="F9B074" w:themeColor="accent6" w:themeTint="BF"/>
+          <w:top w:val="single" w:color="F9B074" w:themeColor="accent6" w:themeTint="BF" w:sz="8" w:space="0"/>
+          <w:left w:val="single" w:color="F9B074" w:themeColor="accent6" w:themeTint="BF" w:sz="8" w:space="0"/>
+          <w:bottom w:val="single" w:color="F9B074" w:themeColor="accent6" w:themeTint="BF" w:sz="8" w:space="0"/>
+          <w:right w:val="single" w:color="F9B074" w:themeColor="accent6" w:themeTint="BF" w:sz="8" w:space="0"/>
           <w:insideH w:val="nil"/>
           <w:insideV w:val="nil"/>
         </w:tcBorders>
@@ -6383,10 +6272,10 @@
       <w:tblPr/>
       <w:tcPr>
         <w:tcBorders>
-          <w:top w:val="double" w:sz="6" w:space="0" w:color="F9B074" w:themeColor="accent6" w:themeTint="BF"/>
-          <w:left w:val="single" w:sz="8" w:space="0" w:color="F9B074" w:themeColor="accent6" w:themeTint="BF"/>
-          <w:bottom w:val="single" w:sz="8" w:space="0" w:color="F9B074" w:themeColor="accent6" w:themeTint="BF"/>
-          <w:right w:val="single" w:sz="8" w:space="0" w:color="F9B074" w:themeColor="accent6" w:themeTint="BF"/>
+          <w:top w:val="double" w:color="F9B074" w:themeColor="accent6" w:themeTint="BF" w:sz="6" w:space="0"/>
+          <w:left w:val="single" w:color="F9B074" w:themeColor="accent6" w:themeTint="BF" w:sz="8" w:space="0"/>
+          <w:bottom w:val="single" w:color="F9B074" w:themeColor="accent6" w:themeTint="BF" w:sz="8" w:space="0"/>
+          <w:right w:val="single" w:color="F9B074" w:themeColor="accent6" w:themeTint="BF" w:sz="8" w:space="0"/>
           <w:insideH w:val="nil"/>
           <w:insideV w:val="nil"/>
         </w:tcBorders>
@@ -6443,8 +6332,8 @@
       <w:tblStyleColBandSize w:val="1"/>
       <w:tblInd w:w="0" w:type="dxa"/>
       <w:tblBorders>
-        <w:top w:val="single" w:sz="18" w:space="0" w:color="auto"/>
-        <w:bottom w:val="single" w:sz="18" w:space="0" w:color="auto"/>
+        <w:top w:val="single" w:color="auto" w:sz="18" w:space="0"/>
+        <w:bottom w:val="single" w:color="auto" w:sz="18" w:space="0"/>
       </w:tblBorders>
       <w:tblCellMar>
         <w:top w:w="0" w:type="dxa"/>
@@ -6465,9 +6354,9 @@
       <w:tblPr/>
       <w:tcPr>
         <w:tcBorders>
-          <w:top w:val="single" w:sz="18" w:space="0" w:color="auto"/>
-          <w:left w:val="nil"/>
-          <w:bottom w:val="single" w:sz="18" w:space="0" w:color="auto"/>
+          <w:top w:val="single" w:color="auto" w:sz="18" w:space="0"/>
+          <w:left w:val="nil"/>
+          <w:bottom w:val="single" w:color="auto" w:sz="18" w:space="0"/>
           <w:right w:val="nil"/>
           <w:insideH w:val="nil"/>
           <w:insideV w:val="nil"/>
@@ -6485,9 +6374,9 @@
       <w:tblPr/>
       <w:tcPr>
         <w:tcBorders>
-          <w:top w:val="double" w:sz="6" w:space="0" w:color="auto"/>
-          <w:left w:val="nil"/>
-          <w:bottom w:val="single" w:sz="18" w:space="0" w:color="auto"/>
+          <w:top w:val="double" w:color="auto" w:sz="6" w:space="0"/>
+          <w:left w:val="nil"/>
+          <w:bottom w:val="single" w:color="auto" w:sz="18" w:space="0"/>
           <w:right w:val="nil"/>
           <w:insideH w:val="nil"/>
           <w:insideV w:val="nil"/>
@@ -6506,7 +6395,7 @@
         <w:tcBorders>
           <w:top w:val="nil"/>
           <w:left w:val="nil"/>
-          <w:bottom w:val="single" w:sz="18" w:space="0" w:color="auto"/>
+          <w:bottom w:val="single" w:color="auto" w:sz="18" w:space="0"/>
           <w:right w:val="nil"/>
           <w:insideH w:val="nil"/>
           <w:insideV w:val="nil"/>
@@ -6553,9 +6442,9 @@
       <w:tblPr/>
       <w:tcPr>
         <w:tcBorders>
-          <w:top w:val="single" w:sz="18" w:space="0" w:color="auto"/>
-          <w:left w:val="nil"/>
-          <w:bottom w:val="single" w:sz="18" w:space="0" w:color="auto"/>
+          <w:top w:val="single" w:color="auto" w:sz="18" w:space="0"/>
+          <w:left w:val="nil"/>
+          <w:bottom w:val="single" w:color="auto" w:sz="18" w:space="0"/>
           <w:right w:val="nil"/>
           <w:insideH w:val="nil"/>
           <w:insideV w:val="nil"/>
@@ -6569,9 +6458,9 @@
       <w:tblPr/>
       <w:tcPr>
         <w:tcBorders>
-          <w:top w:val="single" w:sz="18" w:space="0" w:color="auto"/>
-          <w:left w:val="nil"/>
-          <w:bottom w:val="single" w:sz="18" w:space="0" w:color="auto"/>
+          <w:top w:val="single" w:color="auto" w:sz="18" w:space="0"/>
+          <w:left w:val="nil"/>
+          <w:bottom w:val="single" w:color="auto" w:sz="18" w:space="0"/>
           <w:right w:val="nil"/>
           <w:insideH w:val="nil"/>
           <w:insideV w:val="nil"/>
@@ -6592,8 +6481,8 @@
       <w:tblStyleColBandSize w:val="1"/>
       <w:tblInd w:w="0" w:type="dxa"/>
       <w:tblBorders>
-        <w:top w:val="single" w:sz="18" w:space="0" w:color="auto"/>
-        <w:bottom w:val="single" w:sz="18" w:space="0" w:color="auto"/>
+        <w:top w:val="single" w:color="auto" w:sz="18" w:space="0"/>
+        <w:bottom w:val="single" w:color="auto" w:sz="18" w:space="0"/>
       </w:tblBorders>
       <w:tblCellMar>
         <w:top w:w="0" w:type="dxa"/>
@@ -6614,9 +6503,9 @@
       <w:tblPr/>
       <w:tcPr>
         <w:tcBorders>
-          <w:top w:val="single" w:sz="18" w:space="0" w:color="auto"/>
-          <w:left w:val="nil"/>
-          <w:bottom w:val="single" w:sz="18" w:space="0" w:color="auto"/>
+          <w:top w:val="single" w:color="auto" w:sz="18" w:space="0"/>
+          <w:left w:val="nil"/>
+          <w:bottom w:val="single" w:color="auto" w:sz="18" w:space="0"/>
           <w:right w:val="nil"/>
           <w:insideH w:val="nil"/>
           <w:insideV w:val="nil"/>
@@ -6634,9 +6523,9 @@
       <w:tblPr/>
       <w:tcPr>
         <w:tcBorders>
-          <w:top w:val="double" w:sz="6" w:space="0" w:color="auto"/>
-          <w:left w:val="nil"/>
-          <w:bottom w:val="single" w:sz="18" w:space="0" w:color="auto"/>
+          <w:top w:val="double" w:color="auto" w:sz="6" w:space="0"/>
+          <w:left w:val="nil"/>
+          <w:bottom w:val="single" w:color="auto" w:sz="18" w:space="0"/>
           <w:right w:val="nil"/>
           <w:insideH w:val="nil"/>
           <w:insideV w:val="nil"/>
@@ -6655,7 +6544,7 @@
         <w:tcBorders>
           <w:top w:val="nil"/>
           <w:left w:val="nil"/>
-          <w:bottom w:val="single" w:sz="18" w:space="0" w:color="auto"/>
+          <w:bottom w:val="single" w:color="auto" w:sz="18" w:space="0"/>
           <w:right w:val="nil"/>
           <w:insideH w:val="nil"/>
           <w:insideV w:val="nil"/>
@@ -6702,9 +6591,9 @@
       <w:tblPr/>
       <w:tcPr>
         <w:tcBorders>
-          <w:top w:val="single" w:sz="18" w:space="0" w:color="auto"/>
-          <w:left w:val="nil"/>
-          <w:bottom w:val="single" w:sz="18" w:space="0" w:color="auto"/>
+          <w:top w:val="single" w:color="auto" w:sz="18" w:space="0"/>
+          <w:left w:val="nil"/>
+          <w:bottom w:val="single" w:color="auto" w:sz="18" w:space="0"/>
           <w:right w:val="nil"/>
           <w:insideH w:val="nil"/>
           <w:insideV w:val="nil"/>
@@ -6718,9 +6607,9 @@
       <w:tblPr/>
       <w:tcPr>
         <w:tcBorders>
-          <w:top w:val="single" w:sz="18" w:space="0" w:color="auto"/>
-          <w:left w:val="nil"/>
-          <w:bottom w:val="single" w:sz="18" w:space="0" w:color="auto"/>
+          <w:top w:val="single" w:color="auto" w:sz="18" w:space="0"/>
+          <w:left w:val="nil"/>
+          <w:bottom w:val="single" w:color="auto" w:sz="18" w:space="0"/>
           <w:right w:val="nil"/>
           <w:insideH w:val="nil"/>
           <w:insideV w:val="nil"/>
@@ -6741,8 +6630,8 @@
       <w:tblStyleColBandSize w:val="1"/>
       <w:tblInd w:w="0" w:type="dxa"/>
       <w:tblBorders>
-        <w:top w:val="single" w:sz="18" w:space="0" w:color="auto"/>
-        <w:bottom w:val="single" w:sz="18" w:space="0" w:color="auto"/>
+        <w:top w:val="single" w:color="auto" w:sz="18" w:space="0"/>
+        <w:bottom w:val="single" w:color="auto" w:sz="18" w:space="0"/>
       </w:tblBorders>
       <w:tblCellMar>
         <w:top w:w="0" w:type="dxa"/>
@@ -6763,9 +6652,9 @@
       <w:tblPr/>
       <w:tcPr>
         <w:tcBorders>
-          <w:top w:val="single" w:sz="18" w:space="0" w:color="auto"/>
-          <w:left w:val="nil"/>
-          <w:bottom w:val="single" w:sz="18" w:space="0" w:color="auto"/>
+          <w:top w:val="single" w:color="auto" w:sz="18" w:space="0"/>
+          <w:left w:val="nil"/>
+          <w:bottom w:val="single" w:color="auto" w:sz="18" w:space="0"/>
           <w:right w:val="nil"/>
           <w:insideH w:val="nil"/>
           <w:insideV w:val="nil"/>
@@ -6783,9 +6672,9 @@
       <w:tblPr/>
       <w:tcPr>
         <w:tcBorders>
-          <w:top w:val="double" w:sz="6" w:space="0" w:color="auto"/>
-          <w:left w:val="nil"/>
-          <w:bottom w:val="single" w:sz="18" w:space="0" w:color="auto"/>
+          <w:top w:val="double" w:color="auto" w:sz="6" w:space="0"/>
+          <w:left w:val="nil"/>
+          <w:bottom w:val="single" w:color="auto" w:sz="18" w:space="0"/>
           <w:right w:val="nil"/>
           <w:insideH w:val="nil"/>
           <w:insideV w:val="nil"/>
@@ -6804,7 +6693,7 @@
         <w:tcBorders>
           <w:top w:val="nil"/>
           <w:left w:val="nil"/>
-          <w:bottom w:val="single" w:sz="18" w:space="0" w:color="auto"/>
+          <w:bottom w:val="single" w:color="auto" w:sz="18" w:space="0"/>
           <w:right w:val="nil"/>
           <w:insideH w:val="nil"/>
           <w:insideV w:val="nil"/>
@@ -6851,9 +6740,9 @@
       <w:tblPr/>
       <w:tcPr>
         <w:tcBorders>
-          <w:top w:val="single" w:sz="18" w:space="0" w:color="auto"/>
-          <w:left w:val="nil"/>
-          <w:bottom w:val="single" w:sz="18" w:space="0" w:color="auto"/>
+          <w:top w:val="single" w:color="auto" w:sz="18" w:space="0"/>
+          <w:left w:val="nil"/>
+          <w:bottom w:val="single" w:color="auto" w:sz="18" w:space="0"/>
           <w:right w:val="nil"/>
           <w:insideH w:val="nil"/>
           <w:insideV w:val="nil"/>
@@ -6867,9 +6756,9 @@
       <w:tblPr/>
       <w:tcPr>
         <w:tcBorders>
-          <w:top w:val="single" w:sz="18" w:space="0" w:color="auto"/>
-          <w:left w:val="nil"/>
-          <w:bottom w:val="single" w:sz="18" w:space="0" w:color="auto"/>
+          <w:top w:val="single" w:color="auto" w:sz="18" w:space="0"/>
+          <w:left w:val="nil"/>
+          <w:bottom w:val="single" w:color="auto" w:sz="18" w:space="0"/>
           <w:right w:val="nil"/>
           <w:insideH w:val="nil"/>
           <w:insideV w:val="nil"/>
@@ -6890,8 +6779,8 @@
       <w:tblStyleColBandSize w:val="1"/>
       <w:tblInd w:w="0" w:type="dxa"/>
       <w:tblBorders>
-        <w:top w:val="single" w:sz="18" w:space="0" w:color="auto"/>
-        <w:bottom w:val="single" w:sz="18" w:space="0" w:color="auto"/>
+        <w:top w:val="single" w:color="auto" w:sz="18" w:space="0"/>
+        <w:bottom w:val="single" w:color="auto" w:sz="18" w:space="0"/>
       </w:tblBorders>
       <w:tblCellMar>
         <w:top w:w="0" w:type="dxa"/>
@@ -6912,9 +6801,9 @@
       <w:tblPr/>
       <w:tcPr>
         <w:tcBorders>
-          <w:top w:val="single" w:sz="18" w:space="0" w:color="auto"/>
-          <w:left w:val="nil"/>
-          <w:bottom w:val="single" w:sz="18" w:space="0" w:color="auto"/>
+          <w:top w:val="single" w:color="auto" w:sz="18" w:space="0"/>
+          <w:left w:val="nil"/>
+          <w:bottom w:val="single" w:color="auto" w:sz="18" w:space="0"/>
           <w:right w:val="nil"/>
           <w:insideH w:val="nil"/>
           <w:insideV w:val="nil"/>
@@ -6932,9 +6821,9 @@
       <w:tblPr/>
       <w:tcPr>
         <w:tcBorders>
-          <w:top w:val="double" w:sz="6" w:space="0" w:color="auto"/>
-          <w:left w:val="nil"/>
-          <w:bottom w:val="single" w:sz="18" w:space="0" w:color="auto"/>
+          <w:top w:val="double" w:color="auto" w:sz="6" w:space="0"/>
+          <w:left w:val="nil"/>
+          <w:bottom w:val="single" w:color="auto" w:sz="18" w:space="0"/>
           <w:right w:val="nil"/>
           <w:insideH w:val="nil"/>
           <w:insideV w:val="nil"/>
@@ -6953,7 +6842,7 @@
         <w:tcBorders>
           <w:top w:val="nil"/>
           <w:left w:val="nil"/>
-          <w:bottom w:val="single" w:sz="18" w:space="0" w:color="auto"/>
+          <w:bottom w:val="single" w:color="auto" w:sz="18" w:space="0"/>
           <w:right w:val="nil"/>
           <w:insideH w:val="nil"/>
           <w:insideV w:val="nil"/>
@@ -7000,9 +6889,9 @@
       <w:tblPr/>
       <w:tcPr>
         <w:tcBorders>
-          <w:top w:val="single" w:sz="18" w:space="0" w:color="auto"/>
-          <w:left w:val="nil"/>
-          <w:bottom w:val="single" w:sz="18" w:space="0" w:color="auto"/>
+          <w:top w:val="single" w:color="auto" w:sz="18" w:space="0"/>
+          <w:left w:val="nil"/>
+          <w:bottom w:val="single" w:color="auto" w:sz="18" w:space="0"/>
           <w:right w:val="nil"/>
           <w:insideH w:val="nil"/>
           <w:insideV w:val="nil"/>
@@ -7016,9 +6905,9 @@
       <w:tblPr/>
       <w:tcPr>
         <w:tcBorders>
-          <w:top w:val="single" w:sz="18" w:space="0" w:color="auto"/>
-          <w:left w:val="nil"/>
-          <w:bottom w:val="single" w:sz="18" w:space="0" w:color="auto"/>
+          <w:top w:val="single" w:color="auto" w:sz="18" w:space="0"/>
+          <w:left w:val="nil"/>
+          <w:bottom w:val="single" w:color="auto" w:sz="18" w:space="0"/>
           <w:right w:val="nil"/>
           <w:insideH w:val="nil"/>
           <w:insideV w:val="nil"/>
@@ -7039,8 +6928,8 @@
       <w:tblStyleColBandSize w:val="1"/>
       <w:tblInd w:w="0" w:type="dxa"/>
       <w:tblBorders>
-        <w:top w:val="single" w:sz="18" w:space="0" w:color="auto"/>
-        <w:bottom w:val="single" w:sz="18" w:space="0" w:color="auto"/>
+        <w:top w:val="single" w:color="auto" w:sz="18" w:space="0"/>
+        <w:bottom w:val="single" w:color="auto" w:sz="18" w:space="0"/>
       </w:tblBorders>
       <w:tblCellMar>
         <w:top w:w="0" w:type="dxa"/>
@@ -7061,9 +6950,9 @@
       <w:tblPr/>
       <w:tcPr>
         <w:tcBorders>
-          <w:top w:val="single" w:sz="18" w:space="0" w:color="auto"/>
-          <w:left w:val="nil"/>
-          <w:bottom w:val="single" w:sz="18" w:space="0" w:color="auto"/>
+          <w:top w:val="single" w:color="auto" w:sz="18" w:space="0"/>
+          <w:left w:val="nil"/>
+          <w:bottom w:val="single" w:color="auto" w:sz="18" w:space="0"/>
           <w:right w:val="nil"/>
           <w:insideH w:val="nil"/>
           <w:insideV w:val="nil"/>
@@ -7081,9 +6970,9 @@
       <w:tblPr/>
       <w:tcPr>
         <w:tcBorders>
-          <w:top w:val="double" w:sz="6" w:space="0" w:color="auto"/>
-          <w:left w:val="nil"/>
-          <w:bottom w:val="single" w:sz="18" w:space="0" w:color="auto"/>
+          <w:top w:val="double" w:color="auto" w:sz="6" w:space="0"/>
+          <w:left w:val="nil"/>
+          <w:bottom w:val="single" w:color="auto" w:sz="18" w:space="0"/>
           <w:right w:val="nil"/>
           <w:insideH w:val="nil"/>
           <w:insideV w:val="nil"/>
@@ -7102,7 +6991,7 @@
         <w:tcBorders>
           <w:top w:val="nil"/>
           <w:left w:val="nil"/>
-          <w:bottom w:val="single" w:sz="18" w:space="0" w:color="auto"/>
+          <w:bottom w:val="single" w:color="auto" w:sz="18" w:space="0"/>
           <w:right w:val="nil"/>
           <w:insideH w:val="nil"/>
           <w:insideV w:val="nil"/>
@@ -7149,9 +7038,9 @@
       <w:tblPr/>
       <w:tcPr>
         <w:tcBorders>
-          <w:top w:val="single" w:sz="18" w:space="0" w:color="auto"/>
-          <w:left w:val="nil"/>
-          <w:bottom w:val="single" w:sz="18" w:space="0" w:color="auto"/>
+          <w:top w:val="single" w:color="auto" w:sz="18" w:space="0"/>
+          <w:left w:val="nil"/>
+          <w:bottom w:val="single" w:color="auto" w:sz="18" w:space="0"/>
           <w:right w:val="nil"/>
           <w:insideH w:val="nil"/>
           <w:insideV w:val="nil"/>
@@ -7165,9 +7054,9 @@
       <w:tblPr/>
       <w:tcPr>
         <w:tcBorders>
-          <w:top w:val="single" w:sz="18" w:space="0" w:color="auto"/>
-          <w:left w:val="nil"/>
-          <w:bottom w:val="single" w:sz="18" w:space="0" w:color="auto"/>
+          <w:top w:val="single" w:color="auto" w:sz="18" w:space="0"/>
+          <w:left w:val="nil"/>
+          <w:bottom w:val="single" w:color="auto" w:sz="18" w:space="0"/>
           <w:right w:val="nil"/>
           <w:insideH w:val="nil"/>
           <w:insideV w:val="nil"/>
@@ -7188,8 +7077,8 @@
       <w:tblStyleColBandSize w:val="1"/>
       <w:tblInd w:w="0" w:type="dxa"/>
       <w:tblBorders>
-        <w:top w:val="single" w:sz="18" w:space="0" w:color="auto"/>
-        <w:bottom w:val="single" w:sz="18" w:space="0" w:color="auto"/>
+        <w:top w:val="single" w:color="auto" w:sz="18" w:space="0"/>
+        <w:bottom w:val="single" w:color="auto" w:sz="18" w:space="0"/>
       </w:tblBorders>
       <w:tblCellMar>
         <w:top w:w="0" w:type="dxa"/>
@@ -7210,9 +7099,9 @@
       <w:tblPr/>
       <w:tcPr>
         <w:tcBorders>
-          <w:top w:val="single" w:sz="18" w:space="0" w:color="auto"/>
-          <w:left w:val="nil"/>
-          <w:bottom w:val="single" w:sz="18" w:space="0" w:color="auto"/>
+          <w:top w:val="single" w:color="auto" w:sz="18" w:space="0"/>
+          <w:left w:val="nil"/>
+          <w:bottom w:val="single" w:color="auto" w:sz="18" w:space="0"/>
           <w:right w:val="nil"/>
           <w:insideH w:val="nil"/>
           <w:insideV w:val="nil"/>
@@ -7230,9 +7119,9 @@
       <w:tblPr/>
       <w:tcPr>
         <w:tcBorders>
-          <w:top w:val="double" w:sz="6" w:space="0" w:color="auto"/>
-          <w:left w:val="nil"/>
-          <w:bottom w:val="single" w:sz="18" w:space="0" w:color="auto"/>
+          <w:top w:val="double" w:color="auto" w:sz="6" w:space="0"/>
+          <w:left w:val="nil"/>
+          <w:bottom w:val="single" w:color="auto" w:sz="18" w:space="0"/>
           <w:right w:val="nil"/>
           <w:insideH w:val="nil"/>
           <w:insideV w:val="nil"/>
@@ -7251,7 +7140,7 @@
         <w:tcBorders>
           <w:top w:val="nil"/>
           <w:left w:val="nil"/>
-          <w:bottom w:val="single" w:sz="18" w:space="0" w:color="auto"/>
+          <w:bottom w:val="single" w:color="auto" w:sz="18" w:space="0"/>
           <w:right w:val="nil"/>
           <w:insideH w:val="nil"/>
           <w:insideV w:val="nil"/>
@@ -7298,9 +7187,9 @@
       <w:tblPr/>
       <w:tcPr>
         <w:tcBorders>
-          <w:top w:val="single" w:sz="18" w:space="0" w:color="auto"/>
-          <w:left w:val="nil"/>
-          <w:bottom w:val="single" w:sz="18" w:space="0" w:color="auto"/>
+          <w:top w:val="single" w:color="auto" w:sz="18" w:space="0"/>
+          <w:left w:val="nil"/>
+          <w:bottom w:val="single" w:color="auto" w:sz="18" w:space="0"/>
           <w:right w:val="nil"/>
           <w:insideH w:val="nil"/>
           <w:insideV w:val="nil"/>
@@ -7314,9 +7203,9 @@
       <w:tblPr/>
       <w:tcPr>
         <w:tcBorders>
-          <w:top w:val="single" w:sz="18" w:space="0" w:color="auto"/>
-          <w:left w:val="nil"/>
-          <w:bottom w:val="single" w:sz="18" w:space="0" w:color="auto"/>
+          <w:top w:val="single" w:color="auto" w:sz="18" w:space="0"/>
+          <w:left w:val="nil"/>
+          <w:bottom w:val="single" w:color="auto" w:sz="18" w:space="0"/>
           <w:right w:val="nil"/>
           <w:insideH w:val="nil"/>
           <w:insideV w:val="nil"/>
@@ -7337,8 +7226,8 @@
       <w:tblStyleColBandSize w:val="1"/>
       <w:tblInd w:w="0" w:type="dxa"/>
       <w:tblBorders>
-        <w:top w:val="single" w:sz="18" w:space="0" w:color="auto"/>
-        <w:bottom w:val="single" w:sz="18" w:space="0" w:color="auto"/>
+        <w:top w:val="single" w:color="auto" w:sz="18" w:space="0"/>
+        <w:bottom w:val="single" w:color="auto" w:sz="18" w:space="0"/>
       </w:tblBorders>
       <w:tblCellMar>
         <w:top w:w="0" w:type="dxa"/>
@@ -7359,9 +7248,9 @@
       <w:tblPr/>
       <w:tcPr>
         <w:tcBorders>
-          <w:top w:val="single" w:sz="18" w:space="0" w:color="auto"/>
-          <w:left w:val="nil"/>
-          <w:bottom w:val="single" w:sz="18" w:space="0" w:color="auto"/>
+          <w:top w:val="single" w:color="auto" w:sz="18" w:space="0"/>
+          <w:left w:val="nil"/>
+          <w:bottom w:val="single" w:color="auto" w:sz="18" w:space="0"/>
           <w:right w:val="nil"/>
           <w:insideH w:val="nil"/>
           <w:insideV w:val="nil"/>
@@ -7379,9 +7268,9 @@
       <w:tblPr/>
       <w:tcPr>
         <w:tcBorders>
-          <w:top w:val="double" w:sz="6" w:space="0" w:color="auto"/>
-          <w:left w:val="nil"/>
-          <w:bottom w:val="single" w:sz="18" w:space="0" w:color="auto"/>
+          <w:top w:val="double" w:color="auto" w:sz="6" w:space="0"/>
+          <w:left w:val="nil"/>
+          <w:bottom w:val="single" w:color="auto" w:sz="18" w:space="0"/>
           <w:right w:val="nil"/>
           <w:insideH w:val="nil"/>
           <w:insideV w:val="nil"/>
@@ -7400,7 +7289,7 @@
         <w:tcBorders>
           <w:top w:val="nil"/>
           <w:left w:val="nil"/>
-          <w:bottom w:val="single" w:sz="18" w:space="0" w:color="auto"/>
+          <w:bottom w:val="single" w:color="auto" w:sz="18" w:space="0"/>
           <w:right w:val="nil"/>
           <w:insideH w:val="nil"/>
           <w:insideV w:val="nil"/>
@@ -7447,9 +7336,9 @@
       <w:tblPr/>
       <w:tcPr>
         <w:tcBorders>
-          <w:top w:val="single" w:sz="18" w:space="0" w:color="auto"/>
-          <w:left w:val="nil"/>
-          <w:bottom w:val="single" w:sz="18" w:space="0" w:color="auto"/>
+          <w:top w:val="single" w:color="auto" w:sz="18" w:space="0"/>
+          <w:left w:val="nil"/>
+          <w:bottom w:val="single" w:color="auto" w:sz="18" w:space="0"/>
           <w:right w:val="nil"/>
           <w:insideH w:val="nil"/>
           <w:insideV w:val="nil"/>
@@ -7463,9 +7352,9 @@
       <w:tblPr/>
       <w:tcPr>
         <w:tcBorders>
-          <w:top w:val="single" w:sz="18" w:space="0" w:color="auto"/>
-          <w:left w:val="nil"/>
-          <w:bottom w:val="single" w:sz="18" w:space="0" w:color="auto"/>
+          <w:top w:val="single" w:color="auto" w:sz="18" w:space="0"/>
+          <w:left w:val="nil"/>
+          <w:bottom w:val="single" w:color="auto" w:sz="18" w:space="0"/>
           <w:right w:val="nil"/>
           <w:insideH w:val="nil"/>
           <w:insideV w:val="nil"/>
@@ -7489,8 +7378,8 @@
       <w:tblStyleColBandSize w:val="1"/>
       <w:tblInd w:w="0" w:type="dxa"/>
       <w:tblBorders>
-        <w:top w:val="single" w:sz="8" w:space="0" w:color="000000" w:themeColor="text1"/>
-        <w:bottom w:val="single" w:sz="8" w:space="0" w:color="000000" w:themeColor="text1"/>
+        <w:top w:val="single" w:color="000000" w:themeColor="text1" w:sz="8" w:space="0"/>
+        <w:bottom w:val="single" w:color="000000" w:themeColor="text1" w:sz="8" w:space="0"/>
       </w:tblBorders>
       <w:tblCellMar>
         <w:top w:w="0" w:type="dxa"/>
@@ -7501,13 +7390,13 @@
     </w:tblPr>
     <w:tblStylePr w:type="firstRow">
       <w:rPr>
-        <w:rFonts w:asciiTheme="majorHAnsi" w:eastAsiaTheme="majorEastAsia" w:hAnsiTheme="majorHAnsi" w:cstheme="majorBidi"/>
-      </w:rPr>
-      <w:tblPr/>
-      <w:tcPr>
-        <w:tcBorders>
-          <w:top w:val="nil"/>
-          <w:bottom w:val="single" w:sz="8" w:space="0" w:color="000000" w:themeColor="text1"/>
+        <w:rFonts w:asciiTheme="majorHAnsi" w:hAnsiTheme="majorHAnsi" w:eastAsiaTheme="majorEastAsia" w:cstheme="majorBidi"/>
+      </w:rPr>
+      <w:tblPr/>
+      <w:tcPr>
+        <w:tcBorders>
+          <w:top w:val="nil"/>
+          <w:bottom w:val="single" w:color="000000" w:themeColor="text1" w:sz="8" w:space="0"/>
         </w:tcBorders>
       </w:tcPr>
     </w:tblStylePr>
@@ -7520,8 +7409,8 @@
       <w:tblPr/>
       <w:tcPr>
         <w:tcBorders>
-          <w:top w:val="single" w:sz="8" w:space="0" w:color="000000" w:themeColor="text1"/>
-          <w:bottom w:val="single" w:sz="8" w:space="0" w:color="000000" w:themeColor="text1"/>
+          <w:top w:val="single" w:color="000000" w:themeColor="text1" w:sz="8" w:space="0"/>
+          <w:bottom w:val="single" w:color="000000" w:themeColor="text1" w:sz="8" w:space="0"/>
         </w:tcBorders>
       </w:tcPr>
     </w:tblStylePr>
@@ -7539,8 +7428,8 @@
       <w:tblPr/>
       <w:tcPr>
         <w:tcBorders>
-          <w:top w:val="single" w:sz="8" w:space="0" w:color="000000" w:themeColor="text1"/>
-          <w:bottom w:val="single" w:sz="8" w:space="0" w:color="000000" w:themeColor="text1"/>
+          <w:top w:val="single" w:color="000000" w:themeColor="text1" w:sz="8" w:space="0"/>
+          <w:bottom w:val="single" w:color="000000" w:themeColor="text1" w:sz="8" w:space="0"/>
         </w:tcBorders>
       </w:tcPr>
     </w:tblStylePr>
@@ -7573,8 +7462,8 @@
       <w:tblStyleColBandSize w:val="1"/>
       <w:tblInd w:w="0" w:type="dxa"/>
       <w:tblBorders>
-        <w:top w:val="single" w:sz="8" w:space="0" w:color="4F81BD" w:themeColor="accent1"/>
-        <w:bottom w:val="single" w:sz="8" w:space="0" w:color="4F81BD" w:themeColor="accent1"/>
+        <w:top w:val="single" w:color="4F81BD" w:themeColor="accent1" w:sz="8" w:space="0"/>
+        <w:bottom w:val="single" w:color="4F81BD" w:themeColor="accent1" w:sz="8" w:space="0"/>
       </w:tblBorders>
       <w:tblCellMar>
         <w:top w:w="0" w:type="dxa"/>
@@ -7585,13 +7474,13 @@
     </w:tblPr>
     <w:tblStylePr w:type="firstRow">
       <w:rPr>
-        <w:rFonts w:asciiTheme="majorHAnsi" w:eastAsiaTheme="majorEastAsia" w:hAnsiTheme="majorHAnsi" w:cstheme="majorBidi"/>
-      </w:rPr>
-      <w:tblPr/>
-      <w:tcPr>
-        <w:tcBorders>
-          <w:top w:val="nil"/>
-          <w:bottom w:val="single" w:sz="8" w:space="0" w:color="4F81BD" w:themeColor="accent1"/>
+        <w:rFonts w:asciiTheme="majorHAnsi" w:hAnsiTheme="majorHAnsi" w:eastAsiaTheme="majorEastAsia" w:cstheme="majorBidi"/>
+      </w:rPr>
+      <w:tblPr/>
+      <w:tcPr>
+        <w:tcBorders>
+          <w:top w:val="nil"/>
+          <w:bottom w:val="single" w:color="4F81BD" w:themeColor="accent1" w:sz="8" w:space="0"/>
         </w:tcBorders>
       </w:tcPr>
     </w:tblStylePr>
@@ -7604,8 +7493,8 @@
       <w:tblPr/>
       <w:tcPr>
         <w:tcBorders>
-          <w:top w:val="single" w:sz="8" w:space="0" w:color="4F81BD" w:themeColor="accent1"/>
-          <w:bottom w:val="single" w:sz="8" w:space="0" w:color="4F81BD" w:themeColor="accent1"/>
+          <w:top w:val="single" w:color="4F81BD" w:themeColor="accent1" w:sz="8" w:space="0"/>
+          <w:bottom w:val="single" w:color="4F81BD" w:themeColor="accent1" w:sz="8" w:space="0"/>
         </w:tcBorders>
       </w:tcPr>
     </w:tblStylePr>
@@ -7623,8 +7512,8 @@
       <w:tblPr/>
       <w:tcPr>
         <w:tcBorders>
-          <w:top w:val="single" w:sz="8" w:space="0" w:color="4F81BD" w:themeColor="accent1"/>
-          <w:bottom w:val="single" w:sz="8" w:space="0" w:color="4F81BD" w:themeColor="accent1"/>
+          <w:top w:val="single" w:color="4F81BD" w:themeColor="accent1" w:sz="8" w:space="0"/>
+          <w:bottom w:val="single" w:color="4F81BD" w:themeColor="accent1" w:sz="8" w:space="0"/>
         </w:tcBorders>
       </w:tcPr>
     </w:tblStylePr>
@@ -7657,8 +7546,8 @@
       <w:tblStyleColBandSize w:val="1"/>
       <w:tblInd w:w="0" w:type="dxa"/>
       <w:tblBorders>
-        <w:top w:val="single" w:sz="8" w:space="0" w:color="C0504D" w:themeColor="accent2"/>
-        <w:bottom w:val="single" w:sz="8" w:space="0" w:color="C0504D" w:themeColor="accent2"/>
+        <w:top w:val="single" w:color="C0504D" w:themeColor="accent2" w:sz="8" w:space="0"/>
+        <w:bottom w:val="single" w:color="C0504D" w:themeColor="accent2" w:sz="8" w:space="0"/>
       </w:tblBorders>
       <w:tblCellMar>
         <w:top w:w="0" w:type="dxa"/>
@@ -7669,13 +7558,13 @@
     </w:tblPr>
     <w:tblStylePr w:type="firstRow">
       <w:rPr>
-        <w:rFonts w:asciiTheme="majorHAnsi" w:eastAsiaTheme="majorEastAsia" w:hAnsiTheme="majorHAnsi" w:cstheme="majorBidi"/>
-      </w:rPr>
-      <w:tblPr/>
-      <w:tcPr>
-        <w:tcBorders>
-          <w:top w:val="nil"/>
-          <w:bottom w:val="single" w:sz="8" w:space="0" w:color="C0504D" w:themeColor="accent2"/>
+        <w:rFonts w:asciiTheme="majorHAnsi" w:hAnsiTheme="majorHAnsi" w:eastAsiaTheme="majorEastAsia" w:cstheme="majorBidi"/>
+      </w:rPr>
+      <w:tblPr/>
+      <w:tcPr>
+        <w:tcBorders>
+          <w:top w:val="nil"/>
+          <w:bottom w:val="single" w:color="C0504D" w:themeColor="accent2" w:sz="8" w:space="0"/>
         </w:tcBorders>
       </w:tcPr>
     </w:tblStylePr>
@@ -7688,8 +7577,8 @@
       <w:tblPr/>
       <w:tcPr>
         <w:tcBorders>
-          <w:top w:val="single" w:sz="8" w:space="0" w:color="C0504D" w:themeColor="accent2"/>
-          <w:bottom w:val="single" w:sz="8" w:space="0" w:color="C0504D" w:themeColor="accent2"/>
+          <w:top w:val="single" w:color="C0504D" w:themeColor="accent2" w:sz="8" w:space="0"/>
+          <w:bottom w:val="single" w:color="C0504D" w:themeColor="accent2" w:sz="8" w:space="0"/>
         </w:tcBorders>
       </w:tcPr>
     </w:tblStylePr>
@@ -7707,8 +7596,8 @@
       <w:tblPr/>
       <w:tcPr>
         <w:tcBorders>
-          <w:top w:val="single" w:sz="8" w:space="0" w:color="C0504D" w:themeColor="accent2"/>
-          <w:bottom w:val="single" w:sz="8" w:space="0" w:color="C0504D" w:themeColor="accent2"/>
+          <w:top w:val="single" w:color="C0504D" w:themeColor="accent2" w:sz="8" w:space="0"/>
+          <w:bottom w:val="single" w:color="C0504D" w:themeColor="accent2" w:sz="8" w:space="0"/>
         </w:tcBorders>
       </w:tcPr>
     </w:tblStylePr>
@@ -7741,8 +7630,8 @@
       <w:tblStyleColBandSize w:val="1"/>
       <w:tblInd w:w="0" w:type="dxa"/>
       <w:tblBorders>
-        <w:top w:val="single" w:sz="8" w:space="0" w:color="9BBB59" w:themeColor="accent3"/>
-        <w:bottom w:val="single" w:sz="8" w:space="0" w:color="9BBB59" w:themeColor="accent3"/>
+        <w:top w:val="single" w:color="9BBB59" w:themeColor="accent3" w:sz="8" w:space="0"/>
+        <w:bottom w:val="single" w:color="9BBB59" w:themeColor="accent3" w:sz="8" w:space="0"/>
       </w:tblBorders>
       <w:tblCellMar>
         <w:top w:w="0" w:type="dxa"/>
@@ -7753,13 +7642,13 @@
     </w:tblPr>
     <w:tblStylePr w:type="firstRow">
       <w:rPr>
-        <w:rFonts w:asciiTheme="majorHAnsi" w:eastAsiaTheme="majorEastAsia" w:hAnsiTheme="majorHAnsi" w:cstheme="majorBidi"/>
-      </w:rPr>
-      <w:tblPr/>
-      <w:tcPr>
-        <w:tcBorders>
-          <w:top w:val="nil"/>
-          <w:bottom w:val="single" w:sz="8" w:space="0" w:color="9BBB59" w:themeColor="accent3"/>
+        <w:rFonts w:asciiTheme="majorHAnsi" w:hAnsiTheme="majorHAnsi" w:eastAsiaTheme="majorEastAsia" w:cstheme="majorBidi"/>
+      </w:rPr>
+      <w:tblPr/>
+      <w:tcPr>
+        <w:tcBorders>
+          <w:top w:val="nil"/>
+          <w:bottom w:val="single" w:color="9BBB59" w:themeColor="accent3" w:sz="8" w:space="0"/>
         </w:tcBorders>
       </w:tcPr>
     </w:tblStylePr>
@@ -7772,8 +7661,8 @@
       <w:tblPr/>
       <w:tcPr>
         <w:tcBorders>
-          <w:top w:val="single" w:sz="8" w:space="0" w:color="9BBB59" w:themeColor="accent3"/>
-          <w:bottom w:val="single" w:sz="8" w:space="0" w:color="9BBB59" w:themeColor="accent3"/>
+          <w:top w:val="single" w:color="9BBB59" w:themeColor="accent3" w:sz="8" w:space="0"/>
+          <w:bottom w:val="single" w:color="9BBB59" w:themeColor="accent3" w:sz="8" w:space="0"/>
         </w:tcBorders>
       </w:tcPr>
     </w:tblStylePr>
@@ -7791,8 +7680,8 @@
       <w:tblPr/>
       <w:tcPr>
         <w:tcBorders>
-          <w:top w:val="single" w:sz="8" w:space="0" w:color="9BBB59" w:themeColor="accent3"/>
-          <w:bottom w:val="single" w:sz="8" w:space="0" w:color="9BBB59" w:themeColor="accent3"/>
+          <w:top w:val="single" w:color="9BBB59" w:themeColor="accent3" w:sz="8" w:space="0"/>
+          <w:bottom w:val="single" w:color="9BBB59" w:themeColor="accent3" w:sz="8" w:space="0"/>
         </w:tcBorders>
       </w:tcPr>
     </w:tblStylePr>
@@ -7825,8 +7714,8 @@
       <w:tblStyleColBandSize w:val="1"/>
       <w:tblInd w:w="0" w:type="dxa"/>
       <w:tblBorders>
-        <w:top w:val="single" w:sz="8" w:space="0" w:color="8064A2" w:themeColor="accent4"/>
-        <w:bottom w:val="single" w:sz="8" w:space="0" w:color="8064A2" w:themeColor="accent4"/>
+        <w:top w:val="single" w:color="8064A2" w:themeColor="accent4" w:sz="8" w:space="0"/>
+        <w:bottom w:val="single" w:color="8064A2" w:themeColor="accent4" w:sz="8" w:space="0"/>
       </w:tblBorders>
       <w:tblCellMar>
         <w:top w:w="0" w:type="dxa"/>
@@ -7837,13 +7726,13 @@
     </w:tblPr>
     <w:tblStylePr w:type="firstRow">
       <w:rPr>
-        <w:rFonts w:asciiTheme="majorHAnsi" w:eastAsiaTheme="majorEastAsia" w:hAnsiTheme="majorHAnsi" w:cstheme="majorBidi"/>
-      </w:rPr>
-      <w:tblPr/>
-      <w:tcPr>
-        <w:tcBorders>
-          <w:top w:val="nil"/>
-          <w:bottom w:val="single" w:sz="8" w:space="0" w:color="8064A2" w:themeColor="accent4"/>
+        <w:rFonts w:asciiTheme="majorHAnsi" w:hAnsiTheme="majorHAnsi" w:eastAsiaTheme="majorEastAsia" w:cstheme="majorBidi"/>
+      </w:rPr>
+      <w:tblPr/>
+      <w:tcPr>
+        <w:tcBorders>
+          <w:top w:val="nil"/>
+          <w:bottom w:val="single" w:color="8064A2" w:themeColor="accent4" w:sz="8" w:space="0"/>
         </w:tcBorders>
       </w:tcPr>
     </w:tblStylePr>
@@ -7856,8 +7745,8 @@
       <w:tblPr/>
       <w:tcPr>
         <w:tcBorders>
-          <w:top w:val="single" w:sz="8" w:space="0" w:color="8064A2" w:themeColor="accent4"/>
-          <w:bottom w:val="single" w:sz="8" w:space="0" w:color="8064A2" w:themeColor="accent4"/>
+          <w:top w:val="single" w:color="8064A2" w:themeColor="accent4" w:sz="8" w:space="0"/>
+          <w:bottom w:val="single" w:color="8064A2" w:themeColor="accent4" w:sz="8" w:space="0"/>
         </w:tcBorders>
       </w:tcPr>
     </w:tblStylePr>
@@ -7875,8 +7764,8 @@
       <w:tblPr/>
       <w:tcPr>
         <w:tcBorders>
-          <w:top w:val="single" w:sz="8" w:space="0" w:color="8064A2" w:themeColor="accent4"/>
-          <w:bottom w:val="single" w:sz="8" w:space="0" w:color="8064A2" w:themeColor="accent4"/>
+          <w:top w:val="single" w:color="8064A2" w:themeColor="accent4" w:sz="8" w:space="0"/>
+          <w:bottom w:val="single" w:color="8064A2" w:themeColor="accent4" w:sz="8" w:space="0"/>
         </w:tcBorders>
       </w:tcPr>
     </w:tblStylePr>
@@ -7909,8 +7798,8 @@
       <w:tblStyleColBandSize w:val="1"/>
       <w:tblInd w:w="0" w:type="dxa"/>
       <w:tblBorders>
-        <w:top w:val="single" w:sz="8" w:space="0" w:color="4BACC6" w:themeColor="accent5"/>
-        <w:bottom w:val="single" w:sz="8" w:space="0" w:color="4BACC6" w:themeColor="accent5"/>
+        <w:top w:val="single" w:color="4BACC6" w:themeColor="accent5" w:sz="8" w:space="0"/>
+        <w:bottom w:val="single" w:color="4BACC6" w:themeColor="accent5" w:sz="8" w:space="0"/>
       </w:tblBorders>
       <w:tblCellMar>
         <w:top w:w="0" w:type="dxa"/>
@@ -7921,13 +7810,13 @@
     </w:tblPr>
     <w:tblStylePr w:type="firstRow">
       <w:rPr>
-        <w:rFonts w:asciiTheme="majorHAnsi" w:eastAsiaTheme="majorEastAsia" w:hAnsiTheme="majorHAnsi" w:cstheme="majorBidi"/>
-      </w:rPr>
-      <w:tblPr/>
-      <w:tcPr>
-        <w:tcBorders>
-          <w:top w:val="nil"/>
-          <w:bottom w:val="single" w:sz="8" w:space="0" w:color="4BACC6" w:themeColor="accent5"/>
+        <w:rFonts w:asciiTheme="majorHAnsi" w:hAnsiTheme="majorHAnsi" w:eastAsiaTheme="majorEastAsia" w:cstheme="majorBidi"/>
+      </w:rPr>
+      <w:tblPr/>
+      <w:tcPr>
+        <w:tcBorders>
+          <w:top w:val="nil"/>
+          <w:bottom w:val="single" w:color="4BACC6" w:themeColor="accent5" w:sz="8" w:space="0"/>
         </w:tcBorders>
       </w:tcPr>
     </w:tblStylePr>
@@ -7940,8 +7829,8 @@
       <w:tblPr/>
       <w:tcPr>
         <w:tcBorders>
-          <w:top w:val="single" w:sz="8" w:space="0" w:color="4BACC6" w:themeColor="accent5"/>
-          <w:bottom w:val="single" w:sz="8" w:space="0" w:color="4BACC6" w:themeColor="accent5"/>
+          <w:top w:val="single" w:color="4BACC6" w:themeColor="accent5" w:sz="8" w:space="0"/>
+          <w:bottom w:val="single" w:color="4BACC6" w:themeColor="accent5" w:sz="8" w:space="0"/>
         </w:tcBorders>
       </w:tcPr>
     </w:tblStylePr>
@@ -7959,8 +7848,8 @@
       <w:tblPr/>
       <w:tcPr>
         <w:tcBorders>
-          <w:top w:val="single" w:sz="8" w:space="0" w:color="4BACC6" w:themeColor="accent5"/>
-          <w:bottom w:val="single" w:sz="8" w:space="0" w:color="4BACC6" w:themeColor="accent5"/>
+          <w:top w:val="single" w:color="4BACC6" w:themeColor="accent5" w:sz="8" w:space="0"/>
+          <w:bottom w:val="single" w:color="4BACC6" w:themeColor="accent5" w:sz="8" w:space="0"/>
         </w:tcBorders>
       </w:tcPr>
     </w:tblStylePr>
@@ -7993,8 +7882,8 @@
       <w:tblStyleColBandSize w:val="1"/>
       <w:tblInd w:w="0" w:type="dxa"/>
       <w:tblBorders>
-        <w:top w:val="single" w:sz="8" w:space="0" w:color="F79646" w:themeColor="accent6"/>
-        <w:bottom w:val="single" w:sz="8" w:space="0" w:color="F79646" w:themeColor="accent6"/>
+        <w:top w:val="single" w:color="F79646" w:themeColor="accent6" w:sz="8" w:space="0"/>
+        <w:bottom w:val="single" w:color="F79646" w:themeColor="accent6" w:sz="8" w:space="0"/>
       </w:tblBorders>
       <w:tblCellMar>
         <w:top w:w="0" w:type="dxa"/>
@@ -8005,13 +7894,13 @@
     </w:tblPr>
     <w:tblStylePr w:type="firstRow">
       <w:rPr>
-        <w:rFonts w:asciiTheme="majorHAnsi" w:eastAsiaTheme="majorEastAsia" w:hAnsiTheme="majorHAnsi" w:cstheme="majorBidi"/>
-      </w:rPr>
-      <w:tblPr/>
-      <w:tcPr>
-        <w:tcBorders>
-          <w:top w:val="nil"/>
-          <w:bottom w:val="single" w:sz="8" w:space="0" w:color="F79646" w:themeColor="accent6"/>
+        <w:rFonts w:asciiTheme="majorHAnsi" w:hAnsiTheme="majorHAnsi" w:eastAsiaTheme="majorEastAsia" w:cstheme="majorBidi"/>
+      </w:rPr>
+      <w:tblPr/>
+      <w:tcPr>
+        <w:tcBorders>
+          <w:top w:val="nil"/>
+          <w:bottom w:val="single" w:color="F79646" w:themeColor="accent6" w:sz="8" w:space="0"/>
         </w:tcBorders>
       </w:tcPr>
     </w:tblStylePr>
@@ -8024,8 +7913,8 @@
       <w:tblPr/>
       <w:tcPr>
         <w:tcBorders>
-          <w:top w:val="single" w:sz="8" w:space="0" w:color="F79646" w:themeColor="accent6"/>
-          <w:bottom w:val="single" w:sz="8" w:space="0" w:color="F79646" w:themeColor="accent6"/>
+          <w:top w:val="single" w:color="F79646" w:themeColor="accent6" w:sz="8" w:space="0"/>
+          <w:bottom w:val="single" w:color="F79646" w:themeColor="accent6" w:sz="8" w:space="0"/>
         </w:tcBorders>
       </w:tcPr>
     </w:tblStylePr>
@@ -8043,8 +7932,8 @@
       <w:tblPr/>
       <w:tcPr>
         <w:tcBorders>
-          <w:top w:val="single" w:sz="8" w:space="0" w:color="F79646" w:themeColor="accent6"/>
-          <w:bottom w:val="single" w:sz="8" w:space="0" w:color="F79646" w:themeColor="accent6"/>
+          <w:top w:val="single" w:color="F79646" w:themeColor="accent6" w:sz="8" w:space="0"/>
+          <w:bottom w:val="single" w:color="F79646" w:themeColor="accent6" w:sz="8" w:space="0"/>
         </w:tcBorders>
       </w:tcPr>
     </w:tblStylePr>
@@ -8070,7 +7959,7 @@
       <w:spacing w:after="0" w:line="240" w:lineRule="auto"/>
     </w:pPr>
     <w:rPr>
-      <w:rFonts w:asciiTheme="majorHAnsi" w:eastAsiaTheme="majorEastAsia" w:hAnsiTheme="majorHAnsi" w:cstheme="majorBidi"/>
+      <w:rFonts w:asciiTheme="majorHAnsi" w:hAnsiTheme="majorHAnsi" w:eastAsiaTheme="majorEastAsia" w:cstheme="majorBidi"/>
       <w:color w:val="000000" w:themeColor="text1"/>
     </w:rPr>
     <w:tblPr>
@@ -8078,10 +7967,10 @@
       <w:tblStyleColBandSize w:val="1"/>
       <w:tblInd w:w="0" w:type="dxa"/>
       <w:tblBorders>
-        <w:top w:val="single" w:sz="8" w:space="0" w:color="000000" w:themeColor="text1"/>
-        <w:left w:val="single" w:sz="8" w:space="0" w:color="000000" w:themeColor="text1"/>
-        <w:bottom w:val="single" w:sz="8" w:space="0" w:color="000000" w:themeColor="text1"/>
-        <w:right w:val="single" w:sz="8" w:space="0" w:color="000000" w:themeColor="text1"/>
+        <w:top w:val="single" w:color="000000" w:themeColor="text1" w:sz="8" w:space="0"/>
+        <w:left w:val="single" w:color="000000" w:themeColor="text1" w:sz="8" w:space="0"/>
+        <w:bottom w:val="single" w:color="000000" w:themeColor="text1" w:sz="8" w:space="0"/>
+        <w:right w:val="single" w:color="000000" w:themeColor="text1" w:sz="8" w:space="0"/>
       </w:tblBorders>
       <w:tblCellMar>
         <w:top w:w="0" w:type="dxa"/>
@@ -8100,7 +7989,7 @@
         <w:tcBorders>
           <w:top w:val="nil"/>
           <w:left w:val="nil"/>
-          <w:bottom w:val="single" w:sz="24" w:space="0" w:color="000000" w:themeColor="text1"/>
+          <w:bottom w:val="single" w:color="000000" w:themeColor="text1" w:sz="24" w:space="0"/>
           <w:right w:val="nil"/>
           <w:insideH w:val="nil"/>
           <w:insideV w:val="nil"/>
@@ -8112,7 +8001,7 @@
       <w:tblPr/>
       <w:tcPr>
         <w:tcBorders>
-          <w:top w:val="single" w:sz="8" w:space="0" w:color="000000" w:themeColor="text1"/>
+          <w:top w:val="single" w:color="000000" w:themeColor="text1" w:sz="8" w:space="0"/>
           <w:left w:val="nil"/>
           <w:bottom w:val="nil"/>
           <w:right w:val="nil"/>
@@ -8129,7 +8018,7 @@
           <w:top w:val="nil"/>
           <w:left w:val="nil"/>
           <w:bottom w:val="nil"/>
-          <w:right w:val="single" w:sz="8" w:space="0" w:color="000000" w:themeColor="text1"/>
+          <w:right w:val="single" w:color="000000" w:themeColor="text1" w:sz="8" w:space="0"/>
           <w:insideH w:val="nil"/>
           <w:insideV w:val="nil"/>
         </w:tcBorders>
@@ -8141,7 +8030,7 @@
       <w:tcPr>
         <w:tcBorders>
           <w:top w:val="nil"/>
-          <w:left w:val="single" w:sz="8" w:space="0" w:color="000000" w:themeColor="text1"/>
+          <w:left w:val="single" w:color="000000" w:themeColor="text1" w:sz="8" w:space="0"/>
           <w:bottom w:val="nil"/>
           <w:right w:val="nil"/>
           <w:insideH w:val="nil"/>
@@ -8198,7 +8087,7 @@
       <w:spacing w:after="0" w:line="240" w:lineRule="auto"/>
     </w:pPr>
     <w:rPr>
-      <w:rFonts w:asciiTheme="majorHAnsi" w:eastAsiaTheme="majorEastAsia" w:hAnsiTheme="majorHAnsi" w:cstheme="majorBidi"/>
+      <w:rFonts w:asciiTheme="majorHAnsi" w:hAnsiTheme="majorHAnsi" w:eastAsiaTheme="majorEastAsia" w:cstheme="majorBidi"/>
       <w:color w:val="000000" w:themeColor="text1"/>
     </w:rPr>
     <w:tblPr>
@@ -8206,10 +8095,10 @@
       <w:tblStyleColBandSize w:val="1"/>
       <w:tblInd w:w="0" w:type="dxa"/>
       <w:tblBorders>
-        <w:top w:val="single" w:sz="8" w:space="0" w:color="4F81BD" w:themeColor="accent1"/>
-        <w:left w:val="single" w:sz="8" w:space="0" w:color="4F81BD" w:themeColor="accent1"/>
-        <w:bottom w:val="single" w:sz="8" w:space="0" w:color="4F81BD" w:themeColor="accent1"/>
-        <w:right w:val="single" w:sz="8" w:space="0" w:color="4F81BD" w:themeColor="accent1"/>
+        <w:top w:val="single" w:color="4F81BD" w:themeColor="accent1" w:sz="8" w:space="0"/>
+        <w:left w:val="single" w:color="4F81BD" w:themeColor="accent1" w:sz="8" w:space="0"/>
+        <w:bottom w:val="single" w:color="4F81BD" w:themeColor="accent1" w:sz="8" w:space="0"/>
+        <w:right w:val="single" w:color="4F81BD" w:themeColor="accent1" w:sz="8" w:space="0"/>
       </w:tblBorders>
       <w:tblCellMar>
         <w:top w:w="0" w:type="dxa"/>
@@ -8228,7 +8117,7 @@
         <w:tcBorders>
           <w:top w:val="nil"/>
           <w:left w:val="nil"/>
-          <w:bottom w:val="single" w:sz="24" w:space="0" w:color="4F81BD" w:themeColor="accent1"/>
+          <w:bottom w:val="single" w:color="4F81BD" w:themeColor="accent1" w:sz="24" w:space="0"/>
           <w:right w:val="nil"/>
           <w:insideH w:val="nil"/>
           <w:insideV w:val="nil"/>
@@ -8240,7 +8129,7 @@
       <w:tblPr/>
       <w:tcPr>
         <w:tcBorders>
-          <w:top w:val="single" w:sz="8" w:space="0" w:color="4F81BD" w:themeColor="accent1"/>
+          <w:top w:val="single" w:color="4F81BD" w:themeColor="accent1" w:sz="8" w:space="0"/>
           <w:left w:val="nil"/>
           <w:bottom w:val="nil"/>
           <w:right w:val="nil"/>
@@ -8257,7 +8146,7 @@
           <w:top w:val="nil"/>
           <w:left w:val="nil"/>
           <w:bottom w:val="nil"/>
-          <w:right w:val="single" w:sz="8" w:space="0" w:color="4F81BD" w:themeColor="accent1"/>
+          <w:right w:val="single" w:color="4F81BD" w:themeColor="accent1" w:sz="8" w:space="0"/>
           <w:insideH w:val="nil"/>
           <w:insideV w:val="nil"/>
         </w:tcBorders>
@@ -8269,7 +8158,7 @@
       <w:tcPr>
         <w:tcBorders>
           <w:top w:val="nil"/>
-          <w:left w:val="single" w:sz="8" w:space="0" w:color="4F81BD" w:themeColor="accent1"/>
+          <w:left w:val="single" w:color="4F81BD" w:themeColor="accent1" w:sz="8" w:space="0"/>
           <w:bottom w:val="nil"/>
           <w:right w:val="nil"/>
           <w:insideH w:val="nil"/>
@@ -8326,7 +8215,7 @@
       <w:spacing w:after="0" w:line="240" w:lineRule="auto"/>
     </w:pPr>
     <w:rPr>
-      <w:rFonts w:asciiTheme="majorHAnsi" w:eastAsiaTheme="majorEastAsia" w:hAnsiTheme="majorHAnsi" w:cstheme="majorBidi"/>
+      <w:rFonts w:asciiTheme="majorHAnsi" w:hAnsiTheme="majorHAnsi" w:eastAsiaTheme="majorEastAsia" w:cstheme="majorBidi"/>
       <w:color w:val="000000" w:themeColor="text1"/>
     </w:rPr>
     <w:tblPr>
@@ -8334,10 +8223,10 @@
       <w:tblStyleColBandSize w:val="1"/>
       <w:tblInd w:w="0" w:type="dxa"/>
       <w:tblBorders>
-        <w:top w:val="single" w:sz="8" w:space="0" w:color="C0504D" w:themeColor="accent2"/>
-        <w:left w:val="single" w:sz="8" w:space="0" w:color="C0504D" w:themeColor="accent2"/>
-        <w:bottom w:val="single" w:sz="8" w:space="0" w:color="C0504D" w:themeColor="accent2"/>
-        <w:right w:val="single" w:sz="8" w:space="0" w:color="C0504D" w:themeColor="accent2"/>
+        <w:top w:val="single" w:color="C0504D" w:themeColor="accent2" w:sz="8" w:space="0"/>
+        <w:left w:val="single" w:color="C0504D" w:themeColor="accent2" w:sz="8" w:space="0"/>
+        <w:bottom w:val="single" w:color="C0504D" w:themeColor="accent2" w:sz="8" w:space="0"/>
+        <w:right w:val="single" w:color="C0504D" w:themeColor="accent2" w:sz="8" w:space="0"/>
       </w:tblBorders>
       <w:tblCellMar>
         <w:top w:w="0" w:type="dxa"/>
@@ -8356,7 +8245,7 @@
         <w:tcBorders>
           <w:top w:val="nil"/>
           <w:left w:val="nil"/>
-          <w:bottom w:val="single" w:sz="24" w:space="0" w:color="C0504D" w:themeColor="accent2"/>
+          <w:bottom w:val="single" w:color="C0504D" w:themeColor="accent2" w:sz="24" w:space="0"/>
           <w:right w:val="nil"/>
           <w:insideH w:val="nil"/>
           <w:insideV w:val="nil"/>
@@ -8368,7 +8257,7 @@
       <w:tblPr/>
       <w:tcPr>
         <w:tcBorders>
-          <w:top w:val="single" w:sz="8" w:space="0" w:color="C0504D" w:themeColor="accent2"/>
+          <w:top w:val="single" w:color="C0504D" w:themeColor="accent2" w:sz="8" w:space="0"/>
           <w:left w:val="nil"/>
           <w:bottom w:val="nil"/>
           <w:right w:val="nil"/>
@@ -8385,7 +8274,7 @@
           <w:top w:val="nil"/>
           <w:left w:val="nil"/>
           <w:bottom w:val="nil"/>
-          <w:right w:val="single" w:sz="8" w:space="0" w:color="C0504D" w:themeColor="accent2"/>
+          <w:right w:val="single" w:color="C0504D" w:themeColor="accent2" w:sz="8" w:space="0"/>
           <w:insideH w:val="nil"/>
           <w:insideV w:val="nil"/>
         </w:tcBorders>
@@ -8397,7 +8286,7 @@
       <w:tcPr>
         <w:tcBorders>
           <w:top w:val="nil"/>
-          <w:left w:val="single" w:sz="8" w:space="0" w:color="C0504D" w:themeColor="accent2"/>
+          <w:left w:val="single" w:color="C0504D" w:themeColor="accent2" w:sz="8" w:space="0"/>
           <w:bottom w:val="nil"/>
           <w:right w:val="nil"/>
           <w:insideH w:val="nil"/>
@@ -8454,7 +8343,7 @@
       <w:spacing w:after="0" w:line="240" w:lineRule="auto"/>
     </w:pPr>
     <w:rPr>
-      <w:rFonts w:asciiTheme="majorHAnsi" w:eastAsiaTheme="majorEastAsia" w:hAnsiTheme="majorHAnsi" w:cstheme="majorBidi"/>
+      <w:rFonts w:asciiTheme="majorHAnsi" w:hAnsiTheme="majorHAnsi" w:eastAsiaTheme="majorEastAsia" w:cstheme="majorBidi"/>
       <w:color w:val="000000" w:themeColor="text1"/>
     </w:rPr>
     <w:tblPr>
@@ -8462,10 +8351,10 @@
       <w:tblStyleColBandSize w:val="1"/>
       <w:tblInd w:w="0" w:type="dxa"/>
       <w:tblBorders>
-        <w:top w:val="single" w:sz="8" w:space="0" w:color="9BBB59" w:themeColor="accent3"/>
-        <w:left w:val="single" w:sz="8" w:space="0" w:color="9BBB59" w:themeColor="accent3"/>
-        <w:bottom w:val="single" w:sz="8" w:space="0" w:color="9BBB59" w:themeColor="accent3"/>
-        <w:right w:val="single" w:sz="8" w:space="0" w:color="9BBB59" w:themeColor="accent3"/>
+        <w:top w:val="single" w:color="9BBB59" w:themeColor="accent3" w:sz="8" w:space="0"/>
+        <w:left w:val="single" w:color="9BBB59" w:themeColor="accent3" w:sz="8" w:space="0"/>
+        <w:bottom w:val="single" w:color="9BBB59" w:themeColor="accent3" w:sz="8" w:space="0"/>
+        <w:right w:val="single" w:color="9BBB59" w:themeColor="accent3" w:sz="8" w:space="0"/>
       </w:tblBorders>
       <w:tblCellMar>
         <w:top w:w="0" w:type="dxa"/>
@@ -8484,7 +8373,7 @@
         <w:tcBorders>
           <w:top w:val="nil"/>
           <w:left w:val="nil"/>
-          <w:bottom w:val="single" w:sz="24" w:space="0" w:color="9BBB59" w:themeColor="accent3"/>
+          <w:bottom w:val="single" w:color="9BBB59" w:themeColor="accent3" w:sz="24" w:space="0"/>
           <w:right w:val="nil"/>
           <w:insideH w:val="nil"/>
           <w:insideV w:val="nil"/>
@@ -8496,7 +8385,7 @@
       <w:tblPr/>
       <w:tcPr>
         <w:tcBorders>
-          <w:top w:val="single" w:sz="8" w:space="0" w:color="9BBB59" w:themeColor="accent3"/>
+          <w:top w:val="single" w:color="9BBB59" w:themeColor="accent3" w:sz="8" w:space="0"/>
           <w:left w:val="nil"/>
           <w:bottom w:val="nil"/>
           <w:right w:val="nil"/>
@@ -8513,7 +8402,7 @@
           <w:top w:val="nil"/>
           <w:left w:val="nil"/>
           <w:bottom w:val="nil"/>
-          <w:right w:val="single" w:sz="8" w:space="0" w:color="9BBB59" w:themeColor="accent3"/>
+          <w:right w:val="single" w:color="9BBB59" w:themeColor="accent3" w:sz="8" w:space="0"/>
           <w:insideH w:val="nil"/>
           <w:insideV w:val="nil"/>
         </w:tcBorders>
@@ -8525,7 +8414,7 @@
       <w:tcPr>
         <w:tcBorders>
           <w:top w:val="nil"/>
-          <w:left w:val="single" w:sz="8" w:space="0" w:color="9BBB59" w:themeColor="accent3"/>
+          <w:left w:val="single" w:color="9BBB59" w:themeColor="accent3" w:sz="8" w:space="0"/>
           <w:bottom w:val="nil"/>
           <w:right w:val="nil"/>
           <w:insideH w:val="nil"/>
@@ -8582,7 +8471,7 @@
       <w:spacing w:after="0" w:line="240" w:lineRule="auto"/>
     </w:pPr>
     <w:rPr>
-      <w:rFonts w:asciiTheme="majorHAnsi" w:eastAsiaTheme="majorEastAsia" w:hAnsiTheme="majorHAnsi" w:cstheme="majorBidi"/>
+      <w:rFonts w:asciiTheme="majorHAnsi" w:hAnsiTheme="majorHAnsi" w:eastAsiaTheme="majorEastAsia" w:cstheme="majorBidi"/>
       <w:color w:val="000000" w:themeColor="text1"/>
     </w:rPr>
     <w:tblPr>
@@ -8590,10 +8479,10 @@
       <w:tblStyleColBandSize w:val="1"/>
       <w:tblInd w:w="0" w:type="dxa"/>
       <w:tblBorders>
-        <w:top w:val="single" w:sz="8" w:space="0" w:color="8064A2" w:themeColor="accent4"/>
-        <w:left w:val="single" w:sz="8" w:space="0" w:color="8064A2" w:themeColor="accent4"/>
-        <w:bottom w:val="single" w:sz="8" w:space="0" w:color="8064A2" w:themeColor="accent4"/>
-        <w:right w:val="single" w:sz="8" w:space="0" w:color="8064A2" w:themeColor="accent4"/>
+        <w:top w:val="single" w:color="8064A2" w:themeColor="accent4" w:sz="8" w:space="0"/>
+        <w:left w:val="single" w:color="8064A2" w:themeColor="accent4" w:sz="8" w:space="0"/>
+        <w:bottom w:val="single" w:color="8064A2" w:themeColor="accent4" w:sz="8" w:space="0"/>
+        <w:right w:val="single" w:color="8064A2" w:themeColor="accent4" w:sz="8" w:space="0"/>
       </w:tblBorders>
       <w:tblCellMar>
         <w:top w:w="0" w:type="dxa"/>
@@ -8612,7 +8501,7 @@
         <w:tcBorders>
           <w:top w:val="nil"/>
           <w:left w:val="nil"/>
-          <w:bottom w:val="single" w:sz="24" w:space="0" w:color="8064A2" w:themeColor="accent4"/>
+          <w:bottom w:val="single" w:color="8064A2" w:themeColor="accent4" w:sz="24" w:space="0"/>
           <w:right w:val="nil"/>
           <w:insideH w:val="nil"/>
           <w:insideV w:val="nil"/>
@@ -8624,7 +8513,7 @@
       <w:tblPr/>
       <w:tcPr>
         <w:tcBorders>
-          <w:top w:val="single" w:sz="8" w:space="0" w:color="8064A2" w:themeColor="accent4"/>
+          <w:top w:val="single" w:color="8064A2" w:themeColor="accent4" w:sz="8" w:space="0"/>
           <w:left w:val="nil"/>
           <w:bottom w:val="nil"/>
           <w:right w:val="nil"/>
@@ -8641,7 +8530,7 @@
           <w:top w:val="nil"/>
           <w:left w:val="nil"/>
           <w:bottom w:val="nil"/>
-          <w:right w:val="single" w:sz="8" w:space="0" w:color="8064A2" w:themeColor="accent4"/>
+          <w:right w:val="single" w:color="8064A2" w:themeColor="accent4" w:sz="8" w:space="0"/>
           <w:insideH w:val="nil"/>
           <w:insideV w:val="nil"/>
         </w:tcBorders>
@@ -8653,7 +8542,7 @@
       <w:tcPr>
         <w:tcBorders>
           <w:top w:val="nil"/>
-          <w:left w:val="single" w:sz="8" w:space="0" w:color="8064A2" w:themeColor="accent4"/>
+          <w:left w:val="single" w:color="8064A2" w:themeColor="accent4" w:sz="8" w:space="0"/>
           <w:bottom w:val="nil"/>
           <w:right w:val="nil"/>
           <w:insideH w:val="nil"/>
@@ -8710,7 +8599,7 @@
       <w:spacing w:after="0" w:line="240" w:lineRule="auto"/>
     </w:pPr>
     <w:rPr>
-      <w:rFonts w:asciiTheme="majorHAnsi" w:eastAsiaTheme="majorEastAsia" w:hAnsiTheme="majorHAnsi" w:cstheme="majorBidi"/>
+      <w:rFonts w:asciiTheme="majorHAnsi" w:hAnsiTheme="majorHAnsi" w:eastAsiaTheme="majorEastAsia" w:cstheme="majorBidi"/>
       <w:color w:val="000000" w:themeColor="text1"/>
     </w:rPr>
     <w:tblPr>
@@ -8718,10 +8607,10 @@
       <w:tblStyleColBandSize w:val="1"/>
       <w:tblInd w:w="0" w:type="dxa"/>
       <w:tblBorders>
-        <w:top w:val="single" w:sz="8" w:space="0" w:color="4BACC6" w:themeColor="accent5"/>
-        <w:left w:val="single" w:sz="8" w:space="0" w:color="4BACC6" w:themeColor="accent5"/>
-        <w:bottom w:val="single" w:sz="8" w:space="0" w:color="4BACC6" w:themeColor="accent5"/>
-        <w:right w:val="single" w:sz="8" w:space="0" w:color="4BACC6" w:themeColor="accent5"/>
+        <w:top w:val="single" w:color="4BACC6" w:themeColor="accent5" w:sz="8" w:space="0"/>
+        <w:left w:val="single" w:color="4BACC6" w:themeColor="accent5" w:sz="8" w:space="0"/>
+        <w:bottom w:val="single" w:color="4BACC6" w:themeColor="accent5" w:sz="8" w:space="0"/>
+        <w:right w:val="single" w:color="4BACC6" w:themeColor="accent5" w:sz="8" w:space="0"/>
       </w:tblBorders>
       <w:tblCellMar>
         <w:top w:w="0" w:type="dxa"/>
@@ -8740,7 +8629,7 @@
         <w:tcBorders>
           <w:top w:val="nil"/>
           <w:left w:val="nil"/>
-          <w:bottom w:val="single" w:sz="24" w:space="0" w:color="4BACC6" w:themeColor="accent5"/>
+          <w:bottom w:val="single" w:color="4BACC6" w:themeColor="accent5" w:sz="24" w:space="0"/>
           <w:right w:val="nil"/>
           <w:insideH w:val="nil"/>
           <w:insideV w:val="nil"/>
@@ -8752,7 +8641,7 @@
       <w:tblPr/>
       <w:tcPr>
         <w:tcBorders>
-          <w:top w:val="single" w:sz="8" w:space="0" w:color="4BACC6" w:themeColor="accent5"/>
+          <w:top w:val="single" w:color="4BACC6" w:themeColor="accent5" w:sz="8" w:space="0"/>
           <w:left w:val="nil"/>
           <w:bottom w:val="nil"/>
           <w:right w:val="nil"/>
@@ -8769,7 +8658,7 @@
           <w:top w:val="nil"/>
           <w:left w:val="nil"/>
           <w:bottom w:val="nil"/>
-          <w:right w:val="single" w:sz="8" w:space="0" w:color="4BACC6" w:themeColor="accent5"/>
+          <w:right w:val="single" w:color="4BACC6" w:themeColor="accent5" w:sz="8" w:space="0"/>
           <w:insideH w:val="nil"/>
           <w:insideV w:val="nil"/>
         </w:tcBorders>
@@ -8781,7 +8670,7 @@
       <w:tcPr>
         <w:tcBorders>
           <w:top w:val="nil"/>
-          <w:left w:val="single" w:sz="8" w:space="0" w:color="4BACC6" w:themeColor="accent5"/>
+          <w:left w:val="single" w:color="4BACC6" w:themeColor="accent5" w:sz="8" w:space="0"/>
           <w:bottom w:val="nil"/>
           <w:right w:val="nil"/>
           <w:insideH w:val="nil"/>
@@ -8838,7 +8727,7 @@
       <w:spacing w:after="0" w:line="240" w:lineRule="auto"/>
     </w:pPr>
     <w:rPr>
-      <w:rFonts w:asciiTheme="majorHAnsi" w:eastAsiaTheme="majorEastAsia" w:hAnsiTheme="majorHAnsi" w:cstheme="majorBidi"/>
+      <w:rFonts w:asciiTheme="majorHAnsi" w:hAnsiTheme="majorHAnsi" w:eastAsiaTheme="majorEastAsia" w:cstheme="majorBidi"/>
       <w:color w:val="000000" w:themeColor="text1"/>
     </w:rPr>
     <w:tblPr>
@@ -8846,10 +8735,10 @@
       <w:tblStyleColBandSize w:val="1"/>
       <w:tblInd w:w="0" w:type="dxa"/>
       <w:tblBorders>
-        <w:top w:val="single" w:sz="8" w:space="0" w:color="F79646" w:themeColor="accent6"/>
-        <w:left w:val="single" w:sz="8" w:space="0" w:color="F79646" w:themeColor="accent6"/>
-        <w:bottom w:val="single" w:sz="8" w:space="0" w:color="F79646" w:themeColor="accent6"/>
-        <w:right w:val="single" w:sz="8" w:space="0" w:color="F79646" w:themeColor="accent6"/>
+        <w:top w:val="single" w:color="F79646" w:themeColor="accent6" w:sz="8" w:space="0"/>
+        <w:left w:val="single" w:color="F79646" w:themeColor="accent6" w:sz="8" w:space="0"/>
+        <w:bottom w:val="single" w:color="F79646" w:themeColor="accent6" w:sz="8" w:space="0"/>
+        <w:right w:val="single" w:color="F79646" w:themeColor="accent6" w:sz="8" w:space="0"/>
       </w:tblBorders>
       <w:tblCellMar>
         <w:top w:w="0" w:type="dxa"/>
@@ -8868,7 +8757,7 @@
         <w:tcBorders>
           <w:top w:val="nil"/>
           <w:left w:val="nil"/>
-          <w:bottom w:val="single" w:sz="24" w:space="0" w:color="F79646" w:themeColor="accent6"/>
+          <w:bottom w:val="single" w:color="F79646" w:themeColor="accent6" w:sz="24" w:space="0"/>
           <w:right w:val="nil"/>
           <w:insideH w:val="nil"/>
           <w:insideV w:val="nil"/>
@@ -8880,7 +8769,7 @@
       <w:tblPr/>
       <w:tcPr>
         <w:tcBorders>
-          <w:top w:val="single" w:sz="8" w:space="0" w:color="F79646" w:themeColor="accent6"/>
+          <w:top w:val="single" w:color="F79646" w:themeColor="accent6" w:sz="8" w:space="0"/>
           <w:left w:val="nil"/>
           <w:bottom w:val="nil"/>
           <w:right w:val="nil"/>
@@ -8897,7 +8786,7 @@
           <w:top w:val="nil"/>
           <w:left w:val="nil"/>
           <w:bottom w:val="nil"/>
-          <w:right w:val="single" w:sz="8" w:space="0" w:color="F79646" w:themeColor="accent6"/>
+          <w:right w:val="single" w:color="F79646" w:themeColor="accent6" w:sz="8" w:space="0"/>
           <w:insideH w:val="nil"/>
           <w:insideV w:val="nil"/>
         </w:tcBorders>
@@ -8909,7 +8798,7 @@
       <w:tcPr>
         <w:tcBorders>
           <w:top w:val="nil"/>
-          <w:left w:val="single" w:sz="8" w:space="0" w:color="F79646" w:themeColor="accent6"/>
+          <w:left w:val="single" w:color="F79646" w:themeColor="accent6" w:sz="8" w:space="0"/>
           <w:bottom w:val="nil"/>
           <w:right w:val="nil"/>
           <w:insideH w:val="nil"/>
@@ -8970,12 +8859,12 @@
       <w:tblStyleColBandSize w:val="1"/>
       <w:tblInd w:w="0" w:type="dxa"/>
       <w:tblBorders>
-        <w:top w:val="single" w:sz="8" w:space="0" w:color="404040" w:themeColor="text1" w:themeTint="BF"/>
-        <w:left w:val="single" w:sz="8" w:space="0" w:color="404040" w:themeColor="text1" w:themeTint="BF"/>
-        <w:bottom w:val="single" w:sz="8" w:space="0" w:color="404040" w:themeColor="text1" w:themeTint="BF"/>
-        <w:right w:val="single" w:sz="8" w:space="0" w:color="404040" w:themeColor="text1" w:themeTint="BF"/>
-        <w:insideH w:val="single" w:sz="8" w:space="0" w:color="404040" w:themeColor="text1" w:themeTint="BF"/>
-        <w:insideV w:val="single" w:sz="8" w:space="0" w:color="404040" w:themeColor="text1" w:themeTint="BF"/>
+        <w:top w:val="single" w:color="404040" w:themeColor="text1" w:themeTint="BF" w:sz="8" w:space="0"/>
+        <w:left w:val="single" w:color="404040" w:themeColor="text1" w:themeTint="BF" w:sz="8" w:space="0"/>
+        <w:bottom w:val="single" w:color="404040" w:themeColor="text1" w:themeTint="BF" w:sz="8" w:space="0"/>
+        <w:right w:val="single" w:color="404040" w:themeColor="text1" w:themeTint="BF" w:sz="8" w:space="0"/>
+        <w:insideH w:val="single" w:color="404040" w:themeColor="text1" w:themeTint="BF" w:sz="8" w:space="0"/>
+        <w:insideV w:val="single" w:color="404040" w:themeColor="text1" w:themeTint="BF" w:sz="8" w:space="0"/>
       </w:tblBorders>
       <w:tblCellMar>
         <w:top w:w="0" w:type="dxa"/>
@@ -9001,7 +8890,7 @@
       <w:tblPr/>
       <w:tcPr>
         <w:tcBorders>
-          <w:top w:val="single" w:sz="18" w:space="0" w:color="404040" w:themeColor="text1" w:themeTint="BF"/>
+          <w:top w:val="single" w:color="404040" w:themeColor="text1" w:themeTint="BF" w:sz="18" w:space="0"/>
         </w:tcBorders>
       </w:tcPr>
     </w:tblStylePr>
@@ -9043,12 +8932,12 @@
       <w:tblStyleColBandSize w:val="1"/>
       <w:tblInd w:w="0" w:type="dxa"/>
       <w:tblBorders>
-        <w:top w:val="single" w:sz="8" w:space="0" w:color="7BA0CD" w:themeColor="accent1" w:themeTint="BF"/>
-        <w:left w:val="single" w:sz="8" w:space="0" w:color="7BA0CD" w:themeColor="accent1" w:themeTint="BF"/>
-        <w:bottom w:val="single" w:sz="8" w:space="0" w:color="7BA0CD" w:themeColor="accent1" w:themeTint="BF"/>
-        <w:right w:val="single" w:sz="8" w:space="0" w:color="7BA0CD" w:themeColor="accent1" w:themeTint="BF"/>
-        <w:insideH w:val="single" w:sz="8" w:space="0" w:color="7BA0CD" w:themeColor="accent1" w:themeTint="BF"/>
-        <w:insideV w:val="single" w:sz="8" w:space="0" w:color="7BA0CD" w:themeColor="accent1" w:themeTint="BF"/>
+        <w:top w:val="single" w:color="7BA0CD" w:themeColor="accent1" w:themeTint="BF" w:sz="8" w:space="0"/>
+        <w:left w:val="single" w:color="7BA0CD" w:themeColor="accent1" w:themeTint="BF" w:sz="8" w:space="0"/>
+        <w:bottom w:val="single" w:color="7BA0CD" w:themeColor="accent1" w:themeTint="BF" w:sz="8" w:space="0"/>
+        <w:right w:val="single" w:color="7BA0CD" w:themeColor="accent1" w:themeTint="BF" w:sz="8" w:space="0"/>
+        <w:insideH w:val="single" w:color="7BA0CD" w:themeColor="accent1" w:themeTint="BF" w:sz="8" w:space="0"/>
+        <w:insideV w:val="single" w:color="7BA0CD" w:themeColor="accent1" w:themeTint="BF" w:sz="8" w:space="0"/>
       </w:tblBorders>
       <w:tblCellMar>
         <w:top w:w="0" w:type="dxa"/>
@@ -9074,7 +8963,7 @@
       <w:tblPr/>
       <w:tcPr>
         <w:tcBorders>
-          <w:top w:val="single" w:sz="18" w:space="0" w:color="7BA0CD" w:themeColor="accent1" w:themeTint="BF"/>
+          <w:top w:val="single" w:color="7BA0CD" w:themeColor="accent1" w:themeTint="BF" w:sz="18" w:space="0"/>
         </w:tcBorders>
       </w:tcPr>
     </w:tblStylePr>
@@ -9116,12 +9005,12 @@
       <w:tblStyleColBandSize w:val="1"/>
       <w:tblInd w:w="0" w:type="dxa"/>
       <w:tblBorders>
-        <w:top w:val="single" w:sz="8" w:space="0" w:color="CF7B79" w:themeColor="accent2" w:themeTint="BF"/>
-        <w:left w:val="single" w:sz="8" w:space="0" w:color="CF7B79" w:themeColor="accent2" w:themeTint="BF"/>
-        <w:bottom w:val="single" w:sz="8" w:space="0" w:color="CF7B79" w:themeColor="accent2" w:themeTint="BF"/>
-        <w:right w:val="single" w:sz="8" w:space="0" w:color="CF7B79" w:themeColor="accent2" w:themeTint="BF"/>
-        <w:insideH w:val="single" w:sz="8" w:space="0" w:color="CF7B79" w:themeColor="accent2" w:themeTint="BF"/>
-        <w:insideV w:val="single" w:sz="8" w:space="0" w:color="CF7B79" w:themeColor="accent2" w:themeTint="BF"/>
+        <w:top w:val="single" w:color="CF7B79" w:themeColor="accent2" w:themeTint="BF" w:sz="8" w:space="0"/>
+        <w:left w:val="single" w:color="CF7B79" w:themeColor="accent2" w:themeTint="BF" w:sz="8" w:space="0"/>
+        <w:bottom w:val="single" w:color="CF7B79" w:themeColor="accent2" w:themeTint="BF" w:sz="8" w:space="0"/>
+        <w:right w:val="single" w:color="CF7B79" w:themeColor="accent2" w:themeTint="BF" w:sz="8" w:space="0"/>
+        <w:insideH w:val="single" w:color="CF7B79" w:themeColor="accent2" w:themeTint="BF" w:sz="8" w:space="0"/>
+        <w:insideV w:val="single" w:color="CF7B79" w:themeColor="accent2" w:themeTint="BF" w:sz="8" w:space="0"/>
       </w:tblBorders>
       <w:tblCellMar>
         <w:top w:w="0" w:type="dxa"/>
@@ -9147,7 +9036,7 @@
       <w:tblPr/>
       <w:tcPr>
         <w:tcBorders>
-          <w:top w:val="single" w:sz="18" w:space="0" w:color="CF7B79" w:themeColor="accent2" w:themeTint="BF"/>
+          <w:top w:val="single" w:color="CF7B79" w:themeColor="accent2" w:themeTint="BF" w:sz="18" w:space="0"/>
         </w:tcBorders>
       </w:tcPr>
     </w:tblStylePr>
@@ -9189,12 +9078,12 @@
       <w:tblStyleColBandSize w:val="1"/>
       <w:tblInd w:w="0" w:type="dxa"/>
       <w:tblBorders>
-        <w:top w:val="single" w:sz="8" w:space="0" w:color="B3CC82" w:themeColor="accent3" w:themeTint="BF"/>
-        <w:left w:val="single" w:sz="8" w:space="0" w:color="B3CC82" w:themeColor="accent3" w:themeTint="BF"/>
-        <w:bottom w:val="single" w:sz="8" w:space="0" w:color="B3CC82" w:themeColor="accent3" w:themeTint="BF"/>
-        <w:right w:val="single" w:sz="8" w:space="0" w:color="B3CC82" w:themeColor="accent3" w:themeTint="BF"/>
-        <w:insideH w:val="single" w:sz="8" w:space="0" w:color="B3CC82" w:themeColor="accent3" w:themeTint="BF"/>
-        <w:insideV w:val="single" w:sz="8" w:space="0" w:color="B3CC82" w:themeColor="accent3" w:themeTint="BF"/>
+        <w:top w:val="single" w:color="B3CC82" w:themeColor="accent3" w:themeTint="BF" w:sz="8" w:space="0"/>
+        <w:left w:val="single" w:color="B3CC82" w:themeColor="accent3" w:themeTint="BF" w:sz="8" w:space="0"/>
+        <w:bottom w:val="single" w:color="B3CC82" w:themeColor="accent3" w:themeTint="BF" w:sz="8" w:space="0"/>
+        <w:right w:val="single" w:color="B3CC82" w:themeColor="accent3" w:themeTint="BF" w:sz="8" w:space="0"/>
+        <w:insideH w:val="single" w:color="B3CC82" w:themeColor="accent3" w:themeTint="BF" w:sz="8" w:space="0"/>
+        <w:insideV w:val="single" w:color="B3CC82" w:themeColor="accent3" w:themeTint="BF" w:sz="8" w:space="0"/>
       </w:tblBorders>
       <w:tblCellMar>
         <w:top w:w="0" w:type="dxa"/>
@@ -9220,7 +9109,7 @@
       <w:tblPr/>
       <w:tcPr>
         <w:tcBorders>
-          <w:top w:val="single" w:sz="18" w:space="0" w:color="B3CC82" w:themeColor="accent3" w:themeTint="BF"/>
+          <w:top w:val="single" w:color="B3CC82" w:themeColor="accent3" w:themeTint="BF" w:sz="18" w:space="0"/>
         </w:tcBorders>
       </w:tcPr>
     </w:tblStylePr>
@@ -9262,12 +9151,12 @@
       <w:tblStyleColBandSize w:val="1"/>
       <w:tblInd w:w="0" w:type="dxa"/>
       <w:tblBorders>
-        <w:top w:val="single" w:sz="8" w:space="0" w:color="9F8AB9" w:themeColor="accent4" w:themeTint="BF"/>
-        <w:left w:val="single" w:sz="8" w:space="0" w:color="9F8AB9" w:themeColor="accent4" w:themeTint="BF"/>
-        <w:bottom w:val="single" w:sz="8" w:space="0" w:color="9F8AB9" w:themeColor="accent4" w:themeTint="BF"/>
-        <w:right w:val="single" w:sz="8" w:space="0" w:color="9F8AB9" w:themeColor="accent4" w:themeTint="BF"/>
-        <w:insideH w:val="single" w:sz="8" w:space="0" w:color="9F8AB9" w:themeColor="accent4" w:themeTint="BF"/>
-        <w:insideV w:val="single" w:sz="8" w:space="0" w:color="9F8AB9" w:themeColor="accent4" w:themeTint="BF"/>
+        <w:top w:val="single" w:color="9F8AB9" w:themeColor="accent4" w:themeTint="BF" w:sz="8" w:space="0"/>
+        <w:left w:val="single" w:color="9F8AB9" w:themeColor="accent4" w:themeTint="BF" w:sz="8" w:space="0"/>
+        <w:bottom w:val="single" w:color="9F8AB9" w:themeColor="accent4" w:themeTint="BF" w:sz="8" w:space="0"/>
+        <w:right w:val="single" w:color="9F8AB9" w:themeColor="accent4" w:themeTint="BF" w:sz="8" w:space="0"/>
+        <w:insideH w:val="single" w:color="9F8AB9" w:themeColor="accent4" w:themeTint="BF" w:sz="8" w:space="0"/>
+        <w:insideV w:val="single" w:color="9F8AB9" w:themeColor="accent4" w:themeTint="BF" w:sz="8" w:space="0"/>
       </w:tblBorders>
       <w:tblCellMar>
         <w:top w:w="0" w:type="dxa"/>
@@ -9293,7 +9182,7 @@
       <w:tblPr/>
       <w:tcPr>
         <w:tcBorders>
-          <w:top w:val="single" w:sz="18" w:space="0" w:color="9F8AB9" w:themeColor="accent4" w:themeTint="BF"/>
+          <w:top w:val="single" w:color="9F8AB9" w:themeColor="accent4" w:themeTint="BF" w:sz="18" w:space="0"/>
         </w:tcBorders>
       </w:tcPr>
     </w:tblStylePr>
@@ -9335,12 +9224,12 @@
       <w:tblStyleColBandSize w:val="1"/>
       <w:tblInd w:w="0" w:type="dxa"/>
       <w:tblBorders>
-        <w:top w:val="single" w:sz="8" w:space="0" w:color="78C0D4" w:themeColor="accent5" w:themeTint="BF"/>
-        <w:left w:val="single" w:sz="8" w:space="0" w:color="78C0D4" w:themeColor="accent5" w:themeTint="BF"/>
-        <w:bottom w:val="single" w:sz="8" w:space="0" w:color="78C0D4" w:themeColor="accent5" w:themeTint="BF"/>
-        <w:right w:val="single" w:sz="8" w:space="0" w:color="78C0D4" w:themeColor="accent5" w:themeTint="BF"/>
-        <w:insideH w:val="single" w:sz="8" w:space="0" w:color="78C0D4" w:themeColor="accent5" w:themeTint="BF"/>
-        <w:insideV w:val="single" w:sz="8" w:space="0" w:color="78C0D4" w:themeColor="accent5" w:themeTint="BF"/>
+        <w:top w:val="single" w:color="78C0D4" w:themeColor="accent5" w:themeTint="BF" w:sz="8" w:space="0"/>
+        <w:left w:val="single" w:color="78C0D4" w:themeColor="accent5" w:themeTint="BF" w:sz="8" w:space="0"/>
+        <w:bottom w:val="single" w:color="78C0D4" w:themeColor="accent5" w:themeTint="BF" w:sz="8" w:space="0"/>
+        <w:right w:val="single" w:color="78C0D4" w:themeColor="accent5" w:themeTint="BF" w:sz="8" w:space="0"/>
+        <w:insideH w:val="single" w:color="78C0D4" w:themeColor="accent5" w:themeTint="BF" w:sz="8" w:space="0"/>
+        <w:insideV w:val="single" w:color="78C0D4" w:themeColor="accent5" w:themeTint="BF" w:sz="8" w:space="0"/>
       </w:tblBorders>
       <w:tblCellMar>
         <w:top w:w="0" w:type="dxa"/>
@@ -9366,7 +9255,7 @@
       <w:tblPr/>
       <w:tcPr>
         <w:tcBorders>
-          <w:top w:val="single" w:sz="18" w:space="0" w:color="78C0D4" w:themeColor="accent5" w:themeTint="BF"/>
+          <w:top w:val="single" w:color="78C0D4" w:themeColor="accent5" w:themeTint="BF" w:sz="18" w:space="0"/>
         </w:tcBorders>
       </w:tcPr>
     </w:tblStylePr>
@@ -9408,12 +9297,12 @@
       <w:tblStyleColBandSize w:val="1"/>
       <w:tblInd w:w="0" w:type="dxa"/>
       <w:tblBorders>
-        <w:top w:val="single" w:sz="8" w:space="0" w:color="F9B074" w:themeColor="accent6" w:themeTint="BF"/>
-        <w:left w:val="single" w:sz="8" w:space="0" w:color="F9B074" w:themeColor="accent6" w:themeTint="BF"/>
-        <w:bottom w:val="single" w:sz="8" w:space="0" w:color="F9B074" w:themeColor="accent6" w:themeTint="BF"/>
-        <w:right w:val="single" w:sz="8" w:space="0" w:color="F9B074" w:themeColor="accent6" w:themeTint="BF"/>
-        <w:insideH w:val="single" w:sz="8" w:space="0" w:color="F9B074" w:themeColor="accent6" w:themeTint="BF"/>
-        <w:insideV w:val="single" w:sz="8" w:space="0" w:color="F9B074" w:themeColor="accent6" w:themeTint="BF"/>
+        <w:top w:val="single" w:color="F9B074" w:themeColor="accent6" w:themeTint="BF" w:sz="8" w:space="0"/>
+        <w:left w:val="single" w:color="F9B074" w:themeColor="accent6" w:themeTint="BF" w:sz="8" w:space="0"/>
+        <w:bottom w:val="single" w:color="F9B074" w:themeColor="accent6" w:themeTint="BF" w:sz="8" w:space="0"/>
+        <w:right w:val="single" w:color="F9B074" w:themeColor="accent6" w:themeTint="BF" w:sz="8" w:space="0"/>
+        <w:insideH w:val="single" w:color="F9B074" w:themeColor="accent6" w:themeTint="BF" w:sz="8" w:space="0"/>
+        <w:insideV w:val="single" w:color="F9B074" w:themeColor="accent6" w:themeTint="BF" w:sz="8" w:space="0"/>
       </w:tblBorders>
       <w:tblCellMar>
         <w:top w:w="0" w:type="dxa"/>
@@ -9439,7 +9328,7 @@
       <w:tblPr/>
       <w:tcPr>
         <w:tcBorders>
-          <w:top w:val="single" w:sz="18" w:space="0" w:color="F9B074" w:themeColor="accent6" w:themeTint="BF"/>
+          <w:top w:val="single" w:color="F9B074" w:themeColor="accent6" w:themeTint="BF" w:sz="18" w:space="0"/>
         </w:tcBorders>
       </w:tcPr>
     </w:tblStylePr>
@@ -9477,7 +9366,7 @@
       <w:spacing w:after="0" w:line="240" w:lineRule="auto"/>
     </w:pPr>
     <w:rPr>
-      <w:rFonts w:asciiTheme="majorHAnsi" w:eastAsiaTheme="majorEastAsia" w:hAnsiTheme="majorHAnsi" w:cstheme="majorBidi"/>
+      <w:rFonts w:asciiTheme="majorHAnsi" w:hAnsiTheme="majorHAnsi" w:eastAsiaTheme="majorEastAsia" w:cstheme="majorBidi"/>
       <w:color w:val="000000" w:themeColor="text1"/>
     </w:rPr>
     <w:tblPr>
@@ -9485,12 +9374,12 @@
       <w:tblStyleColBandSize w:val="1"/>
       <w:tblInd w:w="0" w:type="dxa"/>
       <w:tblBorders>
-        <w:top w:val="single" w:sz="8" w:space="0" w:color="000000" w:themeColor="text1"/>
-        <w:left w:val="single" w:sz="8" w:space="0" w:color="000000" w:themeColor="text1"/>
-        <w:bottom w:val="single" w:sz="8" w:space="0" w:color="000000" w:themeColor="text1"/>
-        <w:right w:val="single" w:sz="8" w:space="0" w:color="000000" w:themeColor="text1"/>
-        <w:insideH w:val="single" w:sz="8" w:space="0" w:color="000000" w:themeColor="text1"/>
-        <w:insideV w:val="single" w:sz="8" w:space="0" w:color="000000" w:themeColor="text1"/>
+        <w:top w:val="single" w:color="000000" w:themeColor="text1" w:sz="8" w:space="0"/>
+        <w:left w:val="single" w:color="000000" w:themeColor="text1" w:sz="8" w:space="0"/>
+        <w:bottom w:val="single" w:color="000000" w:themeColor="text1" w:sz="8" w:space="0"/>
+        <w:right w:val="single" w:color="000000" w:themeColor="text1" w:sz="8" w:space="0"/>
+        <w:insideH w:val="single" w:color="000000" w:themeColor="text1" w:sz="8" w:space="0"/>
+        <w:insideV w:val="single" w:color="000000" w:themeColor="text1" w:sz="8" w:space="0"/>
       </w:tblBorders>
       <w:tblCellMar>
         <w:top w:w="0" w:type="dxa"/>
@@ -9522,7 +9411,7 @@
       <w:tblPr/>
       <w:tcPr>
         <w:tcBorders>
-          <w:top w:val="single" w:sz="12" w:space="0" w:color="000000" w:themeColor="text1"/>
+          <w:top w:val="single" w:color="000000" w:themeColor="text1" w:sz="12" w:space="0"/>
           <w:left w:val="nil"/>
           <w:bottom w:val="nil"/>
           <w:right w:val="nil"/>
@@ -9580,8 +9469,8 @@
       <w:tblPr/>
       <w:tcPr>
         <w:tcBorders>
-          <w:insideH w:val="single" w:sz="6" w:space="0" w:color="000000" w:themeColor="text1"/>
-          <w:insideV w:val="single" w:sz="6" w:space="0" w:color="000000" w:themeColor="text1"/>
+          <w:insideH w:val="single" w:color="000000" w:themeColor="text1" w:sz="6" w:space="0"/>
+          <w:insideV w:val="single" w:color="000000" w:themeColor="text1" w:sz="6" w:space="0"/>
         </w:tcBorders>
         <w:shd w:val="clear" w:color="auto" w:fill="808080" w:themeFill="text1" w:themeFillTint="7F"/>
       </w:tcPr>
@@ -9602,7 +9491,7 @@
       <w:spacing w:after="0" w:line="240" w:lineRule="auto"/>
     </w:pPr>
     <w:rPr>
-      <w:rFonts w:asciiTheme="majorHAnsi" w:eastAsiaTheme="majorEastAsia" w:hAnsiTheme="majorHAnsi" w:cstheme="majorBidi"/>
+      <w:rFonts w:asciiTheme="majorHAnsi" w:hAnsiTheme="majorHAnsi" w:eastAsiaTheme="majorEastAsia" w:cstheme="majorBidi"/>
       <w:color w:val="000000" w:themeColor="text1"/>
     </w:rPr>
     <w:tblPr>
@@ -9610,12 +9499,12 @@
       <w:tblStyleColBandSize w:val="1"/>
       <w:tblInd w:w="0" w:type="dxa"/>
       <w:tblBorders>
-        <w:top w:val="single" w:sz="8" w:space="0" w:color="4F81BD" w:themeColor="accent1"/>
-        <w:left w:val="single" w:sz="8" w:space="0" w:color="4F81BD" w:themeColor="accent1"/>
-        <w:bottom w:val="single" w:sz="8" w:space="0" w:color="4F81BD" w:themeColor="accent1"/>
-        <w:right w:val="single" w:sz="8" w:space="0" w:color="4F81BD" w:themeColor="accent1"/>
-        <w:insideH w:val="single" w:sz="8" w:space="0" w:color="4F81BD" w:themeColor="accent1"/>
-        <w:insideV w:val="single" w:sz="8" w:space="0" w:color="4F81BD" w:themeColor="accent1"/>
+        <w:top w:val="single" w:color="4F81BD" w:themeColor="accent1" w:sz="8" w:space="0"/>
+        <w:left w:val="single" w:color="4F81BD" w:themeColor="accent1" w:sz="8" w:space="0"/>
+        <w:bottom w:val="single" w:color="4F81BD" w:themeColor="accent1" w:sz="8" w:space="0"/>
+        <w:right w:val="single" w:color="4F81BD" w:themeColor="accent1" w:sz="8" w:space="0"/>
+        <w:insideH w:val="single" w:color="4F81BD" w:themeColor="accent1" w:sz="8" w:space="0"/>
+        <w:insideV w:val="single" w:color="4F81BD" w:themeColor="accent1" w:sz="8" w:space="0"/>
       </w:tblBorders>
       <w:tblCellMar>
         <w:top w:w="0" w:type="dxa"/>
@@ -9647,7 +9536,7 @@
       <w:tblPr/>
       <w:tcPr>
         <w:tcBorders>
-          <w:top w:val="single" w:sz="12" w:space="0" w:color="000000" w:themeColor="text1"/>
+          <w:top w:val="single" w:color="000000" w:themeColor="text1" w:sz="12" w:space="0"/>
           <w:left w:val="nil"/>
           <w:bottom w:val="nil"/>
           <w:right w:val="nil"/>
@@ -9705,8 +9594,8 @@
       <w:tblPr/>
       <w:tcPr>
         <w:tcBorders>
-          <w:insideH w:val="single" w:sz="6" w:space="0" w:color="4F81BD" w:themeColor="accent1"/>
-          <w:insideV w:val="single" w:sz="6" w:space="0" w:color="4F81BD" w:themeColor="accent1"/>
+          <w:insideH w:val="single" w:color="4F81BD" w:themeColor="accent1" w:sz="6" w:space="0"/>
+          <w:insideV w:val="single" w:color="4F81BD" w:themeColor="accent1" w:sz="6" w:space="0"/>
         </w:tcBorders>
         <w:shd w:val="clear" w:color="auto" w:fill="A7BFDE" w:themeFill="accent1" w:themeFillTint="7F"/>
       </w:tcPr>
@@ -9727,7 +9616,7 @@
       <w:spacing w:after="0" w:line="240" w:lineRule="auto"/>
     </w:pPr>
     <w:rPr>
-      <w:rFonts w:asciiTheme="majorHAnsi" w:eastAsiaTheme="majorEastAsia" w:hAnsiTheme="majorHAnsi" w:cstheme="majorBidi"/>
+      <w:rFonts w:asciiTheme="majorHAnsi" w:hAnsiTheme="majorHAnsi" w:eastAsiaTheme="majorEastAsia" w:cstheme="majorBidi"/>
       <w:color w:val="000000" w:themeColor="text1"/>
     </w:rPr>
     <w:tblPr>
@@ -9735,12 +9624,12 @@
       <w:tblStyleColBandSize w:val="1"/>
       <w:tblInd w:w="0" w:type="dxa"/>
       <w:tblBorders>
-        <w:top w:val="single" w:sz="8" w:space="0" w:color="C0504D" w:themeColor="accent2"/>
-        <w:left w:val="single" w:sz="8" w:space="0" w:color="C0504D" w:themeColor="accent2"/>
-        <w:bottom w:val="single" w:sz="8" w:space="0" w:color="C0504D" w:themeColor="accent2"/>
-        <w:right w:val="single" w:sz="8" w:space="0" w:color="C0504D" w:themeColor="accent2"/>
-        <w:insideH w:val="single" w:sz="8" w:space="0" w:color="C0504D" w:themeColor="accent2"/>
-        <w:insideV w:val="single" w:sz="8" w:space="0" w:color="C0504D" w:themeColor="accent2"/>
+        <w:top w:val="single" w:color="C0504D" w:themeColor="accent2" w:sz="8" w:space="0"/>
+        <w:left w:val="single" w:color="C0504D" w:themeColor="accent2" w:sz="8" w:space="0"/>
+        <w:bottom w:val="single" w:color="C0504D" w:themeColor="accent2" w:sz="8" w:space="0"/>
+        <w:right w:val="single" w:color="C0504D" w:themeColor="accent2" w:sz="8" w:space="0"/>
+        <w:insideH w:val="single" w:color="C0504D" w:themeColor="accent2" w:sz="8" w:space="0"/>
+        <w:insideV w:val="single" w:color="C0504D" w:themeColor="accent2" w:sz="8" w:space="0"/>
       </w:tblBorders>
       <w:tblCellMar>
         <w:top w:w="0" w:type="dxa"/>
@@ -9772,7 +9661,7 @@
       <w:tblPr/>
       <w:tcPr>
         <w:tcBorders>
-          <w:top w:val="single" w:sz="12" w:space="0" w:color="000000" w:themeColor="text1"/>
+          <w:top w:val="single" w:color="000000" w:themeColor="text1" w:sz="12" w:space="0"/>
           <w:left w:val="nil"/>
           <w:bottom w:val="nil"/>
           <w:right w:val="nil"/>
@@ -9830,8 +9719,8 @@
       <w:tblPr/>
       <w:tcPr>
         <w:tcBorders>
-          <w:insideH w:val="single" w:sz="6" w:space="0" w:color="C0504D" w:themeColor="accent2"/>
-          <w:insideV w:val="single" w:sz="6" w:space="0" w:color="C0504D" w:themeColor="accent2"/>
+          <w:insideH w:val="single" w:color="C0504D" w:themeColor="accent2" w:sz="6" w:space="0"/>
+          <w:insideV w:val="single" w:color="C0504D" w:themeColor="accent2" w:sz="6" w:space="0"/>
         </w:tcBorders>
         <w:shd w:val="clear" w:color="auto" w:fill="DFA7A6" w:themeFill="accent2" w:themeFillTint="7F"/>
       </w:tcPr>
@@ -9852,7 +9741,7 @@
       <w:spacing w:after="0" w:line="240" w:lineRule="auto"/>
     </w:pPr>
     <w:rPr>
-      <w:rFonts w:asciiTheme="majorHAnsi" w:eastAsiaTheme="majorEastAsia" w:hAnsiTheme="majorHAnsi" w:cstheme="majorBidi"/>
+      <w:rFonts w:asciiTheme="majorHAnsi" w:hAnsiTheme="majorHAnsi" w:eastAsiaTheme="majorEastAsia" w:cstheme="majorBidi"/>
       <w:color w:val="000000" w:themeColor="text1"/>
     </w:rPr>
     <w:tblPr>
@@ -9860,12 +9749,12 @@
       <w:tblStyleColBandSize w:val="1"/>
       <w:tblInd w:w="0" w:type="dxa"/>
       <w:tblBorders>
-        <w:top w:val="single" w:sz="8" w:space="0" w:color="9BBB59" w:themeColor="accent3"/>
-        <w:left w:val="single" w:sz="8" w:space="0" w:color="9BBB59" w:themeColor="accent3"/>
-        <w:bottom w:val="single" w:sz="8" w:space="0" w:color="9BBB59" w:themeColor="accent3"/>
-        <w:right w:val="single" w:sz="8" w:space="0" w:color="9BBB59" w:themeColor="accent3"/>
-        <w:insideH w:val="single" w:sz="8" w:space="0" w:color="9BBB59" w:themeColor="accent3"/>
-        <w:insideV w:val="single" w:sz="8" w:space="0" w:color="9BBB59" w:themeColor="accent3"/>
+        <w:top w:val="single" w:color="9BBB59" w:themeColor="accent3" w:sz="8" w:space="0"/>
+        <w:left w:val="single" w:color="9BBB59" w:themeColor="accent3" w:sz="8" w:space="0"/>
+        <w:bottom w:val="single" w:color="9BBB59" w:themeColor="accent3" w:sz="8" w:space="0"/>
+        <w:right w:val="single" w:color="9BBB59" w:themeColor="accent3" w:sz="8" w:space="0"/>
+        <w:insideH w:val="single" w:color="9BBB59" w:themeColor="accent3" w:sz="8" w:space="0"/>
+        <w:insideV w:val="single" w:color="9BBB59" w:themeColor="accent3" w:sz="8" w:space="0"/>
       </w:tblBorders>
       <w:tblCellMar>
         <w:top w:w="0" w:type="dxa"/>
@@ -9897,7 +9786,7 @@
       <w:tblPr/>
       <w:tcPr>
         <w:tcBorders>
-          <w:top w:val="single" w:sz="12" w:space="0" w:color="000000" w:themeColor="text1"/>
+          <w:top w:val="single" w:color="000000" w:themeColor="text1" w:sz="12" w:space="0"/>
           <w:left w:val="nil"/>
           <w:bottom w:val="nil"/>
           <w:right w:val="nil"/>
@@ -9955,8 +9844,8 @@
       <w:tblPr/>
       <w:tcPr>
         <w:tcBorders>
-          <w:insideH w:val="single" w:sz="6" w:space="0" w:color="9BBB59" w:themeColor="accent3"/>
-          <w:insideV w:val="single" w:sz="6" w:space="0" w:color="9BBB59" w:themeColor="accent3"/>
+          <w:insideH w:val="single" w:color="9BBB59" w:themeColor="accent3" w:sz="6" w:space="0"/>
+          <w:insideV w:val="single" w:color="9BBB59" w:themeColor="accent3" w:sz="6" w:space="0"/>
         </w:tcBorders>
         <w:shd w:val="clear" w:color="auto" w:fill="CDDDAC" w:themeFill="accent3" w:themeFillTint="7F"/>
       </w:tcPr>
@@ -9977,7 +9866,7 @@
       <w:spacing w:after="0" w:line="240" w:lineRule="auto"/>
     </w:pPr>
     <w:rPr>
-      <w:rFonts w:asciiTheme="majorHAnsi" w:eastAsiaTheme="majorEastAsia" w:hAnsiTheme="majorHAnsi" w:cstheme="majorBidi"/>
+      <w:rFonts w:asciiTheme="majorHAnsi" w:hAnsiTheme="majorHAnsi" w:eastAsiaTheme="majorEastAsia" w:cstheme="majorBidi"/>
       <w:color w:val="000000" w:themeColor="text1"/>
     </w:rPr>
     <w:tblPr>
@@ -9985,12 +9874,12 @@
       <w:tblStyleColBandSize w:val="1"/>
       <w:tblInd w:w="0" w:type="dxa"/>
       <w:tblBorders>
-        <w:top w:val="single" w:sz="8" w:space="0" w:color="8064A2" w:themeColor="accent4"/>
-        <w:left w:val="single" w:sz="8" w:space="0" w:color="8064A2" w:themeColor="accent4"/>
-        <w:bottom w:val="single" w:sz="8" w:space="0" w:color="8064A2" w:themeColor="accent4"/>
-        <w:right w:val="single" w:sz="8" w:space="0" w:color="8064A2" w:themeColor="accent4"/>
-        <w:insideH w:val="single" w:sz="8" w:space="0" w:color="8064A2" w:themeColor="accent4"/>
-        <w:insideV w:val="single" w:sz="8" w:space="0" w:color="8064A2" w:themeColor="accent4"/>
+        <w:top w:val="single" w:color="8064A2" w:themeColor="accent4" w:sz="8" w:space="0"/>
+        <w:left w:val="single" w:color="8064A2" w:themeColor="accent4" w:sz="8" w:space="0"/>
+        <w:bottom w:val="single" w:color="8064A2" w:themeColor="accent4" w:sz="8" w:space="0"/>
+        <w:right w:val="single" w:color="8064A2" w:themeColor="accent4" w:sz="8" w:space="0"/>
+        <w:insideH w:val="single" w:color="8064A2" w:themeColor="accent4" w:sz="8" w:space="0"/>
+        <w:insideV w:val="single" w:color="8064A2" w:themeColor="accent4" w:sz="8" w:space="0"/>
       </w:tblBorders>
       <w:tblCellMar>
         <w:top w:w="0" w:type="dxa"/>
@@ -10022,7 +9911,7 @@
       <w:tblPr/>
       <w:tcPr>
         <w:tcBorders>
-          <w:top w:val="single" w:sz="12" w:space="0" w:color="000000" w:themeColor="text1"/>
+          <w:top w:val="single" w:color="000000" w:themeColor="text1" w:sz="12" w:space="0"/>
           <w:left w:val="nil"/>
           <w:bottom w:val="nil"/>
           <w:right w:val="nil"/>
@@ -10080,8 +9969,8 @@
       <w:tblPr/>
       <w:tcPr>
         <w:tcBorders>
-          <w:insideH w:val="single" w:sz="6" w:space="0" w:color="8064A2" w:themeColor="accent4"/>
-          <w:insideV w:val="single" w:sz="6" w:space="0" w:color="8064A2" w:themeColor="accent4"/>
+          <w:insideH w:val="single" w:color="8064A2" w:themeColor="accent4" w:sz="6" w:space="0"/>
+          <w:insideV w:val="single" w:color="8064A2" w:themeColor="accent4" w:sz="6" w:space="0"/>
         </w:tcBorders>
         <w:shd w:val="clear" w:color="auto" w:fill="BFB1D0" w:themeFill="accent4" w:themeFillTint="7F"/>
       </w:tcPr>
@@ -10102,7 +9991,7 @@
       <w:spacing w:after="0" w:line="240" w:lineRule="auto"/>
     </w:pPr>
     <w:rPr>
-      <w:rFonts w:asciiTheme="majorHAnsi" w:eastAsiaTheme="majorEastAsia" w:hAnsiTheme="majorHAnsi" w:cstheme="majorBidi"/>
+      <w:rFonts w:asciiTheme="majorHAnsi" w:hAnsiTheme="majorHAnsi" w:eastAsiaTheme="majorEastAsia" w:cstheme="majorBidi"/>
       <w:color w:val="000000" w:themeColor="text1"/>
     </w:rPr>
     <w:tblPr>
@@ -10110,12 +9999,12 @@
       <w:tblStyleColBandSize w:val="1"/>
       <w:tblInd w:w="0" w:type="dxa"/>
       <w:tblBorders>
-        <w:top w:val="single" w:sz="8" w:space="0" w:color="4BACC6" w:themeColor="accent5"/>
-        <w:left w:val="single" w:sz="8" w:space="0" w:color="4BACC6" w:themeColor="accent5"/>
-        <w:bottom w:val="single" w:sz="8" w:space="0" w:color="4BACC6" w:themeColor="accent5"/>
-        <w:right w:val="single" w:sz="8" w:space="0" w:color="4BACC6" w:themeColor="accent5"/>
-        <w:insideH w:val="single" w:sz="8" w:space="0" w:color="4BACC6" w:themeColor="accent5"/>
-        <w:insideV w:val="single" w:sz="8" w:space="0" w:color="4BACC6" w:themeColor="accent5"/>
+        <w:top w:val="single" w:color="4BACC6" w:themeColor="accent5" w:sz="8" w:space="0"/>
+        <w:left w:val="single" w:color="4BACC6" w:themeColor="accent5" w:sz="8" w:space="0"/>
+        <w:bottom w:val="single" w:color="4BACC6" w:themeColor="accent5" w:sz="8" w:space="0"/>
+        <w:right w:val="single" w:color="4BACC6" w:themeColor="accent5" w:sz="8" w:space="0"/>
+        <w:insideH w:val="single" w:color="4BACC6" w:themeColor="accent5" w:sz="8" w:space="0"/>
+        <w:insideV w:val="single" w:color="4BACC6" w:themeColor="accent5" w:sz="8" w:space="0"/>
       </w:tblBorders>
       <w:tblCellMar>
         <w:top w:w="0" w:type="dxa"/>
@@ -10147,7 +10036,7 @@
       <w:tblPr/>
       <w:tcPr>
         <w:tcBorders>
-          <w:top w:val="single" w:sz="12" w:space="0" w:color="000000" w:themeColor="text1"/>
+          <w:top w:val="single" w:color="000000" w:themeColor="text1" w:sz="12" w:space="0"/>
           <w:left w:val="nil"/>
           <w:bottom w:val="nil"/>
           <w:right w:val="nil"/>
@@ -10205,8 +10094,8 @@
       <w:tblPr/>
       <w:tcPr>
         <w:tcBorders>
-          <w:insideH w:val="single" w:sz="6" w:space="0" w:color="4BACC6" w:themeColor="accent5"/>
-          <w:insideV w:val="single" w:sz="6" w:space="0" w:color="4BACC6" w:themeColor="accent5"/>
+          <w:insideH w:val="single" w:color="4BACC6" w:themeColor="accent5" w:sz="6" w:space="0"/>
+          <w:insideV w:val="single" w:color="4BACC6" w:themeColor="accent5" w:sz="6" w:space="0"/>
         </w:tcBorders>
         <w:shd w:val="clear" w:color="auto" w:fill="A5D5E2" w:themeFill="accent5" w:themeFillTint="7F"/>
       </w:tcPr>
@@ -10227,7 +10116,7 @@
       <w:spacing w:after="0" w:line="240" w:lineRule="auto"/>
     </w:pPr>
     <w:rPr>
-      <w:rFonts w:asciiTheme="majorHAnsi" w:eastAsiaTheme="majorEastAsia" w:hAnsiTheme="majorHAnsi" w:cstheme="majorBidi"/>
+      <w:rFonts w:asciiTheme="majorHAnsi" w:hAnsiTheme="majorHAnsi" w:eastAsiaTheme="majorEastAsia" w:cstheme="majorBidi"/>
       <w:color w:val="000000" w:themeColor="text1"/>
     </w:rPr>
     <w:tblPr>
@@ -10235,12 +10124,12 @@
       <w:tblStyleColBandSize w:val="1"/>
       <w:tblInd w:w="0" w:type="dxa"/>
       <w:tblBorders>
-        <w:top w:val="single" w:sz="8" w:space="0" w:color="F79646" w:themeColor="accent6"/>
-        <w:left w:val="single" w:sz="8" w:space="0" w:color="F79646" w:themeColor="accent6"/>
-        <w:bottom w:val="single" w:sz="8" w:space="0" w:color="F79646" w:themeColor="accent6"/>
-        <w:right w:val="single" w:sz="8" w:space="0" w:color="F79646" w:themeColor="accent6"/>
-        <w:insideH w:val="single" w:sz="8" w:space="0" w:color="F79646" w:themeColor="accent6"/>
-        <w:insideV w:val="single" w:sz="8" w:space="0" w:color="F79646" w:themeColor="accent6"/>
+        <w:top w:val="single" w:color="F79646" w:themeColor="accent6" w:sz="8" w:space="0"/>
+        <w:left w:val="single" w:color="F79646" w:themeColor="accent6" w:sz="8" w:space="0"/>
+        <w:bottom w:val="single" w:color="F79646" w:themeColor="accent6" w:sz="8" w:space="0"/>
+        <w:right w:val="single" w:color="F79646" w:themeColor="accent6" w:sz="8" w:space="0"/>
+        <w:insideH w:val="single" w:color="F79646" w:themeColor="accent6" w:sz="8" w:space="0"/>
+        <w:insideV w:val="single" w:color="F79646" w:themeColor="accent6" w:sz="8" w:space="0"/>
       </w:tblBorders>
       <w:tblCellMar>
         <w:top w:w="0" w:type="dxa"/>
@@ -10272,7 +10161,7 @@
       <w:tblPr/>
       <w:tcPr>
         <w:tcBorders>
-          <w:top w:val="single" w:sz="12" w:space="0" w:color="000000" w:themeColor="text1"/>
+          <w:top w:val="single" w:color="000000" w:themeColor="text1" w:sz="12" w:space="0"/>
           <w:left w:val="nil"/>
           <w:bottom w:val="nil"/>
           <w:right w:val="nil"/>
@@ -10330,8 +10219,8 @@
       <w:tblPr/>
       <w:tcPr>
         <w:tcBorders>
-          <w:insideH w:val="single" w:sz="6" w:space="0" w:color="F79646" w:themeColor="accent6"/>
-          <w:insideV w:val="single" w:sz="6" w:space="0" w:color="F79646" w:themeColor="accent6"/>
+          <w:insideH w:val="single" w:color="F79646" w:themeColor="accent6" w:sz="6" w:space="0"/>
+          <w:insideV w:val="single" w:color="F79646" w:themeColor="accent6" w:sz="6" w:space="0"/>
         </w:tcBorders>
         <w:shd w:val="clear" w:color="auto" w:fill="FBCAA2" w:themeFill="accent6" w:themeFillTint="7F"/>
       </w:tcPr>
@@ -10356,12 +10245,12 @@
       <w:tblStyleColBandSize w:val="1"/>
       <w:tblInd w:w="0" w:type="dxa"/>
       <w:tblBorders>
-        <w:top w:val="single" w:sz="8" w:space="0" w:color="FFFFFF" w:themeColor="background1"/>
-        <w:left w:val="single" w:sz="8" w:space="0" w:color="FFFFFF" w:themeColor="background1"/>
-        <w:bottom w:val="single" w:sz="8" w:space="0" w:color="FFFFFF" w:themeColor="background1"/>
-        <w:right w:val="single" w:sz="8" w:space="0" w:color="FFFFFF" w:themeColor="background1"/>
-        <w:insideH w:val="single" w:sz="6" w:space="0" w:color="FFFFFF" w:themeColor="background1"/>
-        <w:insideV w:val="single" w:sz="6" w:space="0" w:color="FFFFFF" w:themeColor="background1"/>
+        <w:top w:val="single" w:color="FFFFFF" w:themeColor="background1" w:sz="8" w:space="0"/>
+        <w:left w:val="single" w:color="FFFFFF" w:themeColor="background1" w:sz="8" w:space="0"/>
+        <w:bottom w:val="single" w:color="FFFFFF" w:themeColor="background1" w:sz="8" w:space="0"/>
+        <w:right w:val="single" w:color="FFFFFF" w:themeColor="background1" w:sz="8" w:space="0"/>
+        <w:insideH w:val="single" w:color="FFFFFF" w:themeColor="background1" w:sz="6" w:space="0"/>
+        <w:insideV w:val="single" w:color="FFFFFF" w:themeColor="background1" w:sz="6" w:space="0"/>
       </w:tblBorders>
       <w:tblCellMar>
         <w:top w:w="0" w:type="dxa"/>
@@ -10384,12 +10273,12 @@
       <w:tblPr/>
       <w:tcPr>
         <w:tcBorders>
-          <w:top w:val="single" w:sz="8" w:space="0" w:color="FFFFFF" w:themeColor="background1"/>
-          <w:left w:val="single" w:sz="8" w:space="0" w:color="FFFFFF" w:themeColor="background1"/>
-          <w:bottom w:val="single" w:sz="24" w:space="0" w:color="FFFFFF" w:themeColor="background1"/>
-          <w:right w:val="single" w:sz="8" w:space="0" w:color="FFFFFF" w:themeColor="background1"/>
-          <w:insideH w:val="nil"/>
-          <w:insideV w:val="single" w:sz="8" w:space="0" w:color="FFFFFF" w:themeColor="background1"/>
+          <w:top w:val="single" w:color="FFFFFF" w:themeColor="background1" w:sz="8" w:space="0"/>
+          <w:left w:val="single" w:color="FFFFFF" w:themeColor="background1" w:sz="8" w:space="0"/>
+          <w:bottom w:val="single" w:color="FFFFFF" w:themeColor="background1" w:sz="24" w:space="0"/>
+          <w:right w:val="single" w:color="FFFFFF" w:themeColor="background1" w:sz="8" w:space="0"/>
+          <w:insideH w:val="nil"/>
+          <w:insideV w:val="single" w:color="FFFFFF" w:themeColor="background1" w:sz="8" w:space="0"/>
         </w:tcBorders>
         <w:shd w:val="clear" w:color="auto" w:fill="000000" w:themeFill="text1"/>
       </w:tcPr>
@@ -10405,12 +10294,12 @@
       <w:tblPr/>
       <w:tcPr>
         <w:tcBorders>
-          <w:top w:val="single" w:sz="24" w:space="0" w:color="FFFFFF" w:themeColor="background1"/>
-          <w:left w:val="single" w:sz="8" w:space="0" w:color="FFFFFF" w:themeColor="background1"/>
-          <w:bottom w:val="single" w:sz="8" w:space="0" w:color="FFFFFF" w:themeColor="background1"/>
-          <w:right w:val="single" w:sz="8" w:space="0" w:color="FFFFFF" w:themeColor="background1"/>
-          <w:insideH w:val="nil"/>
-          <w:insideV w:val="single" w:sz="8" w:space="0" w:color="FFFFFF" w:themeColor="background1"/>
+          <w:top w:val="single" w:color="FFFFFF" w:themeColor="background1" w:sz="24" w:space="0"/>
+          <w:left w:val="single" w:color="FFFFFF" w:themeColor="background1" w:sz="8" w:space="0"/>
+          <w:bottom w:val="single" w:color="FFFFFF" w:themeColor="background1" w:sz="8" w:space="0"/>
+          <w:right w:val="single" w:color="FFFFFF" w:themeColor="background1" w:sz="8" w:space="0"/>
+          <w:insideH w:val="nil"/>
+          <w:insideV w:val="single" w:color="FFFFFF" w:themeColor="background1" w:sz="8" w:space="0"/>
         </w:tcBorders>
         <w:shd w:val="clear" w:color="auto" w:fill="000000" w:themeFill="text1"/>
       </w:tcPr>
@@ -10426,8 +10315,8 @@
       <w:tblPr/>
       <w:tcPr>
         <w:tcBorders>
-          <w:left w:val="single" w:sz="8" w:space="0" w:color="FFFFFF" w:themeColor="background1"/>
-          <w:right w:val="single" w:sz="24" w:space="0" w:color="FFFFFF" w:themeColor="background1"/>
+          <w:left w:val="single" w:color="FFFFFF" w:themeColor="background1" w:sz="8" w:space="0"/>
+          <w:right w:val="single" w:color="FFFFFF" w:themeColor="background1" w:sz="24" w:space="0"/>
           <w:insideH w:val="nil"/>
           <w:insideV w:val="nil"/>
         </w:tcBorders>
@@ -10446,7 +10335,7 @@
       <w:tcPr>
         <w:tcBorders>
           <w:top w:val="nil"/>
-          <w:left w:val="single" w:sz="24" w:space="0" w:color="FFFFFF" w:themeColor="background1"/>
+          <w:left w:val="single" w:color="FFFFFF" w:themeColor="background1" w:sz="24" w:space="0"/>
           <w:bottom w:val="nil"/>
           <w:right w:val="nil"/>
           <w:insideH w:val="nil"/>
@@ -10459,10 +10348,10 @@
       <w:tblPr/>
       <w:tcPr>
         <w:tcBorders>
-          <w:top w:val="single" w:sz="8" w:space="0" w:color="FFFFFF" w:themeColor="background1"/>
-          <w:left w:val="single" w:sz="8" w:space="0" w:color="FFFFFF" w:themeColor="background1"/>
-          <w:bottom w:val="single" w:sz="8" w:space="0" w:color="FFFFFF" w:themeColor="background1"/>
-          <w:right w:val="single" w:sz="8" w:space="0" w:color="FFFFFF" w:themeColor="background1"/>
+          <w:top w:val="single" w:color="FFFFFF" w:themeColor="background1" w:sz="8" w:space="0"/>
+          <w:left w:val="single" w:color="FFFFFF" w:themeColor="background1" w:sz="8" w:space="0"/>
+          <w:bottom w:val="single" w:color="FFFFFF" w:themeColor="background1" w:sz="8" w:space="0"/>
+          <w:right w:val="single" w:color="FFFFFF" w:themeColor="background1" w:sz="8" w:space="0"/>
           <w:insideH w:val="nil"/>
           <w:insideV w:val="nil"/>
         </w:tcBorders>
@@ -10473,12 +10362,12 @@
       <w:tblPr/>
       <w:tcPr>
         <w:tcBorders>
-          <w:top w:val="single" w:sz="8" w:space="0" w:color="FFFFFF" w:themeColor="background1"/>
-          <w:left w:val="single" w:sz="8" w:space="0" w:color="FFFFFF" w:themeColor="background1"/>
-          <w:bottom w:val="single" w:sz="8" w:space="0" w:color="FFFFFF" w:themeColor="background1"/>
-          <w:right w:val="single" w:sz="8" w:space="0" w:color="FFFFFF" w:themeColor="background1"/>
-          <w:insideH w:val="single" w:sz="8" w:space="0" w:color="FFFFFF" w:themeColor="background1"/>
-          <w:insideV w:val="single" w:sz="8" w:space="0" w:color="FFFFFF" w:themeColor="background1"/>
+          <w:top w:val="single" w:color="FFFFFF" w:themeColor="background1" w:sz="8" w:space="0"/>
+          <w:left w:val="single" w:color="FFFFFF" w:themeColor="background1" w:sz="8" w:space="0"/>
+          <w:bottom w:val="single" w:color="FFFFFF" w:themeColor="background1" w:sz="8" w:space="0"/>
+          <w:right w:val="single" w:color="FFFFFF" w:themeColor="background1" w:sz="8" w:space="0"/>
+          <w:insideH w:val="single" w:color="FFFFFF" w:themeColor="background1" w:sz="8" w:space="0"/>
+          <w:insideV w:val="single" w:color="FFFFFF" w:themeColor="background1" w:sz="8" w:space="0"/>
         </w:tcBorders>
         <w:shd w:val="clear" w:color="auto" w:fill="808080" w:themeFill="text1" w:themeFillTint="7F"/>
       </w:tcPr>
@@ -10497,12 +10386,12 @@
       <w:tblStyleColBandSize w:val="1"/>
       <w:tblInd w:w="0" w:type="dxa"/>
       <w:tblBorders>
-        <w:top w:val="single" w:sz="8" w:space="0" w:color="FFFFFF" w:themeColor="background1"/>
-        <w:left w:val="single" w:sz="8" w:space="0" w:color="FFFFFF" w:themeColor="background1"/>
-        <w:bottom w:val="single" w:sz="8" w:space="0" w:color="FFFFFF" w:themeColor="background1"/>
-        <w:right w:val="single" w:sz="8" w:space="0" w:color="FFFFFF" w:themeColor="background1"/>
-        <w:insideH w:val="single" w:sz="6" w:space="0" w:color="FFFFFF" w:themeColor="background1"/>
-        <w:insideV w:val="single" w:sz="6" w:space="0" w:color="FFFFFF" w:themeColor="background1"/>
+        <w:top w:val="single" w:color="FFFFFF" w:themeColor="background1" w:sz="8" w:space="0"/>
+        <w:left w:val="single" w:color="FFFFFF" w:themeColor="background1" w:sz="8" w:space="0"/>
+        <w:bottom w:val="single" w:color="FFFFFF" w:themeColor="background1" w:sz="8" w:space="0"/>
+        <w:right w:val="single" w:color="FFFFFF" w:themeColor="background1" w:sz="8" w:space="0"/>
+        <w:insideH w:val="single" w:color="FFFFFF" w:themeColor="background1" w:sz="6" w:space="0"/>
+        <w:insideV w:val="single" w:color="FFFFFF" w:themeColor="background1" w:sz="6" w:space="0"/>
       </w:tblBorders>
       <w:tblCellMar>
         <w:top w:w="0" w:type="dxa"/>
@@ -10525,12 +10414,12 @@
       <w:tblPr/>
       <w:tcPr>
         <w:tcBorders>
-          <w:top w:val="single" w:sz="8" w:space="0" w:color="FFFFFF" w:themeColor="background1"/>
-          <w:left w:val="single" w:sz="8" w:space="0" w:color="FFFFFF" w:themeColor="background1"/>
-          <w:bottom w:val="single" w:sz="24" w:space="0" w:color="FFFFFF" w:themeColor="background1"/>
-          <w:right w:val="single" w:sz="8" w:space="0" w:color="FFFFFF" w:themeColor="background1"/>
-          <w:insideH w:val="nil"/>
-          <w:insideV w:val="single" w:sz="8" w:space="0" w:color="FFFFFF" w:themeColor="background1"/>
+          <w:top w:val="single" w:color="FFFFFF" w:themeColor="background1" w:sz="8" w:space="0"/>
+          <w:left w:val="single" w:color="FFFFFF" w:themeColor="background1" w:sz="8" w:space="0"/>
+          <w:bottom w:val="single" w:color="FFFFFF" w:themeColor="background1" w:sz="24" w:space="0"/>
+          <w:right w:val="single" w:color="FFFFFF" w:themeColor="background1" w:sz="8" w:space="0"/>
+          <w:insideH w:val="nil"/>
+          <w:insideV w:val="single" w:color="FFFFFF" w:themeColor="background1" w:sz="8" w:space="0"/>
         </w:tcBorders>
         <w:shd w:val="clear" w:color="auto" w:fill="4F81BD" w:themeFill="accent1"/>
       </w:tcPr>
@@ -10546,12 +10435,12 @@
       <w:tblPr/>
       <w:tcPr>
         <w:tcBorders>
-          <w:top w:val="single" w:sz="24" w:space="0" w:color="FFFFFF" w:themeColor="background1"/>
-          <w:left w:val="single" w:sz="8" w:space="0" w:color="FFFFFF" w:themeColor="background1"/>
-          <w:bottom w:val="single" w:sz="8" w:space="0" w:color="FFFFFF" w:themeColor="background1"/>
-          <w:right w:val="single" w:sz="8" w:space="0" w:color="FFFFFF" w:themeColor="background1"/>
-          <w:insideH w:val="nil"/>
-          <w:insideV w:val="single" w:sz="8" w:space="0" w:color="FFFFFF" w:themeColor="background1"/>
+          <w:top w:val="single" w:color="FFFFFF" w:themeColor="background1" w:sz="24" w:space="0"/>
+          <w:left w:val="single" w:color="FFFFFF" w:themeColor="background1" w:sz="8" w:space="0"/>
+          <w:bottom w:val="single" w:color="FFFFFF" w:themeColor="background1" w:sz="8" w:space="0"/>
+          <w:right w:val="single" w:color="FFFFFF" w:themeColor="background1" w:sz="8" w:space="0"/>
+          <w:insideH w:val="nil"/>
+          <w:insideV w:val="single" w:color="FFFFFF" w:themeColor="background1" w:sz="8" w:space="0"/>
         </w:tcBorders>
         <w:shd w:val="clear" w:color="auto" w:fill="4F81BD" w:themeFill="accent1"/>
       </w:tcPr>
@@ -10567,8 +10456,8 @@
       <w:tblPr/>
       <w:tcPr>
         <w:tcBorders>
-          <w:left w:val="single" w:sz="8" w:space="0" w:color="FFFFFF" w:themeColor="background1"/>
-          <w:right w:val="single" w:sz="24" w:space="0" w:color="FFFFFF" w:themeColor="background1"/>
+          <w:left w:val="single" w:color="FFFFFF" w:themeColor="background1" w:sz="8" w:space="0"/>
+          <w:right w:val="single" w:color="FFFFFF" w:themeColor="background1" w:sz="24" w:space="0"/>
           <w:insideH w:val="nil"/>
           <w:insideV w:val="nil"/>
         </w:tcBorders>
@@ -10587,7 +10476,7 @@
       <w:tcPr>
         <w:tcBorders>
           <w:top w:val="nil"/>
-          <w:left w:val="single" w:sz="24" w:space="0" w:color="FFFFFF" w:themeColor="background1"/>
+          <w:left w:val="single" w:color="FFFFFF" w:themeColor="background1" w:sz="24" w:space="0"/>
           <w:bottom w:val="nil"/>
           <w:right w:val="nil"/>
           <w:insideH w:val="nil"/>
@@ -10600,10 +10489,10 @@
       <w:tblPr/>
       <w:tcPr>
         <w:tcBorders>
-          <w:top w:val="single" w:sz="8" w:space="0" w:color="FFFFFF" w:themeColor="background1"/>
-          <w:left w:val="single" w:sz="8" w:space="0" w:color="FFFFFF" w:themeColor="background1"/>
-          <w:bottom w:val="single" w:sz="8" w:space="0" w:color="FFFFFF" w:themeColor="background1"/>
-          <w:right w:val="single" w:sz="8" w:space="0" w:color="FFFFFF" w:themeColor="background1"/>
+          <w:top w:val="single" w:color="FFFFFF" w:themeColor="background1" w:sz="8" w:space="0"/>
+          <w:left w:val="single" w:color="FFFFFF" w:themeColor="background1" w:sz="8" w:space="0"/>
+          <w:bottom w:val="single" w:color="FFFFFF" w:themeColor="background1" w:sz="8" w:space="0"/>
+          <w:right w:val="single" w:color="FFFFFF" w:themeColor="background1" w:sz="8" w:space="0"/>
           <w:insideH w:val="nil"/>
           <w:insideV w:val="nil"/>
         </w:tcBorders>
@@ -10614,12 +10503,12 @@
       <w:tblPr/>
       <w:tcPr>
         <w:tcBorders>
-          <w:top w:val="single" w:sz="8" w:space="0" w:color="FFFFFF" w:themeColor="background1"/>
-          <w:left w:val="single" w:sz="8" w:space="0" w:color="FFFFFF" w:themeColor="background1"/>
-          <w:bottom w:val="single" w:sz="8" w:space="0" w:color="FFFFFF" w:themeColor="background1"/>
-          <w:right w:val="single" w:sz="8" w:space="0" w:color="FFFFFF" w:themeColor="background1"/>
-          <w:insideH w:val="single" w:sz="8" w:space="0" w:color="FFFFFF" w:themeColor="background1"/>
-          <w:insideV w:val="single" w:sz="8" w:space="0" w:color="FFFFFF" w:themeColor="background1"/>
+          <w:top w:val="single" w:color="FFFFFF" w:themeColor="background1" w:sz="8" w:space="0"/>
+          <w:left w:val="single" w:color="FFFFFF" w:themeColor="background1" w:sz="8" w:space="0"/>
+          <w:bottom w:val="single" w:color="FFFFFF" w:themeColor="background1" w:sz="8" w:space="0"/>
+          <w:right w:val="single" w:color="FFFFFF" w:themeColor="background1" w:sz="8" w:space="0"/>
+          <w:insideH w:val="single" w:color="FFFFFF" w:themeColor="background1" w:sz="8" w:space="0"/>
+          <w:insideV w:val="single" w:color="FFFFFF" w:themeColor="background1" w:sz="8" w:space="0"/>
         </w:tcBorders>
         <w:shd w:val="clear" w:color="auto" w:fill="A7BFDE" w:themeFill="accent1" w:themeFillTint="7F"/>
       </w:tcPr>
@@ -10638,12 +10527,12 @@
       <w:tblStyleColBandSize w:val="1"/>
       <w:tblInd w:w="0" w:type="dxa"/>
       <w:tblBorders>
-        <w:top w:val="single" w:sz="8" w:space="0" w:color="FFFFFF" w:themeColor="background1"/>
-        <w:left w:val="single" w:sz="8" w:space="0" w:color="FFFFFF" w:themeColor="background1"/>
-        <w:bottom w:val="single" w:sz="8" w:space="0" w:color="FFFFFF" w:themeColor="background1"/>
-        <w:right w:val="single" w:sz="8" w:space="0" w:color="FFFFFF" w:themeColor="background1"/>
-        <w:insideH w:val="single" w:sz="6" w:space="0" w:color="FFFFFF" w:themeColor="background1"/>
-        <w:insideV w:val="single" w:sz="6" w:space="0" w:color="FFFFFF" w:themeColor="background1"/>
+        <w:top w:val="single" w:color="FFFFFF" w:themeColor="background1" w:sz="8" w:space="0"/>
+        <w:left w:val="single" w:color="FFFFFF" w:themeColor="background1" w:sz="8" w:space="0"/>
+        <w:bottom w:val="single" w:color="FFFFFF" w:themeColor="background1" w:sz="8" w:space="0"/>
+        <w:right w:val="single" w:color="FFFFFF" w:themeColor="background1" w:sz="8" w:space="0"/>
+        <w:insideH w:val="single" w:color="FFFFFF" w:themeColor="background1" w:sz="6" w:space="0"/>
+        <w:insideV w:val="single" w:color="FFFFFF" w:themeColor="background1" w:sz="6" w:space="0"/>
       </w:tblBorders>
       <w:tblCellMar>
         <w:top w:w="0" w:type="dxa"/>
@@ -10666,12 +10555,12 @@
       <w:tblPr/>
       <w:tcPr>
         <w:tcBorders>
-          <w:top w:val="single" w:sz="8" w:space="0" w:color="FFFFFF" w:themeColor="background1"/>
-          <w:left w:val="single" w:sz="8" w:space="0" w:color="FFFFFF" w:themeColor="background1"/>
-          <w:bottom w:val="single" w:sz="24" w:space="0" w:color="FFFFFF" w:themeColor="background1"/>
-          <w:right w:val="single" w:sz="8" w:space="0" w:color="FFFFFF" w:themeColor="background1"/>
-          <w:insideH w:val="nil"/>
-          <w:insideV w:val="single" w:sz="8" w:space="0" w:color="FFFFFF" w:themeColor="background1"/>
+          <w:top w:val="single" w:color="FFFFFF" w:themeColor="background1" w:sz="8" w:space="0"/>
+          <w:left w:val="single" w:color="FFFFFF" w:themeColor="background1" w:sz="8" w:space="0"/>
+          <w:bottom w:val="single" w:color="FFFFFF" w:themeColor="background1" w:sz="24" w:space="0"/>
+          <w:right w:val="single" w:color="FFFFFF" w:themeColor="background1" w:sz="8" w:space="0"/>
+          <w:insideH w:val="nil"/>
+          <w:insideV w:val="single" w:color="FFFFFF" w:themeColor="background1" w:sz="8" w:space="0"/>
         </w:tcBorders>
         <w:shd w:val="clear" w:color="auto" w:fill="C0504D" w:themeFill="accent2"/>
       </w:tcPr>
@@ -10687,12 +10576,12 @@
       <w:tblPr/>
       <w:tcPr>
         <w:tcBorders>
-          <w:top w:val="single" w:sz="24" w:space="0" w:color="FFFFFF" w:themeColor="background1"/>
-          <w:left w:val="single" w:sz="8" w:space="0" w:color="FFFFFF" w:themeColor="background1"/>
-          <w:bottom w:val="single" w:sz="8" w:space="0" w:color="FFFFFF" w:themeColor="background1"/>
-          <w:right w:val="single" w:sz="8" w:space="0" w:color="FFFFFF" w:themeColor="background1"/>
-          <w:insideH w:val="nil"/>
-          <w:insideV w:val="single" w:sz="8" w:space="0" w:color="FFFFFF" w:themeColor="background1"/>
+          <w:top w:val="single" w:color="FFFFFF" w:themeColor="background1" w:sz="24" w:space="0"/>
+          <w:left w:val="single" w:color="FFFFFF" w:themeColor="background1" w:sz="8" w:space="0"/>
+          <w:bottom w:val="single" w:color="FFFFFF" w:themeColor="background1" w:sz="8" w:space="0"/>
+          <w:right w:val="single" w:color="FFFFFF" w:themeColor="background1" w:sz="8" w:space="0"/>
+          <w:insideH w:val="nil"/>
+          <w:insideV w:val="single" w:color="FFFFFF" w:themeColor="background1" w:sz="8" w:space="0"/>
         </w:tcBorders>
         <w:shd w:val="clear" w:color="auto" w:fill="C0504D" w:themeFill="accent2"/>
       </w:tcPr>
@@ -10708,8 +10597,8 @@
       <w:tblPr/>
       <w:tcPr>
         <w:tcBorders>
-          <w:left w:val="single" w:sz="8" w:space="0" w:color="FFFFFF" w:themeColor="background1"/>
-          <w:right w:val="single" w:sz="24" w:space="0" w:color="FFFFFF" w:themeColor="background1"/>
+          <w:left w:val="single" w:color="FFFFFF" w:themeColor="background1" w:sz="8" w:space="0"/>
+          <w:right w:val="single" w:color="FFFFFF" w:themeColor="background1" w:sz="24" w:space="0"/>
           <w:insideH w:val="nil"/>
           <w:insideV w:val="nil"/>
         </w:tcBorders>
@@ -10728,7 +10617,7 @@
       <w:tcPr>
         <w:tcBorders>
           <w:top w:val="nil"/>
-          <w:left w:val="single" w:sz="24" w:space="0" w:color="FFFFFF" w:themeColor="background1"/>
+          <w:left w:val="single" w:color="FFFFFF" w:themeColor="background1" w:sz="24" w:space="0"/>
           <w:bottom w:val="nil"/>
           <w:right w:val="nil"/>
           <w:insideH w:val="nil"/>
@@ -10741,10 +10630,10 @@
       <w:tblPr/>
       <w:tcPr>
         <w:tcBorders>
-          <w:top w:val="single" w:sz="8" w:space="0" w:color="FFFFFF" w:themeColor="background1"/>
-          <w:left w:val="single" w:sz="8" w:space="0" w:color="FFFFFF" w:themeColor="background1"/>
-          <w:bottom w:val="single" w:sz="8" w:space="0" w:color="FFFFFF" w:themeColor="background1"/>
-          <w:right w:val="single" w:sz="8" w:space="0" w:color="FFFFFF" w:themeColor="background1"/>
+          <w:top w:val="single" w:color="FFFFFF" w:themeColor="background1" w:sz="8" w:space="0"/>
+          <w:left w:val="single" w:color="FFFFFF" w:themeColor="background1" w:sz="8" w:space="0"/>
+          <w:bottom w:val="single" w:color="FFFFFF" w:themeColor="background1" w:sz="8" w:space="0"/>
+          <w:right w:val="single" w:color="FFFFFF" w:themeColor="background1" w:sz="8" w:space="0"/>
           <w:insideH w:val="nil"/>
           <w:insideV w:val="nil"/>
         </w:tcBorders>
@@ -10755,12 +10644,12 @@
       <w:tblPr/>
       <w:tcPr>
         <w:tcBorders>
-          <w:top w:val="single" w:sz="8" w:space="0" w:color="FFFFFF" w:themeColor="background1"/>
-          <w:left w:val="single" w:sz="8" w:space="0" w:color="FFFFFF" w:themeColor="background1"/>
-          <w:bottom w:val="single" w:sz="8" w:space="0" w:color="FFFFFF" w:themeColor="background1"/>
-          <w:right w:val="single" w:sz="8" w:space="0" w:color="FFFFFF" w:themeColor="background1"/>
-          <w:insideH w:val="single" w:sz="8" w:space="0" w:color="FFFFFF" w:themeColor="background1"/>
-          <w:insideV w:val="single" w:sz="8" w:space="0" w:color="FFFFFF" w:themeColor="background1"/>
+          <w:top w:val="single" w:color="FFFFFF" w:themeColor="background1" w:sz="8" w:space="0"/>
+          <w:left w:val="single" w:color="FFFFFF" w:themeColor="background1" w:sz="8" w:space="0"/>
+          <w:bottom w:val="single" w:color="FFFFFF" w:themeColor="background1" w:sz="8" w:space="0"/>
+          <w:right w:val="single" w:color="FFFFFF" w:themeColor="background1" w:sz="8" w:space="0"/>
+          <w:insideH w:val="single" w:color="FFFFFF" w:themeColor="background1" w:sz="8" w:space="0"/>
+          <w:insideV w:val="single" w:color="FFFFFF" w:themeColor="background1" w:sz="8" w:space="0"/>
         </w:tcBorders>
         <w:shd w:val="clear" w:color="auto" w:fill="DFA7A6" w:themeFill="accent2" w:themeFillTint="7F"/>
       </w:tcPr>
@@ -10779,12 +10668,12 @@
       <w:tblStyleColBandSize w:val="1"/>
       <w:tblInd w:w="0" w:type="dxa"/>
       <w:tblBorders>
-        <w:top w:val="single" w:sz="8" w:space="0" w:color="FFFFFF" w:themeColor="background1"/>
-        <w:left w:val="single" w:sz="8" w:space="0" w:color="FFFFFF" w:themeColor="background1"/>
-        <w:bottom w:val="single" w:sz="8" w:space="0" w:color="FFFFFF" w:themeColor="background1"/>
-        <w:right w:val="single" w:sz="8" w:space="0" w:color="FFFFFF" w:themeColor="background1"/>
-        <w:insideH w:val="single" w:sz="6" w:space="0" w:color="FFFFFF" w:themeColor="background1"/>
-        <w:insideV w:val="single" w:sz="6" w:space="0" w:color="FFFFFF" w:themeColor="background1"/>
+        <w:top w:val="single" w:color="FFFFFF" w:themeColor="background1" w:sz="8" w:space="0"/>
+        <w:left w:val="single" w:color="FFFFFF" w:themeColor="background1" w:sz="8" w:space="0"/>
+        <w:bottom w:val="single" w:color="FFFFFF" w:themeColor="background1" w:sz="8" w:space="0"/>
+        <w:right w:val="single" w:color="FFFFFF" w:themeColor="background1" w:sz="8" w:space="0"/>
+        <w:insideH w:val="single" w:color="FFFFFF" w:themeColor="background1" w:sz="6" w:space="0"/>
+        <w:insideV w:val="single" w:color="FFFFFF" w:themeColor="background1" w:sz="6" w:space="0"/>
       </w:tblBorders>
       <w:tblCellMar>
         <w:top w:w="0" w:type="dxa"/>
@@ -10807,12 +10696,12 @@
       <w:tblPr/>
       <w:tcPr>
         <w:tcBorders>
-          <w:top w:val="single" w:sz="8" w:space="0" w:color="FFFFFF" w:themeColor="background1"/>
-          <w:left w:val="single" w:sz="8" w:space="0" w:color="FFFFFF" w:themeColor="background1"/>
-          <w:bottom w:val="single" w:sz="24" w:space="0" w:color="FFFFFF" w:themeColor="background1"/>
-          <w:right w:val="single" w:sz="8" w:space="0" w:color="FFFFFF" w:themeColor="background1"/>
-          <w:insideH w:val="nil"/>
-          <w:insideV w:val="single" w:sz="8" w:space="0" w:color="FFFFFF" w:themeColor="background1"/>
+          <w:top w:val="single" w:color="FFFFFF" w:themeColor="background1" w:sz="8" w:space="0"/>
+          <w:left w:val="single" w:color="FFFFFF" w:themeColor="background1" w:sz="8" w:space="0"/>
+          <w:bottom w:val="single" w:color="FFFFFF" w:themeColor="background1" w:sz="24" w:space="0"/>
+          <w:right w:val="single" w:color="FFFFFF" w:themeColor="background1" w:sz="8" w:space="0"/>
+          <w:insideH w:val="nil"/>
+          <w:insideV w:val="single" w:color="FFFFFF" w:themeColor="background1" w:sz="8" w:space="0"/>
         </w:tcBorders>
         <w:shd w:val="clear" w:color="auto" w:fill="9BBB59" w:themeFill="accent3"/>
       </w:tcPr>
@@ -10828,12 +10717,12 @@
       <w:tblPr/>
       <w:tcPr>
         <w:tcBorders>
-          <w:top w:val="single" w:sz="24" w:space="0" w:color="FFFFFF" w:themeColor="background1"/>
-          <w:left w:val="single" w:sz="8" w:space="0" w:color="FFFFFF" w:themeColor="background1"/>
-          <w:bottom w:val="single" w:sz="8" w:space="0" w:color="FFFFFF" w:themeColor="background1"/>
-          <w:right w:val="single" w:sz="8" w:space="0" w:color="FFFFFF" w:themeColor="background1"/>
-          <w:insideH w:val="nil"/>
-          <w:insideV w:val="single" w:sz="8" w:space="0" w:color="FFFFFF" w:themeColor="background1"/>
+          <w:top w:val="single" w:color="FFFFFF" w:themeColor="background1" w:sz="24" w:space="0"/>
+          <w:left w:val="single" w:color="FFFFFF" w:themeColor="background1" w:sz="8" w:space="0"/>
+          <w:bottom w:val="single" w:color="FFFFFF" w:themeColor="background1" w:sz="8" w:space="0"/>
+          <w:right w:val="single" w:color="FFFFFF" w:themeColor="background1" w:sz="8" w:space="0"/>
+          <w:insideH w:val="nil"/>
+          <w:insideV w:val="single" w:color="FFFFFF" w:themeColor="background1" w:sz="8" w:space="0"/>
         </w:tcBorders>
         <w:shd w:val="clear" w:color="auto" w:fill="9BBB59" w:themeFill="accent3"/>
       </w:tcPr>
@@ -10849,8 +10738,8 @@
       <w:tblPr/>
       <w:tcPr>
         <w:tcBorders>
-          <w:left w:val="single" w:sz="8" w:space="0" w:color="FFFFFF" w:themeColor="background1"/>
-          <w:right w:val="single" w:sz="24" w:space="0" w:color="FFFFFF" w:themeColor="background1"/>
+          <w:left w:val="single" w:color="FFFFFF" w:themeColor="background1" w:sz="8" w:space="0"/>
+          <w:right w:val="single" w:color="FFFFFF" w:themeColor="background1" w:sz="24" w:space="0"/>
           <w:insideH w:val="nil"/>
           <w:insideV w:val="nil"/>
         </w:tcBorders>
@@ -10869,7 +10758,7 @@
       <w:tcPr>
         <w:tcBorders>
           <w:top w:val="nil"/>
-          <w:left w:val="single" w:sz="24" w:space="0" w:color="FFFFFF" w:themeColor="background1"/>
+          <w:left w:val="single" w:color="FFFFFF" w:themeColor="background1" w:sz="24" w:space="0"/>
           <w:bottom w:val="nil"/>
           <w:right w:val="nil"/>
           <w:insideH w:val="nil"/>
@@ -10882,10 +10771,10 @@
       <w:tblPr/>
       <w:tcPr>
         <w:tcBorders>
-          <w:top w:val="single" w:sz="8" w:space="0" w:color="FFFFFF" w:themeColor="background1"/>
-          <w:left w:val="single" w:sz="8" w:space="0" w:color="FFFFFF" w:themeColor="background1"/>
-          <w:bottom w:val="single" w:sz="8" w:space="0" w:color="FFFFFF" w:themeColor="background1"/>
-          <w:right w:val="single" w:sz="8" w:space="0" w:color="FFFFFF" w:themeColor="background1"/>
+          <w:top w:val="single" w:color="FFFFFF" w:themeColor="background1" w:sz="8" w:space="0"/>
+          <w:left w:val="single" w:color="FFFFFF" w:themeColor="background1" w:sz="8" w:space="0"/>
+          <w:bottom w:val="single" w:color="FFFFFF" w:themeColor="background1" w:sz="8" w:space="0"/>
+          <w:right w:val="single" w:color="FFFFFF" w:themeColor="background1" w:sz="8" w:space="0"/>
           <w:insideH w:val="nil"/>
           <w:insideV w:val="nil"/>
         </w:tcBorders>
@@ -10896,12 +10785,12 @@
       <w:tblPr/>
       <w:tcPr>
         <w:tcBorders>
-          <w:top w:val="single" w:sz="8" w:space="0" w:color="FFFFFF" w:themeColor="background1"/>
-          <w:left w:val="single" w:sz="8" w:space="0" w:color="FFFFFF" w:themeColor="background1"/>
-          <w:bottom w:val="single" w:sz="8" w:space="0" w:color="FFFFFF" w:themeColor="background1"/>
-          <w:right w:val="single" w:sz="8" w:space="0" w:color="FFFFFF" w:themeColor="background1"/>
-          <w:insideH w:val="single" w:sz="8" w:space="0" w:color="FFFFFF" w:themeColor="background1"/>
-          <w:insideV w:val="single" w:sz="8" w:space="0" w:color="FFFFFF" w:themeColor="background1"/>
+          <w:top w:val="single" w:color="FFFFFF" w:themeColor="background1" w:sz="8" w:space="0"/>
+          <w:left w:val="single" w:color="FFFFFF" w:themeColor="background1" w:sz="8" w:space="0"/>
+          <w:bottom w:val="single" w:color="FFFFFF" w:themeColor="background1" w:sz="8" w:space="0"/>
+          <w:right w:val="single" w:color="FFFFFF" w:themeColor="background1" w:sz="8" w:space="0"/>
+          <w:insideH w:val="single" w:color="FFFFFF" w:themeColor="background1" w:sz="8" w:space="0"/>
+          <w:insideV w:val="single" w:color="FFFFFF" w:themeColor="background1" w:sz="8" w:space="0"/>
         </w:tcBorders>
         <w:shd w:val="clear" w:color="auto" w:fill="CDDDAC" w:themeFill="accent3" w:themeFillTint="7F"/>
       </w:tcPr>
@@ -10920,12 +10809,12 @@
       <w:tblStyleColBandSize w:val="1"/>
       <w:tblInd w:w="0" w:type="dxa"/>
       <w:tblBorders>
-        <w:top w:val="single" w:sz="8" w:space="0" w:color="FFFFFF" w:themeColor="background1"/>
-        <w:left w:val="single" w:sz="8" w:space="0" w:color="FFFFFF" w:themeColor="background1"/>
-        <w:bottom w:val="single" w:sz="8" w:space="0" w:color="FFFFFF" w:themeColor="background1"/>
-        <w:right w:val="single" w:sz="8" w:space="0" w:color="FFFFFF" w:themeColor="background1"/>
-        <w:insideH w:val="single" w:sz="6" w:space="0" w:color="FFFFFF" w:themeColor="background1"/>
-        <w:insideV w:val="single" w:sz="6" w:space="0" w:color="FFFFFF" w:themeColor="background1"/>
+        <w:top w:val="single" w:color="FFFFFF" w:themeColor="background1" w:sz="8" w:space="0"/>
+        <w:left w:val="single" w:color="FFFFFF" w:themeColor="background1" w:sz="8" w:space="0"/>
+        <w:bottom w:val="single" w:color="FFFFFF" w:themeColor="background1" w:sz="8" w:space="0"/>
+        <w:right w:val="single" w:color="FFFFFF" w:themeColor="background1" w:sz="8" w:space="0"/>
+        <w:insideH w:val="single" w:color="FFFFFF" w:themeColor="background1" w:sz="6" w:space="0"/>
+        <w:insideV w:val="single" w:color="FFFFFF" w:themeColor="background1" w:sz="6" w:space="0"/>
       </w:tblBorders>
       <w:tblCellMar>
         <w:top w:w="0" w:type="dxa"/>
@@ -10948,12 +10837,12 @@
       <w:tblPr/>
       <w:tcPr>
         <w:tcBorders>
-          <w:top w:val="single" w:sz="8" w:space="0" w:color="FFFFFF" w:themeColor="background1"/>
-          <w:left w:val="single" w:sz="8" w:space="0" w:color="FFFFFF" w:themeColor="background1"/>
-          <w:bottom w:val="single" w:sz="24" w:space="0" w:color="FFFFFF" w:themeColor="background1"/>
-          <w:right w:val="single" w:sz="8" w:space="0" w:color="FFFFFF" w:themeColor="background1"/>
-          <w:insideH w:val="nil"/>
-          <w:insideV w:val="single" w:sz="8" w:space="0" w:color="FFFFFF" w:themeColor="background1"/>
+          <w:top w:val="single" w:color="FFFFFF" w:themeColor="background1" w:sz="8" w:space="0"/>
+          <w:left w:val="single" w:color="FFFFFF" w:themeColor="background1" w:sz="8" w:space="0"/>
+          <w:bottom w:val="single" w:color="FFFFFF" w:themeColor="background1" w:sz="24" w:space="0"/>
+          <w:right w:val="single" w:color="FFFFFF" w:themeColor="background1" w:sz="8" w:space="0"/>
+          <w:insideH w:val="nil"/>
+          <w:insideV w:val="single" w:color="FFFFFF" w:themeColor="background1" w:sz="8" w:space="0"/>
         </w:tcBorders>
         <w:shd w:val="clear" w:color="auto" w:fill="8064A2" w:themeFill="accent4"/>
       </w:tcPr>
@@ -10969,12 +10858,12 @@
       <w:tblPr/>
       <w:tcPr>
         <w:tcBorders>
-          <w:top w:val="single" w:sz="24" w:space="0" w:color="FFFFFF" w:themeColor="background1"/>
-          <w:left w:val="single" w:sz="8" w:space="0" w:color="FFFFFF" w:themeColor="background1"/>
-          <w:bottom w:val="single" w:sz="8" w:space="0" w:color="FFFFFF" w:themeColor="background1"/>
-          <w:right w:val="single" w:sz="8" w:space="0" w:color="FFFFFF" w:themeColor="background1"/>
-          <w:insideH w:val="nil"/>
-          <w:insideV w:val="single" w:sz="8" w:space="0" w:color="FFFFFF" w:themeColor="background1"/>
+          <w:top w:val="single" w:color="FFFFFF" w:themeColor="background1" w:sz="24" w:space="0"/>
+          <w:left w:val="single" w:color="FFFFFF" w:themeColor="background1" w:sz="8" w:space="0"/>
+          <w:bottom w:val="single" w:color="FFFFFF" w:themeColor="background1" w:sz="8" w:space="0"/>
+          <w:right w:val="single" w:color="FFFFFF" w:themeColor="background1" w:sz="8" w:space="0"/>
+          <w:insideH w:val="nil"/>
+          <w:insideV w:val="single" w:color="FFFFFF" w:themeColor="background1" w:sz="8" w:space="0"/>
         </w:tcBorders>
         <w:shd w:val="clear" w:color="auto" w:fill="8064A2" w:themeFill="accent4"/>
       </w:tcPr>
@@ -10990,8 +10879,8 @@
       <w:tblPr/>
       <w:tcPr>
         <w:tcBorders>
-          <w:left w:val="single" w:sz="8" w:space="0" w:color="FFFFFF" w:themeColor="background1"/>
-          <w:right w:val="single" w:sz="24" w:space="0" w:color="FFFFFF" w:themeColor="background1"/>
+          <w:left w:val="single" w:color="FFFFFF" w:themeColor="background1" w:sz="8" w:space="0"/>
+          <w:right w:val="single" w:color="FFFFFF" w:themeColor="background1" w:sz="24" w:space="0"/>
           <w:insideH w:val="nil"/>
           <w:insideV w:val="nil"/>
         </w:tcBorders>
@@ -11010,7 +10899,7 @@
       <w:tcPr>
         <w:tcBorders>
           <w:top w:val="nil"/>
-          <w:left w:val="single" w:sz="24" w:space="0" w:color="FFFFFF" w:themeColor="background1"/>
+          <w:left w:val="single" w:color="FFFFFF" w:themeColor="background1" w:sz="24" w:space="0"/>
           <w:bottom w:val="nil"/>
           <w:right w:val="nil"/>
           <w:insideH w:val="nil"/>
@@ -11023,10 +10912,10 @@
       <w:tblPr/>
       <w:tcPr>
         <w:tcBorders>
-          <w:top w:val="single" w:sz="8" w:space="0" w:color="FFFFFF" w:themeColor="background1"/>
-          <w:left w:val="single" w:sz="8" w:space="0" w:color="FFFFFF" w:themeColor="background1"/>
-          <w:bottom w:val="single" w:sz="8" w:space="0" w:color="FFFFFF" w:themeColor="background1"/>
-          <w:right w:val="single" w:sz="8" w:space="0" w:color="FFFFFF" w:themeColor="background1"/>
+          <w:top w:val="single" w:color="FFFFFF" w:themeColor="background1" w:sz="8" w:space="0"/>
+          <w:left w:val="single" w:color="FFFFFF" w:themeColor="background1" w:sz="8" w:space="0"/>
+          <w:bottom w:val="single" w:color="FFFFFF" w:themeColor="background1" w:sz="8" w:space="0"/>
+          <w:right w:val="single" w:color="FFFFFF" w:themeColor="background1" w:sz="8" w:space="0"/>
           <w:insideH w:val="nil"/>
           <w:insideV w:val="nil"/>
         </w:tcBorders>
@@ -11037,12 +10926,12 @@
       <w:tblPr/>
       <w:tcPr>
         <w:tcBorders>
-          <w:top w:val="single" w:sz="8" w:space="0" w:color="FFFFFF" w:themeColor="background1"/>
-          <w:left w:val="single" w:sz="8" w:space="0" w:color="FFFFFF" w:themeColor="background1"/>
-          <w:bottom w:val="single" w:sz="8" w:space="0" w:color="FFFFFF" w:themeColor="background1"/>
-          <w:right w:val="single" w:sz="8" w:space="0" w:color="FFFFFF" w:themeColor="background1"/>
-          <w:insideH w:val="single" w:sz="8" w:space="0" w:color="FFFFFF" w:themeColor="background1"/>
-          <w:insideV w:val="single" w:sz="8" w:space="0" w:color="FFFFFF" w:themeColor="background1"/>
+          <w:top w:val="single" w:color="FFFFFF" w:themeColor="background1" w:sz="8" w:space="0"/>
+          <w:left w:val="single" w:color="FFFFFF" w:themeColor="background1" w:sz="8" w:space="0"/>
+          <w:bottom w:val="single" w:color="FFFFFF" w:themeColor="background1" w:sz="8" w:space="0"/>
+          <w:right w:val="single" w:color="FFFFFF" w:themeColor="background1" w:sz="8" w:space="0"/>
+          <w:insideH w:val="single" w:color="FFFFFF" w:themeColor="background1" w:sz="8" w:space="0"/>
+          <w:insideV w:val="single" w:color="FFFFFF" w:themeColor="background1" w:sz="8" w:space="0"/>
         </w:tcBorders>
         <w:shd w:val="clear" w:color="auto" w:fill="BFB1D0" w:themeFill="accent4" w:themeFillTint="7F"/>
       </w:tcPr>
@@ -11061,12 +10950,12 @@
       <w:tblStyleColBandSize w:val="1"/>
       <w:tblInd w:w="0" w:type="dxa"/>
       <w:tblBorders>
-        <w:top w:val="single" w:sz="8" w:space="0" w:color="FFFFFF" w:themeColor="background1"/>
-        <w:left w:val="single" w:sz="8" w:space="0" w:color="FFFFFF" w:themeColor="background1"/>
-        <w:bottom w:val="single" w:sz="8" w:space="0" w:color="FFFFFF" w:themeColor="background1"/>
-        <w:right w:val="single" w:sz="8" w:space="0" w:color="FFFFFF" w:themeColor="background1"/>
-        <w:insideH w:val="single" w:sz="6" w:space="0" w:color="FFFFFF" w:themeColor="background1"/>
-        <w:insideV w:val="single" w:sz="6" w:space="0" w:color="FFFFFF" w:themeColor="background1"/>
+        <w:top w:val="single" w:color="FFFFFF" w:themeColor="background1" w:sz="8" w:space="0"/>
+        <w:left w:val="single" w:color="FFFFFF" w:themeColor="background1" w:sz="8" w:space="0"/>
+        <w:bottom w:val="single" w:color="FFFFFF" w:themeColor="background1" w:sz="8" w:space="0"/>
+        <w:right w:val="single" w:color="FFFFFF" w:themeColor="background1" w:sz="8" w:space="0"/>
+        <w:insideH w:val="single" w:color="FFFFFF" w:themeColor="background1" w:sz="6" w:space="0"/>
+        <w:insideV w:val="single" w:color="FFFFFF" w:themeColor="background1" w:sz="6" w:space="0"/>
       </w:tblBorders>
       <w:tblCellMar>
         <w:top w:w="0" w:type="dxa"/>
@@ -11089,12 +10978,12 @@
       <w:tblPr/>
       <w:tcPr>
         <w:tcBorders>
-          <w:top w:val="single" w:sz="8" w:space="0" w:color="FFFFFF" w:themeColor="background1"/>
-          <w:left w:val="single" w:sz="8" w:space="0" w:color="FFFFFF" w:themeColor="background1"/>
-          <w:bottom w:val="single" w:sz="24" w:space="0" w:color="FFFFFF" w:themeColor="background1"/>
-          <w:right w:val="single" w:sz="8" w:space="0" w:color="FFFFFF" w:themeColor="background1"/>
-          <w:insideH w:val="nil"/>
-          <w:insideV w:val="single" w:sz="8" w:space="0" w:color="FFFFFF" w:themeColor="background1"/>
+          <w:top w:val="single" w:color="FFFFFF" w:themeColor="background1" w:sz="8" w:space="0"/>
+          <w:left w:val="single" w:color="FFFFFF" w:themeColor="background1" w:sz="8" w:space="0"/>
+          <w:bottom w:val="single" w:color="FFFFFF" w:themeColor="background1" w:sz="24" w:space="0"/>
+          <w:right w:val="single" w:color="FFFFFF" w:themeColor="background1" w:sz="8" w:space="0"/>
+          <w:insideH w:val="nil"/>
+          <w:insideV w:val="single" w:color="FFFFFF" w:themeColor="background1" w:sz="8" w:space="0"/>
         </w:tcBorders>
         <w:shd w:val="clear" w:color="auto" w:fill="4BACC6" w:themeFill="accent5"/>
       </w:tcPr>
@@ -11110,12 +10999,12 @@
       <w:tblPr/>
       <w:tcPr>
         <w:tcBorders>
-          <w:top w:val="single" w:sz="24" w:space="0" w:color="FFFFFF" w:themeColor="background1"/>
-          <w:left w:val="single" w:sz="8" w:space="0" w:color="FFFFFF" w:themeColor="background1"/>
-          <w:bottom w:val="single" w:sz="8" w:space="0" w:color="FFFFFF" w:themeColor="background1"/>
-          <w:right w:val="single" w:sz="8" w:space="0" w:color="FFFFFF" w:themeColor="background1"/>
-          <w:insideH w:val="nil"/>
-          <w:insideV w:val="single" w:sz="8" w:space="0" w:color="FFFFFF" w:themeColor="background1"/>
+          <w:top w:val="single" w:color="FFFFFF" w:themeColor="background1" w:sz="24" w:space="0"/>
+          <w:left w:val="single" w:color="FFFFFF" w:themeColor="background1" w:sz="8" w:space="0"/>
+          <w:bottom w:val="single" w:color="FFFFFF" w:themeColor="background1" w:sz="8" w:space="0"/>
+          <w:right w:val="single" w:color="FFFFFF" w:themeColor="background1" w:sz="8" w:space="0"/>
+          <w:insideH w:val="nil"/>
+          <w:insideV w:val="single" w:color="FFFFFF" w:themeColor="background1" w:sz="8" w:space="0"/>
         </w:tcBorders>
         <w:shd w:val="clear" w:color="auto" w:fill="4BACC6" w:themeFill="accent5"/>
       </w:tcPr>
@@ -11131,8 +11020,8 @@
       <w:tblPr/>
       <w:tcPr>
         <w:tcBorders>
-          <w:left w:val="single" w:sz="8" w:space="0" w:color="FFFFFF" w:themeColor="background1"/>
-          <w:right w:val="single" w:sz="24" w:space="0" w:color="FFFFFF" w:themeColor="background1"/>
+          <w:left w:val="single" w:color="FFFFFF" w:themeColor="background1" w:sz="8" w:space="0"/>
+          <w:right w:val="single" w:color="FFFFFF" w:themeColor="background1" w:sz="24" w:space="0"/>
           <w:insideH w:val="nil"/>
           <w:insideV w:val="nil"/>
         </w:tcBorders>
@@ -11151,7 +11040,7 @@
       <w:tcPr>
         <w:tcBorders>
           <w:top w:val="nil"/>
-          <w:left w:val="single" w:sz="24" w:space="0" w:color="FFFFFF" w:themeColor="background1"/>
+          <w:left w:val="single" w:color="FFFFFF" w:themeColor="background1" w:sz="24" w:space="0"/>
           <w:bottom w:val="nil"/>
           <w:right w:val="nil"/>
           <w:insideH w:val="nil"/>
@@ -11164,10 +11053,10 @@
       <w:tblPr/>
       <w:tcPr>
         <w:tcBorders>
-          <w:top w:val="single" w:sz="8" w:space="0" w:color="FFFFFF" w:themeColor="background1"/>
-          <w:left w:val="single" w:sz="8" w:space="0" w:color="FFFFFF" w:themeColor="background1"/>
-          <w:bottom w:val="single" w:sz="8" w:space="0" w:color="FFFFFF" w:themeColor="background1"/>
-          <w:right w:val="single" w:sz="8" w:space="0" w:color="FFFFFF" w:themeColor="background1"/>
+          <w:top w:val="single" w:color="FFFFFF" w:themeColor="background1" w:sz="8" w:space="0"/>
+          <w:left w:val="single" w:color="FFFFFF" w:themeColor="background1" w:sz="8" w:space="0"/>
+          <w:bottom w:val="single" w:color="FFFFFF" w:themeColor="background1" w:sz="8" w:space="0"/>
+          <w:right w:val="single" w:color="FFFFFF" w:themeColor="background1" w:sz="8" w:space="0"/>
           <w:insideH w:val="nil"/>
           <w:insideV w:val="nil"/>
         </w:tcBorders>
@@ -11178,12 +11067,12 @@
       <w:tblPr/>
       <w:tcPr>
         <w:tcBorders>
-          <w:top w:val="single" w:sz="8" w:space="0" w:color="FFFFFF" w:themeColor="background1"/>
-          <w:left w:val="single" w:sz="8" w:space="0" w:color="FFFFFF" w:themeColor="background1"/>
-          <w:bottom w:val="single" w:sz="8" w:space="0" w:color="FFFFFF" w:themeColor="background1"/>
-          <w:right w:val="single" w:sz="8" w:space="0" w:color="FFFFFF" w:themeColor="background1"/>
-          <w:insideH w:val="single" w:sz="8" w:space="0" w:color="FFFFFF" w:themeColor="background1"/>
-          <w:insideV w:val="single" w:sz="8" w:space="0" w:color="FFFFFF" w:themeColor="background1"/>
+          <w:top w:val="single" w:color="FFFFFF" w:themeColor="background1" w:sz="8" w:space="0"/>
+          <w:left w:val="single" w:color="FFFFFF" w:themeColor="background1" w:sz="8" w:space="0"/>
+          <w:bottom w:val="single" w:color="FFFFFF" w:themeColor="background1" w:sz="8" w:space="0"/>
+          <w:right w:val="single" w:color="FFFFFF" w:themeColor="background1" w:sz="8" w:space="0"/>
+          <w:insideH w:val="single" w:color="FFFFFF" w:themeColor="background1" w:sz="8" w:space="0"/>
+          <w:insideV w:val="single" w:color="FFFFFF" w:themeColor="background1" w:sz="8" w:space="0"/>
         </w:tcBorders>
         <w:shd w:val="clear" w:color="auto" w:fill="A5D5E2" w:themeFill="accent5" w:themeFillTint="7F"/>
       </w:tcPr>
@@ -11202,12 +11091,12 @@
       <w:tblStyleColBandSize w:val="1"/>
       <w:tblInd w:w="0" w:type="dxa"/>
       <w:tblBorders>
-        <w:top w:val="single" w:sz="8" w:space="0" w:color="FFFFFF" w:themeColor="background1"/>
-        <w:left w:val="single" w:sz="8" w:space="0" w:color="FFFFFF" w:themeColor="background1"/>
-        <w:bottom w:val="single" w:sz="8" w:space="0" w:color="FFFFFF" w:themeColor="background1"/>
-        <w:right w:val="single" w:sz="8" w:space="0" w:color="FFFFFF" w:themeColor="background1"/>
-        <w:insideH w:val="single" w:sz="6" w:space="0" w:color="FFFFFF" w:themeColor="background1"/>
-        <w:insideV w:val="single" w:sz="6" w:space="0" w:color="FFFFFF" w:themeColor="background1"/>
+        <w:top w:val="single" w:color="FFFFFF" w:themeColor="background1" w:sz="8" w:space="0"/>
+        <w:left w:val="single" w:color="FFFFFF" w:themeColor="background1" w:sz="8" w:space="0"/>
+        <w:bottom w:val="single" w:color="FFFFFF" w:themeColor="background1" w:sz="8" w:space="0"/>
+        <w:right w:val="single" w:color="FFFFFF" w:themeColor="background1" w:sz="8" w:space="0"/>
+        <w:insideH w:val="single" w:color="FFFFFF" w:themeColor="background1" w:sz="6" w:space="0"/>
+        <w:insideV w:val="single" w:color="FFFFFF" w:themeColor="background1" w:sz="6" w:space="0"/>
       </w:tblBorders>
       <w:tblCellMar>
         <w:top w:w="0" w:type="dxa"/>
@@ -11230,12 +11119,12 @@
       <w:tblPr/>
       <w:tcPr>
         <w:tcBorders>
-          <w:top w:val="single" w:sz="8" w:space="0" w:color="FFFFFF" w:themeColor="background1"/>
-          <w:left w:val="single" w:sz="8" w:space="0" w:color="FFFFFF" w:themeColor="background1"/>
-          <w:bottom w:val="single" w:sz="24" w:space="0" w:color="FFFFFF" w:themeColor="background1"/>
-          <w:right w:val="single" w:sz="8" w:space="0" w:color="FFFFFF" w:themeColor="background1"/>
-          <w:insideH w:val="nil"/>
-          <w:insideV w:val="single" w:sz="8" w:space="0" w:color="FFFFFF" w:themeColor="background1"/>
+          <w:top w:val="single" w:color="FFFFFF" w:themeColor="background1" w:sz="8" w:space="0"/>
+          <w:left w:val="single" w:color="FFFFFF" w:themeColor="background1" w:sz="8" w:space="0"/>
+          <w:bottom w:val="single" w:color="FFFFFF" w:themeColor="background1" w:sz="24" w:space="0"/>
+          <w:right w:val="single" w:color="FFFFFF" w:themeColor="background1" w:sz="8" w:space="0"/>
+          <w:insideH w:val="nil"/>
+          <w:insideV w:val="single" w:color="FFFFFF" w:themeColor="background1" w:sz="8" w:space="0"/>
         </w:tcBorders>
         <w:shd w:val="clear" w:color="auto" w:fill="F79646" w:themeFill="accent6"/>
       </w:tcPr>
@@ -11251,12 +11140,12 @@
       <w:tblPr/>
       <w:tcPr>
         <w:tcBorders>
-          <w:top w:val="single" w:sz="24" w:space="0" w:color="FFFFFF" w:themeColor="background1"/>
-          <w:left w:val="single" w:sz="8" w:space="0" w:color="FFFFFF" w:themeColor="background1"/>
-          <w:bottom w:val="single" w:sz="8" w:space="0" w:color="FFFFFF" w:themeColor="background1"/>
-          <w:right w:val="single" w:sz="8" w:space="0" w:color="FFFFFF" w:themeColor="background1"/>
-          <w:insideH w:val="nil"/>
-          <w:insideV w:val="single" w:sz="8" w:space="0" w:color="FFFFFF" w:themeColor="background1"/>
+          <w:top w:val="single" w:color="FFFFFF" w:themeColor="background1" w:sz="24" w:space="0"/>
+          <w:left w:val="single" w:color="FFFFFF" w:themeColor="background1" w:sz="8" w:space="0"/>
+          <w:bottom w:val="single" w:color="FFFFFF" w:themeColor="background1" w:sz="8" w:space="0"/>
+          <w:right w:val="single" w:color="FFFFFF" w:themeColor="background1" w:sz="8" w:space="0"/>
+          <w:insideH w:val="nil"/>
+          <w:insideV w:val="single" w:color="FFFFFF" w:themeColor="background1" w:sz="8" w:space="0"/>
         </w:tcBorders>
         <w:shd w:val="clear" w:color="auto" w:fill="F79646" w:themeFill="accent6"/>
       </w:tcPr>
@@ -11272,8 +11161,8 @@
       <w:tblPr/>
       <w:tcPr>
         <w:tcBorders>
-          <w:left w:val="single" w:sz="8" w:space="0" w:color="FFFFFF" w:themeColor="background1"/>
-          <w:right w:val="single" w:sz="24" w:space="0" w:color="FFFFFF" w:themeColor="background1"/>
+          <w:left w:val="single" w:color="FFFFFF" w:themeColor="background1" w:sz="8" w:space="0"/>
+          <w:right w:val="single" w:color="FFFFFF" w:themeColor="background1" w:sz="24" w:space="0"/>
           <w:insideH w:val="nil"/>
           <w:insideV w:val="nil"/>
         </w:tcBorders>
@@ -11292,7 +11181,7 @@
       <w:tcPr>
         <w:tcBorders>
           <w:top w:val="nil"/>
-          <w:left w:val="single" w:sz="24" w:space="0" w:color="FFFFFF" w:themeColor="background1"/>
+          <w:left w:val="single" w:color="FFFFFF" w:themeColor="background1" w:sz="24" w:space="0"/>
           <w:bottom w:val="nil"/>
           <w:right w:val="nil"/>
           <w:insideH w:val="nil"/>
@@ -11305,10 +11194,10 @@
       <w:tblPr/>
       <w:tcPr>
         <w:tcBorders>
-          <w:top w:val="single" w:sz="8" w:space="0" w:color="FFFFFF" w:themeColor="background1"/>
-          <w:left w:val="single" w:sz="8" w:space="0" w:color="FFFFFF" w:themeColor="background1"/>
-          <w:bottom w:val="single" w:sz="8" w:space="0" w:color="FFFFFF" w:themeColor="background1"/>
-          <w:right w:val="single" w:sz="8" w:space="0" w:color="FFFFFF" w:themeColor="background1"/>
+          <w:top w:val="single" w:color="FFFFFF" w:themeColor="background1" w:sz="8" w:space="0"/>
+          <w:left w:val="single" w:color="FFFFFF" w:themeColor="background1" w:sz="8" w:space="0"/>
+          <w:bottom w:val="single" w:color="FFFFFF" w:themeColor="background1" w:sz="8" w:space="0"/>
+          <w:right w:val="single" w:color="FFFFFF" w:themeColor="background1" w:sz="8" w:space="0"/>
           <w:insideH w:val="nil"/>
           <w:insideV w:val="nil"/>
         </w:tcBorders>
@@ -11319,12 +11208,12 @@
       <w:tblPr/>
       <w:tcPr>
         <w:tcBorders>
-          <w:top w:val="single" w:sz="8" w:space="0" w:color="FFFFFF" w:themeColor="background1"/>
-          <w:left w:val="single" w:sz="8" w:space="0" w:color="FFFFFF" w:themeColor="background1"/>
-          <w:bottom w:val="single" w:sz="8" w:space="0" w:color="FFFFFF" w:themeColor="background1"/>
-          <w:right w:val="single" w:sz="8" w:space="0" w:color="FFFFFF" w:themeColor="background1"/>
-          <w:insideH w:val="single" w:sz="8" w:space="0" w:color="FFFFFF" w:themeColor="background1"/>
-          <w:insideV w:val="single" w:sz="8" w:space="0" w:color="FFFFFF" w:themeColor="background1"/>
+          <w:top w:val="single" w:color="FFFFFF" w:themeColor="background1" w:sz="8" w:space="0"/>
+          <w:left w:val="single" w:color="FFFFFF" w:themeColor="background1" w:sz="8" w:space="0"/>
+          <w:bottom w:val="single" w:color="FFFFFF" w:themeColor="background1" w:sz="8" w:space="0"/>
+          <w:right w:val="single" w:color="FFFFFF" w:themeColor="background1" w:sz="8" w:space="0"/>
+          <w:insideH w:val="single" w:color="FFFFFF" w:themeColor="background1" w:sz="8" w:space="0"/>
+          <w:insideV w:val="single" w:color="FFFFFF" w:themeColor="background1" w:sz="8" w:space="0"/>
         </w:tcBorders>
         <w:shd w:val="clear" w:color="auto" w:fill="FBCAA2" w:themeFill="accent6" w:themeFillTint="7F"/>
       </w:tcPr>
@@ -11365,7 +11254,7 @@
         <w:tcBorders>
           <w:top w:val="nil"/>
           <w:left w:val="nil"/>
-          <w:bottom w:val="single" w:sz="18" w:space="0" w:color="FFFFFF" w:themeColor="background1"/>
+          <w:bottom w:val="single" w:color="FFFFFF" w:themeColor="background1" w:sz="18" w:space="0"/>
           <w:right w:val="nil"/>
           <w:insideH w:val="nil"/>
           <w:insideV w:val="nil"/>
@@ -11377,7 +11266,7 @@
       <w:tblPr/>
       <w:tcPr>
         <w:tcBorders>
-          <w:top w:val="single" w:sz="18" w:space="0" w:color="FFFFFF" w:themeColor="background1"/>
+          <w:top w:val="single" w:color="FFFFFF" w:themeColor="background1" w:sz="18" w:space="0"/>
           <w:left w:val="nil"/>
           <w:bottom w:val="nil"/>
           <w:right w:val="nil"/>
@@ -11394,7 +11283,7 @@
           <w:top w:val="nil"/>
           <w:left w:val="nil"/>
           <w:bottom w:val="nil"/>
-          <w:right w:val="single" w:sz="18" w:space="0" w:color="FFFFFF" w:themeColor="background1"/>
+          <w:right w:val="single" w:color="FFFFFF" w:themeColor="background1" w:sz="18" w:space="0"/>
           <w:insideH w:val="nil"/>
           <w:insideV w:val="nil"/>
         </w:tcBorders>
@@ -11406,7 +11295,7 @@
       <w:tcPr>
         <w:tcBorders>
           <w:top w:val="nil"/>
-          <w:left w:val="single" w:sz="18" w:space="0" w:color="FFFFFF" w:themeColor="background1"/>
+          <w:left w:val="single" w:color="FFFFFF" w:themeColor="background1" w:sz="18" w:space="0"/>
           <w:bottom w:val="nil"/>
           <w:right w:val="nil"/>
           <w:insideH w:val="nil"/>
@@ -11479,7 +11368,7 @@
         <w:tcBorders>
           <w:top w:val="nil"/>
           <w:left w:val="nil"/>
-          <w:bottom w:val="single" w:sz="18" w:space="0" w:color="FFFFFF" w:themeColor="background1"/>
+          <w:bottom w:val="single" w:color="FFFFFF" w:themeColor="background1" w:sz="18" w:space="0"/>
           <w:right w:val="nil"/>
           <w:insideH w:val="nil"/>
           <w:insideV w:val="nil"/>
@@ -11491,7 +11380,7 @@
       <w:tblPr/>
       <w:tcPr>
         <w:tcBorders>
-          <w:top w:val="single" w:sz="18" w:space="0" w:color="FFFFFF" w:themeColor="background1"/>
+          <w:top w:val="single" w:color="FFFFFF" w:themeColor="background1" w:sz="18" w:space="0"/>
           <w:left w:val="nil"/>
           <w:bottom w:val="nil"/>
           <w:right w:val="nil"/>
@@ -11508,7 +11397,7 @@
           <w:top w:val="nil"/>
           <w:left w:val="nil"/>
           <w:bottom w:val="nil"/>
-          <w:right w:val="single" w:sz="18" w:space="0" w:color="FFFFFF" w:themeColor="background1"/>
+          <w:right w:val="single" w:color="FFFFFF" w:themeColor="background1" w:sz="18" w:space="0"/>
           <w:insideH w:val="nil"/>
           <w:insideV w:val="nil"/>
         </w:tcBorders>
@@ -11520,7 +11409,7 @@
       <w:tcPr>
         <w:tcBorders>
           <w:top w:val="nil"/>
-          <w:left w:val="single" w:sz="18" w:space="0" w:color="FFFFFF" w:themeColor="background1"/>
+          <w:left w:val="single" w:color="FFFFFF" w:themeColor="background1" w:sz="18" w:space="0"/>
           <w:bottom w:val="nil"/>
           <w:right w:val="nil"/>
           <w:insideH w:val="nil"/>
@@ -11593,7 +11482,7 @@
         <w:tcBorders>
           <w:top w:val="nil"/>
           <w:left w:val="nil"/>
-          <w:bottom w:val="single" w:sz="18" w:space="0" w:color="FFFFFF" w:themeColor="background1"/>
+          <w:bottom w:val="single" w:color="FFFFFF" w:themeColor="background1" w:sz="18" w:space="0"/>
           <w:right w:val="nil"/>
           <w:insideH w:val="nil"/>
           <w:insideV w:val="nil"/>
@@ -11605,7 +11494,7 @@
       <w:tblPr/>
       <w:tcPr>
         <w:tcBorders>
-          <w:top w:val="single" w:sz="18" w:space="0" w:color="FFFFFF" w:themeColor="background1"/>
+          <w:top w:val="single" w:color="FFFFFF" w:themeColor="background1" w:sz="18" w:space="0"/>
           <w:left w:val="nil"/>
           <w:bottom w:val="nil"/>
           <w:right w:val="nil"/>
@@ -11622,7 +11511,7 @@
           <w:top w:val="nil"/>
           <w:left w:val="nil"/>
           <w:bottom w:val="nil"/>
-          <w:right w:val="single" w:sz="18" w:space="0" w:color="FFFFFF" w:themeColor="background1"/>
+          <w:right w:val="single" w:color="FFFFFF" w:themeColor="background1" w:sz="18" w:space="0"/>
           <w:insideH w:val="nil"/>
           <w:insideV w:val="nil"/>
         </w:tcBorders>
@@ -11634,7 +11523,7 @@
       <w:tcPr>
         <w:tcBorders>
           <w:top w:val="nil"/>
-          <w:left w:val="single" w:sz="18" w:space="0" w:color="FFFFFF" w:themeColor="background1"/>
+          <w:left w:val="single" w:color="FFFFFF" w:themeColor="background1" w:sz="18" w:space="0"/>
           <w:bottom w:val="nil"/>
           <w:right w:val="nil"/>
           <w:insideH w:val="nil"/>
@@ -11707,7 +11596,7 @@
         <w:tcBorders>
           <w:top w:val="nil"/>
           <w:left w:val="nil"/>
-          <w:bottom w:val="single" w:sz="18" w:space="0" w:color="FFFFFF" w:themeColor="background1"/>
+          <w:bottom w:val="single" w:color="FFFFFF" w:themeColor="background1" w:sz="18" w:space="0"/>
           <w:right w:val="nil"/>
           <w:insideH w:val="nil"/>
           <w:insideV w:val="nil"/>
@@ -11719,7 +11608,7 @@
       <w:tblPr/>
       <w:tcPr>
         <w:tcBorders>
-          <w:top w:val="single" w:sz="18" w:space="0" w:color="FFFFFF" w:themeColor="background1"/>
+          <w:top w:val="single" w:color="FFFFFF" w:themeColor="background1" w:sz="18" w:space="0"/>
           <w:left w:val="nil"/>
           <w:bottom w:val="nil"/>
           <w:right w:val="nil"/>
@@ -11736,7 +11625,7 @@
           <w:top w:val="nil"/>
           <w:left w:val="nil"/>
           <w:bottom w:val="nil"/>
-          <w:right w:val="single" w:sz="18" w:space="0" w:color="FFFFFF" w:themeColor="background1"/>
+          <w:right w:val="single" w:color="FFFFFF" w:themeColor="background1" w:sz="18" w:space="0"/>
           <w:insideH w:val="nil"/>
           <w:insideV w:val="nil"/>
         </w:tcBorders>
@@ -11748,7 +11637,7 @@
       <w:tcPr>
         <w:tcBorders>
           <w:top w:val="nil"/>
-          <w:left w:val="single" w:sz="18" w:space="0" w:color="FFFFFF" w:themeColor="background1"/>
+          <w:left w:val="single" w:color="FFFFFF" w:themeColor="background1" w:sz="18" w:space="0"/>
           <w:bottom w:val="nil"/>
           <w:right w:val="nil"/>
           <w:insideH w:val="nil"/>
@@ -11821,7 +11710,7 @@
         <w:tcBorders>
           <w:top w:val="nil"/>
           <w:left w:val="nil"/>
-          <w:bottom w:val="single" w:sz="18" w:space="0" w:color="FFFFFF" w:themeColor="background1"/>
+          <w:bottom w:val="single" w:color="FFFFFF" w:themeColor="background1" w:sz="18" w:space="0"/>
           <w:right w:val="nil"/>
           <w:insideH w:val="nil"/>
           <w:insideV w:val="nil"/>
@@ -11833,7 +11722,7 @@
       <w:tblPr/>
       <w:tcPr>
         <w:tcBorders>
-          <w:top w:val="single" w:sz="18" w:space="0" w:color="FFFFFF" w:themeColor="background1"/>
+          <w:top w:val="single" w:color="FFFFFF" w:themeColor="background1" w:sz="18" w:space="0"/>
           <w:left w:val="nil"/>
           <w:bottom w:val="nil"/>
           <w:right w:val="nil"/>
@@ -11850,7 +11739,7 @@
           <w:top w:val="nil"/>
           <w:left w:val="nil"/>
           <w:bottom w:val="nil"/>
-          <w:right w:val="single" w:sz="18" w:space="0" w:color="FFFFFF" w:themeColor="background1"/>
+          <w:right w:val="single" w:color="FFFFFF" w:themeColor="background1" w:sz="18" w:space="0"/>
           <w:insideH w:val="nil"/>
           <w:insideV w:val="nil"/>
         </w:tcBorders>
@@ -11862,7 +11751,7 @@
       <w:tcPr>
         <w:tcBorders>
           <w:top w:val="nil"/>
-          <w:left w:val="single" w:sz="18" w:space="0" w:color="FFFFFF" w:themeColor="background1"/>
+          <w:left w:val="single" w:color="FFFFFF" w:themeColor="background1" w:sz="18" w:space="0"/>
           <w:bottom w:val="nil"/>
           <w:right w:val="nil"/>
           <w:insideH w:val="nil"/>
@@ -11935,7 +11824,7 @@
         <w:tcBorders>
           <w:top w:val="nil"/>
           <w:left w:val="nil"/>
-          <w:bottom w:val="single" w:sz="18" w:space="0" w:color="FFFFFF" w:themeColor="background1"/>
+          <w:bottom w:val="single" w:color="FFFFFF" w:themeColor="background1" w:sz="18" w:space="0"/>
           <w:right w:val="nil"/>
           <w:insideH w:val="nil"/>
           <w:insideV w:val="nil"/>
@@ -11947,7 +11836,7 @@
       <w:tblPr/>
       <w:tcPr>
         <w:tcBorders>
-          <w:top w:val="single" w:sz="18" w:space="0" w:color="FFFFFF" w:themeColor="background1"/>
+          <w:top w:val="single" w:color="FFFFFF" w:themeColor="background1" w:sz="18" w:space="0"/>
           <w:left w:val="nil"/>
           <w:bottom w:val="nil"/>
           <w:right w:val="nil"/>
@@ -11964,7 +11853,7 @@
           <w:top w:val="nil"/>
           <w:left w:val="nil"/>
           <w:bottom w:val="nil"/>
-          <w:right w:val="single" w:sz="18" w:space="0" w:color="FFFFFF" w:themeColor="background1"/>
+          <w:right w:val="single" w:color="FFFFFF" w:themeColor="background1" w:sz="18" w:space="0"/>
           <w:insideH w:val="nil"/>
           <w:insideV w:val="nil"/>
         </w:tcBorders>
@@ -11976,7 +11865,7 @@
       <w:tcPr>
         <w:tcBorders>
           <w:top w:val="nil"/>
-          <w:left w:val="single" w:sz="18" w:space="0" w:color="FFFFFF" w:themeColor="background1"/>
+          <w:left w:val="single" w:color="FFFFFF" w:themeColor="background1" w:sz="18" w:space="0"/>
           <w:bottom w:val="nil"/>
           <w:right w:val="nil"/>
           <w:insideH w:val="nil"/>
@@ -12049,7 +11938,7 @@
         <w:tcBorders>
           <w:top w:val="nil"/>
           <w:left w:val="nil"/>
-          <w:bottom w:val="single" w:sz="18" w:space="0" w:color="FFFFFF" w:themeColor="background1"/>
+          <w:bottom w:val="single" w:color="FFFFFF" w:themeColor="background1" w:sz="18" w:space="0"/>
           <w:right w:val="nil"/>
           <w:insideH w:val="nil"/>
           <w:insideV w:val="nil"/>
@@ -12061,7 +11950,7 @@
       <w:tblPr/>
       <w:tcPr>
         <w:tcBorders>
-          <w:top w:val="single" w:sz="18" w:space="0" w:color="FFFFFF" w:themeColor="background1"/>
+          <w:top w:val="single" w:color="FFFFFF" w:themeColor="background1" w:sz="18" w:space="0"/>
           <w:left w:val="nil"/>
           <w:bottom w:val="nil"/>
           <w:right w:val="nil"/>
@@ -12078,7 +11967,7 @@
           <w:top w:val="nil"/>
           <w:left w:val="nil"/>
           <w:bottom w:val="nil"/>
-          <w:right w:val="single" w:sz="18" w:space="0" w:color="FFFFFF" w:themeColor="background1"/>
+          <w:right w:val="single" w:color="FFFFFF" w:themeColor="background1" w:sz="18" w:space="0"/>
           <w:insideH w:val="nil"/>
           <w:insideV w:val="nil"/>
         </w:tcBorders>
@@ -12090,7 +11979,7 @@
       <w:tcPr>
         <w:tcBorders>
           <w:top w:val="nil"/>
-          <w:left w:val="single" w:sz="18" w:space="0" w:color="FFFFFF" w:themeColor="background1"/>
+          <w:left w:val="single" w:color="FFFFFF" w:themeColor="background1" w:sz="18" w:space="0"/>
           <w:bottom w:val="nil"/>
           <w:right w:val="nil"/>
           <w:insideH w:val="nil"/>
@@ -12144,12 +12033,12 @@
       <w:tblStyleColBandSize w:val="1"/>
       <w:tblInd w:w="0" w:type="dxa"/>
       <w:tblBorders>
-        <w:top w:val="single" w:sz="24" w:space="0" w:color="C0504D" w:themeColor="accent2"/>
-        <w:left w:val="single" w:sz="4" w:space="0" w:color="000000" w:themeColor="text1"/>
-        <w:bottom w:val="single" w:sz="4" w:space="0" w:color="000000" w:themeColor="text1"/>
-        <w:right w:val="single" w:sz="4" w:space="0" w:color="000000" w:themeColor="text1"/>
-        <w:insideH w:val="single" w:sz="4" w:space="0" w:color="FFFFFF" w:themeColor="background1"/>
-        <w:insideV w:val="single" w:sz="4" w:space="0" w:color="FFFFFF" w:themeColor="background1"/>
+        <w:top w:val="single" w:color="C0504D" w:themeColor="accent2" w:sz="24" w:space="0"/>
+        <w:left w:val="single" w:color="000000" w:themeColor="text1" w:sz="4" w:space="0"/>
+        <w:bottom w:val="single" w:color="000000" w:themeColor="text1" w:sz="4" w:space="0"/>
+        <w:right w:val="single" w:color="000000" w:themeColor="text1" w:sz="4" w:space="0"/>
+        <w:insideH w:val="single" w:color="FFFFFF" w:themeColor="background1" w:sz="4" w:space="0"/>
+        <w:insideV w:val="single" w:color="FFFFFF" w:themeColor="background1" w:sz="4" w:space="0"/>
       </w:tblBorders>
       <w:tblCellMar>
         <w:top w:w="0" w:type="dxa"/>
@@ -12171,7 +12060,7 @@
         <w:tcBorders>
           <w:top w:val="nil"/>
           <w:left w:val="nil"/>
-          <w:bottom w:val="single" w:sz="24" w:space="0" w:color="C0504D" w:themeColor="accent2"/>
+          <w:bottom w:val="single" w:color="C0504D" w:themeColor="accent2" w:sz="24" w:space="0"/>
           <w:right w:val="nil"/>
           <w:insideH w:val="nil"/>
           <w:insideV w:val="nil"/>
@@ -12188,7 +12077,7 @@
       <w:tblPr/>
       <w:tcPr>
         <w:tcBorders>
-          <w:top w:val="single" w:sz="6" w:space="0" w:color="FFFFFF" w:themeColor="background1"/>
+          <w:top w:val="single" w:color="FFFFFF" w:themeColor="background1" w:sz="6" w:space="0"/>
         </w:tcBorders>
         <w:shd w:val="clear" w:color="auto" w:fill="000000" w:themeFill="text1" w:themeFillShade="99"/>
       </w:tcPr>
@@ -12204,7 +12093,7 @@
           <w:left w:val="nil"/>
           <w:bottom w:val="nil"/>
           <w:right w:val="nil"/>
-          <w:insideH w:val="single" w:sz="4" w:space="0" w:color="000000" w:themeColor="text1" w:themeShade="99"/>
+          <w:insideH w:val="single" w:color="000000" w:themeColor="text1" w:themeShade="99" w:sz="4" w:space="0"/>
           <w:insideV w:val="nil"/>
         </w:tcBorders>
         <w:shd w:val="clear" w:color="auto" w:fill="000000" w:themeFill="text1" w:themeFillShade="99"/>
@@ -12266,12 +12155,12 @@
       <w:tblStyleColBandSize w:val="1"/>
       <w:tblInd w:w="0" w:type="dxa"/>
       <w:tblBorders>
-        <w:top w:val="single" w:sz="24" w:space="0" w:color="C0504D" w:themeColor="accent2"/>
-        <w:left w:val="single" w:sz="4" w:space="0" w:color="4F81BD" w:themeColor="accent1"/>
-        <w:bottom w:val="single" w:sz="4" w:space="0" w:color="4F81BD" w:themeColor="accent1"/>
-        <w:right w:val="single" w:sz="4" w:space="0" w:color="4F81BD" w:themeColor="accent1"/>
-        <w:insideH w:val="single" w:sz="4" w:space="0" w:color="FFFFFF" w:themeColor="background1"/>
-        <w:insideV w:val="single" w:sz="4" w:space="0" w:color="FFFFFF" w:themeColor="background1"/>
+        <w:top w:val="single" w:color="C0504D" w:themeColor="accent2" w:sz="24" w:space="0"/>
+        <w:left w:val="single" w:color="4F81BD" w:themeColor="accent1" w:sz="4" w:space="0"/>
+        <w:bottom w:val="single" w:color="4F81BD" w:themeColor="accent1" w:sz="4" w:space="0"/>
+        <w:right w:val="single" w:color="4F81BD" w:themeColor="accent1" w:sz="4" w:space="0"/>
+        <w:insideH w:val="single" w:color="FFFFFF" w:themeColor="background1" w:sz="4" w:space="0"/>
+        <w:insideV w:val="single" w:color="FFFFFF" w:themeColor="background1" w:sz="4" w:space="0"/>
       </w:tblBorders>
       <w:tblCellMar>
         <w:top w:w="0" w:type="dxa"/>
@@ -12293,7 +12182,7 @@
         <w:tcBorders>
           <w:top w:val="nil"/>
           <w:left w:val="nil"/>
-          <w:bottom w:val="single" w:sz="24" w:space="0" w:color="C0504D" w:themeColor="accent2"/>
+          <w:bottom w:val="single" w:color="C0504D" w:themeColor="accent2" w:sz="24" w:space="0"/>
           <w:right w:val="nil"/>
           <w:insideH w:val="nil"/>
           <w:insideV w:val="nil"/>
@@ -12310,7 +12199,7 @@
       <w:tblPr/>
       <w:tcPr>
         <w:tcBorders>
-          <w:top w:val="single" w:sz="6" w:space="0" w:color="FFFFFF" w:themeColor="background1"/>
+          <w:top w:val="single" w:color="FFFFFF" w:themeColor="background1" w:sz="6" w:space="0"/>
         </w:tcBorders>
         <w:shd w:val="clear" w:color="auto" w:fill="2C4C74" w:themeFill="accent1" w:themeFillShade="99"/>
       </w:tcPr>
@@ -12326,7 +12215,7 @@
           <w:left w:val="nil"/>
           <w:bottom w:val="nil"/>
           <w:right w:val="nil"/>
-          <w:insideH w:val="single" w:sz="4" w:space="0" w:color="2C4C74" w:themeColor="accent1" w:themeShade="99"/>
+          <w:insideH w:val="single" w:color="2C4C74" w:themeColor="accent1" w:themeShade="99" w:sz="4" w:space="0"/>
           <w:insideV w:val="nil"/>
         </w:tcBorders>
         <w:shd w:val="clear" w:color="auto" w:fill="2C4C74" w:themeFill="accent1" w:themeFillShade="99"/>
@@ -12388,12 +12277,12 @@
       <w:tblStyleColBandSize w:val="1"/>
       <w:tblInd w:w="0" w:type="dxa"/>
       <w:tblBorders>
-        <w:top w:val="single" w:sz="24" w:space="0" w:color="C0504D" w:themeColor="accent2"/>
-        <w:left w:val="single" w:sz="4" w:space="0" w:color="C0504D" w:themeColor="accent2"/>
-        <w:bottom w:val="single" w:sz="4" w:space="0" w:color="C0504D" w:themeColor="accent2"/>
-        <w:right w:val="single" w:sz="4" w:space="0" w:color="C0504D" w:themeColor="accent2"/>
-        <w:insideH w:val="single" w:sz="4" w:space="0" w:color="FFFFFF" w:themeColor="background1"/>
-        <w:insideV w:val="single" w:sz="4" w:space="0" w:color="FFFFFF" w:themeColor="background1"/>
+        <w:top w:val="single" w:color="C0504D" w:themeColor="accent2" w:sz="24" w:space="0"/>
+        <w:left w:val="single" w:color="C0504D" w:themeColor="accent2" w:sz="4" w:space="0"/>
+        <w:bottom w:val="single" w:color="C0504D" w:themeColor="accent2" w:sz="4" w:space="0"/>
+        <w:right w:val="single" w:color="C0504D" w:themeColor="accent2" w:sz="4" w:space="0"/>
+        <w:insideH w:val="single" w:color="FFFFFF" w:themeColor="background1" w:sz="4" w:space="0"/>
+        <w:insideV w:val="single" w:color="FFFFFF" w:themeColor="background1" w:sz="4" w:space="0"/>
       </w:tblBorders>
       <w:tblCellMar>
         <w:top w:w="0" w:type="dxa"/>
@@ -12415,7 +12304,7 @@
         <w:tcBorders>
           <w:top w:val="nil"/>
           <w:left w:val="nil"/>
-          <w:bottom w:val="single" w:sz="24" w:space="0" w:color="C0504D" w:themeColor="accent2"/>
+          <w:bottom w:val="single" w:color="C0504D" w:themeColor="accent2" w:sz="24" w:space="0"/>
           <w:right w:val="nil"/>
           <w:insideH w:val="nil"/>
           <w:insideV w:val="nil"/>
@@ -12432,7 +12321,7 @@
       <w:tblPr/>
       <w:tcPr>
         <w:tcBorders>
-          <w:top w:val="single" w:sz="6" w:space="0" w:color="FFFFFF" w:themeColor="background1"/>
+          <w:top w:val="single" w:color="FFFFFF" w:themeColor="background1" w:sz="6" w:space="0"/>
         </w:tcBorders>
         <w:shd w:val="clear" w:color="auto" w:fill="772C2A" w:themeFill="accent2" w:themeFillShade="99"/>
       </w:tcPr>
@@ -12448,7 +12337,7 @@
           <w:left w:val="nil"/>
           <w:bottom w:val="nil"/>
           <w:right w:val="nil"/>
-          <w:insideH w:val="single" w:sz="4" w:space="0" w:color="772C2A" w:themeColor="accent2" w:themeShade="99"/>
+          <w:insideH w:val="single" w:color="772C2A" w:themeColor="accent2" w:themeShade="99" w:sz="4" w:space="0"/>
           <w:insideV w:val="nil"/>
         </w:tcBorders>
         <w:shd w:val="clear" w:color="auto" w:fill="772C2A" w:themeFill="accent2" w:themeFillShade="99"/>
@@ -12510,12 +12399,12 @@
       <w:tblStyleColBandSize w:val="1"/>
       <w:tblInd w:w="0" w:type="dxa"/>
       <w:tblBorders>
-        <w:top w:val="single" w:sz="24" w:space="0" w:color="8064A2" w:themeColor="accent4"/>
-        <w:left w:val="single" w:sz="4" w:space="0" w:color="9BBB59" w:themeColor="accent3"/>
-        <w:bottom w:val="single" w:sz="4" w:space="0" w:color="9BBB59" w:themeColor="accent3"/>
-        <w:right w:val="single" w:sz="4" w:space="0" w:color="9BBB59" w:themeColor="accent3"/>
-        <w:insideH w:val="single" w:sz="4" w:space="0" w:color="FFFFFF" w:themeColor="background1"/>
-        <w:insideV w:val="single" w:sz="4" w:space="0" w:color="FFFFFF" w:themeColor="background1"/>
+        <w:top w:val="single" w:color="8064A2" w:themeColor="accent4" w:sz="24" w:space="0"/>
+        <w:left w:val="single" w:color="9BBB59" w:themeColor="accent3" w:sz="4" w:space="0"/>
+        <w:bottom w:val="single" w:color="9BBB59" w:themeColor="accent3" w:sz="4" w:space="0"/>
+        <w:right w:val="single" w:color="9BBB59" w:themeColor="accent3" w:sz="4" w:space="0"/>
+        <w:insideH w:val="single" w:color="FFFFFF" w:themeColor="background1" w:sz="4" w:space="0"/>
+        <w:insideV w:val="single" w:color="FFFFFF" w:themeColor="background1" w:sz="4" w:space="0"/>
       </w:tblBorders>
       <w:tblCellMar>
         <w:top w:w="0" w:type="dxa"/>
@@ -12537,7 +12426,7 @@
         <w:tcBorders>
           <w:top w:val="nil"/>
           <w:left w:val="nil"/>
-          <w:bottom w:val="single" w:sz="24" w:space="0" w:color="8064A2" w:themeColor="accent4"/>
+          <w:bottom w:val="single" w:color="8064A2" w:themeColor="accent4" w:sz="24" w:space="0"/>
           <w:right w:val="nil"/>
           <w:insideH w:val="nil"/>
           <w:insideV w:val="nil"/>
@@ -12554,7 +12443,7 @@
       <w:tblPr/>
       <w:tcPr>
         <w:tcBorders>
-          <w:top w:val="single" w:sz="6" w:space="0" w:color="FFFFFF" w:themeColor="background1"/>
+          <w:top w:val="single" w:color="FFFFFF" w:themeColor="background1" w:sz="6" w:space="0"/>
         </w:tcBorders>
         <w:shd w:val="clear" w:color="auto" w:fill="5E7530" w:themeFill="accent3" w:themeFillShade="99"/>
       </w:tcPr>
@@ -12570,7 +12459,7 @@
           <w:left w:val="nil"/>
           <w:bottom w:val="nil"/>
           <w:right w:val="nil"/>
-          <w:insideH w:val="single" w:sz="4" w:space="0" w:color="5E7530" w:themeColor="accent3" w:themeShade="99"/>
+          <w:insideH w:val="single" w:color="5E7530" w:themeColor="accent3" w:themeShade="99" w:sz="4" w:space="0"/>
           <w:insideV w:val="nil"/>
         </w:tcBorders>
         <w:shd w:val="clear" w:color="auto" w:fill="5E7530" w:themeFill="accent3" w:themeFillShade="99"/>
@@ -12622,12 +12511,12 @@
       <w:tblStyleColBandSize w:val="1"/>
       <w:tblInd w:w="0" w:type="dxa"/>
       <w:tblBorders>
-        <w:top w:val="single" w:sz="24" w:space="0" w:color="9BBB59" w:themeColor="accent3"/>
-        <w:left w:val="single" w:sz="4" w:space="0" w:color="8064A2" w:themeColor="accent4"/>
-        <w:bottom w:val="single" w:sz="4" w:space="0" w:color="8064A2" w:themeColor="accent4"/>
-        <w:right w:val="single" w:sz="4" w:space="0" w:color="8064A2" w:themeColor="accent4"/>
-        <w:insideH w:val="single" w:sz="4" w:space="0" w:color="FFFFFF" w:themeColor="background1"/>
-        <w:insideV w:val="single" w:sz="4" w:space="0" w:color="FFFFFF" w:themeColor="background1"/>
+        <w:top w:val="single" w:color="9BBB59" w:themeColor="accent3" w:sz="24" w:space="0"/>
+        <w:left w:val="single" w:color="8064A2" w:themeColor="accent4" w:sz="4" w:space="0"/>
+        <w:bottom w:val="single" w:color="8064A2" w:themeColor="accent4" w:sz="4" w:space="0"/>
+        <w:right w:val="single" w:color="8064A2" w:themeColor="accent4" w:sz="4" w:space="0"/>
+        <w:insideH w:val="single" w:color="FFFFFF" w:themeColor="background1" w:sz="4" w:space="0"/>
+        <w:insideV w:val="single" w:color="FFFFFF" w:themeColor="background1" w:sz="4" w:space="0"/>
       </w:tblBorders>
       <w:tblCellMar>
         <w:top w:w="0" w:type="dxa"/>
@@ -12649,7 +12538,7 @@
         <w:tcBorders>
           <w:top w:val="nil"/>
           <w:left w:val="nil"/>
-          <w:bottom w:val="single" w:sz="24" w:space="0" w:color="9BBB59" w:themeColor="accent3"/>
+          <w:bottom w:val="single" w:color="9BBB59" w:themeColor="accent3" w:sz="24" w:space="0"/>
           <w:right w:val="nil"/>
           <w:insideH w:val="nil"/>
           <w:insideV w:val="nil"/>
@@ -12666,7 +12555,7 @@
       <w:tblPr/>
       <w:tcPr>
         <w:tcBorders>
-          <w:top w:val="single" w:sz="6" w:space="0" w:color="FFFFFF" w:themeColor="background1"/>
+          <w:top w:val="single" w:color="FFFFFF" w:themeColor="background1" w:sz="6" w:space="0"/>
         </w:tcBorders>
         <w:shd w:val="clear" w:color="auto" w:fill="4C3B62" w:themeFill="accent4" w:themeFillShade="99"/>
       </w:tcPr>
@@ -12682,7 +12571,7 @@
           <w:left w:val="nil"/>
           <w:bottom w:val="nil"/>
           <w:right w:val="nil"/>
-          <w:insideH w:val="single" w:sz="4" w:space="0" w:color="4C3B62" w:themeColor="accent4" w:themeShade="99"/>
+          <w:insideH w:val="single" w:color="4C3B62" w:themeColor="accent4" w:themeShade="99" w:sz="4" w:space="0"/>
           <w:insideV w:val="nil"/>
         </w:tcBorders>
         <w:shd w:val="clear" w:color="auto" w:fill="4C3B62" w:themeFill="accent4" w:themeFillShade="99"/>
@@ -12744,12 +12633,12 @@
       <w:tblStyleColBandSize w:val="1"/>
       <w:tblInd w:w="0" w:type="dxa"/>
       <w:tblBorders>
-        <w:top w:val="single" w:sz="24" w:space="0" w:color="F79646" w:themeColor="accent6"/>
-        <w:left w:val="single" w:sz="4" w:space="0" w:color="4BACC6" w:themeColor="accent5"/>
-        <w:bottom w:val="single" w:sz="4" w:space="0" w:color="4BACC6" w:themeColor="accent5"/>
-        <w:right w:val="single" w:sz="4" w:space="0" w:color="4BACC6" w:themeColor="accent5"/>
-        <w:insideH w:val="single" w:sz="4" w:space="0" w:color="FFFFFF" w:themeColor="background1"/>
-        <w:insideV w:val="single" w:sz="4" w:space="0" w:color="FFFFFF" w:themeColor="background1"/>
+        <w:top w:val="single" w:color="F79646" w:themeColor="accent6" w:sz="24" w:space="0"/>
+        <w:left w:val="single" w:color="4BACC6" w:themeColor="accent5" w:sz="4" w:space="0"/>
+        <w:bottom w:val="single" w:color="4BACC6" w:themeColor="accent5" w:sz="4" w:space="0"/>
+        <w:right w:val="single" w:color="4BACC6" w:themeColor="accent5" w:sz="4" w:space="0"/>
+        <w:insideH w:val="single" w:color="FFFFFF" w:themeColor="background1" w:sz="4" w:space="0"/>
+        <w:insideV w:val="single" w:color="FFFFFF" w:themeColor="background1" w:sz="4" w:space="0"/>
       </w:tblBorders>
       <w:tblCellMar>
         <w:top w:w="0" w:type="dxa"/>
@@ -12771,7 +12660,7 @@
         <w:tcBorders>
           <w:top w:val="nil"/>
           <w:left w:val="nil"/>
-          <w:bottom w:val="single" w:sz="24" w:space="0" w:color="F79646" w:themeColor="accent6"/>
+          <w:bottom w:val="single" w:color="F79646" w:themeColor="accent6" w:sz="24" w:space="0"/>
           <w:right w:val="nil"/>
           <w:insideH w:val="nil"/>
           <w:insideV w:val="nil"/>
@@ -12788,7 +12677,7 @@
       <w:tblPr/>
       <w:tcPr>
         <w:tcBorders>
-          <w:top w:val="single" w:sz="6" w:space="0" w:color="FFFFFF" w:themeColor="background1"/>
+          <w:top w:val="single" w:color="FFFFFF" w:themeColor="background1" w:sz="6" w:space="0"/>
         </w:tcBorders>
         <w:shd w:val="clear" w:color="auto" w:fill="276A7C" w:themeFill="accent5" w:themeFillShade="99"/>
       </w:tcPr>
@@ -12804,7 +12693,7 @@
           <w:left w:val="nil"/>
           <w:bottom w:val="nil"/>
           <w:right w:val="nil"/>
-          <w:insideH w:val="single" w:sz="4" w:space="0" w:color="276A7C" w:themeColor="accent5" w:themeShade="99"/>
+          <w:insideH w:val="single" w:color="276A7C" w:themeColor="accent5" w:themeShade="99" w:sz="4" w:space="0"/>
           <w:insideV w:val="nil"/>
         </w:tcBorders>
         <w:shd w:val="clear" w:color="auto" w:fill="276A7C" w:themeFill="accent5" w:themeFillShade="99"/>
@@ -12866,12 +12755,12 @@
       <w:tblStyleColBandSize w:val="1"/>
       <w:tblInd w:w="0" w:type="dxa"/>
       <w:tblBorders>
-        <w:top w:val="single" w:sz="24" w:space="0" w:color="4BACC6" w:themeColor="accent5"/>
-        <w:left w:val="single" w:sz="4" w:space="0" w:color="F79646" w:themeColor="accent6"/>
-        <w:bottom w:val="single" w:sz="4" w:space="0" w:color="F79646" w:themeColor="accent6"/>
-        <w:right w:val="single" w:sz="4" w:space="0" w:color="F79646" w:themeColor="accent6"/>
-        <w:insideH w:val="single" w:sz="4" w:space="0" w:color="FFFFFF" w:themeColor="background1"/>
-        <w:insideV w:val="single" w:sz="4" w:space="0" w:color="FFFFFF" w:themeColor="background1"/>
+        <w:top w:val="single" w:color="4BACC6" w:themeColor="accent5" w:sz="24" w:space="0"/>
+        <w:left w:val="single" w:color="F79646" w:themeColor="accent6" w:sz="4" w:space="0"/>
+        <w:bottom w:val="single" w:color="F79646" w:themeColor="accent6" w:sz="4" w:space="0"/>
+        <w:right w:val="single" w:color="F79646" w:themeColor="accent6" w:sz="4" w:space="0"/>
+        <w:insideH w:val="single" w:color="FFFFFF" w:themeColor="background1" w:sz="4" w:space="0"/>
+        <w:insideV w:val="single" w:color="FFFFFF" w:themeColor="background1" w:sz="4" w:space="0"/>
       </w:tblBorders>
       <w:tblCellMar>
         <w:top w:w="0" w:type="dxa"/>
@@ -12893,7 +12782,7 @@
         <w:tcBorders>
           <w:top w:val="nil"/>
           <w:left w:val="nil"/>
-          <w:bottom w:val="single" w:sz="24" w:space="0" w:color="4BACC6" w:themeColor="accent5"/>
+          <w:bottom w:val="single" w:color="4BACC6" w:themeColor="accent5" w:sz="24" w:space="0"/>
           <w:right w:val="nil"/>
           <w:insideH w:val="nil"/>
           <w:insideV w:val="nil"/>
@@ -12910,7 +12799,7 @@
       <w:tblPr/>
       <w:tcPr>
         <w:tcBorders>
-          <w:top w:val="single" w:sz="6" w:space="0" w:color="FFFFFF" w:themeColor="background1"/>
+          <w:top w:val="single" w:color="FFFFFF" w:themeColor="background1" w:sz="6" w:space="0"/>
         </w:tcBorders>
         <w:shd w:val="clear" w:color="auto" w:fill="B65608" w:themeFill="accent6" w:themeFillShade="99"/>
       </w:tcPr>
@@ -12926,7 +12815,7 @@
           <w:left w:val="nil"/>
           <w:bottom w:val="nil"/>
           <w:right w:val="nil"/>
-          <w:insideH w:val="single" w:sz="4" w:space="0" w:color="B65608" w:themeColor="accent6" w:themeShade="99"/>
+          <w:insideH w:val="single" w:color="B65608" w:themeColor="accent6" w:themeShade="99" w:sz="4" w:space="0"/>
           <w:insideV w:val="nil"/>
         </w:tcBorders>
         <w:shd w:val="clear" w:color="auto" w:fill="B65608" w:themeFill="accent6" w:themeFillShade="99"/>
@@ -13006,7 +12895,7 @@
       <w:tblPr/>
       <w:tcPr>
         <w:tcBorders>
-          <w:bottom w:val="single" w:sz="12" w:space="0" w:color="FFFFFF" w:themeColor="background1"/>
+          <w:bottom w:val="single" w:color="FFFFFF" w:themeColor="background1" w:sz="12" w:space="0"/>
         </w:tcBorders>
         <w:shd w:val="clear" w:color="auto" w:fill="9E3A38" w:themeFill="accent2" w:themeFillShade="CC"/>
       </w:tcPr>
@@ -13020,7 +12909,7 @@
       <w:tblPr/>
       <w:tcPr>
         <w:tcBorders>
-          <w:top w:val="single" w:sz="12" w:space="0" w:color="000000" w:themeColor="text1"/>
+          <w:top w:val="single" w:color="000000" w:themeColor="text1" w:sz="12" w:space="0"/>
         </w:tcBorders>
         <w:shd w:val="clear" w:color="auto" w:fill="FFFFFF" w:themeFill="background1"/>
       </w:tcPr>
@@ -13092,7 +12981,7 @@
       <w:tblPr/>
       <w:tcPr>
         <w:tcBorders>
-          <w:bottom w:val="single" w:sz="12" w:space="0" w:color="FFFFFF" w:themeColor="background1"/>
+          <w:bottom w:val="single" w:color="FFFFFF" w:themeColor="background1" w:sz="12" w:space="0"/>
         </w:tcBorders>
         <w:shd w:val="clear" w:color="auto" w:fill="9E3A38" w:themeFill="accent2" w:themeFillShade="CC"/>
       </w:tcPr>
@@ -13106,7 +12995,7 @@
       <w:tblPr/>
       <w:tcPr>
         <w:tcBorders>
-          <w:top w:val="single" w:sz="12" w:space="0" w:color="000000" w:themeColor="text1"/>
+          <w:top w:val="single" w:color="000000" w:themeColor="text1" w:sz="12" w:space="0"/>
         </w:tcBorders>
         <w:shd w:val="clear" w:color="auto" w:fill="FFFFFF" w:themeFill="background1"/>
       </w:tcPr>
@@ -13178,7 +13067,7 @@
       <w:tblPr/>
       <w:tcPr>
         <w:tcBorders>
-          <w:bottom w:val="single" w:sz="12" w:space="0" w:color="FFFFFF" w:themeColor="background1"/>
+          <w:bottom w:val="single" w:color="FFFFFF" w:themeColor="background1" w:sz="12" w:space="0"/>
         </w:tcBorders>
         <w:shd w:val="clear" w:color="auto" w:fill="9E3A38" w:themeFill="accent2" w:themeFillShade="CC"/>
       </w:tcPr>
@@ -13192,7 +13081,7 @@
       <w:tblPr/>
       <w:tcPr>
         <w:tcBorders>
-          <w:top w:val="single" w:sz="12" w:space="0" w:color="000000" w:themeColor="text1"/>
+          <w:top w:val="single" w:color="000000" w:themeColor="text1" w:sz="12" w:space="0"/>
         </w:tcBorders>
         <w:shd w:val="clear" w:color="auto" w:fill="FFFFFF" w:themeFill="background1"/>
       </w:tcPr>
@@ -13264,7 +13153,7 @@
       <w:tblPr/>
       <w:tcPr>
         <w:tcBorders>
-          <w:bottom w:val="single" w:sz="12" w:space="0" w:color="FFFFFF" w:themeColor="background1"/>
+          <w:bottom w:val="single" w:color="FFFFFF" w:themeColor="background1" w:sz="12" w:space="0"/>
         </w:tcBorders>
         <w:shd w:val="clear" w:color="auto" w:fill="664E82" w:themeFill="accent4" w:themeFillShade="CC"/>
       </w:tcPr>
@@ -13278,7 +13167,7 @@
       <w:tblPr/>
       <w:tcPr>
         <w:tcBorders>
-          <w:top w:val="single" w:sz="12" w:space="0" w:color="000000" w:themeColor="text1"/>
+          <w:top w:val="single" w:color="000000" w:themeColor="text1" w:sz="12" w:space="0"/>
         </w:tcBorders>
         <w:shd w:val="clear" w:color="auto" w:fill="FFFFFF" w:themeFill="background1"/>
       </w:tcPr>
@@ -13350,7 +13239,7 @@
       <w:tblPr/>
       <w:tcPr>
         <w:tcBorders>
-          <w:bottom w:val="single" w:sz="12" w:space="0" w:color="FFFFFF" w:themeColor="background1"/>
+          <w:bottom w:val="single" w:color="FFFFFF" w:themeColor="background1" w:sz="12" w:space="0"/>
         </w:tcBorders>
         <w:shd w:val="clear" w:color="auto" w:fill="7E9C40" w:themeFill="accent3" w:themeFillShade="CC"/>
       </w:tcPr>
@@ -13364,7 +13253,7 @@
       <w:tblPr/>
       <w:tcPr>
         <w:tcBorders>
-          <w:top w:val="single" w:sz="12" w:space="0" w:color="000000" w:themeColor="text1"/>
+          <w:top w:val="single" w:color="000000" w:themeColor="text1" w:sz="12" w:space="0"/>
         </w:tcBorders>
         <w:shd w:val="clear" w:color="auto" w:fill="FFFFFF" w:themeFill="background1"/>
       </w:tcPr>
@@ -13436,7 +13325,7 @@
       <w:tblPr/>
       <w:tcPr>
         <w:tcBorders>
-          <w:bottom w:val="single" w:sz="12" w:space="0" w:color="FFFFFF" w:themeColor="background1"/>
+          <w:bottom w:val="single" w:color="FFFFFF" w:themeColor="background1" w:sz="12" w:space="0"/>
         </w:tcBorders>
         <w:shd w:val="clear" w:color="auto" w:fill="F2730A" w:themeFill="accent6" w:themeFillShade="CC"/>
       </w:tcPr>
@@ -13450,7 +13339,7 @@
       <w:tblPr/>
       <w:tcPr>
         <w:tcBorders>
-          <w:top w:val="single" w:sz="12" w:space="0" w:color="000000" w:themeColor="text1"/>
+          <w:top w:val="single" w:color="000000" w:themeColor="text1" w:sz="12" w:space="0"/>
         </w:tcBorders>
         <w:shd w:val="clear" w:color="auto" w:fill="FFFFFF" w:themeFill="background1"/>
       </w:tcPr>
@@ -13522,7 +13411,7 @@
       <w:tblPr/>
       <w:tcPr>
         <w:tcBorders>
-          <w:bottom w:val="single" w:sz="12" w:space="0" w:color="FFFFFF" w:themeColor="background1"/>
+          <w:bottom w:val="single" w:color="FFFFFF" w:themeColor="background1" w:sz="12" w:space="0"/>
         </w:tcBorders>
         <w:shd w:val="clear" w:color="auto" w:fill="348DA5" w:themeFill="accent5" w:themeFillShade="CC"/>
       </w:tcPr>
@@ -13536,7 +13425,7 @@
       <w:tblPr/>
       <w:tcPr>
         <w:tcBorders>
-          <w:top w:val="single" w:sz="12" w:space="0" w:color="000000" w:themeColor="text1"/>
+          <w:top w:val="single" w:color="000000" w:themeColor="text1" w:sz="12" w:space="0"/>
         </w:tcBorders>
         <w:shd w:val="clear" w:color="auto" w:fill="FFFFFF" w:themeFill="background1"/>
       </w:tcPr>
@@ -13590,7 +13479,7 @@
       <w:tblStyleColBandSize w:val="1"/>
       <w:tblInd w:w="0" w:type="dxa"/>
       <w:tblBorders>
-        <w:insideH w:val="single" w:sz="4" w:space="0" w:color="FFFFFF" w:themeColor="background1"/>
+        <w:insideH w:val="single" w:color="FFFFFF" w:themeColor="background1" w:sz="4" w:space="0"/>
       </w:tblBorders>
       <w:tblCellMar>
         <w:top w:w="0" w:type="dxa"/>
@@ -13670,7 +13559,7 @@
       <w:tblStyleColBandSize w:val="1"/>
       <w:tblInd w:w="0" w:type="dxa"/>
       <w:tblBorders>
-        <w:insideH w:val="single" w:sz="4" w:space="0" w:color="FFFFFF" w:themeColor="background1"/>
+        <w:insideH w:val="single" w:color="FFFFFF" w:themeColor="background1" w:sz="4" w:space="0"/>
       </w:tblBorders>
       <w:tblCellMar>
         <w:top w:w="0" w:type="dxa"/>
@@ -13750,7 +13639,7 @@
       <w:tblStyleColBandSize w:val="1"/>
       <w:tblInd w:w="0" w:type="dxa"/>
       <w:tblBorders>
-        <w:insideH w:val="single" w:sz="4" w:space="0" w:color="FFFFFF" w:themeColor="background1"/>
+        <w:insideH w:val="single" w:color="FFFFFF" w:themeColor="background1" w:sz="4" w:space="0"/>
       </w:tblBorders>
       <w:tblCellMar>
         <w:top w:w="0" w:type="dxa"/>
@@ -13830,7 +13719,7 @@
       <w:tblStyleColBandSize w:val="1"/>
       <w:tblInd w:w="0" w:type="dxa"/>
       <w:tblBorders>
-        <w:insideH w:val="single" w:sz="4" w:space="0" w:color="FFFFFF" w:themeColor="background1"/>
+        <w:insideH w:val="single" w:color="FFFFFF" w:themeColor="background1" w:sz="4" w:space="0"/>
       </w:tblBorders>
       <w:tblCellMar>
         <w:top w:w="0" w:type="dxa"/>
@@ -13910,7 +13799,7 @@
       <w:tblStyleColBandSize w:val="1"/>
       <w:tblInd w:w="0" w:type="dxa"/>
       <w:tblBorders>
-        <w:insideH w:val="single" w:sz="4" w:space="0" w:color="FFFFFF" w:themeColor="background1"/>
+        <w:insideH w:val="single" w:color="FFFFFF" w:themeColor="background1" w:sz="4" w:space="0"/>
       </w:tblBorders>
       <w:tblCellMar>
         <w:top w:w="0" w:type="dxa"/>
@@ -13990,7 +13879,7 @@
       <w:tblStyleColBandSize w:val="1"/>
       <w:tblInd w:w="0" w:type="dxa"/>
       <w:tblBorders>
-        <w:insideH w:val="single" w:sz="4" w:space="0" w:color="FFFFFF" w:themeColor="background1"/>
+        <w:insideH w:val="single" w:color="FFFFFF" w:themeColor="background1" w:sz="4" w:space="0"/>
       </w:tblBorders>
       <w:tblCellMar>
         <w:top w:w="0" w:type="dxa"/>
@@ -14070,7 +13959,7 @@
       <w:tblStyleColBandSize w:val="1"/>
       <w:tblInd w:w="0" w:type="dxa"/>
       <w:tblBorders>
-        <w:insideH w:val="single" w:sz="4" w:space="0" w:color="FFFFFF" w:themeColor="background1"/>
+        <w:insideH w:val="single" w:color="FFFFFF" w:themeColor="background1" w:sz="4" w:space="0"/>
       </w:tblBorders>
       <w:tblCellMar>
         <w:top w:w="0" w:type="dxa"/>
